--- a/Comag_Pub/Q&A.docx
+++ b/Comag_Pub/Q&A.docx
@@ -1,10 +1,10 @@
 
 <file path=word/document.xml><?xml version="1.0" encoding="utf-8"?>
-<w:document xmlns:wpc="http://schemas.microsoft.com/office/word/2010/wordprocessingCanvas" xmlns:mc="http://schemas.openxmlformats.org/markup-compatibility/2006" xmlns:o="urn:schemas-microsoft-com:office:office" xmlns:r="http://schemas.openxmlformats.org/officeDocument/2006/relationships" xmlns:m="http://schemas.openxmlformats.org/officeDocument/2006/math" xmlns:v="urn:schemas-microsoft-com:vml" xmlns:wp14="http://schemas.microsoft.com/office/word/2010/wordprocessingDrawing" xmlns:wp="http://schemas.openxmlformats.org/drawingml/2006/wordprocessingDrawing" xmlns:w="http://schemas.openxmlformats.org/wordprocessingml/2006/main" xmlns:w14="http://schemas.microsoft.com/office/word/2010/wordml" xmlns:w10="urn:schemas-microsoft-com:office:word" xmlns:w15="http://schemas.microsoft.com/office/word/2012/wordml" xmlns:wpg="http://schemas.microsoft.com/office/word/2010/wordprocessingGroup" xmlns:wpi="http://schemas.microsoft.com/office/word/2010/wordprocessingInk" xmlns:wne="http://schemas.microsoft.com/office/word/2006/wordml" xmlns:wps="http://schemas.microsoft.com/office/word/2010/wordprocessingShape" xmlns:wpsCustomData="http://www.wps.cn/officeDocument/2013/wpsCustomData" mc:Ignorable="w14 w15 wp14">
+<w:document xmlns:wpc="http://schemas.microsoft.com/office/word/2010/wordprocessingCanvas" xmlns:cx="http://schemas.microsoft.com/office/drawing/2014/chartex" xmlns:cx1="http://schemas.microsoft.com/office/drawing/2015/9/8/chartex" xmlns:cx2="http://schemas.microsoft.com/office/drawing/2015/10/21/chartex" xmlns:cx3="http://schemas.microsoft.com/office/drawing/2016/5/9/chartex" xmlns:cx4="http://schemas.microsoft.com/office/drawing/2016/5/10/chartex" xmlns:cx5="http://schemas.microsoft.com/office/drawing/2016/5/11/chartex" xmlns:cx6="http://schemas.microsoft.com/office/drawing/2016/5/12/chartex" xmlns:cx7="http://schemas.microsoft.com/office/drawing/2016/5/13/chartex" xmlns:cx8="http://schemas.microsoft.com/office/drawing/2016/5/14/chartex" xmlns:mc="http://schemas.openxmlformats.org/markup-compatibility/2006" xmlns:aink="http://schemas.microsoft.com/office/drawing/2016/ink" xmlns:am3d="http://schemas.microsoft.com/office/drawing/2017/model3d" xmlns:o="urn:schemas-microsoft-com:office:office" xmlns:r="http://schemas.openxmlformats.org/officeDocument/2006/relationships" xmlns:m="http://schemas.openxmlformats.org/officeDocument/2006/math" xmlns:v="urn:schemas-microsoft-com:vml" xmlns:wp14="http://schemas.microsoft.com/office/word/2010/wordprocessingDrawing" xmlns:wp="http://schemas.openxmlformats.org/drawingml/2006/wordprocessingDrawing" xmlns:w10="urn:schemas-microsoft-com:office:word" xmlns:w="http://schemas.openxmlformats.org/wordprocessingml/2006/main" xmlns:w14="http://schemas.microsoft.com/office/word/2010/wordml" xmlns:w15="http://schemas.microsoft.com/office/word/2012/wordml" xmlns:w16cid="http://schemas.microsoft.com/office/word/2016/wordml/cid" xmlns:w16se="http://schemas.microsoft.com/office/word/2015/wordml/symex" xmlns:wpg="http://schemas.microsoft.com/office/word/2010/wordprocessingGroup" xmlns:wpi="http://schemas.microsoft.com/office/word/2010/wordprocessingInk" xmlns:wne="http://schemas.microsoft.com/office/word/2006/wordml" xmlns:wps="http://schemas.microsoft.com/office/word/2010/wordprocessingShape" mc:Ignorable="w14 w15 w16se w16cid wp14">
   <w:body>
     <w:p>
       <w:pPr>
-        <w:spacing w:after="156" w:afterLines="50"/>
+        <w:spacing w:afterLines="50" w:after="156"/>
         <w:rPr>
           <w:rFonts w:ascii="Times New Roman" w:hAnsi="Times New Roman" w:cs="Times New Roman"/>
           <w:color w:val="C00000"/>
@@ -20,7 +20,7 @@
     </w:p>
     <w:p>
       <w:pPr>
-        <w:spacing w:after="156" w:afterLines="50"/>
+        <w:spacing w:afterLines="50" w:after="156"/>
         <w:rPr>
           <w:rFonts w:ascii="Times New Roman" w:hAnsi="Times New Roman" w:cs="Times New Roman"/>
         </w:rPr>
@@ -29,14 +29,48 @@
         <w:rPr>
           <w:rFonts w:ascii="Times New Roman" w:hAnsi="Times New Roman" w:cs="Times New Roman"/>
         </w:rPr>
-        <w:t>Q1: If the argument against vapor cell includes mm-thick walls for limiting short-range interactions below 100 um, I am not understanding how cold-atom comagnetometers over come this range in part by not having ‘cell walls’---isn’t the cold-atom comagnetometer contained within a vacuum chamber?</w:t>
+        <w:t xml:space="preserve">Q1: If the argument against vapor cell includes mm-thick walls for limiting short-range interactions below 100 </w:t>
+      </w:r>
+      <w:proofErr w:type="gramStart"/>
+      <w:r>
+        <w:rPr>
+          <w:rFonts w:ascii="Times New Roman" w:hAnsi="Times New Roman" w:cs="Times New Roman"/>
+        </w:rPr>
+        <w:t>um</w:t>
+      </w:r>
+      <w:proofErr w:type="gramEnd"/>
+      <w:r>
+        <w:rPr>
+          <w:rFonts w:ascii="Times New Roman" w:hAnsi="Times New Roman" w:cs="Times New Roman"/>
+        </w:rPr>
+        <w:t xml:space="preserve">, I am not understanding how cold-atom comagnetometers </w:t>
+      </w:r>
+      <w:proofErr w:type="spellStart"/>
+      <w:r>
+        <w:rPr>
+          <w:rFonts w:ascii="Times New Roman" w:hAnsi="Times New Roman" w:cs="Times New Roman"/>
+        </w:rPr>
+        <w:t>over come</w:t>
+      </w:r>
+      <w:proofErr w:type="spellEnd"/>
+      <w:r>
+        <w:rPr>
+          <w:rFonts w:ascii="Times New Roman" w:hAnsi="Times New Roman" w:cs="Times New Roman"/>
+        </w:rPr>
+        <w:t xml:space="preserve"> this range in part by not having ‘cell walls’---isn’t the cold-atom </w:t>
+      </w:r>
+      <w:r>
+        <w:rPr>
+          <w:rFonts w:ascii="Times New Roman" w:hAnsi="Times New Roman" w:cs="Times New Roman"/>
+        </w:rPr>
+        <w:t>comagnetometer contained within a vacuum chamber?</w:t>
       </w:r>
     </w:p>
     <w:p>
       <w:pPr>
-        <w:spacing w:after="156" w:afterLines="50"/>
-        <w:rPr>
-          <w:rFonts w:ascii="Times New Roman" w:hAnsi="Times New Roman" w:eastAsia="华文宋体" w:cs="Times New Roman"/>
+        <w:spacing w:afterLines="50" w:after="156"/>
+        <w:rPr>
+          <w:rFonts w:ascii="Times New Roman" w:eastAsia="华文宋体" w:hAnsi="Times New Roman" w:cs="Times New Roman"/>
         </w:rPr>
       </w:pPr>
       <w:r>
@@ -47,60 +81,171 @@
       </w:r>
       <w:r>
         <w:rPr>
-          <w:rFonts w:ascii="Times New Roman" w:hAnsi="Times New Roman" w:eastAsia="华文宋体" w:cs="Times New Roman"/>
-        </w:rPr>
-        <w:t>热原子体系需要使用vapor cell封装原子，cell的尺寸一般在毫米量级。而冷原子体系由光阱装载，并不依赖于cell wall的束缚，原子团布居局域，因此原子和质量块都封装在真空腔内，中间没有窗片</w:t>
-      </w:r>
-      <w:r>
-        <w:rPr>
-          <w:rFonts w:hint="eastAsia" w:ascii="Times New Roman" w:hAnsi="Times New Roman" w:eastAsia="华文宋体" w:cs="Times New Roman"/>
-        </w:rPr>
-        <w:t>和腔壁</w:t>
-      </w:r>
-      <w:r>
-        <w:rPr>
-          <w:rFonts w:ascii="Times New Roman" w:hAnsi="Times New Roman" w:eastAsia="华文宋体" w:cs="Times New Roman"/>
+          <w:rFonts w:ascii="Times New Roman" w:eastAsia="华文宋体" w:hAnsi="Times New Roman" w:cs="Times New Roman"/>
+        </w:rPr>
+        <w:t>热原子体系需要使用</w:t>
+      </w:r>
+      <w:r>
+        <w:rPr>
+          <w:rFonts w:ascii="Times New Roman" w:eastAsia="华文宋体" w:hAnsi="Times New Roman" w:cs="Times New Roman"/>
+        </w:rPr>
+        <w:t>vapor cell</w:t>
+      </w:r>
+      <w:r>
+        <w:rPr>
+          <w:rFonts w:ascii="Times New Roman" w:eastAsia="华文宋体" w:hAnsi="Times New Roman" w:cs="Times New Roman"/>
+        </w:rPr>
+        <w:t>封装原子，</w:t>
+      </w:r>
+      <w:r>
+        <w:rPr>
+          <w:rFonts w:ascii="Times New Roman" w:eastAsia="华文宋体" w:hAnsi="Times New Roman" w:cs="Times New Roman"/>
+        </w:rPr>
+        <w:t>cell</w:t>
+      </w:r>
+      <w:r>
+        <w:rPr>
+          <w:rFonts w:ascii="Times New Roman" w:eastAsia="华文宋体" w:hAnsi="Times New Roman" w:cs="Times New Roman"/>
+        </w:rPr>
+        <w:t>的尺寸一般在毫米量级。而冷原子体系由光</w:t>
+      </w:r>
+      <w:proofErr w:type="gramStart"/>
+      <w:r>
+        <w:rPr>
+          <w:rFonts w:ascii="Times New Roman" w:eastAsia="华文宋体" w:hAnsi="Times New Roman" w:cs="Times New Roman"/>
+        </w:rPr>
+        <w:t>阱</w:t>
+      </w:r>
+      <w:proofErr w:type="gramEnd"/>
+      <w:r>
+        <w:rPr>
+          <w:rFonts w:ascii="Times New Roman" w:eastAsia="华文宋体" w:hAnsi="Times New Roman" w:cs="Times New Roman"/>
+        </w:rPr>
+        <w:t>装载，并不依赖于</w:t>
+      </w:r>
+      <w:r>
+        <w:rPr>
+          <w:rFonts w:ascii="Times New Roman" w:eastAsia="华文宋体" w:hAnsi="Times New Roman" w:cs="Times New Roman"/>
+        </w:rPr>
+        <w:t>cell wall</w:t>
+      </w:r>
+      <w:r>
+        <w:rPr>
+          <w:rFonts w:ascii="Times New Roman" w:eastAsia="华文宋体" w:hAnsi="Times New Roman" w:cs="Times New Roman"/>
+        </w:rPr>
+        <w:t>的束缚，</w:t>
+      </w:r>
+      <w:proofErr w:type="gramStart"/>
+      <w:r>
+        <w:rPr>
+          <w:rFonts w:ascii="Times New Roman" w:eastAsia="华文宋体" w:hAnsi="Times New Roman" w:cs="Times New Roman"/>
+        </w:rPr>
+        <w:t>原子团布居局</w:t>
+      </w:r>
+      <w:proofErr w:type="gramEnd"/>
+      <w:r>
+        <w:rPr>
+          <w:rFonts w:ascii="Times New Roman" w:eastAsia="华文宋体" w:hAnsi="Times New Roman" w:cs="Times New Roman"/>
+        </w:rPr>
+        <w:t>域，因此原子和质量块都封装在真空腔内，中间</w:t>
+      </w:r>
+      <w:proofErr w:type="gramStart"/>
+      <w:r>
+        <w:rPr>
+          <w:rFonts w:ascii="Times New Roman" w:eastAsia="华文宋体" w:hAnsi="Times New Roman" w:cs="Times New Roman"/>
+        </w:rPr>
+        <w:t>没有窗片</w:t>
+      </w:r>
+      <w:proofErr w:type="gramEnd"/>
+      <w:r>
+        <w:rPr>
+          <w:rFonts w:ascii="Times New Roman" w:eastAsia="华文宋体" w:hAnsi="Times New Roman" w:cs="Times New Roman" w:hint="eastAsia"/>
+        </w:rPr>
+        <w:t>和</w:t>
+      </w:r>
+      <w:proofErr w:type="gramStart"/>
+      <w:r>
+        <w:rPr>
+          <w:rFonts w:ascii="Times New Roman" w:eastAsia="华文宋体" w:hAnsi="Times New Roman" w:cs="Times New Roman" w:hint="eastAsia"/>
+        </w:rPr>
+        <w:t>腔</w:t>
+      </w:r>
+      <w:proofErr w:type="gramEnd"/>
+      <w:r>
+        <w:rPr>
+          <w:rFonts w:ascii="Times New Roman" w:eastAsia="华文宋体" w:hAnsi="Times New Roman" w:cs="Times New Roman" w:hint="eastAsia"/>
+        </w:rPr>
+        <w:t>壁</w:t>
+      </w:r>
+      <w:r>
+        <w:rPr>
+          <w:rFonts w:ascii="Times New Roman" w:eastAsia="华文宋体" w:hAnsi="Times New Roman" w:cs="Times New Roman"/>
         </w:rPr>
         <w:t>阻隔。</w:t>
       </w:r>
     </w:p>
     <w:p>
       <w:pPr>
-        <w:spacing w:after="156" w:afterLines="50"/>
-        <w:rPr>
-          <w:rFonts w:ascii="Times New Roman" w:hAnsi="Times New Roman" w:eastAsia="华文宋体" w:cs="Times New Roman"/>
+        <w:spacing w:afterLines="50" w:after="156"/>
+        <w:rPr>
+          <w:rFonts w:ascii="Times New Roman" w:eastAsia="华文宋体" w:hAnsi="Times New Roman" w:cs="Times New Roman"/>
         </w:rPr>
       </w:pPr>
       <w:r>
         <w:rPr>
-          <w:rFonts w:ascii="Times New Roman" w:hAnsi="Times New Roman" w:eastAsia="华文宋体" w:cs="Times New Roman"/>
-        </w:rPr>
-        <w:t>Q2: The total field used herein is relatively high compared to some of the other paramagnetic/paramagnetic-diamagnetic/and diag\magnetic pair systems you’ve mentioned in the introduction, which you allude to in the introduction. Doesn’t this affect your absolute energy resolution quite significantly as compared to these systems, as a ppm on 0.1 G is not as impressive as a ppm on the much lower fields used in those studies?</w:t>
+          <w:rFonts w:ascii="Times New Roman" w:eastAsia="华文宋体" w:hAnsi="Times New Roman" w:cs="Times New Roman"/>
+        </w:rPr>
+        <w:t>Q2: The total field used herein is relatively high compared to some of the other paramagnetic/p</w:t>
+      </w:r>
+      <w:r>
+        <w:rPr>
+          <w:rFonts w:ascii="Times New Roman" w:eastAsia="华文宋体" w:hAnsi="Times New Roman" w:cs="Times New Roman"/>
+        </w:rPr>
+        <w:t xml:space="preserve">aramagnetic-diamagnetic/and </w:t>
+      </w:r>
+      <w:proofErr w:type="spellStart"/>
+      <w:r>
+        <w:rPr>
+          <w:rFonts w:ascii="Times New Roman" w:eastAsia="华文宋体" w:hAnsi="Times New Roman" w:cs="Times New Roman"/>
+        </w:rPr>
+        <w:t>diag</w:t>
+      </w:r>
+      <w:proofErr w:type="spellEnd"/>
+      <w:r>
+        <w:rPr>
+          <w:rFonts w:ascii="Times New Roman" w:eastAsia="华文宋体" w:hAnsi="Times New Roman" w:cs="Times New Roman"/>
+        </w:rPr>
+        <w:t>\magnetic pair systems you’ve mentioned in the introduction, which you allude to in the introduction. Doesn’t this affect your absolute energy resolution quite significantly as compared to these systems, as a ppm on 0.1 G is</w:t>
+      </w:r>
+      <w:r>
+        <w:rPr>
+          <w:rFonts w:ascii="Times New Roman" w:eastAsia="华文宋体" w:hAnsi="Times New Roman" w:cs="Times New Roman"/>
+        </w:rPr>
+        <w:t xml:space="preserve"> not as impressive as a ppm on the much lower fields used in those studies?</w:t>
       </w:r>
     </w:p>
     <w:p>
       <w:pPr>
-        <w:spacing w:after="156" w:afterLines="50"/>
-        <w:rPr>
-          <w:rFonts w:hint="default" w:ascii="Times New Roman" w:hAnsi="Times New Roman" w:eastAsia="华文宋体" w:cs="Times New Roman"/>
-          <w:lang w:val="en-US" w:eastAsia="zh-CN"/>
+        <w:spacing w:afterLines="50" w:after="156"/>
+        <w:rPr>
+          <w:rFonts w:ascii="Times New Roman" w:eastAsia="华文宋体" w:hAnsi="Times New Roman" w:cs="Times New Roman"/>
         </w:rPr>
       </w:pPr>
       <w:r>
         <w:rPr>
-          <w:rFonts w:hint="eastAsia" w:ascii="Times New Roman" w:hAnsi="Times New Roman" w:eastAsia="华文宋体" w:cs="Times New Roman"/>
+          <w:rFonts w:ascii="Times New Roman" w:eastAsia="华文宋体" w:hAnsi="Times New Roman" w:cs="Times New Roman" w:hint="eastAsia"/>
         </w:rPr>
         <w:t>A</w:t>
       </w:r>
       <w:r>
         <w:rPr>
-          <w:rFonts w:ascii="Times New Roman" w:hAnsi="Times New Roman" w:eastAsia="华文宋体" w:cs="Times New Roman"/>
+          <w:rFonts w:ascii="Times New Roman" w:eastAsia="华文宋体" w:hAnsi="Times New Roman" w:cs="Times New Roman"/>
         </w:rPr>
         <w:t xml:space="preserve">2: </w:t>
       </w:r>
       <w:r>
         <w:rPr>
-          <w:rFonts w:hint="eastAsia" w:ascii="Times New Roman" w:hAnsi="Times New Roman" w:eastAsia="华文宋体" w:cs="Times New Roman"/>
+          <w:rFonts w:ascii="Times New Roman" w:eastAsia="华文宋体" w:hAnsi="Times New Roman" w:cs="Times New Roman" w:hint="eastAsia"/>
         </w:rPr>
         <w:t>我们的冷原子共磁力仪的单次探测的绝对能量灵敏度</w:t>
       </w:r>
@@ -110,74 +255,98 @@
             <m:sty m:val="p"/>
           </m:rPr>
           <w:rPr>
-            <w:rFonts w:ascii="Cambria Math" w:hAnsi="Cambria Math" w:eastAsia="华文宋体" w:cs="Times New Roman"/>
+            <w:rFonts w:ascii="Cambria Math" w:eastAsia="华文宋体" w:hAnsi="Cambria Math" w:cs="Times New Roman"/>
           </w:rPr>
           <m:t>2π×2 mHz</m:t>
         </m:r>
       </m:oMath>
       <w:r>
         <w:rPr>
-          <w:rFonts w:hint="eastAsia" w:ascii="Times New Roman" w:hAnsi="Times New Roman" w:eastAsia="华文宋体" w:cs="Times New Roman"/>
-        </w:rPr>
-        <w:t>，cycling</w:t>
-      </w:r>
-      <w:r>
-        <w:rPr>
-          <w:rFonts w:ascii="Times New Roman" w:hAnsi="Times New Roman" w:eastAsia="华文宋体" w:cs="Times New Roman"/>
+          <w:rFonts w:ascii="Times New Roman" w:eastAsia="华文宋体" w:hAnsi="Times New Roman" w:cs="Times New Roman" w:hint="eastAsia"/>
+        </w:rPr>
+        <w:t>，</w:t>
+      </w:r>
+      <w:r>
+        <w:rPr>
+          <w:rFonts w:ascii="Times New Roman" w:eastAsia="华文宋体" w:hAnsi="Times New Roman" w:cs="Times New Roman" w:hint="eastAsia"/>
+        </w:rPr>
+        <w:t>cycling</w:t>
+      </w:r>
+      <w:r>
+        <w:rPr>
+          <w:rFonts w:ascii="Times New Roman" w:eastAsia="华文宋体" w:hAnsi="Times New Roman" w:cs="Times New Roman"/>
         </w:rPr>
         <w:t xml:space="preserve"> </w:t>
       </w:r>
       <w:r>
         <w:rPr>
-          <w:rFonts w:hint="eastAsia" w:ascii="Times New Roman" w:hAnsi="Times New Roman" w:eastAsia="华文宋体" w:cs="Times New Roman"/>
-        </w:rPr>
-        <w:t>time约3</w:t>
-      </w:r>
-      <w:r>
-        <w:rPr>
-          <w:rFonts w:ascii="Times New Roman" w:hAnsi="Times New Roman" w:eastAsia="华文宋体" w:cs="Times New Roman"/>
+          <w:rFonts w:ascii="Times New Roman" w:eastAsia="华文宋体" w:hAnsi="Times New Roman" w:cs="Times New Roman" w:hint="eastAsia"/>
+        </w:rPr>
+        <w:t>time</w:t>
+      </w:r>
+      <w:r>
+        <w:rPr>
+          <w:rFonts w:ascii="Times New Roman" w:eastAsia="华文宋体" w:hAnsi="Times New Roman" w:cs="Times New Roman" w:hint="eastAsia"/>
+        </w:rPr>
+        <w:t>约</w:t>
+      </w:r>
+      <w:r>
+        <w:rPr>
+          <w:rFonts w:ascii="Times New Roman" w:eastAsia="华文宋体" w:hAnsi="Times New Roman" w:cs="Times New Roman" w:hint="eastAsia"/>
+        </w:rPr>
+        <w:t>3</w:t>
+      </w:r>
+      <w:r>
+        <w:rPr>
+          <w:rFonts w:ascii="Times New Roman" w:eastAsia="华文宋体" w:hAnsi="Times New Roman" w:cs="Times New Roman"/>
         </w:rPr>
         <w:t>0s</w:t>
       </w:r>
       <w:r>
         <w:rPr>
-          <w:rFonts w:hint="eastAsia" w:ascii="Times New Roman" w:hAnsi="Times New Roman" w:eastAsia="华文宋体" w:cs="Times New Roman"/>
-        </w:rPr>
-        <w:t>，其中interrogation</w:t>
-      </w:r>
-      <w:r>
-        <w:rPr>
-          <w:rFonts w:ascii="Times New Roman" w:hAnsi="Times New Roman" w:eastAsia="华文宋体" w:cs="Times New Roman"/>
+          <w:rFonts w:ascii="Times New Roman" w:eastAsia="华文宋体" w:hAnsi="Times New Roman" w:cs="Times New Roman" w:hint="eastAsia"/>
+        </w:rPr>
+        <w:t>，其中</w:t>
+      </w:r>
+      <w:r>
+        <w:rPr>
+          <w:rFonts w:ascii="Times New Roman" w:eastAsia="华文宋体" w:hAnsi="Times New Roman" w:cs="Times New Roman" w:hint="eastAsia"/>
+        </w:rPr>
+        <w:t>interrogation</w:t>
+      </w:r>
+      <w:r>
+        <w:rPr>
+          <w:rFonts w:ascii="Times New Roman" w:eastAsia="华文宋体" w:hAnsi="Times New Roman" w:cs="Times New Roman"/>
         </w:rPr>
         <w:t xml:space="preserve"> </w:t>
       </w:r>
       <w:r>
         <w:rPr>
-          <w:rFonts w:hint="eastAsia" w:ascii="Times New Roman" w:hAnsi="Times New Roman" w:eastAsia="华文宋体" w:cs="Times New Roman"/>
+          <w:rFonts w:ascii="Times New Roman" w:eastAsia="华文宋体" w:hAnsi="Times New Roman" w:cs="Times New Roman" w:hint="eastAsia"/>
         </w:rPr>
         <w:t>time</w:t>
       </w:r>
       <w:r>
         <w:rPr>
-          <w:rFonts w:ascii="Times New Roman" w:hAnsi="Times New Roman" w:eastAsia="华文宋体" w:cs="Times New Roman"/>
+          <w:rFonts w:ascii="Times New Roman" w:eastAsia="华文宋体" w:hAnsi="Times New Roman" w:cs="Times New Roman"/>
         </w:rPr>
         <w:t xml:space="preserve"> </w:t>
       </w:r>
       <w:r>
         <w:rPr>
-          <w:rFonts w:hint="eastAsia" w:ascii="Times New Roman" w:hAnsi="Times New Roman" w:eastAsia="华文宋体" w:cs="Times New Roman"/>
+          <w:rFonts w:ascii="Times New Roman" w:eastAsia="华文宋体" w:hAnsi="Times New Roman" w:cs="Times New Roman" w:hint="eastAsia"/>
         </w:rPr>
         <w:t>1</w:t>
       </w:r>
       <w:r>
         <w:rPr>
-          <w:rFonts w:ascii="Times New Roman" w:hAnsi="Times New Roman" w:eastAsia="华文宋体" w:cs="Times New Roman"/>
+          <w:rFonts w:ascii="Times New Roman" w:eastAsia="华文宋体" w:hAnsi="Times New Roman" w:cs="Times New Roman"/>
         </w:rPr>
         <w:t>0 s</w:t>
       </w:r>
       <w:r>
         <w:rPr>
-          <w:rFonts w:hint="eastAsia" w:ascii="Times New Roman" w:hAnsi="Times New Roman" w:eastAsia="华文宋体" w:cs="Times New Roman"/>
+          <w:rFonts w:ascii="Times New Roman" w:eastAsia="华文宋体" w:hAnsi="Times New Roman" w:cs="Times New Roman" w:hint="eastAsia"/>
         </w:rPr>
         <w:t>，主要受限于</w:t>
       </w:r>
@@ -187,7 +356,7 @@
             <m:sty m:val="p"/>
           </m:rPr>
           <w:rPr>
-            <w:rFonts w:ascii="Cambria Math" w:hAnsi="Cambria Math" w:eastAsia="华文宋体" w:cs="Times New Roman"/>
+            <w:rFonts w:ascii="Cambria Math" w:eastAsia="华文宋体" w:hAnsi="Cambria Math" w:cs="Times New Roman"/>
           </w:rPr>
           <m:t>2×</m:t>
         </m:r>
@@ -195,7 +364,7 @@
           <m:sSupPr>
             <m:ctrlPr>
               <w:rPr>
-                <w:rFonts w:ascii="Cambria Math" w:hAnsi="Cambria Math" w:eastAsia="华文宋体" w:cs="Times New Roman"/>
+                <w:rFonts w:ascii="Cambria Math" w:eastAsia="华文宋体" w:hAnsi="Cambria Math" w:cs="Times New Roman"/>
               </w:rPr>
             </m:ctrlPr>
           </m:sSupPr>
@@ -205,15 +374,10 @@
                 <m:sty m:val="p"/>
               </m:rPr>
               <w:rPr>
-                <w:rFonts w:ascii="Cambria Math" w:hAnsi="Cambria Math" w:eastAsia="华文宋体" w:cs="Times New Roman"/>
+                <w:rFonts w:ascii="Cambria Math" w:eastAsia="华文宋体" w:hAnsi="Cambria Math" w:cs="Times New Roman"/>
               </w:rPr>
               <m:t>10</m:t>
             </m:r>
-            <m:ctrlPr>
-              <w:rPr>
-                <w:rFonts w:ascii="Cambria Math" w:hAnsi="Cambria Math" w:eastAsia="华文宋体" w:cs="Times New Roman"/>
-              </w:rPr>
-            </m:ctrlPr>
           </m:e>
           <m:sup>
             <m:r>
@@ -221,45 +385,72 @@
                 <m:sty m:val="p"/>
               </m:rPr>
               <w:rPr>
-                <w:rFonts w:ascii="Cambria Math" w:hAnsi="Cambria Math" w:eastAsia="华文宋体" w:cs="Times New Roman"/>
+                <w:rFonts w:ascii="Cambria Math" w:eastAsia="华文宋体" w:hAnsi="Cambria Math" w:cs="Times New Roman"/>
               </w:rPr>
               <m:t>4</m:t>
             </m:r>
-            <m:ctrlPr>
-              <w:rPr>
-                <w:rFonts w:ascii="Cambria Math" w:hAnsi="Cambria Math" w:eastAsia="华文宋体" w:cs="Times New Roman"/>
-              </w:rPr>
-            </m:ctrlPr>
           </m:sup>
         </m:sSup>
       </m:oMath>
       <w:r>
         <w:rPr>
-          <w:rFonts w:hint="eastAsia" w:ascii="Times New Roman" w:hAnsi="Times New Roman" w:eastAsia="华文宋体" w:cs="Times New Roman"/>
-        </w:rPr>
-        <w:t>原子数带来的统计误差，和光阱引入的剩余light</w:t>
-      </w:r>
-      <w:r>
-        <w:rPr>
-          <w:rFonts w:ascii="Times New Roman" w:hAnsi="Times New Roman" w:eastAsia="华文宋体" w:cs="Times New Roman"/>
+          <w:rFonts w:ascii="Times New Roman" w:eastAsia="华文宋体" w:hAnsi="Times New Roman" w:cs="Times New Roman" w:hint="eastAsia"/>
+        </w:rPr>
+        <w:t>原子</w:t>
+      </w:r>
+      <w:proofErr w:type="gramStart"/>
+      <w:r>
+        <w:rPr>
+          <w:rFonts w:ascii="Times New Roman" w:eastAsia="华文宋体" w:hAnsi="Times New Roman" w:cs="Times New Roman" w:hint="eastAsia"/>
+        </w:rPr>
+        <w:t>数带来</w:t>
+      </w:r>
+      <w:proofErr w:type="gramEnd"/>
+      <w:r>
+        <w:rPr>
+          <w:rFonts w:ascii="Times New Roman" w:eastAsia="华文宋体" w:hAnsi="Times New Roman" w:cs="Times New Roman" w:hint="eastAsia"/>
+        </w:rPr>
+        <w:t>的统计误差，和光阱引入的剩余</w:t>
+      </w:r>
+      <w:r>
+        <w:rPr>
+          <w:rFonts w:ascii="Times New Roman" w:eastAsia="华文宋体" w:hAnsi="Times New Roman" w:cs="Times New Roman" w:hint="eastAsia"/>
+        </w:rPr>
+        <w:t>light</w:t>
+      </w:r>
+      <w:r>
+        <w:rPr>
+          <w:rFonts w:ascii="Times New Roman" w:eastAsia="华文宋体" w:hAnsi="Times New Roman" w:cs="Times New Roman"/>
         </w:rPr>
         <w:t xml:space="preserve"> </w:t>
       </w:r>
       <w:r>
         <w:rPr>
-          <w:rFonts w:hint="eastAsia" w:ascii="Times New Roman" w:hAnsi="Times New Roman" w:eastAsia="华文宋体" w:cs="Times New Roman"/>
-        </w:rPr>
-        <w:t>shift；0</w:t>
-      </w:r>
-      <w:r>
-        <w:rPr>
-          <w:rFonts w:ascii="Times New Roman" w:hAnsi="Times New Roman" w:eastAsia="华文宋体" w:cs="Times New Roman"/>
+          <w:rFonts w:ascii="Times New Roman" w:eastAsia="华文宋体" w:hAnsi="Times New Roman" w:cs="Times New Roman" w:hint="eastAsia"/>
+        </w:rPr>
+        <w:t>shift</w:t>
+      </w:r>
+      <w:r>
+        <w:rPr>
+          <w:rFonts w:ascii="Times New Roman" w:eastAsia="华文宋体" w:hAnsi="Times New Roman" w:cs="Times New Roman" w:hint="eastAsia"/>
+        </w:rPr>
+        <w:t>；</w:t>
+      </w:r>
+      <w:r>
+        <w:rPr>
+          <w:rFonts w:ascii="Times New Roman" w:eastAsia="华文宋体" w:hAnsi="Times New Roman" w:cs="Times New Roman" w:hint="eastAsia"/>
+        </w:rPr>
+        <w:t>0</w:t>
+      </w:r>
+      <w:r>
+        <w:rPr>
+          <w:rFonts w:ascii="Times New Roman" w:eastAsia="华文宋体" w:hAnsi="Times New Roman" w:cs="Times New Roman"/>
         </w:rPr>
         <w:t>.1 G</w:t>
       </w:r>
       <w:r>
         <w:rPr>
-          <w:rFonts w:hint="eastAsia" w:ascii="Times New Roman" w:hAnsi="Times New Roman" w:eastAsia="华文宋体" w:cs="Times New Roman"/>
+          <w:rFonts w:ascii="Times New Roman" w:eastAsia="华文宋体" w:hAnsi="Times New Roman" w:cs="Times New Roman" w:hint="eastAsia"/>
         </w:rPr>
         <w:t>磁场引入的噪声并不占主导，且在共磁力仪中能够被</w:t>
       </w:r>
@@ -269,7 +460,7 @@
             <m:sty m:val="p"/>
           </m:rPr>
           <w:rPr>
-            <w:rFonts w:ascii="Cambria Math" w:hAnsi="Cambria Math" w:eastAsia="华文宋体" w:cs="Times New Roman"/>
+            <w:rFonts w:ascii="Cambria Math" w:eastAsia="华文宋体" w:hAnsi="Cambria Math" w:cs="Times New Roman"/>
           </w:rPr>
           <m:t>3×</m:t>
         </m:r>
@@ -277,7 +468,7 @@
           <m:sSupPr>
             <m:ctrlPr>
               <w:rPr>
-                <w:rFonts w:ascii="Cambria Math" w:hAnsi="Cambria Math" w:eastAsia="华文宋体" w:cs="Times New Roman"/>
+                <w:rFonts w:ascii="Cambria Math" w:eastAsia="华文宋体" w:hAnsi="Cambria Math" w:cs="Times New Roman"/>
               </w:rPr>
             </m:ctrlPr>
           </m:sSupPr>
@@ -287,15 +478,10 @@
                 <m:sty m:val="p"/>
               </m:rPr>
               <w:rPr>
-                <w:rFonts w:ascii="Cambria Math" w:hAnsi="Cambria Math" w:eastAsia="华文宋体" w:cs="Times New Roman"/>
+                <w:rFonts w:ascii="Cambria Math" w:eastAsia="华文宋体" w:hAnsi="Cambria Math" w:cs="Times New Roman"/>
               </w:rPr>
               <m:t>10</m:t>
             </m:r>
-            <m:ctrlPr>
-              <w:rPr>
-                <w:rFonts w:ascii="Cambria Math" w:hAnsi="Cambria Math" w:eastAsia="华文宋体" w:cs="Times New Roman"/>
-              </w:rPr>
-            </m:ctrlPr>
           </m:e>
           <m:sup>
             <m:r>
@@ -303,327 +489,428 @@
                 <m:sty m:val="p"/>
               </m:rPr>
               <w:rPr>
-                <w:rFonts w:ascii="Cambria Math" w:hAnsi="Cambria Math" w:eastAsia="华文宋体" w:cs="Times New Roman"/>
+                <w:rFonts w:ascii="Cambria Math" w:eastAsia="华文宋体" w:hAnsi="Cambria Math" w:cs="Times New Roman"/>
               </w:rPr>
               <m:t>4</m:t>
             </m:r>
-            <m:ctrlPr>
-              <w:rPr>
-                <w:rFonts w:ascii="Cambria Math" w:hAnsi="Cambria Math" w:eastAsia="华文宋体" w:cs="Times New Roman"/>
-              </w:rPr>
-            </m:ctrlPr>
           </m:sup>
         </m:sSup>
       </m:oMath>
       <w:r>
         <w:rPr>
-          <w:rFonts w:hint="eastAsia" w:ascii="Times New Roman" w:hAnsi="Times New Roman" w:eastAsia="华文宋体" w:cs="Times New Roman"/>
-        </w:rPr>
-        <w:t>的抑制比进一步压制。另外，在共磁力仪中，light</w:t>
-      </w:r>
-      <w:r>
-        <w:rPr>
-          <w:rFonts w:ascii="Times New Roman" w:hAnsi="Times New Roman" w:eastAsia="华文宋体" w:cs="Times New Roman"/>
+          <w:rFonts w:ascii="Times New Roman" w:eastAsia="华文宋体" w:hAnsi="Times New Roman" w:cs="Times New Roman" w:hint="eastAsia"/>
+        </w:rPr>
+        <w:t>的抑制比进一步压制。另外，在共磁力仪中，</w:t>
+      </w:r>
+      <w:r>
+        <w:rPr>
+          <w:rFonts w:ascii="Times New Roman" w:eastAsia="华文宋体" w:hAnsi="Times New Roman" w:cs="Times New Roman" w:hint="eastAsia"/>
+        </w:rPr>
+        <w:t>light</w:t>
+      </w:r>
+      <w:r>
+        <w:rPr>
+          <w:rFonts w:ascii="Times New Roman" w:eastAsia="华文宋体" w:hAnsi="Times New Roman" w:cs="Times New Roman"/>
         </w:rPr>
         <w:t xml:space="preserve"> </w:t>
       </w:r>
       <w:r>
         <w:rPr>
-          <w:rFonts w:hint="eastAsia" w:ascii="Times New Roman" w:hAnsi="Times New Roman" w:eastAsia="华文宋体" w:cs="Times New Roman"/>
-        </w:rPr>
-        <w:t>shift无法像磁场噪声一样被抑制，因此，施加较大的磁场，能相对减小light</w:t>
-      </w:r>
-      <w:r>
-        <w:rPr>
-          <w:rFonts w:ascii="Times New Roman" w:hAnsi="Times New Roman" w:eastAsia="华文宋体" w:cs="Times New Roman"/>
+          <w:rFonts w:ascii="Times New Roman" w:eastAsia="华文宋体" w:hAnsi="Times New Roman" w:cs="Times New Roman" w:hint="eastAsia"/>
+        </w:rPr>
+        <w:t>s</w:t>
+      </w:r>
+      <w:r>
+        <w:rPr>
+          <w:rFonts w:ascii="Times New Roman" w:eastAsia="华文宋体" w:hAnsi="Times New Roman" w:cs="Times New Roman" w:hint="eastAsia"/>
+        </w:rPr>
+        <w:t>hift</w:t>
+      </w:r>
+      <w:r>
+        <w:rPr>
+          <w:rFonts w:ascii="Times New Roman" w:eastAsia="华文宋体" w:hAnsi="Times New Roman" w:cs="Times New Roman" w:hint="eastAsia"/>
+        </w:rPr>
+        <w:t>无法像磁场噪声一样被抑制，因此，施加较大的磁场，能相对减小</w:t>
+      </w:r>
+      <w:r>
+        <w:rPr>
+          <w:rFonts w:ascii="Times New Roman" w:eastAsia="华文宋体" w:hAnsi="Times New Roman" w:cs="Times New Roman" w:hint="eastAsia"/>
+        </w:rPr>
+        <w:t>light</w:t>
+      </w:r>
+      <w:r>
+        <w:rPr>
+          <w:rFonts w:ascii="Times New Roman" w:eastAsia="华文宋体" w:hAnsi="Times New Roman" w:cs="Times New Roman"/>
         </w:rPr>
         <w:t xml:space="preserve"> </w:t>
       </w:r>
       <w:r>
         <w:rPr>
-          <w:rFonts w:hint="eastAsia" w:ascii="Times New Roman" w:hAnsi="Times New Roman" w:eastAsia="华文宋体" w:cs="Times New Roman"/>
-        </w:rPr>
-        <w:t>shift的影响</w:t>
-      </w:r>
-      <w:r>
-        <w:rPr>
-          <w:rFonts w:hint="eastAsia" w:ascii="Times New Roman" w:hAnsi="Times New Roman" w:eastAsia="华文宋体" w:cs="Times New Roman"/>
-          <w:lang w:eastAsia="zh-CN"/>
+          <w:rFonts w:ascii="Times New Roman" w:eastAsia="华文宋体" w:hAnsi="Times New Roman" w:cs="Times New Roman" w:hint="eastAsia"/>
+        </w:rPr>
+        <w:t>shift</w:t>
+      </w:r>
+      <w:r>
+        <w:rPr>
+          <w:rFonts w:ascii="Times New Roman" w:eastAsia="华文宋体" w:hAnsi="Times New Roman" w:cs="Times New Roman" w:hint="eastAsia"/>
+        </w:rPr>
+        <w:t>的影响</w:t>
+      </w:r>
+      <w:r>
+        <w:rPr>
+          <w:rFonts w:ascii="Times New Roman" w:eastAsia="华文宋体" w:hAnsi="Times New Roman" w:cs="Times New Roman" w:hint="eastAsia"/>
         </w:rPr>
         <w:t>。</w:t>
       </w:r>
       <w:r>
         <w:rPr>
-          <w:rFonts w:hint="default" w:ascii="Times New Roman" w:hAnsi="Times New Roman" w:eastAsia="华文宋体" w:cs="Times New Roman"/>
-          <w:lang w:val="en-US" w:eastAsia="zh-CN"/>
-        </w:rPr>
-        <w:t>(</w:t>
-      </w:r>
-      <w:r>
-        <w:rPr>
-          <w:rFonts w:hint="eastAsia" w:ascii="Times New Roman" w:hAnsi="Times New Roman" w:eastAsia="华文宋体" w:cs="Times New Roman"/>
-          <w:lang w:val="en-US" w:eastAsia="zh-CN"/>
-        </w:rPr>
-        <w:t>斜率？</w:t>
-      </w:r>
-      <w:r>
-        <w:rPr>
-          <w:rFonts w:hint="default" w:ascii="Times New Roman" w:hAnsi="Times New Roman" w:eastAsia="华文宋体" w:cs="Times New Roman"/>
-          <w:lang w:val="en-US" w:eastAsia="zh-CN"/>
-        </w:rPr>
-        <w:t>)</w:t>
-      </w:r>
-      <w:r>
-        <w:rPr>
-          <w:rFonts w:hint="eastAsia" w:ascii="Times New Roman" w:hAnsi="Times New Roman" w:eastAsia="华文宋体" w:cs="Times New Roman"/>
-        </w:rPr>
-        <w:t>。而热原子不囚禁于光阱中，不受这项light</w:t>
-      </w:r>
-      <w:r>
-        <w:rPr>
-          <w:rFonts w:ascii="Times New Roman" w:hAnsi="Times New Roman" w:eastAsia="华文宋体" w:cs="Times New Roman"/>
+          <w:rFonts w:ascii="Times New Roman" w:eastAsia="华文宋体" w:hAnsi="Times New Roman" w:cs="Times New Roman" w:hint="eastAsia"/>
+        </w:rPr>
+        <w:t>而热原子不囚禁于光</w:t>
+      </w:r>
+      <w:proofErr w:type="gramStart"/>
+      <w:r>
+        <w:rPr>
+          <w:rFonts w:ascii="Times New Roman" w:eastAsia="华文宋体" w:hAnsi="Times New Roman" w:cs="Times New Roman" w:hint="eastAsia"/>
+        </w:rPr>
+        <w:t>阱</w:t>
+      </w:r>
+      <w:proofErr w:type="gramEnd"/>
+      <w:r>
+        <w:rPr>
+          <w:rFonts w:ascii="Times New Roman" w:eastAsia="华文宋体" w:hAnsi="Times New Roman" w:cs="Times New Roman" w:hint="eastAsia"/>
+        </w:rPr>
+        <w:t>中，不受这项</w:t>
+      </w:r>
+      <w:r>
+        <w:rPr>
+          <w:rFonts w:ascii="Times New Roman" w:eastAsia="华文宋体" w:hAnsi="Times New Roman" w:cs="Times New Roman" w:hint="eastAsia"/>
+        </w:rPr>
+        <w:t>light</w:t>
+      </w:r>
+      <w:r>
+        <w:rPr>
+          <w:rFonts w:ascii="Times New Roman" w:eastAsia="华文宋体" w:hAnsi="Times New Roman" w:cs="Times New Roman"/>
         </w:rPr>
         <w:t xml:space="preserve"> </w:t>
       </w:r>
       <w:r>
         <w:rPr>
-          <w:rFonts w:hint="eastAsia" w:ascii="Times New Roman" w:hAnsi="Times New Roman" w:eastAsia="华文宋体" w:cs="Times New Roman"/>
-        </w:rPr>
-        <w:t>shift影响</w:t>
-      </w:r>
-      <w:r>
-        <w:rPr>
-          <w:rFonts w:hint="eastAsia" w:ascii="Times New Roman" w:hAnsi="Times New Roman" w:eastAsia="华文宋体" w:cs="Times New Roman"/>
-          <w:lang w:eastAsia="zh-CN"/>
+          <w:rFonts w:ascii="Times New Roman" w:eastAsia="华文宋体" w:hAnsi="Times New Roman" w:cs="Times New Roman" w:hint="eastAsia"/>
+        </w:rPr>
+        <w:t>shift</w:t>
+      </w:r>
+      <w:r>
+        <w:rPr>
+          <w:rFonts w:ascii="Times New Roman" w:eastAsia="华文宋体" w:hAnsi="Times New Roman" w:cs="Times New Roman" w:hint="eastAsia"/>
+        </w:rPr>
+        <w:t>影响</w:t>
+      </w:r>
+      <w:r>
+        <w:rPr>
+          <w:rFonts w:ascii="Times New Roman" w:eastAsia="华文宋体" w:hAnsi="Times New Roman" w:cs="Times New Roman" w:hint="eastAsia"/>
         </w:rPr>
         <w:t>；</w:t>
       </w:r>
       <w:r>
         <w:rPr>
-          <w:rFonts w:hint="eastAsia" w:ascii="Times New Roman" w:hAnsi="Times New Roman" w:eastAsia="华文宋体" w:cs="Times New Roman"/>
-          <w:lang w:val="en-US" w:eastAsia="zh-CN"/>
+          <w:rFonts w:ascii="Times New Roman" w:eastAsia="华文宋体" w:hAnsi="Times New Roman" w:cs="Times New Roman" w:hint="eastAsia"/>
         </w:rPr>
         <w:t>然而在实际测量中，根据不同的实验需要，热原子体系也会采用从几</w:t>
       </w:r>
-      <w:r>
-        <w:rPr>
-          <w:rFonts w:hint="default" w:ascii="Times New Roman" w:hAnsi="Times New Roman" w:eastAsia="华文宋体" w:cs="Times New Roman"/>
-          <w:lang w:val="en-US" w:eastAsia="zh-CN"/>
-        </w:rPr>
-        <w:t>mG[11, Allmendinge 2014]</w:t>
-      </w:r>
-      <w:r>
-        <w:rPr>
-          <w:rFonts w:hint="eastAsia" w:ascii="Times New Roman" w:hAnsi="Times New Roman" w:eastAsia="华文宋体" w:cs="Times New Roman"/>
-          <w:lang w:val="en-US" w:eastAsia="zh-CN"/>
+      <w:proofErr w:type="spellStart"/>
+      <w:r>
+        <w:rPr>
+          <w:rFonts w:ascii="Times New Roman" w:eastAsia="华文宋体" w:hAnsi="Times New Roman" w:cs="Times New Roman"/>
+        </w:rPr>
+        <w:t>mG</w:t>
+      </w:r>
+      <w:proofErr w:type="spellEnd"/>
+      <w:r>
+        <w:rPr>
+          <w:rFonts w:ascii="Times New Roman" w:eastAsia="华文宋体" w:hAnsi="Times New Roman" w:cs="Times New Roman"/>
+        </w:rPr>
+        <w:t xml:space="preserve">[11, </w:t>
+      </w:r>
+      <w:proofErr w:type="spellStart"/>
+      <w:r>
+        <w:rPr>
+          <w:rFonts w:ascii="Times New Roman" w:eastAsia="华文宋体" w:hAnsi="Times New Roman" w:cs="Times New Roman"/>
+        </w:rPr>
+        <w:t>Allmendinge</w:t>
+      </w:r>
+      <w:proofErr w:type="spellEnd"/>
+      <w:r>
+        <w:rPr>
+          <w:rFonts w:ascii="Times New Roman" w:eastAsia="华文宋体" w:hAnsi="Times New Roman" w:cs="Times New Roman"/>
+        </w:rPr>
+        <w:t xml:space="preserve"> 2014]</w:t>
+      </w:r>
+      <w:r>
+        <w:rPr>
+          <w:rFonts w:ascii="Times New Roman" w:eastAsia="华文宋体" w:hAnsi="Times New Roman" w:cs="Times New Roman" w:hint="eastAsia"/>
         </w:rPr>
         <w:t>到几十</w:t>
       </w:r>
-      <w:r>
-        <w:rPr>
-          <w:rFonts w:hint="default" w:ascii="Times New Roman" w:hAnsi="Times New Roman" w:eastAsia="华文宋体" w:cs="Times New Roman"/>
-          <w:lang w:val="en-US" w:eastAsia="zh-CN"/>
-        </w:rPr>
-        <w:t>mG[13, Feng 2022]</w:t>
-      </w:r>
-      <w:r>
-        <w:rPr>
-          <w:rFonts w:hint="eastAsia" w:ascii="Times New Roman" w:hAnsi="Times New Roman" w:eastAsia="华文宋体" w:cs="Times New Roman"/>
-          <w:lang w:val="en-US" w:eastAsia="zh-CN"/>
-        </w:rPr>
-        <w:t>甚至几G</w:t>
-      </w:r>
-      <w:r>
-        <w:rPr>
-          <w:rFonts w:hint="default" w:ascii="Times New Roman" w:hAnsi="Times New Roman" w:eastAsia="华文宋体" w:cs="Times New Roman"/>
-          <w:lang w:val="en-US" w:eastAsia="zh-CN"/>
+      <w:proofErr w:type="spellStart"/>
+      <w:r>
+        <w:rPr>
+          <w:rFonts w:ascii="Times New Roman" w:eastAsia="华文宋体" w:hAnsi="Times New Roman" w:cs="Times New Roman"/>
+        </w:rPr>
+        <w:t>mG</w:t>
+      </w:r>
+      <w:proofErr w:type="spellEnd"/>
+      <w:r>
+        <w:rPr>
+          <w:rFonts w:ascii="Times New Roman" w:eastAsia="华文宋体" w:hAnsi="Times New Roman" w:cs="Times New Roman"/>
+        </w:rPr>
+        <w:t>[13, Feng 2022]</w:t>
+      </w:r>
+      <w:r>
+        <w:rPr>
+          <w:rFonts w:ascii="Times New Roman" w:eastAsia="华文宋体" w:hAnsi="Times New Roman" w:cs="Times New Roman" w:hint="eastAsia"/>
+        </w:rPr>
+        <w:t>甚至几</w:t>
+      </w:r>
+      <w:r>
+        <w:rPr>
+          <w:rFonts w:ascii="Times New Roman" w:eastAsia="华文宋体" w:hAnsi="Times New Roman" w:cs="Times New Roman" w:hint="eastAsia"/>
+        </w:rPr>
+        <w:t>G</w:t>
+      </w:r>
+      <w:r>
+        <w:rPr>
+          <w:rFonts w:ascii="Times New Roman" w:eastAsia="华文宋体" w:hAnsi="Times New Roman" w:cs="Times New Roman"/>
         </w:rPr>
         <w:t xml:space="preserve">[7, </w:t>
       </w:r>
-      <w:r>
-        <w:rPr>
-          <w:rFonts w:hint="eastAsia" w:ascii="Times New Roman" w:hAnsi="Times New Roman" w:eastAsia="华文宋体" w:cs="Times New Roman"/>
-          <w:lang w:val="en-US" w:eastAsia="zh-CN"/>
+      <w:proofErr w:type="spellStart"/>
+      <w:r>
+        <w:rPr>
+          <w:rFonts w:ascii="Times New Roman" w:eastAsia="华文宋体" w:hAnsi="Times New Roman" w:cs="Times New Roman" w:hint="eastAsia"/>
         </w:rPr>
         <w:t>Va</w:t>
       </w:r>
       <w:r>
         <w:rPr>
-          <w:rFonts w:hint="default" w:ascii="Times New Roman" w:hAnsi="Times New Roman" w:eastAsia="华文宋体" w:cs="Times New Roman"/>
-          <w:lang w:val="en-US" w:eastAsia="zh-CN"/>
-        </w:rPr>
-        <w:t>silakis 2009]</w:t>
-      </w:r>
-      <w:r>
-        <w:rPr>
-          <w:rFonts w:hint="eastAsia" w:ascii="Times New Roman" w:hAnsi="Times New Roman" w:eastAsia="华文宋体" w:cs="Times New Roman"/>
-          <w:lang w:val="en-US" w:eastAsia="zh-CN"/>
+          <w:rFonts w:ascii="Times New Roman" w:eastAsia="华文宋体" w:hAnsi="Times New Roman" w:cs="Times New Roman"/>
+        </w:rPr>
+        <w:t>silakis</w:t>
+      </w:r>
+      <w:proofErr w:type="spellEnd"/>
+      <w:r>
+        <w:rPr>
+          <w:rFonts w:ascii="Times New Roman" w:eastAsia="华文宋体" w:hAnsi="Times New Roman" w:cs="Times New Roman"/>
+        </w:rPr>
+        <w:t xml:space="preserve"> 2009]</w:t>
+      </w:r>
+      <w:r>
+        <w:rPr>
+          <w:rFonts w:ascii="Times New Roman" w:eastAsia="华文宋体" w:hAnsi="Times New Roman" w:cs="Times New Roman" w:hint="eastAsia"/>
         </w:rPr>
         <w:t>不等的主磁场。</w:t>
       </w:r>
     </w:p>
     <w:p>
       <w:pPr>
-        <w:spacing w:after="156" w:afterLines="50"/>
-        <w:rPr>
-          <w:rFonts w:ascii="Times New Roman" w:hAnsi="Times New Roman" w:eastAsia="华文宋体" w:cs="Times New Roman"/>
+        <w:spacing w:afterLines="50" w:after="156"/>
+        <w:rPr>
+          <w:rFonts w:ascii="Times New Roman" w:eastAsia="华文宋体" w:hAnsi="Times New Roman" w:cs="Times New Roman"/>
         </w:rPr>
       </w:pPr>
       <w:r>
         <w:rPr>
-          <w:rFonts w:hint="eastAsia" w:ascii="Times New Roman" w:hAnsi="Times New Roman" w:eastAsia="华文宋体" w:cs="Times New Roman"/>
+          <w:rFonts w:ascii="Times New Roman" w:eastAsia="华文宋体" w:hAnsi="Times New Roman" w:cs="Times New Roman" w:hint="eastAsia"/>
         </w:rPr>
         <w:t>Q</w:t>
       </w:r>
       <w:r>
         <w:rPr>
-          <w:rFonts w:ascii="Times New Roman" w:hAnsi="Times New Roman" w:eastAsia="华文宋体" w:cs="Times New Roman"/>
-        </w:rPr>
-        <w:t>3: Related to 2, how does your ppm performance and absolute energy resolution compare to other trapped atom systems more similar to your own?</w:t>
+          <w:rFonts w:ascii="Times New Roman" w:eastAsia="华文宋体" w:hAnsi="Times New Roman" w:cs="Times New Roman"/>
+        </w:rPr>
+        <w:t>3: Related to 2, how does your ppm performance and absolute energy</w:t>
+      </w:r>
+      <w:r>
+        <w:rPr>
+          <w:rFonts w:ascii="Times New Roman" w:eastAsia="华文宋体" w:hAnsi="Times New Roman" w:cs="Times New Roman"/>
+        </w:rPr>
+        <w:t xml:space="preserve"> resolution compare to other trapped atom systems more similar to your own?</w:t>
       </w:r>
     </w:p>
     <w:p>
       <w:pPr>
-        <w:spacing w:after="156" w:afterLines="50"/>
-        <w:rPr>
-          <w:rFonts w:ascii="Times New Roman" w:hAnsi="Times New Roman" w:eastAsia="华文宋体" w:cs="Times New Roman"/>
+        <w:spacing w:afterLines="50" w:after="156"/>
+        <w:rPr>
+          <w:rFonts w:ascii="Times New Roman" w:eastAsia="华文宋体" w:hAnsi="Times New Roman" w:cs="Times New Roman"/>
         </w:rPr>
       </w:pPr>
       <w:r>
         <w:rPr>
-          <w:rFonts w:hint="eastAsia" w:ascii="Times New Roman" w:hAnsi="Times New Roman" w:eastAsia="华文宋体" w:cs="Times New Roman"/>
+          <w:rFonts w:ascii="Times New Roman" w:eastAsia="华文宋体" w:hAnsi="Times New Roman" w:cs="Times New Roman" w:hint="eastAsia"/>
         </w:rPr>
         <w:t>A</w:t>
       </w:r>
       <w:r>
         <w:rPr>
-          <w:rFonts w:ascii="Times New Roman" w:hAnsi="Times New Roman" w:eastAsia="华文宋体" w:cs="Times New Roman"/>
+          <w:rFonts w:ascii="Times New Roman" w:eastAsia="华文宋体" w:hAnsi="Times New Roman" w:cs="Times New Roman"/>
         </w:rPr>
         <w:t xml:space="preserve">3: </w:t>
       </w:r>
       <w:r>
         <w:rPr>
-          <w:rFonts w:hint="eastAsia" w:ascii="Times New Roman" w:hAnsi="Times New Roman" w:eastAsia="华文宋体" w:cs="Times New Roman"/>
+          <w:rFonts w:ascii="Times New Roman" w:eastAsia="华文宋体" w:hAnsi="Times New Roman" w:cs="Times New Roman" w:hint="eastAsia"/>
         </w:rPr>
         <w:t>当前有两项基于</w:t>
       </w:r>
       <w:r>
         <w:rPr>
-          <w:rFonts w:ascii="Times New Roman" w:hAnsi="Times New Roman" w:eastAsia="华文宋体" w:cs="Times New Roman"/>
+          <w:rFonts w:ascii="Times New Roman" w:eastAsia="华文宋体" w:hAnsi="Times New Roman" w:cs="Times New Roman"/>
         </w:rPr>
         <w:t>trapped atom systems</w:t>
       </w:r>
       <w:r>
         <w:rPr>
-          <w:rFonts w:hint="eastAsia" w:ascii="Times New Roman" w:hAnsi="Times New Roman" w:eastAsia="华文宋体" w:cs="Times New Roman"/>
+          <w:rFonts w:ascii="Times New Roman" w:eastAsia="华文宋体" w:hAnsi="Times New Roman" w:cs="Times New Roman" w:hint="eastAsia"/>
         </w:rPr>
         <w:t>的工作。其中一项共磁力仪利用</w:t>
       </w:r>
       <w:r>
         <w:rPr>
-          <w:rFonts w:ascii="Times New Roman" w:hAnsi="Times New Roman" w:eastAsia="华文宋体" w:cs="Times New Roman"/>
+          <w:rFonts w:ascii="Times New Roman" w:eastAsia="华文宋体" w:hAnsi="Times New Roman" w:cs="Times New Roman"/>
         </w:rPr>
         <w:t>87</w:t>
       </w:r>
       <w:r>
         <w:rPr>
-          <w:rFonts w:hint="eastAsia" w:ascii="Times New Roman" w:hAnsi="Times New Roman" w:eastAsia="华文宋体" w:cs="Times New Roman"/>
+          <w:rFonts w:ascii="Times New Roman" w:eastAsia="华文宋体" w:hAnsi="Times New Roman" w:cs="Times New Roman" w:hint="eastAsia"/>
         </w:rPr>
         <w:t>Rb</w:t>
       </w:r>
       <w:r>
         <w:rPr>
-          <w:rFonts w:ascii="Times New Roman" w:hAnsi="Times New Roman" w:eastAsia="华文宋体" w:cs="Times New Roman"/>
+          <w:rFonts w:ascii="Times New Roman" w:eastAsia="华文宋体" w:hAnsi="Times New Roman" w:cs="Times New Roman"/>
         </w:rPr>
         <w:t>的两</w:t>
       </w:r>
       <w:r>
         <w:rPr>
-          <w:rFonts w:hint="eastAsia" w:ascii="Times New Roman" w:hAnsi="Times New Roman" w:eastAsia="华文宋体" w:cs="Times New Roman"/>
+          <w:rFonts w:ascii="Times New Roman" w:eastAsia="华文宋体" w:hAnsi="Times New Roman" w:cs="Times New Roman" w:hint="eastAsia"/>
         </w:rPr>
         <w:t>个</w:t>
       </w:r>
       <w:r>
         <w:rPr>
-          <w:rFonts w:ascii="Times New Roman" w:hAnsi="Times New Roman" w:eastAsia="华文宋体" w:cs="Times New Roman"/>
+          <w:rFonts w:ascii="Times New Roman" w:eastAsia="华文宋体" w:hAnsi="Times New Roman" w:cs="Times New Roman"/>
         </w:rPr>
         <w:t>超精细能级</w:t>
       </w:r>
       <w:r>
         <w:rPr>
-          <w:rFonts w:hint="eastAsia" w:ascii="Times New Roman" w:hAnsi="Times New Roman" w:eastAsia="华文宋体" w:cs="Times New Roman"/>
-        </w:rPr>
-        <w:t>组成[</w:t>
-      </w:r>
-      <w:r>
-        <w:rPr>
-          <w:rFonts w:ascii="Times New Roman" w:hAnsi="Times New Roman" w:eastAsia="华文宋体" w:cs="Times New Roman"/>
+          <w:rFonts w:ascii="Times New Roman" w:eastAsia="华文宋体" w:hAnsi="Times New Roman" w:cs="Times New Roman" w:hint="eastAsia"/>
+        </w:rPr>
+        <w:t>组成</w:t>
+      </w:r>
+      <w:r>
+        <w:rPr>
+          <w:rFonts w:ascii="Times New Roman" w:eastAsia="华文宋体" w:hAnsi="Times New Roman" w:cs="Times New Roman" w:hint="eastAsia"/>
+        </w:rPr>
+        <w:t>[</w:t>
+      </w:r>
+      <w:r>
+        <w:rPr>
+          <w:rFonts w:ascii="Times New Roman" w:eastAsia="华文宋体" w:hAnsi="Times New Roman" w:cs="Times New Roman"/>
         </w:rPr>
         <w:t>24]</w:t>
       </w:r>
       <w:r>
         <w:rPr>
-          <w:rFonts w:hint="eastAsia" w:ascii="Times New Roman" w:hAnsi="Times New Roman" w:eastAsia="华文宋体" w:cs="Times New Roman"/>
+          <w:rFonts w:ascii="Times New Roman" w:eastAsia="华文宋体" w:hAnsi="Times New Roman" w:cs="Times New Roman" w:hint="eastAsia"/>
         </w:rPr>
         <w:t>，抑制比为</w:t>
       </w:r>
       <w:r>
         <w:rPr>
-          <w:rFonts w:ascii="Times New Roman" w:hAnsi="Times New Roman" w:eastAsia="华文宋体" w:cs="Times New Roman"/>
+          <w:rFonts w:ascii="Times New Roman" w:eastAsia="华文宋体" w:hAnsi="Times New Roman" w:cs="Times New Roman"/>
         </w:rPr>
         <w:t>159(15)</w:t>
       </w:r>
       <w:r>
         <w:rPr>
-          <w:rFonts w:hint="eastAsia" w:ascii="Times New Roman" w:hAnsi="Times New Roman" w:eastAsia="华文宋体" w:cs="Times New Roman"/>
-        </w:rPr>
-        <w:t>，工作磁场几百mG；考虑到cycling</w:t>
-      </w:r>
-      <w:r>
-        <w:rPr>
-          <w:rFonts w:ascii="Times New Roman" w:hAnsi="Times New Roman" w:eastAsia="华文宋体" w:cs="Times New Roman"/>
+          <w:rFonts w:ascii="Times New Roman" w:eastAsia="华文宋体" w:hAnsi="Times New Roman" w:cs="Times New Roman" w:hint="eastAsia"/>
+        </w:rPr>
+        <w:t>，工作磁场几百</w:t>
+      </w:r>
+      <w:proofErr w:type="spellStart"/>
+      <w:r>
+        <w:rPr>
+          <w:rFonts w:ascii="Times New Roman" w:eastAsia="华文宋体" w:hAnsi="Times New Roman" w:cs="Times New Roman" w:hint="eastAsia"/>
+        </w:rPr>
+        <w:t>mG</w:t>
+      </w:r>
+      <w:proofErr w:type="spellEnd"/>
+      <w:r>
+        <w:rPr>
+          <w:rFonts w:ascii="Times New Roman" w:eastAsia="华文宋体" w:hAnsi="Times New Roman" w:cs="Times New Roman" w:hint="eastAsia"/>
+        </w:rPr>
+        <w:t>；考虑到</w:t>
+      </w:r>
+      <w:r>
+        <w:rPr>
+          <w:rFonts w:ascii="Times New Roman" w:eastAsia="华文宋体" w:hAnsi="Times New Roman" w:cs="Times New Roman" w:hint="eastAsia"/>
+        </w:rPr>
+        <w:t>cycling</w:t>
+      </w:r>
+      <w:r>
+        <w:rPr>
+          <w:rFonts w:ascii="Times New Roman" w:eastAsia="华文宋体" w:hAnsi="Times New Roman" w:cs="Times New Roman"/>
         </w:rPr>
         <w:t xml:space="preserve"> </w:t>
       </w:r>
       <w:r>
         <w:rPr>
-          <w:rFonts w:hint="eastAsia" w:ascii="Times New Roman" w:hAnsi="Times New Roman" w:eastAsia="华文宋体" w:cs="Times New Roman"/>
+          <w:rFonts w:ascii="Times New Roman" w:eastAsia="华文宋体" w:hAnsi="Times New Roman" w:cs="Times New Roman" w:hint="eastAsia"/>
         </w:rPr>
         <w:t>time</w:t>
       </w:r>
       <w:r>
         <w:rPr>
-          <w:rFonts w:ascii="Times New Roman" w:hAnsi="Times New Roman" w:eastAsia="华文宋体" w:cs="Times New Roman"/>
+          <w:rFonts w:ascii="Times New Roman" w:eastAsia="华文宋体" w:hAnsi="Times New Roman" w:cs="Times New Roman"/>
         </w:rPr>
         <w:t xml:space="preserve"> </w:t>
       </w:r>
       <w:r>
         <w:rPr>
-          <w:rFonts w:hint="eastAsia" w:ascii="Times New Roman" w:hAnsi="Times New Roman" w:eastAsia="华文宋体" w:cs="Times New Roman"/>
+          <w:rFonts w:ascii="Times New Roman" w:eastAsia="华文宋体" w:hAnsi="Times New Roman" w:cs="Times New Roman" w:hint="eastAsia"/>
         </w:rPr>
         <w:t>2</w:t>
       </w:r>
       <w:r>
         <w:rPr>
-          <w:rFonts w:ascii="Times New Roman" w:hAnsi="Times New Roman" w:eastAsia="华文宋体" w:cs="Times New Roman"/>
+          <w:rFonts w:ascii="Times New Roman" w:eastAsia="华文宋体" w:hAnsi="Times New Roman" w:cs="Times New Roman"/>
         </w:rPr>
         <w:t>0 s (</w:t>
       </w:r>
       <w:r>
         <w:rPr>
-          <w:rFonts w:hint="eastAsia" w:ascii="Times New Roman" w:hAnsi="Times New Roman" w:eastAsia="华文宋体" w:cs="Times New Roman"/>
-        </w:rPr>
-        <w:t>其中相干时长1</w:t>
-      </w:r>
-      <w:r>
-        <w:rPr>
-          <w:rFonts w:ascii="Times New Roman" w:hAnsi="Times New Roman" w:eastAsia="华文宋体" w:cs="Times New Roman"/>
+          <w:rFonts w:ascii="Times New Roman" w:eastAsia="华文宋体" w:hAnsi="Times New Roman" w:cs="Times New Roman" w:hint="eastAsia"/>
+        </w:rPr>
+        <w:t>其中相干时长</w:t>
+      </w:r>
+      <w:r>
+        <w:rPr>
+          <w:rFonts w:ascii="Times New Roman" w:eastAsia="华文宋体" w:hAnsi="Times New Roman" w:cs="Times New Roman" w:hint="eastAsia"/>
+        </w:rPr>
+        <w:t>1</w:t>
+      </w:r>
+      <w:r>
+        <w:rPr>
+          <w:rFonts w:ascii="Times New Roman" w:eastAsia="华文宋体" w:hAnsi="Times New Roman" w:cs="Times New Roman"/>
         </w:rPr>
         <w:t xml:space="preserve"> s)</w:t>
       </w:r>
       <w:r>
         <w:rPr>
-          <w:rFonts w:hint="eastAsia" w:ascii="Times New Roman" w:hAnsi="Times New Roman" w:eastAsia="华文宋体" w:cs="Times New Roman"/>
+          <w:rFonts w:ascii="Times New Roman" w:eastAsia="华文宋体" w:hAnsi="Times New Roman" w:cs="Times New Roman" w:hint="eastAsia"/>
         </w:rPr>
         <w:t>和磁场灵敏度</w:t>
       </w:r>
@@ -633,7 +920,7 @@
             <m:sty m:val="p"/>
           </m:rPr>
           <w:rPr>
-            <w:rFonts w:ascii="Cambria Math" w:hAnsi="Cambria Math" w:eastAsia="华文宋体" w:cs="Times New Roman"/>
+            <w:rFonts w:ascii="Cambria Math" w:eastAsia="华文宋体" w:hAnsi="Cambria Math" w:cs="Times New Roman"/>
           </w:rPr>
           <m:t>8 pT/</m:t>
         </m:r>
@@ -642,38 +929,27 @@
             <m:degHide m:val="1"/>
             <m:ctrlPr>
               <w:rPr>
-                <w:rFonts w:ascii="Cambria Math" w:hAnsi="Cambria Math" w:eastAsia="华文宋体" w:cs="Times New Roman"/>
+                <w:rFonts w:ascii="Cambria Math" w:eastAsia="华文宋体" w:hAnsi="Cambria Math" w:cs="Times New Roman"/>
               </w:rPr>
             </m:ctrlPr>
           </m:radPr>
-          <m:deg>
-            <m:ctrlPr>
-              <w:rPr>
-                <w:rFonts w:ascii="Cambria Math" w:hAnsi="Cambria Math" w:eastAsia="华文宋体" w:cs="Times New Roman"/>
-              </w:rPr>
-            </m:ctrlPr>
-          </m:deg>
+          <m:deg/>
           <m:e>
             <m:r>
               <m:rPr>
                 <m:sty m:val="p"/>
               </m:rPr>
               <w:rPr>
-                <w:rFonts w:ascii="Cambria Math" w:hAnsi="Cambria Math" w:eastAsia="华文宋体" w:cs="Times New Roman"/>
+                <w:rFonts w:ascii="Cambria Math" w:eastAsia="华文宋体" w:hAnsi="Cambria Math" w:cs="Times New Roman"/>
               </w:rPr>
               <m:t>Hz</m:t>
             </m:r>
-            <m:ctrlPr>
-              <w:rPr>
-                <w:rFonts w:ascii="Cambria Math" w:hAnsi="Cambria Math" w:eastAsia="华文宋体" w:cs="Times New Roman"/>
-              </w:rPr>
-            </m:ctrlPr>
           </m:e>
         </m:rad>
       </m:oMath>
       <w:r>
         <w:rPr>
-          <w:rFonts w:hint="eastAsia" w:ascii="Times New Roman" w:hAnsi="Times New Roman" w:eastAsia="华文宋体" w:cs="Times New Roman"/>
+          <w:rFonts w:ascii="Times New Roman" w:eastAsia="华文宋体" w:hAnsi="Times New Roman" w:cs="Times New Roman" w:hint="eastAsia"/>
         </w:rPr>
         <w:t>，原子的绝对能量灵敏度</w:t>
       </w:r>
@@ -683,14 +959,14 @@
             <m:sty m:val="p"/>
           </m:rPr>
           <w:rPr>
-            <w:rFonts w:ascii="Cambria Math" w:hAnsi="Cambria Math" w:eastAsia="华文宋体" w:cs="Times New Roman"/>
+            <w:rFonts w:ascii="Cambria Math" w:eastAsia="华文宋体" w:hAnsi="Cambria Math" w:cs="Times New Roman"/>
           </w:rPr>
           <m:t>δE/ℏ</m:t>
         </m:r>
       </m:oMath>
       <w:r>
         <w:rPr>
-          <w:rFonts w:hint="eastAsia" w:ascii="Times New Roman" w:hAnsi="Times New Roman" w:eastAsia="华文宋体" w:cs="Times New Roman"/>
+          <w:rFonts w:ascii="Times New Roman" w:eastAsia="华文宋体" w:hAnsi="Times New Roman" w:cs="Times New Roman" w:hint="eastAsia"/>
         </w:rPr>
         <w:t>约为</w:t>
       </w:r>
@@ -700,7 +976,7 @@
             <m:sty m:val="p"/>
           </m:rPr>
           <w:rPr>
-            <w:rFonts w:ascii="Cambria Math" w:hAnsi="Cambria Math" w:eastAsia="华文宋体" w:cs="Times New Roman"/>
+            <w:rFonts w:ascii="Cambria Math" w:eastAsia="华文宋体" w:hAnsi="Cambria Math" w:cs="Times New Roman"/>
           </w:rPr>
           <m:t>2π×</m:t>
         </m:r>
@@ -709,7 +985,7 @@
             <m:sty m:val="p"/>
           </m:rPr>
           <w:rPr>
-            <w:rFonts w:hint="eastAsia" w:ascii="Cambria Math" w:hAnsi="Cambria Math" w:eastAsia="华文宋体" w:cs="Times New Roman"/>
+            <w:rFonts w:ascii="Cambria Math" w:eastAsia="华文宋体" w:hAnsi="Cambria Math" w:cs="Times New Roman" w:hint="eastAsia"/>
           </w:rPr>
           <m:t>1</m:t>
         </m:r>
@@ -718,152 +994,262 @@
             <m:sty m:val="p"/>
           </m:rPr>
           <w:rPr>
-            <w:rFonts w:ascii="Cambria Math" w:hAnsi="Cambria Math" w:eastAsia="华文宋体" w:cs="Times New Roman"/>
+            <w:rFonts w:ascii="Cambria Math" w:eastAsia="华文宋体" w:hAnsi="Cambria Math" w:cs="Times New Roman"/>
           </w:rPr>
           <m:t>3 mHz</m:t>
         </m:r>
       </m:oMath>
       <w:r>
         <w:rPr>
-          <w:rFonts w:ascii="Times New Roman" w:hAnsi="Times New Roman" w:eastAsia="华文宋体" w:cs="Times New Roman"/>
+          <w:rFonts w:ascii="Times New Roman" w:eastAsia="华文宋体" w:hAnsi="Times New Roman" w:cs="Times New Roman"/>
         </w:rPr>
         <w:t>。</w:t>
       </w:r>
       <w:r>
         <w:rPr>
-          <w:rFonts w:hint="eastAsia" w:ascii="Times New Roman" w:hAnsi="Times New Roman" w:eastAsia="华文宋体" w:cs="Times New Roman"/>
-        </w:rPr>
-        <w:t>另一项共磁力仪由8</w:t>
-      </w:r>
-      <w:r>
-        <w:rPr>
-          <w:rFonts w:ascii="Times New Roman" w:hAnsi="Times New Roman" w:eastAsia="华文宋体" w:cs="Times New Roman"/>
+          <w:rFonts w:ascii="Times New Roman" w:eastAsia="华文宋体" w:hAnsi="Times New Roman" w:cs="Times New Roman" w:hint="eastAsia"/>
+        </w:rPr>
+        <w:t>另一项共磁力仪由</w:t>
+      </w:r>
+      <w:r>
+        <w:rPr>
+          <w:rFonts w:ascii="Times New Roman" w:eastAsia="华文宋体" w:hAnsi="Times New Roman" w:cs="Times New Roman" w:hint="eastAsia"/>
+        </w:rPr>
+        <w:t>8</w:t>
+      </w:r>
+      <w:r>
+        <w:rPr>
+          <w:rFonts w:ascii="Times New Roman" w:eastAsia="华文宋体" w:hAnsi="Times New Roman" w:cs="Times New Roman"/>
         </w:rPr>
         <w:t>7Rb</w:t>
       </w:r>
       <w:r>
         <w:rPr>
-          <w:rFonts w:hint="eastAsia" w:ascii="Times New Roman" w:hAnsi="Times New Roman" w:eastAsia="华文宋体" w:cs="Times New Roman"/>
-        </w:rPr>
-        <w:t>和8</w:t>
-      </w:r>
-      <w:r>
-        <w:rPr>
-          <w:rFonts w:ascii="Times New Roman" w:hAnsi="Times New Roman" w:eastAsia="华文宋体" w:cs="Times New Roman"/>
+          <w:rFonts w:ascii="Times New Roman" w:eastAsia="华文宋体" w:hAnsi="Times New Roman" w:cs="Times New Roman" w:hint="eastAsia"/>
+        </w:rPr>
+        <w:t>和</w:t>
+      </w:r>
+      <w:r>
+        <w:rPr>
+          <w:rFonts w:ascii="Times New Roman" w:eastAsia="华文宋体" w:hAnsi="Times New Roman" w:cs="Times New Roman" w:hint="eastAsia"/>
+        </w:rPr>
+        <w:t>8</w:t>
+      </w:r>
+      <w:r>
+        <w:rPr>
+          <w:rFonts w:ascii="Times New Roman" w:eastAsia="华文宋体" w:hAnsi="Times New Roman" w:cs="Times New Roman"/>
         </w:rPr>
         <w:t>7</w:t>
       </w:r>
       <w:r>
         <w:rPr>
-          <w:rFonts w:hint="eastAsia" w:ascii="Times New Roman" w:hAnsi="Times New Roman" w:eastAsia="华文宋体" w:cs="Times New Roman"/>
-        </w:rPr>
-        <w:t>Sr组成</w:t>
-      </w:r>
-      <w:r>
-        <w:rPr>
-          <w:rFonts w:ascii="Times New Roman" w:hAnsi="Times New Roman" w:eastAsia="华文宋体" w:cs="Times New Roman"/>
+          <w:rFonts w:ascii="Times New Roman" w:eastAsia="华文宋体" w:hAnsi="Times New Roman" w:cs="Times New Roman" w:hint="eastAsia"/>
+        </w:rPr>
+        <w:t>Sr</w:t>
+      </w:r>
+      <w:r>
+        <w:rPr>
+          <w:rFonts w:ascii="Times New Roman" w:eastAsia="华文宋体" w:hAnsi="Times New Roman" w:cs="Times New Roman" w:hint="eastAsia"/>
+        </w:rPr>
+        <w:t>组成</w:t>
+      </w:r>
+      <w:r>
+        <w:rPr>
+          <w:rFonts w:ascii="Times New Roman" w:eastAsia="华文宋体" w:hAnsi="Times New Roman" w:cs="Times New Roman"/>
         </w:rPr>
         <w:t>[25]</w:t>
       </w:r>
       <w:r>
         <w:rPr>
-          <w:rFonts w:hint="eastAsia" w:ascii="Times New Roman" w:hAnsi="Times New Roman" w:eastAsia="华文宋体" w:cs="Times New Roman"/>
-        </w:rPr>
-        <w:t>，其中8</w:t>
-      </w:r>
-      <w:r>
-        <w:rPr>
-          <w:rFonts w:ascii="Times New Roman" w:hAnsi="Times New Roman" w:eastAsia="华文宋体" w:cs="Times New Roman"/>
+          <w:rFonts w:ascii="Times New Roman" w:eastAsia="华文宋体" w:hAnsi="Times New Roman" w:cs="Times New Roman" w:hint="eastAsia"/>
+        </w:rPr>
+        <w:t>，其中</w:t>
+      </w:r>
+      <w:r>
+        <w:rPr>
+          <w:rFonts w:ascii="Times New Roman" w:eastAsia="华文宋体" w:hAnsi="Times New Roman" w:cs="Times New Roman" w:hint="eastAsia"/>
+        </w:rPr>
+        <w:t>8</w:t>
+      </w:r>
+      <w:r>
+        <w:rPr>
+          <w:rFonts w:ascii="Times New Roman" w:eastAsia="华文宋体" w:hAnsi="Times New Roman" w:cs="Times New Roman"/>
         </w:rPr>
         <w:t>7</w:t>
       </w:r>
       <w:r>
         <w:rPr>
-          <w:rFonts w:hint="eastAsia" w:ascii="Times New Roman" w:hAnsi="Times New Roman" w:eastAsia="华文宋体" w:cs="Times New Roman"/>
-        </w:rPr>
-        <w:t>Rb用于磁场校正，为了避免8</w:t>
-      </w:r>
-      <w:r>
-        <w:rPr>
-          <w:rFonts w:ascii="Times New Roman" w:hAnsi="Times New Roman" w:eastAsia="华文宋体" w:cs="Times New Roman"/>
+          <w:rFonts w:ascii="Times New Roman" w:eastAsia="华文宋体" w:hAnsi="Times New Roman" w:cs="Times New Roman" w:hint="eastAsia"/>
+        </w:rPr>
+        <w:t>Rb</w:t>
+      </w:r>
+      <w:r>
+        <w:rPr>
+          <w:rFonts w:ascii="Times New Roman" w:eastAsia="华文宋体" w:hAnsi="Times New Roman" w:cs="Times New Roman" w:hint="eastAsia"/>
+        </w:rPr>
+        <w:t>用于磁场校正，为了避免</w:t>
+      </w:r>
+      <w:r>
+        <w:rPr>
+          <w:rFonts w:ascii="Times New Roman" w:eastAsia="华文宋体" w:hAnsi="Times New Roman" w:cs="Times New Roman" w:hint="eastAsia"/>
+        </w:rPr>
+        <w:t>8</w:t>
+      </w:r>
+      <w:r>
+        <w:rPr>
+          <w:rFonts w:ascii="Times New Roman" w:eastAsia="华文宋体" w:hAnsi="Times New Roman" w:cs="Times New Roman"/>
         </w:rPr>
         <w:t>7</w:t>
       </w:r>
       <w:r>
         <w:rPr>
-          <w:rFonts w:hint="eastAsia" w:ascii="Times New Roman" w:hAnsi="Times New Roman" w:eastAsia="华文宋体" w:cs="Times New Roman"/>
-        </w:rPr>
-        <w:t>Sr受光阱引入的light</w:t>
-      </w:r>
-      <w:r>
-        <w:rPr>
-          <w:rFonts w:ascii="Times New Roman" w:hAnsi="Times New Roman" w:eastAsia="华文宋体" w:cs="Times New Roman"/>
+          <w:rFonts w:ascii="Times New Roman" w:eastAsia="华文宋体" w:hAnsi="Times New Roman" w:cs="Times New Roman" w:hint="eastAsia"/>
+        </w:rPr>
+        <w:t>Sr</w:t>
+      </w:r>
+      <w:r>
+        <w:rPr>
+          <w:rFonts w:ascii="Times New Roman" w:eastAsia="华文宋体" w:hAnsi="Times New Roman" w:cs="Times New Roman" w:hint="eastAsia"/>
+        </w:rPr>
+        <w:t>受光</w:t>
+      </w:r>
+      <w:proofErr w:type="gramStart"/>
+      <w:r>
+        <w:rPr>
+          <w:rFonts w:ascii="Times New Roman" w:eastAsia="华文宋体" w:hAnsi="Times New Roman" w:cs="Times New Roman" w:hint="eastAsia"/>
+        </w:rPr>
+        <w:t>阱</w:t>
+      </w:r>
+      <w:proofErr w:type="gramEnd"/>
+      <w:r>
+        <w:rPr>
+          <w:rFonts w:ascii="Times New Roman" w:eastAsia="华文宋体" w:hAnsi="Times New Roman" w:cs="Times New Roman" w:hint="eastAsia"/>
+        </w:rPr>
+        <w:t>引入的</w:t>
+      </w:r>
+      <w:r>
+        <w:rPr>
+          <w:rFonts w:ascii="Times New Roman" w:eastAsia="华文宋体" w:hAnsi="Times New Roman" w:cs="Times New Roman" w:hint="eastAsia"/>
+        </w:rPr>
+        <w:t>light</w:t>
+      </w:r>
+      <w:r>
+        <w:rPr>
+          <w:rFonts w:ascii="Times New Roman" w:eastAsia="华文宋体" w:hAnsi="Times New Roman" w:cs="Times New Roman"/>
         </w:rPr>
         <w:t xml:space="preserve"> </w:t>
       </w:r>
       <w:r>
         <w:rPr>
-          <w:rFonts w:hint="eastAsia" w:ascii="Times New Roman" w:hAnsi="Times New Roman" w:eastAsia="华文宋体" w:cs="Times New Roman"/>
-        </w:rPr>
-        <w:t>shift影响导致迅速退相干，他们需要施加1</w:t>
-      </w:r>
-      <w:r>
-        <w:rPr>
-          <w:rFonts w:ascii="Times New Roman" w:hAnsi="Times New Roman" w:eastAsia="华文宋体" w:cs="Times New Roman"/>
+          <w:rFonts w:ascii="Times New Roman" w:eastAsia="华文宋体" w:hAnsi="Times New Roman" w:cs="Times New Roman" w:hint="eastAsia"/>
+        </w:rPr>
+        <w:t>shift</w:t>
+      </w:r>
+      <w:r>
+        <w:rPr>
+          <w:rFonts w:ascii="Times New Roman" w:eastAsia="华文宋体" w:hAnsi="Times New Roman" w:cs="Times New Roman" w:hint="eastAsia"/>
+        </w:rPr>
+        <w:t>影响导致迅速退相干，他们需要施加</w:t>
+      </w:r>
+      <w:r>
+        <w:rPr>
+          <w:rFonts w:ascii="Times New Roman" w:eastAsia="华文宋体" w:hAnsi="Times New Roman" w:cs="Times New Roman" w:hint="eastAsia"/>
+        </w:rPr>
+        <w:t>1</w:t>
+      </w:r>
+      <w:r>
+        <w:rPr>
+          <w:rFonts w:ascii="Times New Roman" w:eastAsia="华文宋体" w:hAnsi="Times New Roman" w:cs="Times New Roman"/>
         </w:rPr>
         <w:t xml:space="preserve">00-1000 </w:t>
       </w:r>
       <w:r>
         <w:rPr>
-          <w:rFonts w:hint="eastAsia" w:ascii="Times New Roman" w:hAnsi="Times New Roman" w:eastAsia="华文宋体" w:cs="Times New Roman"/>
-        </w:rPr>
-        <w:t>G的工作磁场，但也因此导致8</w:t>
-      </w:r>
-      <w:r>
-        <w:rPr>
-          <w:rFonts w:ascii="Times New Roman" w:hAnsi="Times New Roman" w:eastAsia="华文宋体" w:cs="Times New Roman"/>
+          <w:rFonts w:ascii="Times New Roman" w:eastAsia="华文宋体" w:hAnsi="Times New Roman" w:cs="Times New Roman" w:hint="eastAsia"/>
+        </w:rPr>
+        <w:t>G</w:t>
+      </w:r>
+      <w:r>
+        <w:rPr>
+          <w:rFonts w:ascii="Times New Roman" w:eastAsia="华文宋体" w:hAnsi="Times New Roman" w:cs="Times New Roman" w:hint="eastAsia"/>
+        </w:rPr>
+        <w:t>的工作磁场，但也因此导致</w:t>
+      </w:r>
+      <w:r>
+        <w:rPr>
+          <w:rFonts w:ascii="Times New Roman" w:eastAsia="华文宋体" w:hAnsi="Times New Roman" w:cs="Times New Roman" w:hint="eastAsia"/>
+        </w:rPr>
+        <w:t>8</w:t>
+      </w:r>
+      <w:r>
+        <w:rPr>
+          <w:rFonts w:ascii="Times New Roman" w:eastAsia="华文宋体" w:hAnsi="Times New Roman" w:cs="Times New Roman"/>
         </w:rPr>
         <w:t>7</w:t>
       </w:r>
       <w:r>
         <w:rPr>
-          <w:rFonts w:hint="eastAsia" w:ascii="Times New Roman" w:hAnsi="Times New Roman" w:eastAsia="华文宋体" w:cs="Times New Roman"/>
-        </w:rPr>
-        <w:t>Rb仅有毫秒级别相干；当工作磁场为5</w:t>
-      </w:r>
-      <w:r>
-        <w:rPr>
-          <w:rFonts w:ascii="Times New Roman" w:hAnsi="Times New Roman" w:eastAsia="华文宋体" w:cs="Times New Roman"/>
+          <w:rFonts w:ascii="Times New Roman" w:eastAsia="华文宋体" w:hAnsi="Times New Roman" w:cs="Times New Roman" w:hint="eastAsia"/>
+        </w:rPr>
+        <w:t>Rb</w:t>
+      </w:r>
+      <w:r>
+        <w:rPr>
+          <w:rFonts w:ascii="Times New Roman" w:eastAsia="华文宋体" w:hAnsi="Times New Roman" w:cs="Times New Roman" w:hint="eastAsia"/>
+        </w:rPr>
+        <w:t>仅有毫秒级别相干；当工作磁场为</w:t>
+      </w:r>
+      <w:r>
+        <w:rPr>
+          <w:rFonts w:ascii="Times New Roman" w:eastAsia="华文宋体" w:hAnsi="Times New Roman" w:cs="Times New Roman" w:hint="eastAsia"/>
+        </w:rPr>
+        <w:t>5</w:t>
+      </w:r>
+      <w:r>
+        <w:rPr>
+          <w:rFonts w:ascii="Times New Roman" w:eastAsia="华文宋体" w:hAnsi="Times New Roman" w:cs="Times New Roman"/>
         </w:rPr>
         <w:t xml:space="preserve">00 </w:t>
       </w:r>
       <w:r>
         <w:rPr>
-          <w:rFonts w:hint="eastAsia" w:ascii="Times New Roman" w:hAnsi="Times New Roman" w:eastAsia="华文宋体" w:cs="Times New Roman"/>
-        </w:rPr>
-        <w:t>G，8</w:t>
-      </w:r>
-      <w:r>
-        <w:rPr>
-          <w:rFonts w:ascii="Times New Roman" w:hAnsi="Times New Roman" w:eastAsia="华文宋体" w:cs="Times New Roman"/>
+          <w:rFonts w:ascii="Times New Roman" w:eastAsia="华文宋体" w:hAnsi="Times New Roman" w:cs="Times New Roman" w:hint="eastAsia"/>
+        </w:rPr>
+        <w:t>G</w:t>
+      </w:r>
+      <w:r>
+        <w:rPr>
+          <w:rFonts w:ascii="Times New Roman" w:eastAsia="华文宋体" w:hAnsi="Times New Roman" w:cs="Times New Roman" w:hint="eastAsia"/>
+        </w:rPr>
+        <w:t>，</w:t>
+      </w:r>
+      <w:r>
+        <w:rPr>
+          <w:rFonts w:ascii="Times New Roman" w:eastAsia="华文宋体" w:hAnsi="Times New Roman" w:cs="Times New Roman" w:hint="eastAsia"/>
+        </w:rPr>
+        <w:t>8</w:t>
+      </w:r>
+      <w:r>
+        <w:rPr>
+          <w:rFonts w:ascii="Times New Roman" w:eastAsia="华文宋体" w:hAnsi="Times New Roman" w:cs="Times New Roman"/>
         </w:rPr>
         <w:t>7</w:t>
       </w:r>
       <w:r>
         <w:rPr>
-          <w:rFonts w:hint="eastAsia" w:ascii="Times New Roman" w:hAnsi="Times New Roman" w:eastAsia="华文宋体" w:cs="Times New Roman"/>
+          <w:rFonts w:ascii="Times New Roman" w:eastAsia="华文宋体" w:hAnsi="Times New Roman" w:cs="Times New Roman" w:hint="eastAsia"/>
         </w:rPr>
         <w:t>S</w:t>
       </w:r>
       <w:r>
         <w:rPr>
-          <w:rFonts w:ascii="Times New Roman" w:hAnsi="Times New Roman" w:eastAsia="华文宋体" w:cs="Times New Roman"/>
+          <w:rFonts w:ascii="Times New Roman" w:eastAsia="华文宋体" w:hAnsi="Times New Roman" w:cs="Times New Roman"/>
         </w:rPr>
         <w:t>r</w:t>
       </w:r>
       <w:r>
         <w:rPr>
-          <w:rFonts w:hint="eastAsia" w:ascii="Times New Roman" w:hAnsi="Times New Roman" w:eastAsia="华文宋体" w:cs="Times New Roman"/>
+          <w:rFonts w:ascii="Times New Roman" w:eastAsia="华文宋体" w:hAnsi="Times New Roman" w:cs="Times New Roman" w:hint="eastAsia"/>
         </w:rPr>
         <w:t>的绝对能量灵敏度约为</w:t>
       </w:r>
@@ -873,226 +1259,287 @@
             <m:sty m:val="p"/>
           </m:rPr>
           <w:rPr>
-            <w:rFonts w:ascii="Cambria Math" w:hAnsi="Cambria Math" w:eastAsia="华文宋体" w:cs="Times New Roman"/>
+            <w:rFonts w:ascii="Cambria Math" w:eastAsia="华文宋体" w:hAnsi="Cambria Math" w:cs="Times New Roman"/>
           </w:rPr>
           <m:t>2π×0.1 Hz</m:t>
         </m:r>
       </m:oMath>
       <w:r>
         <w:rPr>
-          <w:rFonts w:hint="eastAsia" w:ascii="Times New Roman" w:hAnsi="Times New Roman" w:eastAsia="华文宋体" w:cs="Times New Roman"/>
+          <w:rFonts w:ascii="Times New Roman" w:eastAsia="华文宋体" w:hAnsi="Times New Roman" w:cs="Times New Roman" w:hint="eastAsia"/>
         </w:rPr>
         <w:t>。</w:t>
       </w:r>
     </w:p>
     <w:p>
       <w:pPr>
-        <w:spacing w:after="156" w:afterLines="50"/>
-        <w:rPr>
-          <w:rFonts w:ascii="Times New Roman" w:hAnsi="Times New Roman" w:eastAsia="华文宋体" w:cs="Times New Roman"/>
+        <w:spacing w:afterLines="50" w:after="156"/>
+        <w:rPr>
+          <w:rFonts w:ascii="Times New Roman" w:eastAsia="华文宋体" w:hAnsi="Times New Roman" w:cs="Times New Roman"/>
         </w:rPr>
       </w:pPr>
       <w:r>
         <w:rPr>
-          <w:rFonts w:hint="eastAsia" w:ascii="Times New Roman" w:hAnsi="Times New Roman" w:eastAsia="华文宋体" w:cs="Times New Roman"/>
+          <w:rFonts w:ascii="Times New Roman" w:eastAsia="华文宋体" w:hAnsi="Times New Roman" w:cs="Times New Roman" w:hint="eastAsia"/>
         </w:rPr>
         <w:t>Q</w:t>
       </w:r>
       <w:r>
         <w:rPr>
-          <w:rFonts w:ascii="Times New Roman" w:hAnsi="Times New Roman" w:eastAsia="华文宋体" w:cs="Times New Roman"/>
-        </w:rPr>
-        <w:t>4: The proposals at the end of the paper involving EDM searches, including those that incorporate 223Ra are 225Ra are ambitious, but I wonder how much these actually have to do with your current manuscript? You give no hard estimates of improvements sensitivity of your proposals herein, so it does not make sense to me to include them here.</w:t>
+          <w:rFonts w:ascii="Times New Roman" w:eastAsia="华文宋体" w:hAnsi="Times New Roman" w:cs="Times New Roman"/>
+        </w:rPr>
+        <w:t>4: The proposals at the end of the paper involving EDM searches, including those that incorporate 223Ra are 225Ra are ambitious,</w:t>
+      </w:r>
+      <w:r>
+        <w:rPr>
+          <w:rFonts w:ascii="Times New Roman" w:eastAsia="华文宋体" w:hAnsi="Times New Roman" w:cs="Times New Roman"/>
+        </w:rPr>
+        <w:t xml:space="preserve"> but I wonder how much these actually have to do with your current manuscript? You give no hard estimates of improvements sensitivity of your proposals herein, so it does not make sense to me to include them here.</w:t>
       </w:r>
     </w:p>
     <w:p>
       <w:pPr>
-        <w:spacing w:after="156" w:afterLines="50"/>
-        <w:rPr>
-          <w:rFonts w:hint="default" w:ascii="Times New Roman" w:hAnsi="Times New Roman" w:eastAsia="华文宋体" w:cs="Times New Roman"/>
-          <w:lang w:val="en-US" w:eastAsia="zh-CN"/>
+        <w:spacing w:afterLines="50" w:after="156"/>
+        <w:rPr>
+          <w:rFonts w:ascii="Times New Roman" w:eastAsia="华文宋体" w:hAnsi="Times New Roman" w:cs="Times New Roman"/>
         </w:rPr>
       </w:pPr>
       <w:r>
         <w:rPr>
-          <w:rFonts w:hint="eastAsia" w:ascii="Times New Roman" w:hAnsi="Times New Roman" w:eastAsia="华文宋体" w:cs="Times New Roman"/>
+          <w:rFonts w:ascii="Times New Roman" w:eastAsia="华文宋体" w:hAnsi="Times New Roman" w:cs="Times New Roman" w:hint="eastAsia"/>
         </w:rPr>
         <w:t>A</w:t>
       </w:r>
       <w:r>
         <w:rPr>
-          <w:rFonts w:ascii="Times New Roman" w:hAnsi="Times New Roman" w:eastAsia="华文宋体" w:cs="Times New Roman"/>
+          <w:rFonts w:ascii="Times New Roman" w:eastAsia="华文宋体" w:hAnsi="Times New Roman" w:cs="Times New Roman"/>
         </w:rPr>
         <w:t xml:space="preserve">4: </w:t>
       </w:r>
       <w:r>
         <w:rPr>
-          <w:rFonts w:hint="eastAsia" w:ascii="Times New Roman" w:hAnsi="Times New Roman" w:eastAsia="华文宋体" w:cs="Times New Roman"/>
-          <w:lang w:val="en-US" w:eastAsia="zh-CN"/>
-        </w:rPr>
-        <w:t>当前我们的EDM测量采用的体系是171</w:t>
-      </w:r>
-      <w:r>
-        <w:rPr>
-          <w:rFonts w:hint="default" w:ascii="Times New Roman" w:hAnsi="Times New Roman" w:eastAsia="华文宋体" w:cs="Times New Roman"/>
-          <w:lang w:val="en-US" w:eastAsia="zh-CN"/>
+          <w:rFonts w:ascii="Times New Roman" w:eastAsia="华文宋体" w:hAnsi="Times New Roman" w:cs="Times New Roman" w:hint="eastAsia"/>
+        </w:rPr>
+        <w:t>当前我们的</w:t>
+      </w:r>
+      <w:r>
+        <w:rPr>
+          <w:rFonts w:ascii="Times New Roman" w:eastAsia="华文宋体" w:hAnsi="Times New Roman" w:cs="Times New Roman" w:hint="eastAsia"/>
+        </w:rPr>
+        <w:t>EDM</w:t>
+      </w:r>
+      <w:r>
+        <w:rPr>
+          <w:rFonts w:ascii="Times New Roman" w:eastAsia="华文宋体" w:hAnsi="Times New Roman" w:cs="Times New Roman" w:hint="eastAsia"/>
+        </w:rPr>
+        <w:t>测量采用的体系是</w:t>
+      </w:r>
+      <w:r>
+        <w:rPr>
+          <w:rFonts w:ascii="Times New Roman" w:eastAsia="华文宋体" w:hAnsi="Times New Roman" w:cs="Times New Roman" w:hint="eastAsia"/>
+        </w:rPr>
+        <w:t>171</w:t>
+      </w:r>
+      <w:r>
+        <w:rPr>
+          <w:rFonts w:ascii="Times New Roman" w:eastAsia="华文宋体" w:hAnsi="Times New Roman" w:cs="Times New Roman"/>
         </w:rPr>
         <w:t>Yb</w:t>
       </w:r>
       <w:r>
         <w:rPr>
-          <w:rFonts w:hint="eastAsia" w:ascii="Times New Roman" w:hAnsi="Times New Roman" w:eastAsia="华文宋体" w:cs="Times New Roman"/>
-          <w:lang w:val="en-US" w:eastAsia="zh-CN"/>
-        </w:rPr>
-        <w:t>，灵敏度受限于磁场噪声，若能采用171</w:t>
-      </w:r>
-      <w:r>
-        <w:rPr>
-          <w:rFonts w:hint="default" w:ascii="Times New Roman" w:hAnsi="Times New Roman" w:eastAsia="华文宋体" w:cs="Times New Roman"/>
-          <w:lang w:val="en-US" w:eastAsia="zh-CN"/>
+          <w:rFonts w:ascii="Times New Roman" w:eastAsia="华文宋体" w:hAnsi="Times New Roman" w:cs="Times New Roman" w:hint="eastAsia"/>
+        </w:rPr>
+        <w:t>，灵敏度受限于磁场噪声，若能采用</w:t>
+      </w:r>
+      <w:r>
+        <w:rPr>
+          <w:rFonts w:ascii="Times New Roman" w:eastAsia="华文宋体" w:hAnsi="Times New Roman" w:cs="Times New Roman" w:hint="eastAsia"/>
+        </w:rPr>
+        <w:t>171</w:t>
+      </w:r>
+      <w:r>
+        <w:rPr>
+          <w:rFonts w:ascii="Times New Roman" w:eastAsia="华文宋体" w:hAnsi="Times New Roman" w:cs="Times New Roman"/>
         </w:rPr>
         <w:t>Yb-173Yb</w:t>
       </w:r>
       <w:r>
         <w:rPr>
-          <w:rFonts w:hint="eastAsia" w:ascii="Times New Roman" w:hAnsi="Times New Roman" w:eastAsia="华文宋体" w:cs="Times New Roman"/>
-          <w:lang w:val="en-US" w:eastAsia="zh-CN"/>
-        </w:rPr>
-        <w:t>共磁力仪，能够有效提升EDM测量灵敏度。而若能将Y</w:t>
-      </w:r>
-      <w:r>
-        <w:rPr>
-          <w:rFonts w:hint="default" w:ascii="Times New Roman" w:hAnsi="Times New Roman" w:eastAsia="华文宋体" w:cs="Times New Roman"/>
-          <w:lang w:val="en-US" w:eastAsia="zh-CN"/>
+          <w:rFonts w:ascii="Times New Roman" w:eastAsia="华文宋体" w:hAnsi="Times New Roman" w:cs="Times New Roman" w:hint="eastAsia"/>
+        </w:rPr>
+        <w:t>共磁力仪，能够有效提升</w:t>
+      </w:r>
+      <w:r>
+        <w:rPr>
+          <w:rFonts w:ascii="Times New Roman" w:eastAsia="华文宋体" w:hAnsi="Times New Roman" w:cs="Times New Roman" w:hint="eastAsia"/>
+        </w:rPr>
+        <w:t>EDM</w:t>
+      </w:r>
+      <w:r>
+        <w:rPr>
+          <w:rFonts w:ascii="Times New Roman" w:eastAsia="华文宋体" w:hAnsi="Times New Roman" w:cs="Times New Roman" w:hint="eastAsia"/>
+        </w:rPr>
+        <w:t>测量灵敏度。而若能将</w:t>
+      </w:r>
+      <w:proofErr w:type="spellStart"/>
+      <w:r>
+        <w:rPr>
+          <w:rFonts w:ascii="Times New Roman" w:eastAsia="华文宋体" w:hAnsi="Times New Roman" w:cs="Times New Roman" w:hint="eastAsia"/>
+        </w:rPr>
+        <w:t>Y</w:t>
+      </w:r>
+      <w:r>
+        <w:rPr>
+          <w:rFonts w:ascii="Times New Roman" w:eastAsia="华文宋体" w:hAnsi="Times New Roman" w:cs="Times New Roman"/>
         </w:rPr>
         <w:t>b</w:t>
       </w:r>
-      <w:r>
-        <w:rPr>
-          <w:rFonts w:hint="eastAsia" w:ascii="Times New Roman" w:hAnsi="Times New Roman" w:eastAsia="华文宋体" w:cs="Times New Roman"/>
-          <w:lang w:val="en-US" w:eastAsia="zh-CN"/>
+      <w:proofErr w:type="spellEnd"/>
+      <w:r>
+        <w:rPr>
+          <w:rFonts w:ascii="Times New Roman" w:eastAsia="华文宋体" w:hAnsi="Times New Roman" w:cs="Times New Roman" w:hint="eastAsia"/>
         </w:rPr>
         <w:t>同位素替换为</w:t>
       </w:r>
       <w:r>
         <w:rPr>
-          <w:rFonts w:hint="default" w:ascii="Times New Roman" w:hAnsi="Times New Roman" w:eastAsia="华文宋体" w:cs="Times New Roman"/>
-          <w:lang w:val="en-US" w:eastAsia="zh-CN"/>
+          <w:rFonts w:ascii="Times New Roman" w:eastAsia="华文宋体" w:hAnsi="Times New Roman" w:cs="Times New Roman"/>
         </w:rPr>
         <w:t>Ra</w:t>
       </w:r>
       <w:r>
         <w:rPr>
-          <w:rFonts w:hint="eastAsia" w:ascii="Times New Roman" w:hAnsi="Times New Roman" w:eastAsia="华文宋体" w:cs="Times New Roman"/>
-          <w:lang w:val="en-US" w:eastAsia="zh-CN"/>
-        </w:rPr>
-        <w:t>同位素，得益于Ra核的八极形变，还能进一步提高对EDM的灵敏度。利用R</w:t>
-      </w:r>
-      <w:r>
-        <w:rPr>
-          <w:rFonts w:hint="default" w:ascii="Times New Roman" w:hAnsi="Times New Roman" w:eastAsia="华文宋体" w:cs="Times New Roman"/>
-          <w:lang w:val="en-US" w:eastAsia="zh-CN"/>
+          <w:rFonts w:ascii="Times New Roman" w:eastAsia="华文宋体" w:hAnsi="Times New Roman" w:cs="Times New Roman" w:hint="eastAsia"/>
+        </w:rPr>
+        <w:t>同位素，得益于</w:t>
+      </w:r>
+      <w:r>
+        <w:rPr>
+          <w:rFonts w:ascii="Times New Roman" w:eastAsia="华文宋体" w:hAnsi="Times New Roman" w:cs="Times New Roman" w:hint="eastAsia"/>
+        </w:rPr>
+        <w:t>Ra</w:t>
+      </w:r>
+      <w:r>
+        <w:rPr>
+          <w:rFonts w:ascii="Times New Roman" w:eastAsia="华文宋体" w:hAnsi="Times New Roman" w:cs="Times New Roman" w:hint="eastAsia"/>
+        </w:rPr>
+        <w:t>核的八极形变，还能进一步提高对</w:t>
+      </w:r>
+      <w:r>
+        <w:rPr>
+          <w:rFonts w:ascii="Times New Roman" w:eastAsia="华文宋体" w:hAnsi="Times New Roman" w:cs="Times New Roman" w:hint="eastAsia"/>
+        </w:rPr>
+        <w:t>EDM</w:t>
+      </w:r>
+      <w:r>
+        <w:rPr>
+          <w:rFonts w:ascii="Times New Roman" w:eastAsia="华文宋体" w:hAnsi="Times New Roman" w:cs="Times New Roman" w:hint="eastAsia"/>
+        </w:rPr>
+        <w:t>的灵敏度。利用</w:t>
+      </w:r>
+      <w:r>
+        <w:rPr>
+          <w:rFonts w:ascii="Times New Roman" w:eastAsia="华文宋体" w:hAnsi="Times New Roman" w:cs="Times New Roman" w:hint="eastAsia"/>
+        </w:rPr>
+        <w:t>R</w:t>
+      </w:r>
+      <w:r>
+        <w:rPr>
+          <w:rFonts w:ascii="Times New Roman" w:eastAsia="华文宋体" w:hAnsi="Times New Roman" w:cs="Times New Roman"/>
         </w:rPr>
         <w:t>a</w:t>
       </w:r>
       <w:r>
         <w:rPr>
-          <w:rFonts w:hint="eastAsia" w:ascii="Times New Roman" w:hAnsi="Times New Roman" w:eastAsia="华文宋体" w:cs="Times New Roman"/>
-          <w:lang w:val="en-US" w:eastAsia="zh-CN"/>
+          <w:rFonts w:ascii="Times New Roman" w:eastAsia="华文宋体" w:hAnsi="Times New Roman" w:cs="Times New Roman" w:hint="eastAsia"/>
         </w:rPr>
         <w:t>测量</w:t>
       </w:r>
       <w:r>
         <w:rPr>
-          <w:rFonts w:hint="eastAsia" w:ascii="Times New Roman" w:hAnsi="Times New Roman" w:eastAsia="华文宋体" w:cs="Times New Roman"/>
+          <w:rFonts w:ascii="Times New Roman" w:eastAsia="华文宋体" w:hAnsi="Times New Roman" w:cs="Times New Roman" w:hint="eastAsia"/>
         </w:rPr>
         <w:t>EDM</w:t>
       </w:r>
       <w:r>
         <w:rPr>
-          <w:rFonts w:hint="eastAsia" w:ascii="Times New Roman" w:hAnsi="Times New Roman" w:eastAsia="华文宋体" w:cs="Times New Roman"/>
-          <w:lang w:val="en-US" w:eastAsia="zh-CN"/>
+          <w:rFonts w:ascii="Times New Roman" w:eastAsia="华文宋体" w:hAnsi="Times New Roman" w:cs="Times New Roman" w:hint="eastAsia"/>
         </w:rPr>
         <w:t>是一项相对</w:t>
       </w:r>
       <w:r>
         <w:rPr>
-          <w:rFonts w:hint="eastAsia" w:ascii="Times New Roman" w:hAnsi="Times New Roman" w:eastAsia="华文宋体" w:cs="Times New Roman"/>
+          <w:rFonts w:ascii="Times New Roman" w:eastAsia="华文宋体" w:hAnsi="Times New Roman" w:cs="Times New Roman" w:hint="eastAsia"/>
         </w:rPr>
         <w:t>久远的计划，</w:t>
       </w:r>
       <w:r>
         <w:rPr>
-          <w:rFonts w:hint="eastAsia" w:ascii="Times New Roman" w:hAnsi="Times New Roman" w:eastAsia="华文宋体" w:cs="Times New Roman"/>
-          <w:lang w:val="en-US" w:eastAsia="zh-CN"/>
+          <w:rFonts w:ascii="Times New Roman" w:eastAsia="华文宋体" w:hAnsi="Times New Roman" w:cs="Times New Roman" w:hint="eastAsia"/>
         </w:rPr>
         <w:t>当前处于提案阶段</w:t>
       </w:r>
       <w:r>
         <w:rPr>
-          <w:rFonts w:hint="eastAsia" w:ascii="Times New Roman" w:hAnsi="Times New Roman" w:eastAsia="华文宋体" w:cs="Times New Roman"/>
-          <w:lang w:eastAsia="zh-CN"/>
+          <w:rFonts w:ascii="Times New Roman" w:eastAsia="华文宋体" w:hAnsi="Times New Roman" w:cs="Times New Roman" w:hint="eastAsia"/>
         </w:rPr>
         <w:t>，</w:t>
       </w:r>
       <w:r>
         <w:rPr>
-          <w:rFonts w:hint="eastAsia" w:ascii="Times New Roman" w:hAnsi="Times New Roman" w:eastAsia="华文宋体" w:cs="Times New Roman"/>
+          <w:rFonts w:ascii="Times New Roman" w:eastAsia="华文宋体" w:hAnsi="Times New Roman" w:cs="Times New Roman" w:hint="eastAsia"/>
         </w:rPr>
         <w:t>暂未</w:t>
       </w:r>
       <w:r>
         <w:rPr>
-          <w:rFonts w:hint="eastAsia" w:ascii="Times New Roman" w:hAnsi="Times New Roman" w:eastAsia="华文宋体" w:cs="Times New Roman"/>
-          <w:lang w:val="en-US" w:eastAsia="zh-CN"/>
+          <w:rFonts w:ascii="Times New Roman" w:eastAsia="华文宋体" w:hAnsi="Times New Roman" w:cs="Times New Roman" w:hint="eastAsia"/>
         </w:rPr>
         <w:t>进行对</w:t>
       </w:r>
       <w:r>
         <w:rPr>
-          <w:rFonts w:hint="eastAsia" w:ascii="Times New Roman" w:hAnsi="Times New Roman" w:eastAsia="华文宋体" w:cs="Times New Roman"/>
+          <w:rFonts w:ascii="Times New Roman" w:eastAsia="华文宋体" w:hAnsi="Times New Roman" w:cs="Times New Roman" w:hint="eastAsia"/>
         </w:rPr>
         <w:t>灵敏度</w:t>
       </w:r>
       <w:r>
         <w:rPr>
-          <w:rFonts w:hint="eastAsia" w:ascii="Times New Roman" w:hAnsi="Times New Roman" w:eastAsia="华文宋体" w:cs="Times New Roman"/>
-          <w:lang w:val="en-US" w:eastAsia="zh-CN"/>
+          <w:rFonts w:ascii="Times New Roman" w:eastAsia="华文宋体" w:hAnsi="Times New Roman" w:cs="Times New Roman" w:hint="eastAsia"/>
         </w:rPr>
         <w:t>的详尽</w:t>
       </w:r>
       <w:r>
         <w:rPr>
-          <w:rFonts w:hint="eastAsia" w:ascii="Times New Roman" w:hAnsi="Times New Roman" w:eastAsia="华文宋体" w:cs="Times New Roman"/>
+          <w:rFonts w:ascii="Times New Roman" w:eastAsia="华文宋体" w:hAnsi="Times New Roman" w:cs="Times New Roman" w:hint="eastAsia"/>
         </w:rPr>
         <w:t>分析</w:t>
       </w:r>
       <w:r>
         <w:rPr>
-          <w:rFonts w:hint="eastAsia" w:ascii="Times New Roman" w:hAnsi="Times New Roman" w:eastAsia="华文宋体" w:cs="Times New Roman"/>
-          <w:lang w:eastAsia="zh-CN"/>
+          <w:rFonts w:ascii="Times New Roman" w:eastAsia="华文宋体" w:hAnsi="Times New Roman" w:cs="Times New Roman" w:hint="eastAsia"/>
         </w:rPr>
         <w:t>。</w:t>
       </w:r>
       <w:r>
         <w:rPr>
-          <w:rFonts w:hint="eastAsia" w:ascii="Times New Roman" w:hAnsi="Times New Roman" w:eastAsia="华文宋体" w:cs="Times New Roman"/>
-          <w:lang w:val="en-US" w:eastAsia="zh-CN"/>
+          <w:rFonts w:ascii="Times New Roman" w:eastAsia="华文宋体" w:hAnsi="Times New Roman" w:cs="Times New Roman" w:hint="eastAsia"/>
         </w:rPr>
         <w:t>此处可以不必提及。</w:t>
       </w:r>
     </w:p>
     <w:p>
       <w:pPr>
-        <w:spacing w:after="156" w:afterLines="50"/>
-        <w:rPr>
-          <w:rFonts w:ascii="Times New Roman" w:hAnsi="Times New Roman" w:eastAsia="华文宋体" w:cs="Times New Roman"/>
+        <w:spacing w:afterLines="50" w:after="156"/>
+        <w:rPr>
+          <w:rFonts w:ascii="Times New Roman" w:eastAsia="华文宋体" w:hAnsi="Times New Roman" w:cs="Times New Roman"/>
         </w:rPr>
       </w:pPr>
     </w:p>
     <w:p>
       <w:pPr>
-        <w:spacing w:after="156" w:afterLines="50"/>
+        <w:spacing w:afterLines="50" w:after="156"/>
         <w:rPr>
           <w:rFonts w:ascii="Times New Roman" w:hAnsi="Times New Roman" w:cs="Times New Roman"/>
           <w:color w:val="C00000"/>
@@ -1108,7 +1555,7 @@
     </w:p>
     <w:p>
       <w:pPr>
-        <w:spacing w:after="156" w:afterLines="50"/>
+        <w:spacing w:afterLines="50" w:after="156"/>
         <w:rPr>
           <w:rFonts w:ascii="Times New Roman" w:hAnsi="Times New Roman" w:cs="Times New Roman"/>
         </w:rPr>
@@ -1117,145 +1564,199 @@
         <w:rPr>
           <w:rFonts w:ascii="Times New Roman" w:hAnsi="Times New Roman" w:cs="Times New Roman"/>
         </w:rPr>
-        <w:t>Q1: The "cat" state used for Yb-173, is it what is called a NooN state? Should the connection be mentioned?</w:t>
+        <w:lastRenderedPageBreak/>
+        <w:t xml:space="preserve">Q1: The "cat" state used for Yb-173, is it what is called a </w:t>
+      </w:r>
+      <w:proofErr w:type="spellStart"/>
+      <w:r>
+        <w:rPr>
+          <w:rFonts w:ascii="Times New Roman" w:hAnsi="Times New Roman" w:cs="Times New Roman"/>
+        </w:rPr>
+        <w:t>NooN</w:t>
+      </w:r>
+      <w:proofErr w:type="spellEnd"/>
+      <w:r>
+        <w:rPr>
+          <w:rFonts w:ascii="Times New Roman" w:hAnsi="Times New Roman" w:cs="Times New Roman"/>
+        </w:rPr>
+        <w:t xml:space="preserve"> state? Should the connection be mentione</w:t>
+      </w:r>
+      <w:r>
+        <w:rPr>
+          <w:rFonts w:ascii="Times New Roman" w:hAnsi="Times New Roman" w:cs="Times New Roman"/>
+        </w:rPr>
+        <w:t>d?</w:t>
       </w:r>
     </w:p>
     <w:p>
       <w:pPr>
-        <w:spacing w:after="156" w:afterLines="50"/>
-        <w:rPr>
-          <w:rFonts w:hint="default" w:ascii="Times New Roman" w:hAnsi="Times New Roman" w:eastAsia="华文宋体" w:cs="Times New Roman"/>
-          <w:lang w:val="en-US" w:eastAsia="zh-CN"/>
+        <w:spacing w:afterLines="50" w:after="156"/>
+        <w:rPr>
+          <w:rFonts w:ascii="Times New Roman" w:eastAsia="华文宋体" w:hAnsi="Times New Roman" w:cs="Times New Roman"/>
         </w:rPr>
       </w:pPr>
       <w:r>
         <w:rPr>
-          <w:rFonts w:hint="eastAsia" w:ascii="Times New Roman" w:hAnsi="Times New Roman" w:eastAsia="华文宋体" w:cs="Times New Roman"/>
+          <w:rFonts w:ascii="Times New Roman" w:eastAsia="华文宋体" w:hAnsi="Times New Roman" w:cs="Times New Roman" w:hint="eastAsia"/>
         </w:rPr>
         <w:t>A</w:t>
       </w:r>
       <w:r>
         <w:rPr>
-          <w:rFonts w:ascii="Times New Roman" w:hAnsi="Times New Roman" w:eastAsia="华文宋体" w:cs="Times New Roman"/>
+          <w:rFonts w:ascii="Times New Roman" w:eastAsia="华文宋体" w:hAnsi="Times New Roman" w:cs="Times New Roman"/>
         </w:rPr>
         <w:t xml:space="preserve">1: </w:t>
       </w:r>
       <w:r>
         <w:rPr>
-          <w:rFonts w:hint="eastAsia" w:ascii="Times New Roman" w:hAnsi="Times New Roman" w:eastAsia="华文宋体" w:cs="Times New Roman"/>
+          <w:rFonts w:ascii="Times New Roman" w:eastAsia="华文宋体" w:hAnsi="Times New Roman" w:cs="Times New Roman" w:hint="eastAsia"/>
         </w:rPr>
         <w:t>原子</w:t>
       </w:r>
       <w:r>
         <w:rPr>
-          <w:rFonts w:hint="eastAsia" w:ascii="Times New Roman" w:hAnsi="Times New Roman" w:eastAsia="华文宋体" w:cs="Times New Roman"/>
-          <w:lang w:val="en-US" w:eastAsia="zh-CN"/>
-        </w:rPr>
-        <w:t>的cat</w:t>
-      </w:r>
-      <w:r>
-        <w:rPr>
-          <w:rFonts w:hint="eastAsia" w:ascii="Times New Roman" w:hAnsi="Times New Roman" w:eastAsia="华文宋体" w:cs="Times New Roman"/>
+          <w:rFonts w:ascii="Times New Roman" w:eastAsia="华文宋体" w:hAnsi="Times New Roman" w:cs="Times New Roman" w:hint="eastAsia"/>
+        </w:rPr>
+        <w:t>的</w:t>
+      </w:r>
+      <w:r>
+        <w:rPr>
+          <w:rFonts w:ascii="Times New Roman" w:eastAsia="华文宋体" w:hAnsi="Times New Roman" w:cs="Times New Roman" w:hint="eastAsia"/>
+        </w:rPr>
+        <w:t>cat</w:t>
+      </w:r>
+      <w:r>
+        <w:rPr>
+          <w:rFonts w:ascii="Times New Roman" w:eastAsia="华文宋体" w:hAnsi="Times New Roman" w:cs="Times New Roman" w:hint="eastAsia"/>
         </w:rPr>
         <w:t xml:space="preserve"> state</w:t>
       </w:r>
       <w:r>
         <w:rPr>
-          <w:rFonts w:hint="default" w:ascii="Times New Roman" w:hAnsi="Times New Roman" w:eastAsia="华文宋体" w:cs="Times New Roman"/>
-          <w:lang w:val="en-US"/>
+          <w:rFonts w:ascii="Times New Roman" w:eastAsia="华文宋体" w:hAnsi="Times New Roman" w:cs="Times New Roman"/>
         </w:rPr>
         <w:t xml:space="preserve"> (</w:t>
       </w:r>
       <m:oMath>
         <m:r>
-          <m:rPr/>
           <w:rPr>
-            <w:rFonts w:hint="default" w:ascii="DejaVu Math TeX Gyre" w:hAnsi="DejaVu Math TeX Gyre" w:eastAsia="华文宋体"/>
-            <w:sz w:val="21"/>
+            <w:rFonts w:ascii="DejaVu Math TeX Gyre" w:eastAsia="华文宋体" w:hAnsi="DejaVu Math TeX Gyre"/>
           </w:rPr>
-          <m:t>|F,+F</m:t>
+          <m:t>|</m:t>
+        </m:r>
+        <m:r>
+          <w:rPr>
+            <w:rFonts w:ascii="DejaVu Math TeX Gyre" w:eastAsia="华文宋体" w:hAnsi="DejaVu Math TeX Gyre"/>
+          </w:rPr>
+          <m:t>F</m:t>
+        </m:r>
+        <m:r>
+          <w:rPr>
+            <w:rFonts w:ascii="DejaVu Math TeX Gyre" w:eastAsia="华文宋体" w:hAnsi="DejaVu Math TeX Gyre"/>
+          </w:rPr>
+          <m:t>,+</m:t>
+        </m:r>
+        <m:r>
+          <w:rPr>
+            <w:rFonts w:ascii="DejaVu Math TeX Gyre" w:eastAsia="华文宋体" w:hAnsi="DejaVu Math TeX Gyre"/>
+          </w:rPr>
+          <m:t>F</m:t>
         </m:r>
         <m:r>
           <m:rPr>
             <m:sty m:val="p"/>
           </m:rPr>
           <w:rPr>
-            <w:rFonts w:hint="default" w:ascii="DejaVu Math TeX Gyre" w:hAnsi="DejaVu Math TeX Gyre" w:eastAsia="华文宋体"/>
-            <w:sz w:val="21"/>
+            <w:rFonts w:ascii="DejaVu Math TeX Gyre" w:eastAsia="华文宋体" w:hAnsi="DejaVu Math TeX Gyre"/>
           </w:rPr>
           <m:t>⟩</m:t>
         </m:r>
         <m:r>
-          <m:rPr/>
           <w:rPr>
-            <w:rFonts w:hint="default" w:ascii="DejaVu Math TeX Gyre" w:hAnsi="DejaVu Math TeX Gyre" w:eastAsia="华文宋体"/>
-            <w:sz w:val="21"/>
+            <w:rFonts w:ascii="DejaVu Math TeX Gyre" w:eastAsia="华文宋体" w:hAnsi="DejaVu Math TeX Gyre"/>
           </w:rPr>
-          <m:t>+|F,−F</m:t>
+          <m:t>+|</m:t>
+        </m:r>
+        <m:r>
+          <w:rPr>
+            <w:rFonts w:ascii="DejaVu Math TeX Gyre" w:eastAsia="华文宋体" w:hAnsi="DejaVu Math TeX Gyre"/>
+          </w:rPr>
+          <m:t>F</m:t>
+        </m:r>
+        <m:r>
+          <w:rPr>
+            <w:rFonts w:ascii="DejaVu Math TeX Gyre" w:eastAsia="华文宋体" w:hAnsi="DejaVu Math TeX Gyre"/>
+          </w:rPr>
+          <m:t>,-</m:t>
+        </m:r>
+        <m:r>
+          <w:rPr>
+            <w:rFonts w:ascii="DejaVu Math TeX Gyre" w:eastAsia="华文宋体" w:hAnsi="DejaVu Math TeX Gyre"/>
+          </w:rPr>
+          <m:t>F</m:t>
         </m:r>
         <m:r>
           <m:rPr>
             <m:sty m:val="p"/>
           </m:rPr>
           <w:rPr>
-            <w:rFonts w:hint="default" w:ascii="DejaVu Math TeX Gyre" w:hAnsi="DejaVu Math TeX Gyre" w:eastAsia="华文宋体"/>
-            <w:sz w:val="21"/>
+            <w:rFonts w:ascii="DejaVu Math TeX Gyre" w:eastAsia="华文宋体" w:hAnsi="DejaVu Math TeX Gyre"/>
           </w:rPr>
           <m:t>⟩</m:t>
         </m:r>
       </m:oMath>
       <w:r>
         <w:rPr>
-          <w:rFonts w:hint="default" w:ascii="Times New Roman" w:hAnsi="Times New Roman" w:eastAsia="华文宋体" w:cs="Times New Roman"/>
-          <w:lang w:val="en-US"/>
+          <w:rFonts w:ascii="Times New Roman" w:eastAsia="华文宋体" w:hAnsi="Times New Roman" w:cs="Times New Roman"/>
         </w:rPr>
         <w:t>)</w:t>
       </w:r>
       <w:r>
         <w:rPr>
-          <w:rFonts w:hint="eastAsia" w:ascii="Times New Roman" w:hAnsi="Times New Roman" w:eastAsia="华文宋体" w:cs="Times New Roman"/>
-        </w:rPr>
-        <w:t>，与光子的NOON态</w:t>
-      </w:r>
-      <w:r>
-        <w:rPr>
-          <w:rFonts w:hint="default" w:ascii="Times New Roman" w:hAnsi="Times New Roman" w:eastAsia="华文宋体" w:cs="Times New Roman"/>
-          <w:lang w:val="en-US"/>
+          <w:rFonts w:ascii="Times New Roman" w:eastAsia="华文宋体" w:hAnsi="Times New Roman" w:cs="Times New Roman" w:hint="eastAsia"/>
+        </w:rPr>
+        <w:t>，与</w:t>
+      </w:r>
+      <w:r>
+        <w:rPr>
+          <w:rFonts w:ascii="Times New Roman" w:eastAsia="华文宋体" w:hAnsi="Times New Roman" w:cs="Times New Roman" w:hint="eastAsia"/>
+        </w:rPr>
+        <w:t>NOON</w:t>
+      </w:r>
+      <w:r>
+        <w:rPr>
+          <w:rFonts w:ascii="Times New Roman" w:eastAsia="华文宋体" w:hAnsi="Times New Roman" w:cs="Times New Roman" w:hint="eastAsia"/>
+        </w:rPr>
+        <w:t>态</w:t>
+      </w:r>
+      <w:r>
+        <w:rPr>
+          <w:rFonts w:ascii="Times New Roman" w:eastAsia="华文宋体" w:hAnsi="Times New Roman" w:cs="Times New Roman"/>
         </w:rPr>
         <w:t xml:space="preserve"> (</w:t>
       </w:r>
       <m:oMath>
         <m:r>
-          <m:rPr/>
           <w:rPr>
-            <w:rFonts w:hint="default" w:ascii="DejaVu Math TeX Gyre" w:hAnsi="DejaVu Math TeX Gyre" w:eastAsia="华文宋体"/>
-            <w:sz w:val="21"/>
+            <w:rFonts w:ascii="DejaVu Math TeX Gyre" w:eastAsia="华文宋体" w:hAnsi="DejaVu Math TeX Gyre"/>
           </w:rPr>
           <m:t>|</m:t>
         </m:r>
         <m:r>
-          <m:rPr/>
           <w:rPr>
-            <w:rFonts w:hint="default" w:ascii="DejaVu Math TeX Gyre" w:hAnsi="DejaVu Math TeX Gyre" w:eastAsia="华文宋体"/>
-            <w:sz w:val="21"/>
-            <w:lang w:val="en-US"/>
+            <w:rFonts w:ascii="DejaVu Math TeX Gyre" w:eastAsia="华文宋体" w:hAnsi="DejaVu Math TeX Gyre"/>
           </w:rPr>
           <m:t>N</m:t>
         </m:r>
         <m:r>
-          <m:rPr/>
           <w:rPr>
-            <w:rFonts w:hint="default" w:ascii="DejaVu Math TeX Gyre" w:hAnsi="DejaVu Math TeX Gyre" w:eastAsia="华文宋体"/>
-            <w:sz w:val="21"/>
+            <w:rFonts w:ascii="DejaVu Math TeX Gyre" w:eastAsia="华文宋体" w:hAnsi="DejaVu Math TeX Gyre"/>
           </w:rPr>
           <m:t>,</m:t>
         </m:r>
         <m:r>
-          <m:rPr/>
           <w:rPr>
-            <w:rFonts w:hint="default" w:ascii="DejaVu Math TeX Gyre" w:hAnsi="DejaVu Math TeX Gyre" w:eastAsia="华文宋体"/>
-            <w:sz w:val="21"/>
-            <w:lang w:val="en-US"/>
+            <w:rFonts w:ascii="DejaVu Math TeX Gyre" w:eastAsia="华文宋体" w:hAnsi="DejaVu Math TeX Gyre"/>
           </w:rPr>
           <m:t>0</m:t>
         </m:r>
@@ -1264,42 +1765,31 @@
             <m:sty m:val="p"/>
           </m:rPr>
           <w:rPr>
-            <w:rFonts w:hint="default" w:ascii="DejaVu Math TeX Gyre" w:hAnsi="DejaVu Math TeX Gyre" w:eastAsia="华文宋体"/>
-            <w:sz w:val="21"/>
+            <w:rFonts w:ascii="DejaVu Math TeX Gyre" w:eastAsia="华文宋体" w:hAnsi="DejaVu Math TeX Gyre"/>
           </w:rPr>
           <m:t>⟩</m:t>
         </m:r>
         <m:r>
-          <m:rPr/>
           <w:rPr>
-            <w:rFonts w:hint="default" w:ascii="DejaVu Math TeX Gyre" w:hAnsi="DejaVu Math TeX Gyre" w:eastAsia="华文宋体"/>
-            <w:sz w:val="21"/>
+            <w:rFonts w:ascii="DejaVu Math TeX Gyre" w:eastAsia="华文宋体" w:hAnsi="DejaVu Math TeX Gyre"/>
           </w:rPr>
           <m:t>+|</m:t>
         </m:r>
         <m:r>
-          <m:rPr/>
           <w:rPr>
-            <w:rFonts w:hint="default" w:ascii="DejaVu Math TeX Gyre" w:hAnsi="DejaVu Math TeX Gyre" w:eastAsia="华文宋体"/>
-            <w:sz w:val="21"/>
-            <w:lang w:val="en-US"/>
+            <w:rFonts w:ascii="DejaVu Math TeX Gyre" w:eastAsia="华文宋体" w:hAnsi="DejaVu Math TeX Gyre"/>
           </w:rPr>
           <m:t>0</m:t>
         </m:r>
         <m:r>
-          <m:rPr/>
           <w:rPr>
-            <w:rFonts w:hint="default" w:ascii="DejaVu Math TeX Gyre" w:hAnsi="DejaVu Math TeX Gyre" w:eastAsia="华文宋体"/>
-            <w:sz w:val="21"/>
+            <w:rFonts w:ascii="DejaVu Math TeX Gyre" w:eastAsia="华文宋体" w:hAnsi="DejaVu Math TeX Gyre"/>
           </w:rPr>
           <m:t>,</m:t>
         </m:r>
         <m:r>
-          <m:rPr/>
           <w:rPr>
-            <w:rFonts w:hint="default" w:ascii="DejaVu Math TeX Gyre" w:hAnsi="DejaVu Math TeX Gyre" w:eastAsia="华文宋体"/>
-            <w:sz w:val="21"/>
-            <w:lang w:val="en-US"/>
+            <w:rFonts w:ascii="DejaVu Math TeX Gyre" w:eastAsia="华文宋体" w:hAnsi="DejaVu Math TeX Gyre"/>
           </w:rPr>
           <m:t>N</m:t>
         </m:r>
@@ -1308,356 +1798,553 @@
             <m:sty m:val="p"/>
           </m:rPr>
           <w:rPr>
-            <w:rFonts w:hint="default" w:ascii="DejaVu Math TeX Gyre" w:hAnsi="DejaVu Math TeX Gyre" w:eastAsia="华文宋体"/>
-            <w:sz w:val="21"/>
+            <w:rFonts w:ascii="DejaVu Math TeX Gyre" w:eastAsia="华文宋体" w:hAnsi="DejaVu Math TeX Gyre"/>
           </w:rPr>
           <m:t>⟩</m:t>
         </m:r>
       </m:oMath>
       <w:r>
         <w:rPr>
-          <w:rFonts w:hint="default" w:ascii="Times New Roman" w:hAnsi="Times New Roman" w:eastAsia="华文宋体" w:cs="Times New Roman"/>
-          <w:lang w:val="en-US"/>
+          <w:rFonts w:ascii="Times New Roman" w:eastAsia="华文宋体" w:hAnsi="Times New Roman" w:cs="Times New Roman"/>
         </w:rPr>
         <w:t>)</w:t>
       </w:r>
       <w:r>
         <w:rPr>
-          <w:rFonts w:hint="eastAsia" w:ascii="Times New Roman" w:hAnsi="Times New Roman" w:eastAsia="华文宋体" w:cs="Times New Roman"/>
+          <w:rFonts w:ascii="Times New Roman" w:eastAsia="华文宋体" w:hAnsi="Times New Roman" w:cs="Times New Roman" w:hint="eastAsia"/>
         </w:rPr>
         <w:t>在希尔伯特空间结构上</w:t>
       </w:r>
       <w:r>
         <w:rPr>
-          <w:rFonts w:hint="eastAsia" w:ascii="Times New Roman" w:hAnsi="Times New Roman" w:eastAsia="华文宋体" w:cs="Times New Roman"/>
-          <w:lang w:val="en-US" w:eastAsia="zh-CN"/>
+          <w:rFonts w:ascii="Times New Roman" w:eastAsia="华文宋体" w:hAnsi="Times New Roman" w:cs="Times New Roman" w:hint="eastAsia"/>
         </w:rPr>
         <w:t>非常类似</w:t>
       </w:r>
       <w:r>
         <w:rPr>
-          <w:rFonts w:hint="eastAsia" w:ascii="Times New Roman" w:hAnsi="Times New Roman" w:eastAsia="华文宋体" w:cs="Times New Roman"/>
+          <w:rFonts w:ascii="Times New Roman" w:eastAsia="华文宋体" w:hAnsi="Times New Roman" w:cs="Times New Roman" w:hint="eastAsia"/>
         </w:rPr>
         <w:t>。</w:t>
       </w:r>
       <w:r>
         <w:rPr>
-          <w:rFonts w:hint="eastAsia" w:ascii="Times New Roman" w:hAnsi="Times New Roman" w:eastAsia="华文宋体" w:cs="Times New Roman"/>
-          <w:lang w:val="en-US" w:eastAsia="zh-CN"/>
-        </w:rPr>
-        <w:t>对于原子体系</w:t>
-      </w:r>
-      <w:r>
-        <w:rPr>
-          <w:rFonts w:hint="eastAsia" w:ascii="Times New Roman" w:hAnsi="Times New Roman" w:eastAsia="华文宋体" w:cs="Times New Roman"/>
-          <w:lang w:eastAsia="zh-CN"/>
+          <w:rFonts w:ascii="Times New Roman" w:eastAsia="华文宋体" w:hAnsi="Times New Roman" w:cs="Times New Roman" w:hint="eastAsia"/>
+        </w:rPr>
+        <w:t>对于</w:t>
+      </w:r>
+      <w:r>
+        <w:rPr>
+          <w:rFonts w:ascii="Times New Roman" w:eastAsia="华文宋体" w:hAnsi="Times New Roman" w:cs="Times New Roman" w:hint="eastAsia"/>
+        </w:rPr>
+        <w:t>cat</w:t>
+      </w:r>
+      <w:r>
+        <w:rPr>
+          <w:rFonts w:ascii="Times New Roman" w:eastAsia="华文宋体" w:hAnsi="Times New Roman" w:cs="Times New Roman"/>
+        </w:rPr>
+        <w:t xml:space="preserve"> state</w:t>
+      </w:r>
+      <w:r>
+        <w:rPr>
+          <w:rFonts w:ascii="Times New Roman" w:eastAsia="华文宋体" w:hAnsi="Times New Roman" w:cs="Times New Roman" w:hint="eastAsia"/>
         </w:rPr>
         <w:t>，</w:t>
       </w:r>
       <w:r>
         <w:rPr>
-          <w:rFonts w:hint="eastAsia" w:ascii="Times New Roman" w:hAnsi="Times New Roman" w:eastAsia="华文宋体" w:cs="Times New Roman"/>
+          <w:rFonts w:ascii="Times New Roman" w:eastAsia="华文宋体" w:hAnsi="Times New Roman" w:cs="Times New Roman" w:hint="eastAsia"/>
         </w:rPr>
         <w:t>在自旋</w:t>
       </w:r>
       <w:r>
         <w:rPr>
-          <w:rFonts w:hint="eastAsia" w:ascii="Times New Roman" w:hAnsi="Times New Roman" w:eastAsia="华文宋体" w:cs="Times New Roman"/>
-          <w:lang w:val="en-US" w:eastAsia="zh-CN"/>
+          <w:rFonts w:ascii="Times New Roman" w:eastAsia="华文宋体" w:hAnsi="Times New Roman" w:cs="Times New Roman" w:hint="eastAsia"/>
         </w:rPr>
         <w:t>F</w:t>
       </w:r>
       <w:r>
         <w:rPr>
-          <w:rFonts w:hint="eastAsia" w:ascii="Times New Roman" w:hAnsi="Times New Roman" w:eastAsia="华文宋体" w:cs="Times New Roman"/>
+          <w:rFonts w:ascii="Times New Roman" w:eastAsia="华文宋体" w:hAnsi="Times New Roman" w:cs="Times New Roman" w:hint="eastAsia"/>
         </w:rPr>
         <w:t>的角动量投影自由度上，两个</w:t>
       </w:r>
       <w:r>
         <w:rPr>
-          <w:rFonts w:hint="eastAsia" w:ascii="Times New Roman" w:hAnsi="Times New Roman" w:eastAsia="华文宋体" w:cs="Times New Roman"/>
-          <w:lang w:val="en-US" w:eastAsia="zh-CN"/>
+          <w:rFonts w:ascii="Times New Roman" w:eastAsia="华文宋体" w:hAnsi="Times New Roman" w:cs="Times New Roman" w:hint="eastAsia"/>
         </w:rPr>
         <w:t>stretch states</w:t>
       </w:r>
       <w:r>
         <w:rPr>
-          <w:rFonts w:hint="eastAsia" w:ascii="Times New Roman" w:hAnsi="Times New Roman" w:eastAsia="华文宋体" w:cs="Times New Roman"/>
+          <w:rFonts w:ascii="Times New Roman" w:eastAsia="华文宋体" w:hAnsi="Times New Roman" w:cs="Times New Roman" w:hint="eastAsia"/>
         </w:rPr>
         <w:t>构成</w:t>
       </w:r>
       <w:r>
         <w:rPr>
-          <w:rFonts w:hint="eastAsia" w:ascii="Times New Roman" w:hAnsi="Times New Roman" w:eastAsia="华文宋体" w:cs="Times New Roman"/>
-          <w:lang w:val="en-US" w:eastAsia="zh-CN"/>
+          <w:rFonts w:ascii="Times New Roman" w:eastAsia="华文宋体" w:hAnsi="Times New Roman" w:cs="Times New Roman" w:hint="eastAsia"/>
         </w:rPr>
         <w:t>了</w:t>
       </w:r>
       <w:r>
         <w:rPr>
-          <w:rFonts w:hint="eastAsia" w:ascii="Times New Roman" w:hAnsi="Times New Roman" w:eastAsia="华文宋体" w:cs="Times New Roman"/>
+          <w:rFonts w:ascii="Times New Roman" w:eastAsia="华文宋体" w:hAnsi="Times New Roman" w:cs="Times New Roman" w:hint="eastAsia"/>
         </w:rPr>
         <w:t>一个二维子空间</w:t>
       </w:r>
       <w:r>
         <w:rPr>
-          <w:rFonts w:hint="eastAsia" w:ascii="Times New Roman" w:hAnsi="Times New Roman" w:eastAsia="华文宋体" w:cs="Times New Roman"/>
-          <w:lang w:eastAsia="zh-CN"/>
+          <w:rFonts w:ascii="Times New Roman" w:eastAsia="华文宋体" w:hAnsi="Times New Roman" w:cs="Times New Roman" w:hint="eastAsia"/>
         </w:rPr>
         <w:t>；</w:t>
       </w:r>
       <w:r>
         <w:rPr>
-          <w:rFonts w:hint="eastAsia" w:ascii="Times New Roman" w:hAnsi="Times New Roman" w:eastAsia="华文宋体" w:cs="Times New Roman"/>
-          <w:lang w:val="en-US" w:eastAsia="zh-CN"/>
-        </w:rPr>
-        <w:t>而对于光子体系，</w:t>
-      </w:r>
-      <w:r>
-        <w:rPr>
-          <w:rFonts w:hint="eastAsia" w:ascii="Times New Roman" w:hAnsi="Times New Roman" w:eastAsia="华文宋体" w:cs="Times New Roman"/>
-        </w:rPr>
-        <w:t>NOON态则是N个全同光子在双模Fock空间中的最大纠缠态，其形式同样为两极端占据数态的叠加。两者均是</w:t>
-      </w:r>
-      <w:r>
-        <w:rPr>
-          <w:rFonts w:hint="eastAsia" w:ascii="Times New Roman" w:hAnsi="Times New Roman" w:eastAsia="华文宋体" w:cs="Times New Roman"/>
-          <w:lang w:val="en-US" w:eastAsia="zh-CN"/>
+          <w:rFonts w:ascii="Times New Roman" w:eastAsia="华文宋体" w:hAnsi="Times New Roman" w:cs="Times New Roman" w:hint="eastAsia"/>
+        </w:rPr>
+        <w:t>而</w:t>
+      </w:r>
+      <w:r>
+        <w:rPr>
+          <w:rFonts w:ascii="Times New Roman" w:eastAsia="华文宋体" w:hAnsi="Times New Roman" w:cs="Times New Roman" w:hint="eastAsia"/>
+        </w:rPr>
+        <w:t>对于</w:t>
+      </w:r>
+      <w:r>
+        <w:rPr>
+          <w:rFonts w:ascii="Times New Roman" w:eastAsia="华文宋体" w:hAnsi="Times New Roman" w:cs="Times New Roman" w:hint="eastAsia"/>
+        </w:rPr>
+        <w:t>NOON</w:t>
+      </w:r>
+      <w:r>
+        <w:rPr>
+          <w:rFonts w:ascii="Times New Roman" w:eastAsia="华文宋体" w:hAnsi="Times New Roman" w:cs="Times New Roman" w:hint="eastAsia"/>
+        </w:rPr>
+        <w:t>态</w:t>
+      </w:r>
+      <w:r>
+        <w:rPr>
+          <w:rFonts w:ascii="Times New Roman" w:eastAsia="华文宋体" w:hAnsi="Times New Roman" w:cs="Times New Roman" w:hint="eastAsia"/>
+        </w:rPr>
+        <w:t>，无论是原子体系还是光子体系，</w:t>
+      </w:r>
+      <w:r>
+        <w:rPr>
+          <w:rFonts w:ascii="Times New Roman" w:eastAsia="华文宋体" w:hAnsi="Times New Roman" w:cs="Times New Roman" w:hint="eastAsia"/>
+        </w:rPr>
+        <w:t>均</w:t>
+      </w:r>
+      <w:r>
+        <w:rPr>
+          <w:rFonts w:ascii="Times New Roman" w:eastAsia="华文宋体" w:hAnsi="Times New Roman" w:cs="Times New Roman" w:hint="eastAsia"/>
+        </w:rPr>
+        <w:t>是</w:t>
+      </w:r>
+      <w:r>
+        <w:rPr>
+          <w:rFonts w:ascii="Times New Roman" w:eastAsia="华文宋体" w:hAnsi="Times New Roman" w:cs="Times New Roman" w:hint="eastAsia"/>
+        </w:rPr>
+        <w:t>N</w:t>
+      </w:r>
+      <w:proofErr w:type="gramStart"/>
+      <w:r>
+        <w:rPr>
+          <w:rFonts w:ascii="Times New Roman" w:eastAsia="华文宋体" w:hAnsi="Times New Roman" w:cs="Times New Roman" w:hint="eastAsia"/>
+        </w:rPr>
+        <w:t>个</w:t>
+      </w:r>
+      <w:proofErr w:type="gramEnd"/>
+      <w:r>
+        <w:rPr>
+          <w:rFonts w:ascii="Times New Roman" w:eastAsia="华文宋体" w:hAnsi="Times New Roman" w:cs="Times New Roman" w:hint="eastAsia"/>
+        </w:rPr>
+        <w:t>全同</w:t>
+      </w:r>
+      <w:r>
+        <w:rPr>
+          <w:rFonts w:ascii="Times New Roman" w:eastAsia="华文宋体" w:hAnsi="Times New Roman" w:cs="Times New Roman" w:hint="eastAsia"/>
+        </w:rPr>
+        <w:t>粒</w:t>
+      </w:r>
+      <w:r>
+        <w:rPr>
+          <w:rFonts w:ascii="Times New Roman" w:eastAsia="华文宋体" w:hAnsi="Times New Roman" w:cs="Times New Roman" w:hint="eastAsia"/>
+        </w:rPr>
+        <w:t>子在</w:t>
+      </w:r>
+      <w:r>
+        <w:rPr>
+          <w:rFonts w:ascii="Times New Roman" w:eastAsia="华文宋体" w:hAnsi="Times New Roman" w:cs="Times New Roman" w:hint="eastAsia"/>
+        </w:rPr>
+        <w:t>空间或模式自由度上的</w:t>
+      </w:r>
+      <w:r>
+        <w:rPr>
+          <w:rFonts w:ascii="Times New Roman" w:eastAsia="华文宋体" w:hAnsi="Times New Roman" w:cs="Times New Roman" w:hint="eastAsia"/>
+        </w:rPr>
+        <w:t>两极端</w:t>
+      </w:r>
+      <w:proofErr w:type="gramStart"/>
+      <w:r>
+        <w:rPr>
+          <w:rFonts w:ascii="Times New Roman" w:eastAsia="华文宋体" w:hAnsi="Times New Roman" w:cs="Times New Roman" w:hint="eastAsia"/>
+        </w:rPr>
+        <w:t>占据数态的</w:t>
+      </w:r>
+      <w:proofErr w:type="gramEnd"/>
+      <w:r>
+        <w:rPr>
+          <w:rFonts w:ascii="Times New Roman" w:eastAsia="华文宋体" w:hAnsi="Times New Roman" w:cs="Times New Roman" w:hint="eastAsia"/>
+        </w:rPr>
+        <w:t>叠加。两者均是</w:t>
+      </w:r>
+      <w:r>
+        <w:rPr>
+          <w:rFonts w:ascii="Times New Roman" w:eastAsia="华文宋体" w:hAnsi="Times New Roman" w:cs="Times New Roman" w:hint="eastAsia"/>
         </w:rPr>
         <w:t>该</w:t>
       </w:r>
       <w:r>
         <w:rPr>
-          <w:rFonts w:hint="eastAsia" w:ascii="Times New Roman" w:hAnsi="Times New Roman" w:eastAsia="华文宋体" w:cs="Times New Roman"/>
+          <w:rFonts w:ascii="Times New Roman" w:eastAsia="华文宋体" w:hAnsi="Times New Roman" w:cs="Times New Roman" w:hint="eastAsia"/>
         </w:rPr>
         <w:t>系统在特定物理自由度上</w:t>
       </w:r>
       <w:r>
         <w:rPr>
-          <w:rFonts w:hint="eastAsia" w:ascii="Times New Roman" w:hAnsi="Times New Roman" w:eastAsia="华文宋体" w:cs="Times New Roman"/>
-          <w:lang w:val="en-US" w:eastAsia="zh-CN"/>
+          <w:rFonts w:ascii="Times New Roman" w:eastAsia="华文宋体" w:hAnsi="Times New Roman" w:cs="Times New Roman" w:hint="eastAsia"/>
         </w:rPr>
         <w:t>的</w:t>
       </w:r>
       <w:r>
         <w:rPr>
-          <w:rFonts w:hint="eastAsia" w:ascii="Times New Roman" w:hAnsi="Times New Roman" w:eastAsia="华文宋体" w:cs="Times New Roman"/>
+          <w:rFonts w:ascii="Times New Roman" w:eastAsia="华文宋体" w:hAnsi="Times New Roman" w:cs="Times New Roman" w:hint="eastAsia"/>
         </w:rPr>
         <w:t>两个最大差异本征态的相干叠加</w:t>
       </w:r>
       <w:r>
         <w:rPr>
-          <w:rFonts w:hint="eastAsia" w:ascii="Times New Roman" w:hAnsi="Times New Roman" w:eastAsia="华文宋体" w:cs="Times New Roman"/>
-          <w:lang w:eastAsia="zh-CN"/>
+          <w:rFonts w:ascii="Times New Roman" w:eastAsia="华文宋体" w:hAnsi="Times New Roman" w:cs="Times New Roman" w:hint="eastAsia"/>
         </w:rPr>
         <w:t>，</w:t>
       </w:r>
       <w:r>
         <w:rPr>
-          <w:rFonts w:hint="eastAsia" w:ascii="Times New Roman" w:hAnsi="Times New Roman" w:eastAsia="华文宋体" w:cs="Times New Roman"/>
-          <w:lang w:val="en-US" w:eastAsia="zh-CN"/>
+          <w:rFonts w:ascii="Times New Roman" w:eastAsia="华文宋体" w:hAnsi="Times New Roman" w:cs="Times New Roman" w:hint="eastAsia"/>
         </w:rPr>
         <w:t>因此均能</w:t>
       </w:r>
       <w:r>
         <w:rPr>
-          <w:rFonts w:hint="eastAsia" w:ascii="Times New Roman" w:hAnsi="Times New Roman" w:eastAsia="华文宋体" w:cs="Times New Roman"/>
+          <w:rFonts w:ascii="Times New Roman" w:eastAsia="华文宋体" w:hAnsi="Times New Roman" w:cs="Times New Roman" w:hint="eastAsia"/>
         </w:rPr>
         <w:t>实现相位测量的海森堡极限。</w:t>
       </w:r>
       <w:r>
         <w:rPr>
-          <w:rFonts w:hint="eastAsia" w:ascii="Times New Roman" w:hAnsi="Times New Roman" w:eastAsia="华文宋体" w:cs="Times New Roman"/>
-          <w:lang w:val="en-US" w:eastAsia="zh-CN"/>
-        </w:rPr>
-        <w:t>在我们关于cat state的上一项工作中</w:t>
-      </w:r>
-      <w:r>
-        <w:rPr>
-          <w:rFonts w:hint="default" w:ascii="Times New Roman" w:hAnsi="Times New Roman" w:eastAsia="华文宋体" w:cs="Times New Roman"/>
-          <w:lang w:val="en-US"/>
+          <w:rFonts w:ascii="Times New Roman" w:eastAsia="华文宋体" w:hAnsi="Times New Roman" w:cs="Times New Roman" w:hint="eastAsia"/>
+        </w:rPr>
+        <w:t>在我们介绍</w:t>
+      </w:r>
+      <w:bookmarkStart w:id="0" w:name="_GoBack"/>
+      <w:bookmarkEnd w:id="0"/>
+      <w:r>
+        <w:rPr>
+          <w:rFonts w:ascii="Times New Roman" w:eastAsia="华文宋体" w:hAnsi="Times New Roman" w:cs="Times New Roman" w:hint="eastAsia"/>
+        </w:rPr>
+        <w:t>cat state</w:t>
+      </w:r>
+      <w:r>
+        <w:rPr>
+          <w:rFonts w:ascii="Times New Roman" w:eastAsia="华文宋体" w:hAnsi="Times New Roman" w:cs="Times New Roman" w:hint="eastAsia"/>
+        </w:rPr>
+        <w:t>的上一项工作中</w:t>
+      </w:r>
+      <w:r>
+        <w:rPr>
+          <w:rFonts w:ascii="Times New Roman" w:eastAsia="华文宋体" w:hAnsi="Times New Roman" w:cs="Times New Roman"/>
         </w:rPr>
         <w:t>[29]</w:t>
       </w:r>
       <w:r>
         <w:rPr>
-          <w:rFonts w:hint="eastAsia" w:ascii="Times New Roman" w:hAnsi="Times New Roman" w:eastAsia="华文宋体" w:cs="Times New Roman"/>
-          <w:lang w:val="en-US" w:eastAsia="zh-CN"/>
-        </w:rPr>
-        <w:t>，已提及并引用了关于NOON state的内容；当前这项工作的关注重点为共磁力仪而非cat state，因此未在正文中提及。</w:t>
+          <w:rFonts w:ascii="Times New Roman" w:eastAsia="华文宋体" w:hAnsi="Times New Roman" w:cs="Times New Roman" w:hint="eastAsia"/>
+        </w:rPr>
+        <w:t>，已提及并引用了关于</w:t>
+      </w:r>
+      <w:r>
+        <w:rPr>
+          <w:rFonts w:ascii="Times New Roman" w:eastAsia="华文宋体" w:hAnsi="Times New Roman" w:cs="Times New Roman" w:hint="eastAsia"/>
+        </w:rPr>
+        <w:t>NOON state</w:t>
+      </w:r>
+      <w:r>
+        <w:rPr>
+          <w:rFonts w:ascii="Times New Roman" w:eastAsia="华文宋体" w:hAnsi="Times New Roman" w:cs="Times New Roman" w:hint="eastAsia"/>
+        </w:rPr>
+        <w:t>的内容；当前这项工作的关注重点为共磁力仪而非</w:t>
+      </w:r>
+      <w:r>
+        <w:rPr>
+          <w:rFonts w:ascii="Times New Roman" w:eastAsia="华文宋体" w:hAnsi="Times New Roman" w:cs="Times New Roman" w:hint="eastAsia"/>
+        </w:rPr>
+        <w:t>cat state</w:t>
+      </w:r>
+      <w:r>
+        <w:rPr>
+          <w:rFonts w:ascii="Times New Roman" w:eastAsia="华文宋体" w:hAnsi="Times New Roman" w:cs="Times New Roman" w:hint="eastAsia"/>
+        </w:rPr>
+        <w:t>，因此未在正文中提及。</w:t>
       </w:r>
     </w:p>
     <w:p>
       <w:pPr>
-        <w:spacing w:after="156" w:afterLines="50"/>
-        <w:rPr>
-          <w:rFonts w:ascii="Times New Roman" w:hAnsi="Times New Roman" w:eastAsia="华文宋体" w:cs="Times New Roman"/>
+        <w:spacing w:afterLines="50" w:after="156"/>
+        <w:rPr>
+          <w:rFonts w:ascii="Times New Roman" w:eastAsia="华文宋体" w:hAnsi="Times New Roman" w:cs="Times New Roman"/>
         </w:rPr>
       </w:pPr>
       <w:r>
         <w:rPr>
-          <w:rFonts w:hint="eastAsia" w:ascii="Times New Roman" w:hAnsi="Times New Roman" w:eastAsia="华文宋体" w:cs="Times New Roman"/>
+          <w:rFonts w:ascii="Times New Roman" w:eastAsia="华文宋体" w:hAnsi="Times New Roman" w:cs="Times New Roman" w:hint="eastAsia"/>
         </w:rPr>
         <w:t>Q</w:t>
       </w:r>
       <w:r>
         <w:rPr>
-          <w:rFonts w:ascii="Times New Roman" w:hAnsi="Times New Roman" w:eastAsia="华文宋体" w:cs="Times New Roman"/>
+          <w:rFonts w:ascii="Times New Roman" w:eastAsia="华文宋体" w:hAnsi="Times New Roman" w:cs="Times New Roman"/>
         </w:rPr>
         <w:t>2: In Fig. 4, there are significant deviations of the experiment from the model, why?</w:t>
       </w:r>
     </w:p>
     <w:p>
       <w:pPr>
-        <w:spacing w:after="156" w:afterLines="50"/>
-        <w:rPr>
-          <w:rFonts w:ascii="Times New Roman" w:hAnsi="Times New Roman" w:eastAsia="华文宋体" w:cs="Times New Roman"/>
+        <w:spacing w:afterLines="50" w:after="156"/>
+        <w:rPr>
+          <w:rFonts w:ascii="Times New Roman" w:eastAsia="华文宋体" w:hAnsi="Times New Roman" w:cs="Times New Roman"/>
         </w:rPr>
       </w:pPr>
       <w:r>
         <w:rPr>
-          <w:rFonts w:hint="eastAsia" w:ascii="Times New Roman" w:hAnsi="Times New Roman" w:eastAsia="华文宋体" w:cs="Times New Roman"/>
+          <w:rFonts w:ascii="Times New Roman" w:eastAsia="华文宋体" w:hAnsi="Times New Roman" w:cs="Times New Roman" w:hint="eastAsia"/>
         </w:rPr>
         <w:t>A</w:t>
       </w:r>
       <w:r>
         <w:rPr>
-          <w:rFonts w:ascii="Times New Roman" w:hAnsi="Times New Roman" w:eastAsia="华文宋体" w:cs="Times New Roman"/>
+          <w:rFonts w:ascii="Times New Roman" w:eastAsia="华文宋体" w:hAnsi="Times New Roman" w:cs="Times New Roman"/>
         </w:rPr>
         <w:t>2</w:t>
       </w:r>
       <w:r>
         <w:rPr>
-          <w:rFonts w:hint="eastAsia" w:ascii="Times New Roman" w:hAnsi="Times New Roman" w:eastAsia="华文宋体" w:cs="Times New Roman"/>
+          <w:rFonts w:ascii="Times New Roman" w:eastAsia="华文宋体" w:hAnsi="Times New Roman" w:cs="Times New Roman" w:hint="eastAsia"/>
         </w:rPr>
         <w:t>:</w:t>
       </w:r>
       <w:r>
         <w:rPr>
-          <w:rFonts w:ascii="Times New Roman" w:hAnsi="Times New Roman" w:eastAsia="华文宋体" w:cs="Times New Roman"/>
+          <w:rFonts w:ascii="Times New Roman" w:eastAsia="华文宋体" w:hAnsi="Times New Roman" w:cs="Times New Roman"/>
         </w:rPr>
         <w:t xml:space="preserve"> </w:t>
       </w:r>
       <w:r>
         <w:rPr>
-          <w:rFonts w:hint="eastAsia" w:ascii="Times New Roman" w:hAnsi="Times New Roman" w:eastAsia="华文宋体" w:cs="Times New Roman"/>
-          <w:lang w:val="en-US" w:eastAsia="zh-CN"/>
-        </w:rPr>
-        <w:t>测量这条曲线时，为避免光阱tensor shift导致的退相干过于剧烈，此时阱功率约为正式实验时的1</w:t>
-      </w:r>
-      <w:r>
-        <w:rPr>
-          <w:rFonts w:hint="default" w:ascii="Times New Roman" w:hAnsi="Times New Roman" w:eastAsia="华文宋体" w:cs="Times New Roman"/>
-          <w:lang w:val="en-US" w:eastAsia="zh-CN"/>
+          <w:rFonts w:ascii="Times New Roman" w:eastAsia="华文宋体" w:hAnsi="Times New Roman" w:cs="Times New Roman" w:hint="eastAsia"/>
+        </w:rPr>
+        <w:t>测量这条曲线时，为避免光</w:t>
+      </w:r>
+      <w:proofErr w:type="gramStart"/>
+      <w:r>
+        <w:rPr>
+          <w:rFonts w:ascii="Times New Roman" w:eastAsia="华文宋体" w:hAnsi="Times New Roman" w:cs="Times New Roman" w:hint="eastAsia"/>
+        </w:rPr>
+        <w:t>阱</w:t>
+      </w:r>
+      <w:proofErr w:type="gramEnd"/>
+      <w:r>
+        <w:rPr>
+          <w:rFonts w:ascii="Times New Roman" w:eastAsia="华文宋体" w:hAnsi="Times New Roman" w:cs="Times New Roman" w:hint="eastAsia"/>
+        </w:rPr>
+        <w:t>tensor shift</w:t>
+      </w:r>
+      <w:r>
+        <w:rPr>
+          <w:rFonts w:ascii="Times New Roman" w:eastAsia="华文宋体" w:hAnsi="Times New Roman" w:cs="Times New Roman" w:hint="eastAsia"/>
+        </w:rPr>
+        <w:t>导致的退相干过于剧烈，此时阱功率约为正式实验时的</w:t>
+      </w:r>
+      <w:r>
+        <w:rPr>
+          <w:rFonts w:ascii="Times New Roman" w:eastAsia="华文宋体" w:hAnsi="Times New Roman" w:cs="Times New Roman" w:hint="eastAsia"/>
+        </w:rPr>
+        <w:t>1</w:t>
+      </w:r>
+      <w:r>
+        <w:rPr>
+          <w:rFonts w:ascii="Times New Roman" w:eastAsia="华文宋体" w:hAnsi="Times New Roman" w:cs="Times New Roman"/>
         </w:rPr>
         <w:t>/4</w:t>
       </w:r>
       <w:r>
         <w:rPr>
-          <w:rFonts w:hint="eastAsia" w:ascii="Times New Roman" w:hAnsi="Times New Roman" w:eastAsia="华文宋体" w:cs="Times New Roman"/>
-          <w:lang w:val="en-US" w:eastAsia="zh-CN"/>
-        </w:rPr>
-        <w:t>，tensor shift对探测跃迁上态的劈裂也相应减小，且由于探测方向与tensor shift方向垂直，因此，探测时并不能对</w:t>
+          <w:rFonts w:ascii="Times New Roman" w:eastAsia="华文宋体" w:hAnsi="Times New Roman" w:cs="Times New Roman" w:hint="eastAsia"/>
+        </w:rPr>
+        <w:t>，</w:t>
+      </w:r>
+      <w:r>
+        <w:rPr>
+          <w:rFonts w:ascii="Times New Roman" w:eastAsia="华文宋体" w:hAnsi="Times New Roman" w:cs="Times New Roman" w:hint="eastAsia"/>
+        </w:rPr>
+        <w:t>tensor shift</w:t>
+      </w:r>
+      <w:r>
+        <w:rPr>
+          <w:rFonts w:ascii="Times New Roman" w:eastAsia="华文宋体" w:hAnsi="Times New Roman" w:cs="Times New Roman" w:hint="eastAsia"/>
+        </w:rPr>
+        <w:t>对探测</w:t>
+      </w:r>
+      <w:proofErr w:type="gramStart"/>
+      <w:r>
+        <w:rPr>
+          <w:rFonts w:ascii="Times New Roman" w:eastAsia="华文宋体" w:hAnsi="Times New Roman" w:cs="Times New Roman" w:hint="eastAsia"/>
+        </w:rPr>
+        <w:t>跃迁上态</w:t>
+      </w:r>
+      <w:proofErr w:type="gramEnd"/>
+      <w:r>
+        <w:rPr>
+          <w:rFonts w:ascii="Times New Roman" w:eastAsia="华文宋体" w:hAnsi="Times New Roman" w:cs="Times New Roman" w:hint="eastAsia"/>
+        </w:rPr>
+        <w:t>的劈裂也相应减小，且由于探测方向与</w:t>
+      </w:r>
+      <w:r>
+        <w:rPr>
+          <w:rFonts w:ascii="Times New Roman" w:eastAsia="华文宋体" w:hAnsi="Times New Roman" w:cs="Times New Roman" w:hint="eastAsia"/>
+        </w:rPr>
+        <w:t>tensor sh</w:t>
+      </w:r>
+      <w:r>
+        <w:rPr>
+          <w:rFonts w:ascii="Times New Roman" w:eastAsia="华文宋体" w:hAnsi="Times New Roman" w:cs="Times New Roman" w:hint="eastAsia"/>
+        </w:rPr>
+        <w:t>ift</w:t>
+      </w:r>
+      <w:r>
+        <w:rPr>
+          <w:rFonts w:ascii="Times New Roman" w:eastAsia="华文宋体" w:hAnsi="Times New Roman" w:cs="Times New Roman" w:hint="eastAsia"/>
+        </w:rPr>
+        <w:t>方向垂直，因此，探测时并不能对</w:t>
       </w:r>
       <m:oMath>
         <m:sSub>
           <m:sSubPr>
             <m:ctrlPr>
               <w:rPr>
-                <w:rFonts w:hint="default" w:ascii="DejaVu Math TeX Gyre" w:hAnsi="DejaVu Math TeX Gyre" w:eastAsia="华文宋体"/>
-                <w:sz w:val="21"/>
+                <w:rFonts w:ascii="DejaVu Math TeX Gyre" w:eastAsia="华文宋体" w:hAnsi="DejaVu Math TeX Gyre"/>
               </w:rPr>
             </m:ctrlPr>
           </m:sSubPr>
           <m:e>
             <m:r>
-              <m:rPr/>
               <w:rPr>
-                <w:rFonts w:hint="default" w:ascii="DejaVu Math TeX Gyre" w:hAnsi="DejaVu Math TeX Gyre" w:eastAsia="华文宋体"/>
-                <w:sz w:val="21"/>
+                <w:rFonts w:ascii="DejaVu Math TeX Gyre" w:eastAsia="华文宋体" w:hAnsi="DejaVu Math TeX Gyre"/>
               </w:rPr>
               <m:t>m</m:t>
             </m:r>
-            <m:ctrlPr>
-              <w:rPr>
-                <w:rFonts w:ascii="DejaVu Math TeX Gyre" w:hAnsi="DejaVu Math TeX Gyre" w:eastAsia="华文宋体"/>
-                <w:sz w:val="21"/>
-              </w:rPr>
-            </m:ctrlPr>
           </m:e>
           <m:sub>
             <m:r>
-              <m:rPr/>
               <w:rPr>
-                <w:rFonts w:hint="default" w:ascii="DejaVu Math TeX Gyre" w:hAnsi="DejaVu Math TeX Gyre" w:eastAsia="华文宋体"/>
-                <w:sz w:val="21"/>
+                <w:rFonts w:ascii="DejaVu Math TeX Gyre" w:eastAsia="华文宋体" w:hAnsi="DejaVu Math TeX Gyre"/>
               </w:rPr>
               <m:t>F</m:t>
             </m:r>
-            <m:ctrlPr>
-              <w:rPr>
-                <w:rFonts w:ascii="DejaVu Math TeX Gyre" w:hAnsi="DejaVu Math TeX Gyre" w:eastAsia="华文宋体"/>
-                <w:sz w:val="21"/>
-              </w:rPr>
-            </m:ctrlPr>
           </m:sub>
         </m:sSub>
       </m:oMath>
-      <w:r>
-        <w:rPr>
-          <w:rFonts w:hint="eastAsia" w:ascii="Times New Roman" w:hAnsi="Times New Roman" w:eastAsia="华文宋体" w:cs="Times New Roman"/>
-          <w:lang w:val="en-US" w:eastAsia="zh-CN"/>
-        </w:rPr>
-        <w:t>态做出较好分辨。另外，原子在光阱中并非静止不动，而是会来回运动，在光阱不同位置感受到不同的tensor shift，整体展现为平均效应。此前simulation，我们仅考虑了探测到</w:t>
+      <w:proofErr w:type="gramStart"/>
+      <w:r>
+        <w:rPr>
+          <w:rFonts w:ascii="Times New Roman" w:eastAsia="华文宋体" w:hAnsi="Times New Roman" w:cs="Times New Roman" w:hint="eastAsia"/>
+        </w:rPr>
+        <w:t>态做</w:t>
+      </w:r>
+      <w:proofErr w:type="gramEnd"/>
+      <w:r>
+        <w:rPr>
+          <w:rFonts w:ascii="Times New Roman" w:eastAsia="华文宋体" w:hAnsi="Times New Roman" w:cs="Times New Roman" w:hint="eastAsia"/>
+        </w:rPr>
+        <w:t>出较好分辨。另外，原子在光</w:t>
+      </w:r>
+      <w:proofErr w:type="gramStart"/>
+      <w:r>
+        <w:rPr>
+          <w:rFonts w:ascii="Times New Roman" w:eastAsia="华文宋体" w:hAnsi="Times New Roman" w:cs="Times New Roman" w:hint="eastAsia"/>
+        </w:rPr>
+        <w:t>阱</w:t>
+      </w:r>
+      <w:proofErr w:type="gramEnd"/>
+      <w:r>
+        <w:rPr>
+          <w:rFonts w:ascii="Times New Roman" w:eastAsia="华文宋体" w:hAnsi="Times New Roman" w:cs="Times New Roman" w:hint="eastAsia"/>
+        </w:rPr>
+        <w:t>中并非静止不动，而是会来回运动，在光阱不同位置感受到不同的</w:t>
+      </w:r>
+      <w:r>
+        <w:rPr>
+          <w:rFonts w:ascii="Times New Roman" w:eastAsia="华文宋体" w:hAnsi="Times New Roman" w:cs="Times New Roman" w:hint="eastAsia"/>
+        </w:rPr>
+        <w:t>tensor shift</w:t>
+      </w:r>
+      <w:r>
+        <w:rPr>
+          <w:rFonts w:ascii="Times New Roman" w:eastAsia="华文宋体" w:hAnsi="Times New Roman" w:cs="Times New Roman" w:hint="eastAsia"/>
+        </w:rPr>
+        <w:t>，整体展现为平均效应。此前</w:t>
+      </w:r>
+      <w:r>
+        <w:rPr>
+          <w:rFonts w:ascii="Times New Roman" w:eastAsia="华文宋体" w:hAnsi="Times New Roman" w:cs="Times New Roman" w:hint="eastAsia"/>
+        </w:rPr>
+        <w:t>simulation</w:t>
+      </w:r>
+      <w:r>
+        <w:rPr>
+          <w:rFonts w:ascii="Times New Roman" w:eastAsia="华文宋体" w:hAnsi="Times New Roman" w:cs="Times New Roman" w:hint="eastAsia"/>
+        </w:rPr>
+        <w:t>，我们仅考虑了探测到</w:t>
       </w:r>
       <m:oMath>
         <m:sSub>
           <m:sSubPr>
             <m:ctrlPr>
               <w:rPr>
-                <w:rFonts w:hint="default" w:ascii="DejaVu Math TeX Gyre" w:hAnsi="DejaVu Math TeX Gyre" w:eastAsia="华文宋体"/>
-                <w:sz w:val="21"/>
+                <w:rFonts w:ascii="DejaVu Math TeX Gyre" w:eastAsia="华文宋体" w:hAnsi="DejaVu Math TeX Gyre"/>
               </w:rPr>
             </m:ctrlPr>
           </m:sSubPr>
           <m:e>
             <m:r>
-              <m:rPr/>
               <w:rPr>
-                <w:rFonts w:hint="default" w:ascii="DejaVu Math TeX Gyre" w:hAnsi="DejaVu Math TeX Gyre" w:eastAsia="华文宋体"/>
-                <w:sz w:val="21"/>
+                <w:rFonts w:ascii="DejaVu Math TeX Gyre" w:eastAsia="华文宋体" w:hAnsi="DejaVu Math TeX Gyre"/>
               </w:rPr>
               <m:t>m</m:t>
             </m:r>
-            <m:ctrlPr>
-              <w:rPr>
-                <w:rFonts w:ascii="DejaVu Math TeX Gyre" w:hAnsi="DejaVu Math TeX Gyre" w:eastAsia="华文宋体"/>
-                <w:sz w:val="21"/>
-              </w:rPr>
-            </m:ctrlPr>
           </m:e>
           <m:sub>
             <m:r>
-              <m:rPr/>
               <w:rPr>
-                <w:rFonts w:hint="default" w:ascii="DejaVu Math TeX Gyre" w:hAnsi="DejaVu Math TeX Gyre" w:eastAsia="华文宋体"/>
-                <w:sz w:val="21"/>
+                <w:rFonts w:ascii="DejaVu Math TeX Gyre" w:eastAsia="华文宋体" w:hAnsi="DejaVu Math TeX Gyre"/>
               </w:rPr>
               <m:t>F</m:t>
             </m:r>
-            <m:ctrlPr>
-              <w:rPr>
-                <w:rFonts w:ascii="DejaVu Math TeX Gyre" w:hAnsi="DejaVu Math TeX Gyre" w:eastAsia="华文宋体"/>
-                <w:sz w:val="21"/>
-              </w:rPr>
-            </m:ctrlPr>
           </m:sub>
         </m:sSub>
         <m:r>
-          <m:rPr/>
           <w:rPr>
-            <w:rFonts w:hint="default" w:ascii="DejaVu Math TeX Gyre" w:hAnsi="DejaVu Math TeX Gyre" w:eastAsia="华文宋体"/>
-            <w:sz w:val="21"/>
+            <w:rFonts w:ascii="DejaVu Math TeX Gyre" w:eastAsia="华文宋体" w:hAnsi="DejaVu Math TeX Gyre"/>
           </w:rPr>
           <m:t>=</m:t>
         </m:r>
@@ -1666,327 +2353,600 @@
             <m:sty m:val="p"/>
           </m:rPr>
           <w:rPr>
-            <w:rFonts w:hint="default" w:ascii="DejaVu Math TeX Gyre" w:hAnsi="DejaVu Math TeX Gyre" w:eastAsia="华文宋体"/>
-            <w:sz w:val="21"/>
+            <w:rFonts w:ascii="DejaVu Math TeX Gyre" w:eastAsia="华文宋体" w:hAnsi="DejaVu Math TeX Gyre"/>
           </w:rPr>
           <m:t>±</m:t>
         </m:r>
         <m:r>
-          <m:rPr/>
           <w:rPr>
-            <w:rFonts w:hint="default" w:ascii="DejaVu Math TeX Gyre" w:hAnsi="DejaVu Math TeX Gyre" w:eastAsia="华文宋体"/>
-            <w:sz w:val="21"/>
+            <w:rFonts w:ascii="DejaVu Math TeX Gyre" w:eastAsia="华文宋体" w:hAnsi="DejaVu Math TeX Gyre"/>
           </w:rPr>
           <m:t>1/2</m:t>
         </m:r>
       </m:oMath>
       <w:r>
-        <m:rPr/>
-        <w:rPr>
-          <w:rFonts w:hint="eastAsia" w:hAnsi="DejaVu Math TeX Gyre" w:eastAsia="华文宋体"/>
-          <w:i w:val="0"/>
-          <w:sz w:val="21"/>
-          <w:lang w:val="en-US" w:eastAsia="zh-CN"/>
+        <w:rPr>
+          <w:rFonts w:eastAsia="华文宋体" w:hAnsi="DejaVu Math TeX Gyre" w:hint="eastAsia"/>
         </w:rPr>
         <w:t>的可能</w:t>
       </w:r>
       <w:r>
         <w:rPr>
-          <w:rFonts w:hint="eastAsia" w:ascii="Times New Roman" w:hAnsi="Times New Roman" w:eastAsia="华文宋体" w:cs="Times New Roman"/>
-          <w:lang w:val="en-US" w:eastAsia="zh-CN"/>
-        </w:rPr>
-        <w:t>，以及无分布的tensor shift，因此理论曲线出现了与实际测量值无法贴合的尖峰。现在我们依据探测跃迁上态的劈裂和不同跃迁的C-G系数，考虑了探测到所有</w:t>
+          <w:rFonts w:ascii="Times New Roman" w:eastAsia="华文宋体" w:hAnsi="Times New Roman" w:cs="Times New Roman" w:hint="eastAsia"/>
+        </w:rPr>
+        <w:t>，以及无分布的</w:t>
+      </w:r>
+      <w:r>
+        <w:rPr>
+          <w:rFonts w:ascii="Times New Roman" w:eastAsia="华文宋体" w:hAnsi="Times New Roman" w:cs="Times New Roman" w:hint="eastAsia"/>
+        </w:rPr>
+        <w:t>tensor shift</w:t>
+      </w:r>
+      <w:r>
+        <w:rPr>
+          <w:rFonts w:ascii="Times New Roman" w:eastAsia="华文宋体" w:hAnsi="Times New Roman" w:cs="Times New Roman" w:hint="eastAsia"/>
+        </w:rPr>
+        <w:t>，因此理论曲线出现了与实际测量值无法贴合的尖峰。现在我们依据探测</w:t>
+      </w:r>
+      <w:proofErr w:type="gramStart"/>
+      <w:r>
+        <w:rPr>
+          <w:rFonts w:ascii="Times New Roman" w:eastAsia="华文宋体" w:hAnsi="Times New Roman" w:cs="Times New Roman" w:hint="eastAsia"/>
+        </w:rPr>
+        <w:t>跃迁上态的</w:t>
+      </w:r>
+      <w:proofErr w:type="gramEnd"/>
+      <w:r>
+        <w:rPr>
+          <w:rFonts w:ascii="Times New Roman" w:eastAsia="华文宋体" w:hAnsi="Times New Roman" w:cs="Times New Roman" w:hint="eastAsia"/>
+        </w:rPr>
+        <w:t>劈裂和不同跃迁的</w:t>
+      </w:r>
+      <w:r>
+        <w:rPr>
+          <w:rFonts w:ascii="Times New Roman" w:eastAsia="华文宋体" w:hAnsi="Times New Roman" w:cs="Times New Roman" w:hint="eastAsia"/>
+        </w:rPr>
+        <w:t>C-G</w:t>
+      </w:r>
+      <w:r>
+        <w:rPr>
+          <w:rFonts w:ascii="Times New Roman" w:eastAsia="华文宋体" w:hAnsi="Times New Roman" w:cs="Times New Roman" w:hint="eastAsia"/>
+        </w:rPr>
+        <w:t>系数，考虑了探测到所有</w:t>
       </w:r>
       <m:oMath>
         <m:sSub>
           <m:sSubPr>
             <m:ctrlPr>
               <w:rPr>
-                <w:rFonts w:hint="default" w:ascii="DejaVu Math TeX Gyre" w:hAnsi="DejaVu Math TeX Gyre" w:eastAsia="华文宋体"/>
-                <w:sz w:val="21"/>
+                <w:rFonts w:ascii="DejaVu Math TeX Gyre" w:eastAsia="华文宋体" w:hAnsi="DejaVu Math TeX Gyre"/>
               </w:rPr>
             </m:ctrlPr>
           </m:sSubPr>
           <m:e>
             <m:r>
-              <m:rPr/>
               <w:rPr>
-                <w:rFonts w:hint="default" w:ascii="DejaVu Math TeX Gyre" w:hAnsi="DejaVu Math TeX Gyre" w:eastAsia="华文宋体"/>
-                <w:sz w:val="21"/>
+                <w:rFonts w:ascii="DejaVu Math TeX Gyre" w:eastAsia="华文宋体" w:hAnsi="DejaVu Math TeX Gyre"/>
               </w:rPr>
               <m:t>m</m:t>
             </m:r>
-            <m:ctrlPr>
-              <w:rPr>
-                <w:rFonts w:ascii="DejaVu Math TeX Gyre" w:hAnsi="DejaVu Math TeX Gyre" w:eastAsia="华文宋体"/>
-                <w:sz w:val="21"/>
-              </w:rPr>
-            </m:ctrlPr>
           </m:e>
           <m:sub>
             <m:r>
-              <m:rPr/>
               <w:rPr>
-                <w:rFonts w:hint="default" w:ascii="DejaVu Math TeX Gyre" w:hAnsi="DejaVu Math TeX Gyre" w:eastAsia="华文宋体"/>
-                <w:sz w:val="21"/>
+                <w:rFonts w:ascii="DejaVu Math TeX Gyre" w:eastAsia="华文宋体" w:hAnsi="DejaVu Math TeX Gyre"/>
               </w:rPr>
               <m:t>F</m:t>
             </m:r>
-            <m:ctrlPr>
-              <w:rPr>
-                <w:rFonts w:ascii="DejaVu Math TeX Gyre" w:hAnsi="DejaVu Math TeX Gyre" w:eastAsia="华文宋体"/>
-                <w:sz w:val="21"/>
-              </w:rPr>
-            </m:ctrlPr>
           </m:sub>
         </m:sSub>
       </m:oMath>
       <w:r>
         <w:rPr>
-          <w:rFonts w:hint="eastAsia" w:hAnsi="DejaVu Math TeX Gyre" w:eastAsia="华文宋体"/>
-          <w:i w:val="0"/>
-          <w:sz w:val="21"/>
-          <w:lang w:val="en-US" w:eastAsia="zh-CN"/>
+          <w:rFonts w:eastAsia="华文宋体" w:hAnsi="DejaVu Math TeX Gyre" w:hint="eastAsia"/>
         </w:rPr>
         <w:t>态的可能性</w:t>
       </w:r>
       <w:r>
         <w:rPr>
-          <w:rFonts w:hint="eastAsia" w:ascii="Times New Roman" w:hAnsi="Times New Roman" w:eastAsia="华文宋体" w:cs="Times New Roman"/>
-          <w:lang w:val="en-US" w:eastAsia="zh-CN"/>
-        </w:rPr>
-        <w:t>，以及tensor场的分布，重新进行simulation，理论曲线的尖峰因此变得平滑，与实验值非常贴合。</w:t>
+          <w:rFonts w:ascii="Times New Roman" w:eastAsia="华文宋体" w:hAnsi="Times New Roman" w:cs="Times New Roman" w:hint="eastAsia"/>
+        </w:rPr>
+        <w:t>，以及</w:t>
+      </w:r>
+      <w:r>
+        <w:rPr>
+          <w:rFonts w:ascii="Times New Roman" w:eastAsia="华文宋体" w:hAnsi="Times New Roman" w:cs="Times New Roman" w:hint="eastAsia"/>
+        </w:rPr>
+        <w:t>tensor</w:t>
+      </w:r>
+      <w:r>
+        <w:rPr>
+          <w:rFonts w:ascii="Times New Roman" w:eastAsia="华文宋体" w:hAnsi="Times New Roman" w:cs="Times New Roman" w:hint="eastAsia"/>
+        </w:rPr>
+        <w:t>场的分布，重新进行</w:t>
+      </w:r>
+      <w:r>
+        <w:rPr>
+          <w:rFonts w:ascii="Times New Roman" w:eastAsia="华文宋体" w:hAnsi="Times New Roman" w:cs="Times New Roman" w:hint="eastAsia"/>
+        </w:rPr>
+        <w:t>simulation</w:t>
+      </w:r>
+      <w:r>
+        <w:rPr>
+          <w:rFonts w:ascii="Times New Roman" w:eastAsia="华文宋体" w:hAnsi="Times New Roman" w:cs="Times New Roman" w:hint="eastAsia"/>
+        </w:rPr>
+        <w:t>，理论曲线的尖峰因此变得平滑，与实验</w:t>
+      </w:r>
+      <w:proofErr w:type="gramStart"/>
+      <w:r>
+        <w:rPr>
+          <w:rFonts w:ascii="Times New Roman" w:eastAsia="华文宋体" w:hAnsi="Times New Roman" w:cs="Times New Roman" w:hint="eastAsia"/>
+        </w:rPr>
+        <w:t>值非</w:t>
+      </w:r>
+      <w:proofErr w:type="gramEnd"/>
+      <w:r>
+        <w:rPr>
+          <w:rFonts w:ascii="Times New Roman" w:eastAsia="华文宋体" w:hAnsi="Times New Roman" w:cs="Times New Roman" w:hint="eastAsia"/>
+        </w:rPr>
+        <w:t>常贴合。</w:t>
       </w:r>
     </w:p>
     <w:p>
       <w:pPr>
-        <w:spacing w:after="156" w:afterLines="50"/>
-        <w:rPr>
-          <w:rFonts w:ascii="Times New Roman" w:hAnsi="Times New Roman" w:eastAsia="华文宋体" w:cs="Times New Roman"/>
+        <w:spacing w:afterLines="50" w:after="156"/>
+        <w:rPr>
+          <w:rFonts w:ascii="Times New Roman" w:eastAsia="华文宋体" w:hAnsi="Times New Roman" w:cs="Times New Roman"/>
         </w:rPr>
       </w:pPr>
       <w:r>
         <w:rPr>
-          <w:rFonts w:hint="eastAsia" w:ascii="Times New Roman" w:hAnsi="Times New Roman" w:eastAsia="华文宋体" w:cs="Times New Roman"/>
+          <w:rFonts w:ascii="Times New Roman" w:eastAsia="华文宋体" w:hAnsi="Times New Roman" w:cs="Times New Roman" w:hint="eastAsia"/>
         </w:rPr>
         <w:t>Q</w:t>
       </w:r>
       <w:r>
         <w:rPr>
-          <w:rFonts w:ascii="Times New Roman" w:hAnsi="Times New Roman" w:eastAsia="华文宋体" w:cs="Times New Roman"/>
+          <w:rFonts w:ascii="Times New Roman" w:eastAsia="华文宋体" w:hAnsi="Times New Roman" w:cs="Times New Roman"/>
         </w:rPr>
         <w:t>3: Please check the formatting of the references. I noticed capitalization problems in Refs. 19 and 26.</w:t>
       </w:r>
     </w:p>
     <w:p>
       <w:pPr>
-        <w:spacing w:after="156" w:afterLines="50"/>
-        <w:rPr>
-          <w:rFonts w:hint="eastAsia" w:ascii="Times New Roman" w:hAnsi="Times New Roman" w:eastAsia="华文宋体" w:cs="Times New Roman"/>
-          <w:lang w:eastAsia="zh-CN"/>
+        <w:spacing w:afterLines="50" w:after="156"/>
+        <w:rPr>
+          <w:rFonts w:ascii="Times New Roman" w:eastAsia="华文宋体" w:hAnsi="Times New Roman" w:cs="Times New Roman"/>
         </w:rPr>
       </w:pPr>
       <w:r>
         <w:rPr>
-          <w:rFonts w:hint="eastAsia" w:ascii="Times New Roman" w:hAnsi="Times New Roman" w:eastAsia="华文宋体" w:cs="Times New Roman"/>
+          <w:rFonts w:ascii="Times New Roman" w:eastAsia="华文宋体" w:hAnsi="Times New Roman" w:cs="Times New Roman" w:hint="eastAsia"/>
         </w:rPr>
         <w:t>A</w:t>
       </w:r>
       <w:r>
         <w:rPr>
-          <w:rFonts w:ascii="Times New Roman" w:hAnsi="Times New Roman" w:eastAsia="华文宋体" w:cs="Times New Roman"/>
+          <w:rFonts w:ascii="Times New Roman" w:eastAsia="华文宋体" w:hAnsi="Times New Roman" w:cs="Times New Roman"/>
         </w:rPr>
         <w:t xml:space="preserve">3: </w:t>
       </w:r>
       <w:r>
         <w:rPr>
-          <w:rFonts w:hint="eastAsia" w:ascii="Times New Roman" w:hAnsi="Times New Roman" w:eastAsia="华文宋体" w:cs="Times New Roman"/>
-          <w:lang w:val="en-US" w:eastAsia="zh-CN"/>
+          <w:rFonts w:ascii="Times New Roman" w:eastAsia="华文宋体" w:hAnsi="Times New Roman" w:cs="Times New Roman" w:hint="eastAsia"/>
         </w:rPr>
         <w:t>我们已</w:t>
       </w:r>
       <w:r>
         <w:rPr>
-          <w:rFonts w:hint="eastAsia" w:ascii="Times New Roman" w:hAnsi="Times New Roman" w:eastAsia="华文宋体" w:cs="Times New Roman"/>
-        </w:rPr>
-        <w:t>按照nature格式要求，全</w:t>
-      </w:r>
-      <w:r>
-        <w:rPr>
-          <w:rFonts w:hint="eastAsia" w:ascii="Times New Roman" w:hAnsi="Times New Roman" w:eastAsia="华文宋体" w:cs="Times New Roman"/>
-          <w:lang w:val="en-US" w:eastAsia="zh-CN"/>
+          <w:rFonts w:ascii="Times New Roman" w:eastAsia="华文宋体" w:hAnsi="Times New Roman" w:cs="Times New Roman" w:hint="eastAsia"/>
+        </w:rPr>
+        <w:t>按照</w:t>
+      </w:r>
+      <w:r>
+        <w:rPr>
+          <w:rFonts w:ascii="Times New Roman" w:eastAsia="华文宋体" w:hAnsi="Times New Roman" w:cs="Times New Roman" w:hint="eastAsia"/>
+        </w:rPr>
+        <w:t>nature</w:t>
+      </w:r>
+      <w:r>
+        <w:rPr>
+          <w:rFonts w:ascii="Times New Roman" w:eastAsia="华文宋体" w:hAnsi="Times New Roman" w:cs="Times New Roman" w:hint="eastAsia"/>
+        </w:rPr>
+        <w:t>格式要求，全</w:t>
+      </w:r>
+      <w:r>
+        <w:rPr>
+          <w:rFonts w:ascii="Times New Roman" w:eastAsia="华文宋体" w:hAnsi="Times New Roman" w:cs="Times New Roman" w:hint="eastAsia"/>
         </w:rPr>
         <w:t>文</w:t>
       </w:r>
       <w:r>
         <w:rPr>
-          <w:rFonts w:hint="eastAsia" w:ascii="Times New Roman" w:hAnsi="Times New Roman" w:eastAsia="华文宋体" w:cs="Times New Roman"/>
+          <w:rFonts w:ascii="Times New Roman" w:eastAsia="华文宋体" w:hAnsi="Times New Roman" w:cs="Times New Roman" w:hint="eastAsia"/>
         </w:rPr>
         <w:t>检查</w:t>
       </w:r>
       <w:r>
         <w:rPr>
-          <w:rFonts w:hint="eastAsia" w:ascii="Times New Roman" w:hAnsi="Times New Roman" w:eastAsia="华文宋体" w:cs="Times New Roman"/>
-          <w:lang w:val="en-US" w:eastAsia="zh-CN"/>
+          <w:rFonts w:ascii="Times New Roman" w:eastAsia="华文宋体" w:hAnsi="Times New Roman" w:cs="Times New Roman" w:hint="eastAsia"/>
         </w:rPr>
         <w:t>修改</w:t>
       </w:r>
       <w:r>
         <w:rPr>
-          <w:rFonts w:hint="eastAsia" w:ascii="Times New Roman" w:hAnsi="Times New Roman" w:eastAsia="华文宋体" w:cs="Times New Roman"/>
-          <w:lang w:eastAsia="zh-CN"/>
+          <w:rFonts w:ascii="Times New Roman" w:eastAsia="华文宋体" w:hAnsi="Times New Roman" w:cs="Times New Roman" w:hint="eastAsia"/>
         </w:rPr>
         <w:t>。</w:t>
       </w:r>
     </w:p>
     <w:p>
       <w:pPr>
-        <w:spacing w:after="156" w:afterLines="50"/>
-        <w:rPr>
-          <w:rFonts w:ascii="Times New Roman" w:hAnsi="Times New Roman" w:eastAsia="华文宋体" w:cs="Times New Roman"/>
+        <w:spacing w:afterLines="50" w:after="156"/>
+        <w:rPr>
+          <w:rFonts w:ascii="Times New Roman" w:eastAsia="华文宋体" w:hAnsi="Times New Roman" w:cs="Times New Roman"/>
         </w:rPr>
       </w:pPr>
       <w:r>
         <w:rPr>
-          <w:rFonts w:hint="eastAsia" w:ascii="Times New Roman" w:hAnsi="Times New Roman" w:eastAsia="华文宋体" w:cs="Times New Roman"/>
+          <w:rFonts w:ascii="Times New Roman" w:eastAsia="华文宋体" w:hAnsi="Times New Roman" w:cs="Times New Roman" w:hint="eastAsia"/>
         </w:rPr>
         <w:t>Q</w:t>
       </w:r>
       <w:r>
         <w:rPr>
-          <w:rFonts w:ascii="Times New Roman" w:hAnsi="Times New Roman" w:eastAsia="华文宋体" w:cs="Times New Roman"/>
-        </w:rPr>
-        <w:t>4: The authors mention the simultaneous effect of the Zeeman and tensor light shifts. In fact, this is a major effect (often referred to alignment-to-orientation conversion) that plays an important role in nonlinear Faraday rotation. The authors might wish to make this connection, if they think it is relevant.</w:t>
+          <w:rFonts w:ascii="Times New Roman" w:eastAsia="华文宋体" w:hAnsi="Times New Roman" w:cs="Times New Roman"/>
+        </w:rPr>
+        <w:t>4: The authors mention the simultaneous effect of the Zeeman and tens</w:t>
+      </w:r>
+      <w:r>
+        <w:rPr>
+          <w:rFonts w:ascii="Times New Roman" w:eastAsia="华文宋体" w:hAnsi="Times New Roman" w:cs="Times New Roman"/>
+        </w:rPr>
+        <w:t>or light shifts. In fact, this is a major effect (often referred to alignment-to-orientation conversion) that plays an important role in nonlinear Faraday rotation. The authors might wish to make this connection, if they think it is relevant.</w:t>
       </w:r>
     </w:p>
     <w:p>
       <w:pPr>
-        <w:spacing w:after="156" w:afterLines="50"/>
-        <w:rPr>
-          <w:rFonts w:hint="default" w:ascii="Times New Roman" w:hAnsi="Times New Roman" w:eastAsia="华文宋体" w:cs="Times New Roman"/>
-          <w:lang w:val="en-US" w:eastAsia="zh-CN"/>
+        <w:spacing w:afterLines="50" w:after="156"/>
+        <w:rPr>
+          <w:rFonts w:ascii="Times New Roman" w:eastAsia="华文宋体" w:hAnsi="Times New Roman" w:cs="Times New Roman"/>
         </w:rPr>
       </w:pPr>
       <w:r>
         <w:rPr>
-          <w:rFonts w:hint="eastAsia" w:ascii="Times New Roman" w:hAnsi="Times New Roman" w:eastAsia="华文宋体" w:cs="Times New Roman"/>
+          <w:rFonts w:ascii="Times New Roman" w:eastAsia="华文宋体" w:hAnsi="Times New Roman" w:cs="Times New Roman" w:hint="eastAsia"/>
         </w:rPr>
         <w:t>A</w:t>
       </w:r>
       <w:r>
         <w:rPr>
-          <w:rFonts w:ascii="Times New Roman" w:hAnsi="Times New Roman" w:eastAsia="华文宋体" w:cs="Times New Roman"/>
+          <w:rFonts w:ascii="Times New Roman" w:eastAsia="华文宋体" w:hAnsi="Times New Roman" w:cs="Times New Roman"/>
         </w:rPr>
         <w:t xml:space="preserve">4: </w:t>
       </w:r>
       <w:r>
         <w:rPr>
-          <w:rFonts w:hint="eastAsia" w:ascii="Times New Roman" w:hAnsi="Times New Roman" w:eastAsia="华文宋体" w:cs="Times New Roman"/>
-          <w:lang w:val="en-US" w:eastAsia="zh-CN"/>
+          <w:rFonts w:ascii="Times New Roman" w:eastAsia="华文宋体" w:hAnsi="Times New Roman" w:cs="Times New Roman" w:hint="eastAsia"/>
         </w:rPr>
         <w:t>在</w:t>
       </w:r>
       <w:r>
         <w:rPr>
-          <w:rFonts w:ascii="Times New Roman" w:hAnsi="Times New Roman" w:eastAsia="华文宋体" w:cs="Times New Roman"/>
-        </w:rPr>
-        <w:t>nonlinear Faraday rotation</w:t>
-      </w:r>
-      <w:r>
-        <w:rPr>
-          <w:rFonts w:hint="eastAsia" w:ascii="Times New Roman" w:hAnsi="Times New Roman" w:eastAsia="华文宋体" w:cs="Times New Roman"/>
-          <w:lang w:val="en-US" w:eastAsia="zh-CN"/>
+          <w:rFonts w:ascii="Times New Roman" w:eastAsia="华文宋体" w:hAnsi="Times New Roman" w:cs="Times New Roman"/>
+        </w:rPr>
+        <w:t>nonlinea</w:t>
+      </w:r>
+      <w:r>
+        <w:rPr>
+          <w:rFonts w:ascii="Times New Roman" w:eastAsia="华文宋体" w:hAnsi="Times New Roman" w:cs="Times New Roman"/>
+        </w:rPr>
+        <w:t>r Faraday rotation</w:t>
+      </w:r>
+      <w:r>
+        <w:rPr>
+          <w:rFonts w:ascii="Times New Roman" w:eastAsia="华文宋体" w:hAnsi="Times New Roman" w:cs="Times New Roman" w:hint="eastAsia"/>
         </w:rPr>
         <w:t>中，</w:t>
       </w:r>
       <w:r>
         <w:rPr>
-          <w:rFonts w:hint="default" w:ascii="Times New Roman" w:hAnsi="Times New Roman" w:eastAsia="华文宋体" w:cs="Times New Roman"/>
-          <w:lang w:val="en-US" w:eastAsia="zh-CN"/>
+          <w:rFonts w:ascii="Times New Roman" w:eastAsia="华文宋体" w:hAnsi="Times New Roman" w:cs="Times New Roman"/>
         </w:rPr>
         <w:t>a</w:t>
       </w:r>
       <w:r>
         <w:rPr>
-          <w:rFonts w:ascii="Times New Roman" w:hAnsi="Times New Roman" w:eastAsia="华文宋体" w:cs="Times New Roman"/>
+          <w:rFonts w:ascii="Times New Roman" w:eastAsia="华文宋体" w:hAnsi="Times New Roman" w:cs="Times New Roman"/>
         </w:rPr>
         <w:t>lignment-to-orientation conversion</w:t>
       </w:r>
       <w:r>
         <w:rPr>
-          <w:rFonts w:hint="eastAsia" w:ascii="Times New Roman" w:hAnsi="Times New Roman" w:eastAsia="华文宋体" w:cs="Times New Roman"/>
-          <w:lang w:val="en-US" w:eastAsia="zh-CN"/>
+          <w:rFonts w:ascii="Times New Roman" w:eastAsia="华文宋体" w:hAnsi="Times New Roman" w:cs="Times New Roman" w:hint="eastAsia"/>
         </w:rPr>
         <w:t xml:space="preserve"> </w:t>
       </w:r>
       <w:r>
         <w:rPr>
-          <w:rFonts w:hint="default" w:ascii="Times New Roman" w:hAnsi="Times New Roman" w:eastAsia="华文宋体" w:cs="Times New Roman"/>
-          <w:lang w:val="en-US" w:eastAsia="zh-CN"/>
+          <w:rFonts w:ascii="Times New Roman" w:eastAsia="华文宋体" w:hAnsi="Times New Roman" w:cs="Times New Roman"/>
         </w:rPr>
         <w:t>(AOC)</w:t>
       </w:r>
       <w:r>
         <w:rPr>
-          <w:rFonts w:hint="eastAsia" w:ascii="Times New Roman" w:hAnsi="Times New Roman" w:eastAsia="华文宋体" w:cs="Times New Roman"/>
-          <w:lang w:val="en-US" w:eastAsia="zh-CN"/>
-        </w:rPr>
-        <w:t>来源于探测光的tensor shift，是自旋态在tensor shift下的相干演化，我们猫态制备正是利用了这一原理，让原子由最初的orientaion state变为alignment state。这一效应会使线性的faraday rotation发生额外的twist，产生非线性旋光效应，可以用于较弱磁场的高精度探测</w:t>
-      </w:r>
-      <w:r>
-        <w:rPr>
-          <w:rFonts w:hint="default" w:ascii="Times New Roman" w:hAnsi="Times New Roman" w:eastAsia="华文宋体" w:cs="Times New Roman"/>
-          <w:lang w:val="en-US" w:eastAsia="zh-CN"/>
+          <w:rFonts w:ascii="Times New Roman" w:eastAsia="华文宋体" w:hAnsi="Times New Roman" w:cs="Times New Roman" w:hint="eastAsia"/>
+        </w:rPr>
+        <w:t>来源于探测光的</w:t>
+      </w:r>
+      <w:r>
+        <w:rPr>
+          <w:rFonts w:ascii="Times New Roman" w:eastAsia="华文宋体" w:hAnsi="Times New Roman" w:cs="Times New Roman" w:hint="eastAsia"/>
+        </w:rPr>
+        <w:t>tensor shift</w:t>
+      </w:r>
+      <w:r>
+        <w:rPr>
+          <w:rFonts w:ascii="Times New Roman" w:eastAsia="华文宋体" w:hAnsi="Times New Roman" w:cs="Times New Roman" w:hint="eastAsia"/>
+        </w:rPr>
+        <w:t>，是自旋态在</w:t>
+      </w:r>
+      <w:r>
+        <w:rPr>
+          <w:rFonts w:ascii="Times New Roman" w:eastAsia="华文宋体" w:hAnsi="Times New Roman" w:cs="Times New Roman" w:hint="eastAsia"/>
+        </w:rPr>
+        <w:t>tensor shift</w:t>
+      </w:r>
+      <w:r>
+        <w:rPr>
+          <w:rFonts w:ascii="Times New Roman" w:eastAsia="华文宋体" w:hAnsi="Times New Roman" w:cs="Times New Roman" w:hint="eastAsia"/>
+        </w:rPr>
+        <w:t>下的相干演化，我们猫态制备正是利用了这一原理，让原子由最初的</w:t>
+      </w:r>
+      <w:proofErr w:type="spellStart"/>
+      <w:r>
+        <w:rPr>
+          <w:rFonts w:ascii="Times New Roman" w:eastAsia="华文宋体" w:hAnsi="Times New Roman" w:cs="Times New Roman" w:hint="eastAsia"/>
+        </w:rPr>
+        <w:t>orientaion</w:t>
+      </w:r>
+      <w:proofErr w:type="spellEnd"/>
+      <w:r>
+        <w:rPr>
+          <w:rFonts w:ascii="Times New Roman" w:eastAsia="华文宋体" w:hAnsi="Times New Roman" w:cs="Times New Roman" w:hint="eastAsia"/>
+        </w:rPr>
+        <w:t xml:space="preserve"> state</w:t>
+      </w:r>
+      <w:r>
+        <w:rPr>
+          <w:rFonts w:ascii="Times New Roman" w:eastAsia="华文宋体" w:hAnsi="Times New Roman" w:cs="Times New Roman" w:hint="eastAsia"/>
+        </w:rPr>
+        <w:t>变为</w:t>
+      </w:r>
+      <w:r>
+        <w:rPr>
+          <w:rFonts w:ascii="Times New Roman" w:eastAsia="华文宋体" w:hAnsi="Times New Roman" w:cs="Times New Roman" w:hint="eastAsia"/>
+        </w:rPr>
+        <w:t>alignment state</w:t>
+      </w:r>
+      <w:r>
+        <w:rPr>
+          <w:rFonts w:ascii="Times New Roman" w:eastAsia="华文宋体" w:hAnsi="Times New Roman" w:cs="Times New Roman" w:hint="eastAsia"/>
+        </w:rPr>
+        <w:t>。这一效应会使线性的</w:t>
+      </w:r>
+      <w:r>
+        <w:rPr>
+          <w:rFonts w:ascii="Times New Roman" w:eastAsia="华文宋体" w:hAnsi="Times New Roman" w:cs="Times New Roman" w:hint="eastAsia"/>
+        </w:rPr>
+        <w:t>faraday rotation</w:t>
+      </w:r>
+      <w:r>
+        <w:rPr>
+          <w:rFonts w:ascii="Times New Roman" w:eastAsia="华文宋体" w:hAnsi="Times New Roman" w:cs="Times New Roman" w:hint="eastAsia"/>
+        </w:rPr>
+        <w:t>发生额外的</w:t>
+      </w:r>
+      <w:r>
+        <w:rPr>
+          <w:rFonts w:ascii="Times New Roman" w:eastAsia="华文宋体" w:hAnsi="Times New Roman" w:cs="Times New Roman" w:hint="eastAsia"/>
+        </w:rPr>
+        <w:t>twist</w:t>
+      </w:r>
+      <w:r>
+        <w:rPr>
+          <w:rFonts w:ascii="Times New Roman" w:eastAsia="华文宋体" w:hAnsi="Times New Roman" w:cs="Times New Roman" w:hint="eastAsia"/>
+        </w:rPr>
+        <w:t>，产生非线性旋光效应，可以用于较弱磁场的高精度探测</w:t>
+      </w:r>
+      <w:r>
+        <w:rPr>
+          <w:rFonts w:ascii="Times New Roman" w:eastAsia="华文宋体" w:hAnsi="Times New Roman" w:cs="Times New Roman"/>
         </w:rPr>
         <w:t>[</w:t>
       </w:r>
       <w:r>
         <w:rPr>
-          <w:rFonts w:hint="eastAsia" w:ascii="Times New Roman" w:hAnsi="Times New Roman" w:eastAsia="华文宋体" w:cs="Times New Roman"/>
-          <w:lang w:val="en-US" w:eastAsia="zh-CN"/>
+          <w:rFonts w:ascii="Times New Roman" w:eastAsia="华文宋体" w:hAnsi="Times New Roman" w:cs="Times New Roman" w:hint="eastAsia"/>
         </w:rPr>
         <w:t>Phys. Rev. Lett. 81, 5788</w:t>
       </w:r>
       <w:r>
         <w:rPr>
-          <w:rFonts w:hint="default" w:ascii="Times New Roman" w:hAnsi="Times New Roman" w:eastAsia="华文宋体" w:cs="Times New Roman"/>
-          <w:lang w:val="en-US" w:eastAsia="zh-CN"/>
+          <w:rFonts w:ascii="Times New Roman" w:eastAsia="华文宋体" w:hAnsi="Times New Roman" w:cs="Times New Roman"/>
         </w:rPr>
         <w:t xml:space="preserve"> (1998)]</w:t>
       </w:r>
       <w:r>
         <w:rPr>
-          <w:rFonts w:hint="eastAsia" w:ascii="Times New Roman" w:hAnsi="Times New Roman" w:eastAsia="华文宋体" w:cs="Times New Roman"/>
-          <w:lang w:val="en-US" w:eastAsia="zh-CN"/>
-        </w:rPr>
-        <w:t>。在我们的实验中，当激光偏振完美平行于外磁场方向时，alignment state同时也是tensor light shift的本征态，因此不会带来额外的效应；但当两者存在角度时，也会使得alignment state发生twist，正是AOC所描述的效应。因此我们在文章中增加了引用</w:t>
-      </w:r>
-      <w:r>
-        <w:rPr>
-          <w:rFonts w:hint="default" w:ascii="Times New Roman" w:hAnsi="Times New Roman" w:eastAsia="华文宋体" w:cs="Times New Roman"/>
-          <w:lang w:val="en-US" w:eastAsia="zh-CN"/>
+          <w:rFonts w:ascii="Times New Roman" w:eastAsia="华文宋体" w:hAnsi="Times New Roman" w:cs="Times New Roman" w:hint="eastAsia"/>
+        </w:rPr>
+        <w:t>。在我们的实验中，当激光偏振完美平行于外磁场方向时，</w:t>
+      </w:r>
+      <w:r>
+        <w:rPr>
+          <w:rFonts w:ascii="Times New Roman" w:eastAsia="华文宋体" w:hAnsi="Times New Roman" w:cs="Times New Roman" w:hint="eastAsia"/>
+        </w:rPr>
+        <w:t>alignment state</w:t>
+      </w:r>
+      <w:r>
+        <w:rPr>
+          <w:rFonts w:ascii="Times New Roman" w:eastAsia="华文宋体" w:hAnsi="Times New Roman" w:cs="Times New Roman" w:hint="eastAsia"/>
+        </w:rPr>
+        <w:t>同时也是</w:t>
+      </w:r>
+      <w:r>
+        <w:rPr>
+          <w:rFonts w:ascii="Times New Roman" w:eastAsia="华文宋体" w:hAnsi="Times New Roman" w:cs="Times New Roman" w:hint="eastAsia"/>
+        </w:rPr>
+        <w:t>tensor light shift</w:t>
+      </w:r>
+      <w:r>
+        <w:rPr>
+          <w:rFonts w:ascii="Times New Roman" w:eastAsia="华文宋体" w:hAnsi="Times New Roman" w:cs="Times New Roman" w:hint="eastAsia"/>
+        </w:rPr>
+        <w:t>的本征态，因此不会带来额外的效应；但当两者存在角度时，也会使得</w:t>
+      </w:r>
+      <w:r>
+        <w:rPr>
+          <w:rFonts w:ascii="Times New Roman" w:eastAsia="华文宋体" w:hAnsi="Times New Roman" w:cs="Times New Roman" w:hint="eastAsia"/>
+        </w:rPr>
+        <w:t>alignment state</w:t>
+      </w:r>
+      <w:r>
+        <w:rPr>
+          <w:rFonts w:ascii="Times New Roman" w:eastAsia="华文宋体" w:hAnsi="Times New Roman" w:cs="Times New Roman" w:hint="eastAsia"/>
+        </w:rPr>
+        <w:t>发生</w:t>
+      </w:r>
+      <w:r>
+        <w:rPr>
+          <w:rFonts w:ascii="Times New Roman" w:eastAsia="华文宋体" w:hAnsi="Times New Roman" w:cs="Times New Roman" w:hint="eastAsia"/>
+        </w:rPr>
+        <w:t>twist</w:t>
+      </w:r>
+      <w:r>
+        <w:rPr>
+          <w:rFonts w:ascii="Times New Roman" w:eastAsia="华文宋体" w:hAnsi="Times New Roman" w:cs="Times New Roman" w:hint="eastAsia"/>
+        </w:rPr>
+        <w:t>，正是</w:t>
+      </w:r>
+      <w:r>
+        <w:rPr>
+          <w:rFonts w:ascii="Times New Roman" w:eastAsia="华文宋体" w:hAnsi="Times New Roman" w:cs="Times New Roman" w:hint="eastAsia"/>
+        </w:rPr>
+        <w:t>AOC</w:t>
+      </w:r>
+      <w:r>
+        <w:rPr>
+          <w:rFonts w:ascii="Times New Roman" w:eastAsia="华文宋体" w:hAnsi="Times New Roman" w:cs="Times New Roman" w:hint="eastAsia"/>
+        </w:rPr>
+        <w:t>所描述的效应。因此我们在文章中增加了引用</w:t>
+      </w:r>
+      <w:r>
+        <w:rPr>
+          <w:rFonts w:ascii="Times New Roman" w:eastAsia="华文宋体" w:hAnsi="Times New Roman" w:cs="Times New Roman"/>
         </w:rPr>
         <w:t>[?]</w:t>
       </w:r>
       <w:r>
         <w:rPr>
-          <w:rFonts w:hint="eastAsia" w:ascii="Times New Roman" w:hAnsi="Times New Roman" w:eastAsia="华文宋体" w:cs="Times New Roman"/>
-          <w:lang w:val="en-US" w:eastAsia="zh-CN"/>
-        </w:rPr>
-        <w:t>，提及了两者的关联。另一方面，nonlinear faraday rotation源于原子对探测光的吸收，导致了探测光偏振发生了变化，在我们的体系中，interrogation time里仅仅只有optical lattice光，只在interrogation结束后对原子态进行读出，而原子对optical lattice的吸收和散射均可以忽略不计，因此没有相应的旋光效应。</w:t>
+          <w:rFonts w:ascii="Times New Roman" w:eastAsia="华文宋体" w:hAnsi="Times New Roman" w:cs="Times New Roman" w:hint="eastAsia"/>
+        </w:rPr>
+        <w:t>，提及了两者的关联。另一方面，</w:t>
+      </w:r>
+      <w:r>
+        <w:rPr>
+          <w:rFonts w:ascii="Times New Roman" w:eastAsia="华文宋体" w:hAnsi="Times New Roman" w:cs="Times New Roman" w:hint="eastAsia"/>
+        </w:rPr>
+        <w:t>nonlinear faraday rotation</w:t>
+      </w:r>
+      <w:r>
+        <w:rPr>
+          <w:rFonts w:ascii="Times New Roman" w:eastAsia="华文宋体" w:hAnsi="Times New Roman" w:cs="Times New Roman" w:hint="eastAsia"/>
+        </w:rPr>
+        <w:t>源于原子对探测光的吸收，导致了探测光偏振发生了变化，在我们的体系中，</w:t>
+      </w:r>
+      <w:r>
+        <w:rPr>
+          <w:rFonts w:ascii="Times New Roman" w:eastAsia="华文宋体" w:hAnsi="Times New Roman" w:cs="Times New Roman" w:hint="eastAsia"/>
+        </w:rPr>
+        <w:t>interrogation time</w:t>
+      </w:r>
+      <w:r>
+        <w:rPr>
+          <w:rFonts w:ascii="Times New Roman" w:eastAsia="华文宋体" w:hAnsi="Times New Roman" w:cs="Times New Roman" w:hint="eastAsia"/>
+        </w:rPr>
+        <w:t>里仅仅只有</w:t>
+      </w:r>
+      <w:r>
+        <w:rPr>
+          <w:rFonts w:ascii="Times New Roman" w:eastAsia="华文宋体" w:hAnsi="Times New Roman" w:cs="Times New Roman" w:hint="eastAsia"/>
+        </w:rPr>
+        <w:t>optical latti</w:t>
+      </w:r>
+      <w:r>
+        <w:rPr>
+          <w:rFonts w:ascii="Times New Roman" w:eastAsia="华文宋体" w:hAnsi="Times New Roman" w:cs="Times New Roman" w:hint="eastAsia"/>
+        </w:rPr>
+        <w:t>ce</w:t>
+      </w:r>
+      <w:r>
+        <w:rPr>
+          <w:rFonts w:ascii="Times New Roman" w:eastAsia="华文宋体" w:hAnsi="Times New Roman" w:cs="Times New Roman" w:hint="eastAsia"/>
+        </w:rPr>
+        <w:t>光，只在</w:t>
+      </w:r>
+      <w:r>
+        <w:rPr>
+          <w:rFonts w:ascii="Times New Roman" w:eastAsia="华文宋体" w:hAnsi="Times New Roman" w:cs="Times New Roman" w:hint="eastAsia"/>
+        </w:rPr>
+        <w:t>interrogation</w:t>
+      </w:r>
+      <w:r>
+        <w:rPr>
+          <w:rFonts w:ascii="Times New Roman" w:eastAsia="华文宋体" w:hAnsi="Times New Roman" w:cs="Times New Roman" w:hint="eastAsia"/>
+        </w:rPr>
+        <w:t>结束后对原子</w:t>
+      </w:r>
+      <w:proofErr w:type="gramStart"/>
+      <w:r>
+        <w:rPr>
+          <w:rFonts w:ascii="Times New Roman" w:eastAsia="华文宋体" w:hAnsi="Times New Roman" w:cs="Times New Roman" w:hint="eastAsia"/>
+        </w:rPr>
+        <w:t>态进行</w:t>
+      </w:r>
+      <w:proofErr w:type="gramEnd"/>
+      <w:r>
+        <w:rPr>
+          <w:rFonts w:ascii="Times New Roman" w:eastAsia="华文宋体" w:hAnsi="Times New Roman" w:cs="Times New Roman" w:hint="eastAsia"/>
+        </w:rPr>
+        <w:t>读出，而原子对</w:t>
+      </w:r>
+      <w:r>
+        <w:rPr>
+          <w:rFonts w:ascii="Times New Roman" w:eastAsia="华文宋体" w:hAnsi="Times New Roman" w:cs="Times New Roman" w:hint="eastAsia"/>
+        </w:rPr>
+        <w:t>optical lattice</w:t>
+      </w:r>
+      <w:r>
+        <w:rPr>
+          <w:rFonts w:ascii="Times New Roman" w:eastAsia="华文宋体" w:hAnsi="Times New Roman" w:cs="Times New Roman" w:hint="eastAsia"/>
+        </w:rPr>
+        <w:t>的吸收和散射均可以忽略不计，因此没有相应的旋光效应。</w:t>
       </w:r>
     </w:p>
     <w:p>
       <w:pPr>
-        <w:spacing w:after="156" w:afterLines="50"/>
-        <w:rPr>
-          <w:rFonts w:ascii="Times New Roman" w:hAnsi="Times New Roman" w:eastAsia="华文宋体" w:cs="Times New Roman"/>
+        <w:spacing w:afterLines="50" w:after="156"/>
+        <w:rPr>
+          <w:rFonts w:ascii="Times New Roman" w:eastAsia="华文宋体" w:hAnsi="Times New Roman" w:cs="Times New Roman"/>
         </w:rPr>
       </w:pPr>
     </w:p>
     <w:p>
       <w:pPr>
-        <w:spacing w:after="156" w:afterLines="50"/>
+        <w:spacing w:afterLines="50" w:after="156"/>
         <w:rPr>
           <w:rFonts w:ascii="Times New Roman" w:hAnsi="Times New Roman" w:cs="Times New Roman"/>
           <w:color w:val="C00000"/>
@@ -2002,21 +2962,34 @@
     </w:p>
     <w:p>
       <w:pPr>
-        <w:spacing w:after="156" w:afterLines="50"/>
-        <w:rPr>
-          <w:rFonts w:hint="eastAsia" w:ascii="Times New Roman" w:hAnsi="Times New Roman" w:cs="Times New Roman"/>
+        <w:spacing w:afterLines="50" w:after="156"/>
+        <w:rPr>
+          <w:rFonts w:ascii="Times New Roman" w:hAnsi="Times New Roman" w:cs="Times New Roman"/>
         </w:rPr>
       </w:pPr>
       <w:r>
         <w:rPr>
           <w:rFonts w:ascii="Times New Roman" w:hAnsi="Times New Roman" w:cs="Times New Roman"/>
         </w:rPr>
-        <w:t>The biggest achievement of the paper is, to us, the implementation of a method to suppress light shifts induced by the trapping lattice, and the subsequent measurement “with a precision of 4 ppm” of the magnetic moment ratio between 171Yb and 173Yb.</w:t>
+        <w:t xml:space="preserve">The biggest achievement of the paper is, to us, the implementation of a method to suppress light </w:t>
+      </w:r>
+      <w:r>
+        <w:rPr>
+          <w:rFonts w:ascii="Times New Roman" w:hAnsi="Times New Roman" w:cs="Times New Roman"/>
+        </w:rPr>
+        <w:lastRenderedPageBreak/>
+        <w:t xml:space="preserve">shifts induced by the trapping lattice, and the subsequent measurement “with </w:t>
+      </w:r>
+      <w:r>
+        <w:rPr>
+          <w:rFonts w:ascii="Times New Roman" w:hAnsi="Times New Roman" w:cs="Times New Roman"/>
+        </w:rPr>
+        <w:t>a precision of 4 ppm” of the magnetic moment ratio between 171Yb and 173Yb.</w:t>
       </w:r>
     </w:p>
     <w:p>
       <w:pPr>
-        <w:spacing w:after="156" w:afterLines="50"/>
+        <w:spacing w:afterLines="50" w:after="156"/>
         <w:rPr>
           <w:rFonts w:ascii="Times New Roman" w:hAnsi="Times New Roman" w:cs="Times New Roman"/>
         </w:rPr>
@@ -2030,230 +3003,221 @@
     </w:p>
     <w:p>
       <w:pPr>
-        <w:spacing w:after="156" w:afterLines="50"/>
-        <w:rPr>
-          <w:rFonts w:ascii="Times New Roman" w:hAnsi="Times New Roman" w:eastAsia="华文宋体" w:cs="Times New Roman"/>
+        <w:spacing w:afterLines="50" w:after="156"/>
+        <w:rPr>
+          <w:rFonts w:ascii="Times New Roman" w:eastAsia="华文宋体" w:hAnsi="Times New Roman" w:cs="Times New Roman"/>
         </w:rPr>
       </w:pPr>
       <w:r>
         <w:rPr>
-          <w:rFonts w:hint="eastAsia" w:ascii="Times New Roman" w:hAnsi="Times New Roman" w:eastAsia="华文宋体" w:cs="Times New Roman"/>
+          <w:rFonts w:ascii="Times New Roman" w:eastAsia="华文宋体" w:hAnsi="Times New Roman" w:cs="Times New Roman" w:hint="eastAsia"/>
         </w:rPr>
         <w:t>A</w:t>
       </w:r>
       <w:r>
         <w:rPr>
-          <w:rFonts w:ascii="Times New Roman" w:hAnsi="Times New Roman" w:eastAsia="华文宋体" w:cs="Times New Roman"/>
+          <w:rFonts w:ascii="Times New Roman" w:eastAsia="华文宋体" w:hAnsi="Times New Roman" w:cs="Times New Roman"/>
         </w:rPr>
         <w:t xml:space="preserve">1a: </w:t>
       </w:r>
       <w:r>
         <w:rPr>
-          <w:rFonts w:hint="eastAsia" w:ascii="Times New Roman" w:hAnsi="Times New Roman" w:eastAsia="华文宋体" w:cs="Times New Roman"/>
-          <w:lang w:val="en-US" w:eastAsia="zh-CN"/>
+          <w:rFonts w:ascii="Times New Roman" w:eastAsia="华文宋体" w:hAnsi="Times New Roman" w:cs="Times New Roman" w:hint="eastAsia"/>
         </w:rPr>
         <w:t>核磁矩是一项物理常数，属于</w:t>
       </w:r>
       <w:r>
         <w:rPr>
-          <w:rFonts w:hint="eastAsia" w:ascii="Times New Roman" w:hAnsi="Times New Roman" w:eastAsia="华文宋体" w:cs="Times New Roman"/>
+          <w:rFonts w:ascii="Times New Roman" w:eastAsia="华文宋体" w:hAnsi="Times New Roman" w:cs="Times New Roman" w:hint="eastAsia"/>
         </w:rPr>
         <w:t>核的基本性质</w:t>
       </w:r>
       <w:r>
         <w:rPr>
-          <w:rFonts w:hint="eastAsia" w:ascii="Times New Roman" w:hAnsi="Times New Roman" w:eastAsia="华文宋体" w:cs="Times New Roman"/>
-          <w:lang w:eastAsia="zh-CN"/>
+          <w:rFonts w:ascii="Times New Roman" w:eastAsia="华文宋体" w:hAnsi="Times New Roman" w:cs="Times New Roman" w:hint="eastAsia"/>
         </w:rPr>
         <w:t>。</w:t>
       </w:r>
       <w:r>
         <w:rPr>
-          <w:rFonts w:hint="eastAsia" w:ascii="Times New Roman" w:hAnsi="Times New Roman" w:eastAsia="华文宋体" w:cs="Times New Roman"/>
-          <w:lang w:val="en-US" w:eastAsia="zh-CN"/>
+          <w:rFonts w:ascii="Times New Roman" w:eastAsia="华文宋体" w:hAnsi="Times New Roman" w:cs="Times New Roman" w:hint="eastAsia"/>
         </w:rPr>
         <w:t>对核</w:t>
       </w:r>
       <w:r>
         <w:rPr>
-          <w:rFonts w:hint="eastAsia" w:ascii="Times New Roman" w:hAnsi="Times New Roman" w:eastAsia="华文宋体" w:cs="Times New Roman"/>
+          <w:rFonts w:ascii="Times New Roman" w:eastAsia="华文宋体" w:hAnsi="Times New Roman" w:cs="Times New Roman" w:hint="eastAsia"/>
         </w:rPr>
         <w:t>磁矩</w:t>
       </w:r>
       <w:r>
         <w:rPr>
-          <w:rFonts w:hint="eastAsia" w:ascii="Times New Roman" w:hAnsi="Times New Roman" w:eastAsia="华文宋体" w:cs="Times New Roman"/>
-          <w:lang w:val="en-US" w:eastAsia="zh-CN"/>
+          <w:rFonts w:ascii="Times New Roman" w:eastAsia="华文宋体" w:hAnsi="Times New Roman" w:cs="Times New Roman" w:hint="eastAsia"/>
         </w:rPr>
         <w:t>的</w:t>
       </w:r>
       <w:r>
         <w:rPr>
-          <w:rFonts w:hint="eastAsia" w:ascii="Times New Roman" w:hAnsi="Times New Roman" w:eastAsia="华文宋体" w:cs="Times New Roman"/>
+          <w:rFonts w:ascii="Times New Roman" w:eastAsia="华文宋体" w:hAnsi="Times New Roman" w:cs="Times New Roman" w:hint="eastAsia"/>
         </w:rPr>
         <w:t>测量</w:t>
       </w:r>
       <w:r>
         <w:rPr>
-          <w:rFonts w:hint="eastAsia" w:ascii="Times New Roman" w:hAnsi="Times New Roman" w:eastAsia="华文宋体" w:cs="Times New Roman"/>
-          <w:lang w:val="en-US" w:eastAsia="zh-CN"/>
+          <w:rFonts w:ascii="Times New Roman" w:eastAsia="华文宋体" w:hAnsi="Times New Roman" w:cs="Times New Roman" w:hint="eastAsia"/>
         </w:rPr>
         <w:t>依赖于对</w:t>
       </w:r>
       <w:r>
         <w:rPr>
-          <w:rFonts w:hint="eastAsia" w:ascii="Times New Roman" w:hAnsi="Times New Roman" w:eastAsia="华文宋体" w:cs="Times New Roman"/>
+          <w:rFonts w:ascii="Times New Roman" w:eastAsia="华文宋体" w:hAnsi="Times New Roman" w:cs="Times New Roman" w:hint="eastAsia"/>
         </w:rPr>
         <w:t>磁矩比</w:t>
       </w:r>
       <w:r>
         <w:rPr>
-          <w:rFonts w:hint="eastAsia" w:ascii="Times New Roman" w:hAnsi="Times New Roman" w:eastAsia="华文宋体" w:cs="Times New Roman"/>
-          <w:lang w:val="en-US" w:eastAsia="zh-CN"/>
+          <w:rFonts w:ascii="Times New Roman" w:eastAsia="华文宋体" w:hAnsi="Times New Roman" w:cs="Times New Roman" w:hint="eastAsia"/>
         </w:rPr>
         <w:t>的</w:t>
       </w:r>
       <w:r>
         <w:rPr>
-          <w:rFonts w:hint="eastAsia" w:ascii="Times New Roman" w:hAnsi="Times New Roman" w:eastAsia="华文宋体" w:cs="Times New Roman"/>
+          <w:rFonts w:ascii="Times New Roman" w:eastAsia="华文宋体" w:hAnsi="Times New Roman" w:cs="Times New Roman" w:hint="eastAsia"/>
         </w:rPr>
         <w:t>测量，</w:t>
       </w:r>
       <w:r>
         <w:rPr>
-          <w:rFonts w:hint="eastAsia" w:ascii="Times New Roman" w:hAnsi="Times New Roman" w:eastAsia="华文宋体" w:cs="Times New Roman"/>
-          <w:lang w:val="en-US" w:eastAsia="zh-CN"/>
+          <w:rFonts w:ascii="Times New Roman" w:eastAsia="华文宋体" w:hAnsi="Times New Roman" w:cs="Times New Roman" w:hint="eastAsia"/>
         </w:rPr>
         <w:t>因此</w:t>
       </w:r>
       <w:r>
         <w:rPr>
-          <w:rFonts w:hint="eastAsia" w:ascii="Times New Roman" w:hAnsi="Times New Roman" w:eastAsia="华文宋体" w:cs="Times New Roman"/>
+          <w:rFonts w:ascii="Times New Roman" w:eastAsia="华文宋体" w:hAnsi="Times New Roman" w:cs="Times New Roman" w:hint="eastAsia"/>
         </w:rPr>
         <w:t>提升磁矩比</w:t>
       </w:r>
       <w:r>
         <w:rPr>
-          <w:rFonts w:hint="eastAsia" w:ascii="Times New Roman" w:hAnsi="Times New Roman" w:eastAsia="华文宋体" w:cs="Times New Roman"/>
-          <w:lang w:val="en-US" w:eastAsia="zh-CN"/>
+          <w:rFonts w:ascii="Times New Roman" w:eastAsia="华文宋体" w:hAnsi="Times New Roman" w:cs="Times New Roman" w:hint="eastAsia"/>
         </w:rPr>
         <w:t>的</w:t>
       </w:r>
       <w:r>
         <w:rPr>
-          <w:rFonts w:hint="eastAsia" w:ascii="Times New Roman" w:hAnsi="Times New Roman" w:eastAsia="华文宋体" w:cs="Times New Roman"/>
+          <w:rFonts w:ascii="Times New Roman" w:eastAsia="华文宋体" w:hAnsi="Times New Roman" w:cs="Times New Roman" w:hint="eastAsia"/>
         </w:rPr>
         <w:t>测量精度很重要。</w:t>
       </w:r>
       <w:r>
         <w:rPr>
-          <w:rFonts w:hint="eastAsia" w:ascii="Times New Roman" w:hAnsi="Times New Roman" w:eastAsia="华文宋体" w:cs="Times New Roman"/>
-          <w:lang w:val="en-US" w:eastAsia="zh-CN"/>
+          <w:rFonts w:ascii="Times New Roman" w:eastAsia="华文宋体" w:hAnsi="Times New Roman" w:cs="Times New Roman" w:hint="eastAsia"/>
         </w:rPr>
         <w:t>此处</w:t>
       </w:r>
       <w:r>
         <w:rPr>
-          <w:rFonts w:hint="eastAsia" w:ascii="Times New Roman" w:hAnsi="Times New Roman" w:eastAsia="华文宋体" w:cs="Times New Roman"/>
+          <w:rFonts w:ascii="Times New Roman" w:eastAsia="华文宋体" w:hAnsi="Times New Roman" w:cs="Times New Roman" w:hint="eastAsia"/>
         </w:rPr>
         <w:t>我们实现</w:t>
       </w:r>
       <w:r>
         <w:rPr>
-          <w:rFonts w:hint="eastAsia" w:ascii="Times New Roman" w:hAnsi="Times New Roman" w:eastAsia="华文宋体" w:cs="Times New Roman"/>
-          <w:lang w:val="en-US" w:eastAsia="zh-CN"/>
+          <w:rFonts w:ascii="Times New Roman" w:eastAsia="华文宋体" w:hAnsi="Times New Roman" w:cs="Times New Roman" w:hint="eastAsia"/>
         </w:rPr>
         <w:t>了</w:t>
       </w:r>
       <w:r>
         <w:rPr>
-          <w:rFonts w:hint="eastAsia" w:ascii="Times New Roman" w:hAnsi="Times New Roman" w:eastAsia="华文宋体" w:cs="Times New Roman"/>
+          <w:rFonts w:ascii="Times New Roman" w:eastAsia="华文宋体" w:hAnsi="Times New Roman" w:cs="Times New Roman" w:hint="eastAsia"/>
         </w:rPr>
         <w:t>新的磁矩比测量方法</w:t>
       </w:r>
       <w:r>
         <w:rPr>
-          <w:rFonts w:hint="eastAsia" w:ascii="Times New Roman" w:hAnsi="Times New Roman" w:eastAsia="华文宋体" w:cs="Times New Roman"/>
-          <w:lang w:eastAsia="zh-CN"/>
+          <w:rFonts w:ascii="Times New Roman" w:eastAsia="华文宋体" w:hAnsi="Times New Roman" w:cs="Times New Roman" w:hint="eastAsia"/>
         </w:rPr>
         <w:t>，</w:t>
       </w:r>
       <w:r>
         <w:rPr>
-          <w:rFonts w:hint="eastAsia" w:ascii="Times New Roman" w:hAnsi="Times New Roman" w:eastAsia="华文宋体" w:cs="Times New Roman"/>
-          <w:lang w:val="en-US" w:eastAsia="zh-CN"/>
+          <w:rFonts w:ascii="Times New Roman" w:eastAsia="华文宋体" w:hAnsi="Times New Roman" w:cs="Times New Roman" w:hint="eastAsia"/>
         </w:rPr>
         <w:t>将</w:t>
       </w:r>
-      <w:r>
-        <w:rPr>
-          <w:rFonts w:hint="eastAsia" w:ascii="Times New Roman" w:hAnsi="Times New Roman" w:eastAsia="华文宋体" w:cs="Times New Roman"/>
+      <w:proofErr w:type="spellStart"/>
+      <w:r>
+        <w:rPr>
+          <w:rFonts w:ascii="Times New Roman" w:eastAsia="华文宋体" w:hAnsi="Times New Roman" w:cs="Times New Roman" w:hint="eastAsia"/>
         </w:rPr>
         <w:t>Yb</w:t>
       </w:r>
-      <w:r>
-        <w:rPr>
-          <w:rFonts w:hint="eastAsia" w:ascii="Times New Roman" w:hAnsi="Times New Roman" w:eastAsia="华文宋体" w:cs="Times New Roman"/>
-          <w:lang w:val="en-US" w:eastAsia="zh-CN"/>
+      <w:proofErr w:type="spellEnd"/>
+      <w:r>
+        <w:rPr>
+          <w:rFonts w:ascii="Times New Roman" w:eastAsia="华文宋体" w:hAnsi="Times New Roman" w:cs="Times New Roman" w:hint="eastAsia"/>
         </w:rPr>
         <w:t>同位素的核磁矩之比的测量</w:t>
       </w:r>
       <w:r>
         <w:rPr>
-          <w:rFonts w:hint="eastAsia" w:ascii="Times New Roman" w:hAnsi="Times New Roman" w:eastAsia="华文宋体" w:cs="Times New Roman"/>
+          <w:rFonts w:ascii="Times New Roman" w:eastAsia="华文宋体" w:hAnsi="Times New Roman" w:cs="Times New Roman" w:hint="eastAsia"/>
         </w:rPr>
         <w:t>精度</w:t>
       </w:r>
       <w:r>
         <w:rPr>
-          <w:rFonts w:hint="eastAsia" w:ascii="Times New Roman" w:hAnsi="Times New Roman" w:eastAsia="华文宋体" w:cs="Times New Roman"/>
-          <w:lang w:val="en-US" w:eastAsia="zh-CN"/>
+          <w:rFonts w:ascii="Times New Roman" w:eastAsia="华文宋体" w:hAnsi="Times New Roman" w:cs="Times New Roman" w:hint="eastAsia"/>
         </w:rPr>
         <w:t>提升了</w:t>
       </w:r>
       <w:r>
         <w:rPr>
-          <w:rFonts w:hint="eastAsia" w:ascii="Times New Roman" w:hAnsi="Times New Roman" w:eastAsia="华文宋体" w:cs="Times New Roman"/>
+          <w:rFonts w:ascii="Times New Roman" w:eastAsia="华文宋体" w:hAnsi="Times New Roman" w:cs="Times New Roman" w:hint="eastAsia"/>
         </w:rPr>
         <w:t>一个量级</w:t>
       </w:r>
       <w:r>
         <w:rPr>
-          <w:rFonts w:hint="eastAsia" w:ascii="Times New Roman" w:hAnsi="Times New Roman" w:eastAsia="华文宋体" w:cs="Times New Roman"/>
-          <w:lang w:eastAsia="zh-CN"/>
+          <w:rFonts w:ascii="Times New Roman" w:eastAsia="华文宋体" w:hAnsi="Times New Roman" w:cs="Times New Roman" w:hint="eastAsia"/>
         </w:rPr>
         <w:t>；</w:t>
       </w:r>
       <w:r>
         <w:rPr>
-          <w:rFonts w:hint="eastAsia" w:ascii="Times New Roman" w:hAnsi="Times New Roman" w:eastAsia="华文宋体" w:cs="Times New Roman"/>
-          <w:lang w:val="en-US" w:eastAsia="zh-CN"/>
+          <w:rFonts w:ascii="Times New Roman" w:eastAsia="华文宋体" w:hAnsi="Times New Roman" w:cs="Times New Roman" w:hint="eastAsia"/>
         </w:rPr>
         <w:t>另外</w:t>
       </w:r>
       <w:r>
         <w:rPr>
-          <w:rFonts w:hint="eastAsia" w:ascii="Times New Roman" w:hAnsi="Times New Roman" w:eastAsia="华文宋体" w:cs="Times New Roman"/>
+          <w:rFonts w:ascii="Times New Roman" w:eastAsia="华文宋体" w:hAnsi="Times New Roman" w:cs="Times New Roman" w:hint="eastAsia"/>
         </w:rPr>
         <w:t>，通过更换不同的磁场校准元素，</w:t>
       </w:r>
       <w:r>
         <w:rPr>
-          <w:rFonts w:hint="eastAsia" w:ascii="Times New Roman" w:hAnsi="Times New Roman" w:eastAsia="华文宋体" w:cs="Times New Roman"/>
-          <w:lang w:val="en-US" w:eastAsia="zh-CN"/>
-        </w:rPr>
-        <w:t>也可以用于对其它元素</w:t>
-      </w:r>
-      <w:r>
-        <w:rPr>
-          <w:rFonts w:hint="eastAsia" w:ascii="Times New Roman" w:hAnsi="Times New Roman" w:eastAsia="华文宋体" w:cs="Times New Roman"/>
+          <w:rFonts w:ascii="Times New Roman" w:eastAsia="华文宋体" w:hAnsi="Times New Roman" w:cs="Times New Roman" w:hint="eastAsia"/>
+        </w:rPr>
+        <w:t>也可以</w:t>
+      </w:r>
+      <w:r>
+        <w:rPr>
+          <w:rFonts w:ascii="Times New Roman" w:eastAsia="华文宋体" w:hAnsi="Times New Roman" w:cs="Times New Roman" w:hint="eastAsia"/>
+        </w:rPr>
+        <w:t>用于对其它元素</w:t>
+      </w:r>
+      <w:r>
+        <w:rPr>
+          <w:rFonts w:ascii="Times New Roman" w:eastAsia="华文宋体" w:hAnsi="Times New Roman" w:cs="Times New Roman" w:hint="eastAsia"/>
         </w:rPr>
         <w:t>核磁矩的测量。</w:t>
       </w:r>
     </w:p>
     <w:p>
       <w:pPr>
-        <w:spacing w:after="156" w:afterLines="50"/>
+        <w:spacing w:afterLines="50" w:after="156"/>
         <w:rPr>
           <w:rFonts w:ascii="Times New Roman" w:hAnsi="Times New Roman" w:cs="Times New Roman"/>
         </w:rPr>
@@ -2267,35 +3231,33 @@
     </w:p>
     <w:p>
       <w:pPr>
-        <w:spacing w:after="156" w:afterLines="50"/>
-        <w:rPr>
-          <w:rFonts w:hint="eastAsia" w:ascii="Times New Roman" w:hAnsi="Times New Roman" w:eastAsia="华文宋体" w:cs="Times New Roman"/>
-          <w:lang w:val="en-US" w:eastAsia="zh-CN"/>
+        <w:spacing w:afterLines="50" w:after="156"/>
+        <w:rPr>
+          <w:rFonts w:ascii="Times New Roman" w:eastAsia="华文宋体" w:hAnsi="Times New Roman" w:cs="Times New Roman"/>
         </w:rPr>
       </w:pPr>
       <w:r>
         <w:rPr>
-          <w:rFonts w:hint="eastAsia" w:ascii="Times New Roman" w:hAnsi="Times New Roman" w:eastAsia="华文宋体" w:cs="Times New Roman"/>
+          <w:rFonts w:ascii="Times New Roman" w:eastAsia="华文宋体" w:hAnsi="Times New Roman" w:cs="Times New Roman" w:hint="eastAsia"/>
         </w:rPr>
         <w:t>A</w:t>
       </w:r>
       <w:r>
         <w:rPr>
-          <w:rFonts w:ascii="Times New Roman" w:hAnsi="Times New Roman" w:eastAsia="华文宋体" w:cs="Times New Roman"/>
+          <w:rFonts w:ascii="Times New Roman" w:eastAsia="华文宋体" w:hAnsi="Times New Roman" w:cs="Times New Roman"/>
         </w:rPr>
         <w:t xml:space="preserve">1b: </w:t>
       </w:r>
       <w:r>
         <w:rPr>
-          <w:rFonts w:hint="eastAsia" w:ascii="Times New Roman" w:hAnsi="Times New Roman" w:eastAsia="华文宋体" w:cs="Times New Roman"/>
-          <w:lang w:val="en-US" w:eastAsia="zh-CN"/>
+          <w:rFonts w:ascii="Times New Roman" w:eastAsia="华文宋体" w:hAnsi="Times New Roman" w:cs="Times New Roman" w:hint="eastAsia"/>
         </w:rPr>
         <w:t>你说的对。</w:t>
       </w:r>
     </w:p>
     <w:p>
       <w:pPr>
-        <w:spacing w:after="156" w:afterLines="50"/>
+        <w:spacing w:afterLines="50" w:after="156"/>
         <w:rPr>
           <w:rFonts w:ascii="Times New Roman" w:hAnsi="Times New Roman" w:cs="Times New Roman"/>
         </w:rPr>
@@ -2304,220 +3266,284 @@
         <w:rPr>
           <w:rFonts w:ascii="Times New Roman" w:hAnsi="Times New Roman" w:cs="Times New Roman"/>
         </w:rPr>
-        <w:t>Q1c: Have there been more measurements of this ratio apart from these of Refs. [29] and [30]? If so, a summary plot showing each measured value and associated uncertainty would be welcome. Are all the quoted values (authors and previous works) given with a 1-σ uncertainty?</w:t>
+        <w:t>Q1c: Have there been more measurements of this ratio apart from these of Refs. [29] and [30]? If so, a summary plot showing each measured value and associated uncer</w:t>
+      </w:r>
+      <w:r>
+        <w:rPr>
+          <w:rFonts w:ascii="Times New Roman" w:hAnsi="Times New Roman" w:cs="Times New Roman"/>
+        </w:rPr>
+        <w:t>tainty would be welcome. Are all the quoted values (authors and previous works) given with a 1-σ uncertainty?</w:t>
       </w:r>
     </w:p>
     <w:p>
       <w:pPr>
-        <w:spacing w:after="156" w:afterLines="50"/>
-        <w:rPr>
-          <w:rFonts w:hint="default" w:ascii="Times New Roman" w:hAnsi="Times New Roman" w:eastAsia="华文宋体" w:cs="Times New Roman"/>
-          <w:lang w:val="en-US"/>
+        <w:spacing w:afterLines="50" w:after="156"/>
+        <w:rPr>
+          <w:rFonts w:ascii="Times New Roman" w:eastAsia="华文宋体" w:hAnsi="Times New Roman" w:cs="Times New Roman"/>
         </w:rPr>
       </w:pPr>
       <w:r>
         <w:rPr>
-          <w:rFonts w:hint="eastAsia" w:ascii="Times New Roman" w:hAnsi="Times New Roman" w:eastAsia="华文宋体" w:cs="Times New Roman"/>
+          <w:rFonts w:ascii="Times New Roman" w:eastAsia="华文宋体" w:hAnsi="Times New Roman" w:cs="Times New Roman" w:hint="eastAsia"/>
         </w:rPr>
         <w:t>A</w:t>
       </w:r>
       <w:r>
         <w:rPr>
-          <w:rFonts w:ascii="Times New Roman" w:hAnsi="Times New Roman" w:eastAsia="华文宋体" w:cs="Times New Roman"/>
+          <w:rFonts w:ascii="Times New Roman" w:eastAsia="华文宋体" w:hAnsi="Times New Roman" w:cs="Times New Roman"/>
         </w:rPr>
         <w:t xml:space="preserve">1c: </w:t>
       </w:r>
       <w:r>
         <w:rPr>
-          <w:rFonts w:hint="eastAsia" w:ascii="Times New Roman" w:hAnsi="Times New Roman" w:eastAsia="宋体" w:cs="Times New Roman"/>
+          <w:rFonts w:ascii="Times New Roman" w:eastAsia="宋体" w:hAnsi="Times New Roman" w:cs="Times New Roman" w:hint="eastAsia"/>
           <w:szCs w:val="21"/>
         </w:rPr>
-        <w:t>测量核磁矩之比需要同时对1</w:t>
-      </w:r>
-      <w:r>
-        <w:rPr>
-          <w:rFonts w:ascii="Times New Roman" w:hAnsi="Times New Roman" w:eastAsia="宋体" w:cs="Times New Roman"/>
+        <w:t>测量核磁矩之比需要同时对</w:t>
+      </w:r>
+      <w:r>
+        <w:rPr>
+          <w:rFonts w:ascii="Times New Roman" w:eastAsia="宋体" w:hAnsi="Times New Roman" w:cs="Times New Roman" w:hint="eastAsia"/>
           <w:szCs w:val="21"/>
         </w:rPr>
+        <w:t>1</w:t>
+      </w:r>
+      <w:r>
+        <w:rPr>
+          <w:rFonts w:ascii="Times New Roman" w:eastAsia="宋体" w:hAnsi="Times New Roman" w:cs="Times New Roman"/>
+          <w:szCs w:val="21"/>
+        </w:rPr>
         <w:t>71</w:t>
       </w:r>
       <w:r>
         <w:rPr>
-          <w:rFonts w:hint="eastAsia" w:ascii="Times New Roman" w:hAnsi="Times New Roman" w:eastAsia="宋体" w:cs="Times New Roman"/>
+          <w:rFonts w:ascii="Times New Roman" w:eastAsia="宋体" w:hAnsi="Times New Roman" w:cs="Times New Roman" w:hint="eastAsia"/>
           <w:szCs w:val="21"/>
         </w:rPr>
-        <w:t>Yb和1</w:t>
-      </w:r>
-      <w:r>
-        <w:rPr>
-          <w:rFonts w:ascii="Times New Roman" w:hAnsi="Times New Roman" w:eastAsia="宋体" w:cs="Times New Roman"/>
+        <w:t>Yb</w:t>
+      </w:r>
+      <w:r>
+        <w:rPr>
+          <w:rFonts w:ascii="Times New Roman" w:eastAsia="宋体" w:hAnsi="Times New Roman" w:cs="Times New Roman" w:hint="eastAsia"/>
           <w:szCs w:val="21"/>
         </w:rPr>
+        <w:t>和</w:t>
+      </w:r>
+      <w:r>
+        <w:rPr>
+          <w:rFonts w:ascii="Times New Roman" w:eastAsia="宋体" w:hAnsi="Times New Roman" w:cs="Times New Roman" w:hint="eastAsia"/>
+          <w:szCs w:val="21"/>
+        </w:rPr>
+        <w:t>1</w:t>
+      </w:r>
+      <w:r>
+        <w:rPr>
+          <w:rFonts w:ascii="Times New Roman" w:eastAsia="宋体" w:hAnsi="Times New Roman" w:cs="Times New Roman"/>
+          <w:szCs w:val="21"/>
+        </w:rPr>
         <w:t>73</w:t>
       </w:r>
       <w:r>
         <w:rPr>
-          <w:rFonts w:hint="eastAsia" w:ascii="Times New Roman" w:hAnsi="Times New Roman" w:eastAsia="宋体" w:cs="Times New Roman"/>
+          <w:rFonts w:ascii="Times New Roman" w:eastAsia="宋体" w:hAnsi="Times New Roman" w:cs="Times New Roman" w:hint="eastAsia"/>
           <w:szCs w:val="21"/>
         </w:rPr>
-        <w:t>Yb进行测量，当前只有</w:t>
-      </w:r>
-      <w:r>
-        <w:rPr>
-          <w:rFonts w:ascii="Times New Roman" w:hAnsi="Times New Roman" w:eastAsia="宋体" w:cs="Times New Roman"/>
+        <w:t>Yb</w:t>
+      </w:r>
+      <w:r>
+        <w:rPr>
+          <w:rFonts w:ascii="Times New Roman" w:eastAsia="宋体" w:hAnsi="Times New Roman" w:cs="Times New Roman" w:hint="eastAsia"/>
           <w:szCs w:val="21"/>
         </w:rPr>
+        <w:t>进行测量，当前只有</w:t>
+      </w:r>
+      <w:r>
+        <w:rPr>
+          <w:rFonts w:ascii="Times New Roman" w:eastAsia="宋体" w:hAnsi="Times New Roman" w:cs="Times New Roman"/>
+          <w:szCs w:val="21"/>
+        </w:rPr>
         <w:t xml:space="preserve">1964(NMR) 0.7278(16) [29] </w:t>
       </w:r>
       <w:r>
         <w:rPr>
-          <w:rFonts w:hint="eastAsia" w:ascii="Times New Roman" w:hAnsi="Times New Roman" w:eastAsia="宋体" w:cs="Times New Roman"/>
+          <w:rFonts w:ascii="Times New Roman" w:eastAsia="宋体" w:hAnsi="Times New Roman" w:cs="Times New Roman" w:hint="eastAsia"/>
           <w:szCs w:val="21"/>
         </w:rPr>
         <w:t>和</w:t>
       </w:r>
       <w:r>
         <w:rPr>
-          <w:rFonts w:ascii="Times New Roman" w:hAnsi="Times New Roman" w:eastAsia="宋体" w:cs="Times New Roman"/>
+          <w:rFonts w:ascii="Times New Roman" w:eastAsia="宋体" w:hAnsi="Times New Roman" w:cs="Times New Roman"/>
           <w:szCs w:val="21"/>
         </w:rPr>
         <w:t>1972(optical) 0.72610(4) [30]</w:t>
       </w:r>
       <w:r>
         <w:rPr>
-          <w:rFonts w:hint="eastAsia" w:ascii="Times New Roman" w:hAnsi="Times New Roman" w:eastAsia="宋体" w:cs="Times New Roman"/>
+          <w:rFonts w:ascii="Times New Roman" w:eastAsia="宋体" w:hAnsi="Times New Roman" w:cs="Times New Roman" w:hint="eastAsia"/>
           <w:szCs w:val="21"/>
-          <w:lang w:val="en-US" w:eastAsia="zh-CN"/>
         </w:rPr>
         <w:t xml:space="preserve"> 0.726076</w:t>
       </w:r>
       <w:r>
         <w:rPr>
-          <w:rFonts w:hint="default" w:ascii="Times New Roman" w:hAnsi="Times New Roman" w:eastAsia="宋体" w:cs="Times New Roman"/>
+          <w:rFonts w:ascii="Times New Roman" w:eastAsia="宋体" w:hAnsi="Times New Roman" w:cs="Times New Roman"/>
           <w:szCs w:val="21"/>
-          <w:lang w:val="en-US" w:eastAsia="zh-CN"/>
         </w:rPr>
         <w:t>(3)</w:t>
       </w:r>
       <w:r>
         <w:rPr>
-          <w:rFonts w:hint="eastAsia" w:ascii="Times New Roman" w:hAnsi="Times New Roman" w:eastAsia="宋体" w:cs="Times New Roman"/>
+          <w:rFonts w:ascii="Times New Roman" w:eastAsia="宋体" w:hAnsi="Times New Roman" w:cs="Times New Roman" w:hint="eastAsia"/>
           <w:szCs w:val="21"/>
         </w:rPr>
-        <w:t>，都基本被1倍sigma覆盖</w:t>
-      </w:r>
-      <w:r>
-        <w:rPr>
-          <w:rFonts w:hint="eastAsia" w:ascii="Times New Roman" w:hAnsi="Times New Roman" w:eastAsia="宋体" w:cs="Times New Roman"/>
+        <w:t>，都基本被</w:t>
+      </w:r>
+      <w:r>
+        <w:rPr>
+          <w:rFonts w:ascii="Times New Roman" w:eastAsia="宋体" w:hAnsi="Times New Roman" w:cs="Times New Roman" w:hint="eastAsia"/>
           <w:szCs w:val="21"/>
-          <w:lang w:eastAsia="zh-CN"/>
+        </w:rPr>
+        <w:t>1</w:t>
+      </w:r>
+      <w:r>
+        <w:rPr>
+          <w:rFonts w:ascii="Times New Roman" w:eastAsia="宋体" w:hAnsi="Times New Roman" w:cs="Times New Roman" w:hint="eastAsia"/>
+          <w:szCs w:val="21"/>
+        </w:rPr>
+        <w:t>倍</w:t>
+      </w:r>
+      <w:r>
+        <w:rPr>
+          <w:rFonts w:ascii="Times New Roman" w:eastAsia="宋体" w:hAnsi="Times New Roman" w:cs="Times New Roman" w:hint="eastAsia"/>
+          <w:szCs w:val="21"/>
+        </w:rPr>
+        <w:t>sigma</w:t>
+      </w:r>
+      <w:r>
+        <w:rPr>
+          <w:rFonts w:ascii="Times New Roman" w:eastAsia="宋体" w:hAnsi="Times New Roman" w:cs="Times New Roman" w:hint="eastAsia"/>
+          <w:szCs w:val="21"/>
+        </w:rPr>
+        <w:t>覆盖</w:t>
+      </w:r>
+      <w:r>
+        <w:rPr>
+          <w:rFonts w:ascii="Times New Roman" w:eastAsia="宋体" w:hAnsi="Times New Roman" w:cs="Times New Roman" w:hint="eastAsia"/>
+          <w:szCs w:val="21"/>
         </w:rPr>
         <w:t>。</w:t>
       </w:r>
       <w:r>
         <w:rPr>
-          <w:rFonts w:hint="eastAsia" w:ascii="Times New Roman" w:hAnsi="Times New Roman" w:eastAsia="宋体" w:cs="Times New Roman"/>
+          <w:rFonts w:ascii="Times New Roman" w:eastAsia="宋体" w:hAnsi="Times New Roman" w:cs="Times New Roman" w:hint="eastAsia"/>
           <w:szCs w:val="21"/>
-          <w:lang w:val="en-US" w:eastAsia="zh-CN"/>
         </w:rPr>
         <w:t>图。</w:t>
       </w:r>
     </w:p>
     <w:p>
       <w:pPr>
-        <w:spacing w:after="156" w:afterLines="50"/>
-        <w:rPr>
-          <w:rFonts w:ascii="Times New Roman" w:hAnsi="Times New Roman" w:eastAsia="华文宋体" w:cs="Times New Roman"/>
+        <w:spacing w:afterLines="50" w:after="156"/>
+        <w:rPr>
+          <w:rFonts w:ascii="Times New Roman" w:eastAsia="华文宋体" w:hAnsi="Times New Roman" w:cs="Times New Roman"/>
         </w:rPr>
       </w:pPr>
       <w:r>
         <w:rPr>
-          <w:rFonts w:hint="eastAsia" w:ascii="Times New Roman" w:hAnsi="Times New Roman" w:eastAsia="华文宋体" w:cs="Times New Roman"/>
+          <w:rFonts w:ascii="Times New Roman" w:eastAsia="华文宋体" w:hAnsi="Times New Roman" w:cs="Times New Roman" w:hint="eastAsia"/>
         </w:rPr>
         <w:t>Q</w:t>
       </w:r>
       <w:r>
         <w:rPr>
-          <w:rFonts w:ascii="Times New Roman" w:hAnsi="Times New Roman" w:eastAsia="华文宋体" w:cs="Times New Roman"/>
-        </w:rPr>
-        <w:t>1d: In the part Ratio of nuclear magnetic moments (page 8), the authors compile values of the ratio of nuclear magnetic moment, RL, measured while different experimental parameters are varied to search for systematic effects (Figs. 2 and 3). Why are the different values not overlapping? Please comment on how the average is weighted and why.</w:t>
+          <w:rFonts w:ascii="Times New Roman" w:eastAsia="华文宋体" w:hAnsi="Times New Roman" w:cs="Times New Roman"/>
+        </w:rPr>
+        <w:t xml:space="preserve">1d: In the part Ratio </w:t>
+      </w:r>
+      <w:r>
+        <w:rPr>
+          <w:rFonts w:ascii="Times New Roman" w:eastAsia="华文宋体" w:hAnsi="Times New Roman" w:cs="Times New Roman"/>
+        </w:rPr>
+        <w:t>of nuclear magnetic moments (page 8), the authors compile values of the ratio of nuclear magnetic moment, RL, measured while different experimental parameters are varied to search for systematic effects (Figs. 2 and 3). Why are the different values not ove</w:t>
+      </w:r>
+      <w:r>
+        <w:rPr>
+          <w:rFonts w:ascii="Times New Roman" w:eastAsia="华文宋体" w:hAnsi="Times New Roman" w:cs="Times New Roman"/>
+        </w:rPr>
+        <w:t>rlapping? Please comment on how the average is weighted and why.</w:t>
       </w:r>
     </w:p>
     <w:p>
       <w:pPr>
-        <w:spacing w:after="156" w:afterLines="50"/>
-        <w:rPr>
-          <w:rFonts w:hint="default" w:ascii="Times New Roman Regular" w:hAnsi="Times New Roman Regular" w:eastAsia="华文宋体" w:cs="Times New Roman Regular"/>
-          <w:i w:val="0"/>
-          <w:sz w:val="21"/>
-          <w:lang w:val="en-US" w:eastAsia="zh-CN"/>
+        <w:spacing w:afterLines="50" w:after="156"/>
+        <w:rPr>
+          <w:rFonts w:ascii="Times New Roman Regular" w:eastAsia="华文宋体" w:hAnsi="Times New Roman Regular" w:cs="Times New Roman Regular"/>
         </w:rPr>
       </w:pPr>
       <w:r>
         <w:rPr>
-          <w:rFonts w:hint="eastAsia" w:ascii="Times New Roman" w:hAnsi="Times New Roman" w:eastAsia="华文宋体" w:cs="Times New Roman"/>
+          <w:rFonts w:ascii="Times New Roman" w:eastAsia="华文宋体" w:hAnsi="Times New Roman" w:cs="Times New Roman" w:hint="eastAsia"/>
         </w:rPr>
         <w:t>A</w:t>
       </w:r>
       <w:r>
         <w:rPr>
-          <w:rFonts w:ascii="Times New Roman" w:hAnsi="Times New Roman" w:eastAsia="华文宋体" w:cs="Times New Roman"/>
+          <w:rFonts w:ascii="Times New Roman" w:eastAsia="华文宋体" w:hAnsi="Times New Roman" w:cs="Times New Roman"/>
         </w:rPr>
         <w:t xml:space="preserve">1d: </w:t>
       </w:r>
       <w:r>
         <w:rPr>
-          <w:rFonts w:hint="default" w:ascii="Times New Roman" w:hAnsi="Times New Roman" w:eastAsia="华文宋体" w:cs="Times New Roman"/>
-          <w:lang w:val="en-US"/>
+          <w:rFonts w:ascii="Times New Roman" w:eastAsia="华文宋体" w:hAnsi="Times New Roman" w:cs="Times New Roman"/>
         </w:rPr>
         <w:t>Fig.</w:t>
       </w:r>
       <w:r>
         <w:rPr>
-          <w:rFonts w:hint="eastAsia" w:ascii="Times New Roman" w:hAnsi="Times New Roman" w:eastAsia="华文宋体" w:cs="Times New Roman"/>
-          <w:lang w:val="en-US" w:eastAsia="zh-CN"/>
+          <w:rFonts w:ascii="Times New Roman" w:eastAsia="华文宋体" w:hAnsi="Times New Roman" w:cs="Times New Roman" w:hint="eastAsia"/>
         </w:rPr>
         <w:t xml:space="preserve"> </w:t>
       </w:r>
       <w:r>
         <w:rPr>
-          <w:rFonts w:hint="default" w:ascii="Times New Roman" w:hAnsi="Times New Roman" w:eastAsia="华文宋体" w:cs="Times New Roman"/>
-          <w:lang w:val="en-US"/>
+          <w:rFonts w:ascii="Times New Roman" w:eastAsia="华文宋体" w:hAnsi="Times New Roman" w:cs="Times New Roman"/>
         </w:rPr>
         <w:t>2</w:t>
       </w:r>
       <w:r>
         <w:rPr>
-          <w:rFonts w:hint="eastAsia" w:ascii="Times New Roman" w:hAnsi="Times New Roman" w:eastAsia="华文宋体" w:cs="Times New Roman"/>
-          <w:lang w:val="en-US" w:eastAsia="zh-CN"/>
-        </w:rPr>
-        <w:t>b和</w:t>
-      </w:r>
-      <w:r>
-        <w:rPr>
-          <w:rFonts w:hint="default" w:ascii="Times New Roman" w:hAnsi="Times New Roman" w:eastAsia="华文宋体" w:cs="Times New Roman"/>
-          <w:lang w:val="en-US"/>
+          <w:rFonts w:ascii="Times New Roman" w:eastAsia="华文宋体" w:hAnsi="Times New Roman" w:cs="Times New Roman" w:hint="eastAsia"/>
+        </w:rPr>
+        <w:t>b</w:t>
+      </w:r>
+      <w:r>
+        <w:rPr>
+          <w:rFonts w:ascii="Times New Roman" w:eastAsia="华文宋体" w:hAnsi="Times New Roman" w:cs="Times New Roman" w:hint="eastAsia"/>
+        </w:rPr>
+        <w:t>和</w:t>
+      </w:r>
+      <w:r>
+        <w:rPr>
+          <w:rFonts w:ascii="Times New Roman" w:eastAsia="华文宋体" w:hAnsi="Times New Roman" w:cs="Times New Roman"/>
         </w:rPr>
         <w:t>Fig.</w:t>
       </w:r>
       <w:r>
         <w:rPr>
-          <w:rFonts w:hint="eastAsia" w:ascii="Times New Roman" w:hAnsi="Times New Roman" w:eastAsia="华文宋体" w:cs="Times New Roman"/>
-          <w:lang w:val="en-US" w:eastAsia="zh-CN"/>
+          <w:rFonts w:ascii="Times New Roman" w:eastAsia="华文宋体" w:hAnsi="Times New Roman" w:cs="Times New Roman" w:hint="eastAsia"/>
         </w:rPr>
         <w:t xml:space="preserve"> </w:t>
       </w:r>
       <w:r>
         <w:rPr>
-          <w:rFonts w:hint="default" w:ascii="Times New Roman" w:hAnsi="Times New Roman" w:eastAsia="华文宋体" w:cs="Times New Roman"/>
-          <w:lang w:val="en-US"/>
+          <w:rFonts w:ascii="Times New Roman" w:eastAsia="华文宋体" w:hAnsi="Times New Roman" w:cs="Times New Roman"/>
         </w:rPr>
         <w:t>2d</w:t>
       </w:r>
       <w:r>
         <w:rPr>
-          <w:rFonts w:hint="eastAsia" w:ascii="Times New Roman" w:hAnsi="Times New Roman" w:eastAsia="华文宋体" w:cs="Times New Roman"/>
-          <w:lang w:val="en-US" w:eastAsia="zh-CN"/>
+          <w:rFonts w:ascii="Times New Roman" w:eastAsia="华文宋体" w:hAnsi="Times New Roman" w:cs="Times New Roman" w:hint="eastAsia"/>
         </w:rPr>
         <w:t>图中的</w:t>
       </w:r>
@@ -2526,370 +3552,450 @@
           <m:sSubPr>
             <m:ctrlPr>
               <w:rPr>
-                <w:rFonts w:hint="default" w:ascii="DejaVu Math TeX Gyre" w:hAnsi="DejaVu Math TeX Gyre" w:eastAsia="华文宋体"/>
-                <w:sz w:val="21"/>
+                <w:rFonts w:ascii="DejaVu Math TeX Gyre" w:eastAsia="华文宋体" w:hAnsi="DejaVu Math TeX Gyre"/>
               </w:rPr>
             </m:ctrlPr>
           </m:sSubPr>
           <m:e>
             <m:r>
-              <m:rPr/>
               <w:rPr>
-                <w:rFonts w:hint="default" w:ascii="DejaVu Math TeX Gyre" w:hAnsi="DejaVu Math TeX Gyre" w:eastAsia="华文宋体"/>
-                <w:sz w:val="21"/>
+                <w:rFonts w:ascii="DejaVu Math TeX Gyre" w:eastAsia="华文宋体" w:hAnsi="DejaVu Math TeX Gyre"/>
               </w:rPr>
               <m:t>R</m:t>
             </m:r>
-            <m:ctrlPr>
-              <w:rPr>
-                <w:rFonts w:ascii="DejaVu Math TeX Gyre" w:hAnsi="DejaVu Math TeX Gyre" w:eastAsia="华文宋体"/>
-                <w:sz w:val="21"/>
-              </w:rPr>
-            </m:ctrlPr>
           </m:e>
           <m:sub>
             <m:r>
-              <m:rPr/>
               <w:rPr>
-                <w:rFonts w:hint="default" w:ascii="DejaVu Math TeX Gyre" w:hAnsi="DejaVu Math TeX Gyre" w:eastAsia="华文宋体"/>
-                <w:sz w:val="21"/>
+                <w:rFonts w:ascii="DejaVu Math TeX Gyre" w:eastAsia="华文宋体" w:hAnsi="DejaVu Math TeX Gyre"/>
               </w:rPr>
               <m:t>L</m:t>
             </m:r>
-            <m:ctrlPr>
-              <w:rPr>
-                <w:rFonts w:ascii="DejaVu Math TeX Gyre" w:hAnsi="DejaVu Math TeX Gyre" w:eastAsia="华文宋体"/>
-                <w:sz w:val="21"/>
-              </w:rPr>
-            </m:ctrlPr>
           </m:sub>
         </m:sSub>
       </m:oMath>
       <w:r>
         <w:rPr>
-          <w:rFonts w:hint="eastAsia" w:hAnsi="DejaVu Math TeX Gyre" w:eastAsia="华文宋体"/>
-          <w:i w:val="0"/>
-          <w:sz w:val="21"/>
-          <w:lang w:val="en-US" w:eastAsia="zh-CN"/>
+          <w:rFonts w:eastAsia="华文宋体" w:hAnsi="DejaVu Math TeX Gyre" w:hint="eastAsia"/>
         </w:rPr>
         <w:t>为对不同磁场下测得的数据做抛物面拟合得到的极值点，意在验证</w:t>
       </w:r>
       <w:r>
         <w:rPr>
-          <w:rFonts w:hint="default" w:ascii="Times New Roman Regular" w:hAnsi="Times New Roman Regular" w:eastAsia="华文宋体" w:cs="Times New Roman Regular"/>
-          <w:i w:val="0"/>
-          <w:sz w:val="21"/>
-          <w:lang w:val="en-US" w:eastAsia="zh-CN"/>
+          <w:rFonts w:ascii="Times New Roman Regular" w:eastAsia="华文宋体" w:hAnsi="Times New Roman Regular" w:cs="Times New Roman Regular"/>
         </w:rPr>
         <w:t>tensor</w:t>
       </w:r>
       <w:r>
         <w:rPr>
-          <w:rFonts w:hint="eastAsia" w:hAnsi="DejaVu Math TeX Gyre" w:eastAsia="华文宋体"/>
-          <w:i w:val="0"/>
-          <w:sz w:val="21"/>
-          <w:lang w:val="en-US" w:eastAsia="zh-CN"/>
+          <w:rFonts w:eastAsia="华文宋体" w:hAnsi="DejaVu Math TeX Gyre" w:hint="eastAsia"/>
         </w:rPr>
         <w:t>理论的正确性，拟合结果证明二者在误差允许范围内相</w:t>
       </w:r>
       <w:r>
         <w:rPr>
-          <w:rFonts w:hint="eastAsia" w:ascii="Times New Roman Regular" w:hAnsi="Times New Roman Regular" w:eastAsia="华文宋体" w:cs="Times New Roman Regular"/>
-          <w:i w:val="0"/>
-          <w:sz w:val="21"/>
-          <w:lang w:val="en-US" w:eastAsia="zh-CN"/>
-        </w:rPr>
-        <w:t>符，即当tensor场和主磁场平行，</w:t>
+          <w:rFonts w:ascii="Times New Roman Regular" w:eastAsia="华文宋体" w:hAnsi="Times New Roman Regular" w:cs="Times New Roman Regular" w:hint="eastAsia"/>
+        </w:rPr>
+        <w:t>符，即当</w:t>
+      </w:r>
+      <w:r>
+        <w:rPr>
+          <w:rFonts w:ascii="Times New Roman Regular" w:eastAsia="华文宋体" w:hAnsi="Times New Roman Regular" w:cs="Times New Roman Regular" w:hint="eastAsia"/>
+        </w:rPr>
+        <w:t>tensor</w:t>
+      </w:r>
+      <w:r>
+        <w:rPr>
+          <w:rFonts w:ascii="Times New Roman Regular" w:eastAsia="华文宋体" w:hAnsi="Times New Roman Regular" w:cs="Times New Roman Regular" w:hint="eastAsia"/>
+        </w:rPr>
+        <w:t>场和主磁场平行，</w:t>
       </w:r>
       <m:oMath>
         <m:sSub>
           <m:sSubPr>
             <m:ctrlPr>
               <w:rPr>
-                <w:rFonts w:hint="default" w:ascii="DejaVu Math TeX Gyre" w:hAnsi="DejaVu Math TeX Gyre" w:eastAsia="华文宋体"/>
-                <w:sz w:val="21"/>
+                <w:rFonts w:ascii="DejaVu Math TeX Gyre" w:eastAsia="华文宋体" w:hAnsi="DejaVu Math TeX Gyre"/>
               </w:rPr>
             </m:ctrlPr>
           </m:sSubPr>
           <m:e>
             <m:r>
-              <m:rPr/>
               <w:rPr>
-                <w:rFonts w:hint="default" w:ascii="DejaVu Math TeX Gyre" w:hAnsi="DejaVu Math TeX Gyre" w:eastAsia="华文宋体"/>
-                <w:sz w:val="21"/>
+                <w:rFonts w:ascii="DejaVu Math TeX Gyre" w:eastAsia="华文宋体" w:hAnsi="DejaVu Math TeX Gyre"/>
               </w:rPr>
               <m:t>R</m:t>
             </m:r>
-            <m:ctrlPr>
-              <w:rPr>
-                <w:rFonts w:ascii="DejaVu Math TeX Gyre" w:hAnsi="DejaVu Math TeX Gyre" w:eastAsia="华文宋体"/>
-                <w:sz w:val="21"/>
-              </w:rPr>
-            </m:ctrlPr>
           </m:e>
           <m:sub>
             <m:r>
-              <m:rPr/>
               <w:rPr>
-                <w:rFonts w:hint="default" w:ascii="DejaVu Math TeX Gyre" w:hAnsi="DejaVu Math TeX Gyre" w:eastAsia="华文宋体"/>
-                <w:sz w:val="21"/>
+                <w:rFonts w:ascii="DejaVu Math TeX Gyre" w:eastAsia="华文宋体" w:hAnsi="DejaVu Math TeX Gyre"/>
               </w:rPr>
               <m:t>L</m:t>
             </m:r>
-            <m:ctrlPr>
-              <w:rPr>
-                <w:rFonts w:ascii="DejaVu Math TeX Gyre" w:hAnsi="DejaVu Math TeX Gyre" w:eastAsia="华文宋体"/>
-                <w:sz w:val="21"/>
-              </w:rPr>
-            </m:ctrlPr>
           </m:sub>
         </m:sSub>
       </m:oMath>
       <w:r>
         <w:rPr>
-          <w:rFonts w:hint="eastAsia" w:hAnsi="DejaVu Math TeX Gyre" w:eastAsia="华文宋体"/>
-          <w:i w:val="0"/>
-          <w:sz w:val="21"/>
-          <w:lang w:val="en-US" w:eastAsia="zh-CN"/>
+          <w:rFonts w:eastAsia="华文宋体" w:hAnsi="DejaVu Math TeX Gyre" w:hint="eastAsia"/>
         </w:rPr>
         <w:t>与磁场大小无关</w:t>
       </w:r>
       <w:r>
         <w:rPr>
-          <w:rFonts w:hint="eastAsia" w:ascii="Times New Roman Regular" w:hAnsi="Times New Roman Regular" w:eastAsia="华文宋体" w:cs="Times New Roman Regular"/>
-          <w:i w:val="0"/>
-          <w:sz w:val="21"/>
-          <w:lang w:val="en-US" w:eastAsia="zh-CN"/>
+          <w:rFonts w:ascii="Times New Roman Regular" w:eastAsia="华文宋体" w:hAnsi="Times New Roman Regular" w:cs="Times New Roman Regular" w:hint="eastAsia"/>
         </w:rPr>
         <w:t>。因此</w:t>
       </w:r>
       <w:r>
         <w:rPr>
-          <w:rFonts w:hint="default" w:ascii="Times New Roman Regular" w:hAnsi="Times New Roman Regular" w:eastAsia="华文宋体" w:cs="Times New Roman Regular"/>
-          <w:i w:val="0"/>
-          <w:sz w:val="21"/>
-          <w:lang w:val="en-US" w:eastAsia="zh-CN"/>
+          <w:rFonts w:ascii="Times New Roman Regular" w:eastAsia="华文宋体" w:hAnsi="Times New Roman Regular" w:cs="Times New Roman Regular"/>
         </w:rPr>
         <w:t>Fig. 3</w:t>
       </w:r>
       <w:r>
         <w:rPr>
-          <w:rFonts w:hint="eastAsia" w:ascii="Times New Roman Regular" w:hAnsi="Times New Roman Regular" w:eastAsia="华文宋体" w:cs="Times New Roman Regular"/>
-          <w:i w:val="0"/>
-          <w:sz w:val="21"/>
-          <w:lang w:val="en-US" w:eastAsia="zh-CN"/>
-        </w:rPr>
-        <w:t>a和</w:t>
-      </w:r>
-      <w:r>
-        <w:rPr>
-          <w:rFonts w:hint="default" w:ascii="Times New Roman Regular" w:hAnsi="Times New Roman Regular" w:eastAsia="华文宋体" w:cs="Times New Roman Regular"/>
-          <w:i w:val="0"/>
-          <w:sz w:val="21"/>
-          <w:lang w:val="en-US" w:eastAsia="zh-CN"/>
+          <w:rFonts w:ascii="Times New Roman Regular" w:eastAsia="华文宋体" w:hAnsi="Times New Roman Regular" w:cs="Times New Roman Regular" w:hint="eastAsia"/>
+        </w:rPr>
+        <w:t>a</w:t>
+      </w:r>
+      <w:r>
+        <w:rPr>
+          <w:rFonts w:ascii="Times New Roman Regular" w:eastAsia="华文宋体" w:hAnsi="Times New Roman Regular" w:cs="Times New Roman Regular" w:hint="eastAsia"/>
+        </w:rPr>
+        <w:t>和</w:t>
+      </w:r>
+      <w:r>
+        <w:rPr>
+          <w:rFonts w:ascii="Times New Roman Regular" w:eastAsia="华文宋体" w:hAnsi="Times New Roman Regular" w:cs="Times New Roman Regular"/>
         </w:rPr>
         <w:t>Fig. 3b</w:t>
       </w:r>
       <w:r>
         <w:rPr>
-          <w:rFonts w:hint="eastAsia" w:ascii="Times New Roman Regular" w:hAnsi="Times New Roman Regular" w:eastAsia="华文宋体" w:cs="Times New Roman Regular"/>
-          <w:i w:val="0"/>
-          <w:sz w:val="21"/>
-          <w:lang w:val="en-US" w:eastAsia="zh-CN"/>
-        </w:rPr>
-        <w:t>均选在100</w:t>
-      </w:r>
-      <w:r>
-        <w:rPr>
-          <w:rFonts w:hint="default" w:ascii="Times New Roman Regular" w:hAnsi="Times New Roman Regular" w:eastAsia="华文宋体" w:cs="Times New Roman Regular"/>
-          <w:i w:val="0"/>
-          <w:sz w:val="21"/>
-          <w:lang w:val="en-US" w:eastAsia="zh-CN"/>
-        </w:rPr>
-        <w:t xml:space="preserve"> mG</w:t>
-      </w:r>
-      <w:r>
-        <w:rPr>
-          <w:rFonts w:hint="eastAsia" w:ascii="Times New Roman Regular" w:hAnsi="Times New Roman Regular" w:eastAsia="华文宋体" w:cs="Times New Roman Regular"/>
-          <w:i w:val="0"/>
-          <w:sz w:val="21"/>
-          <w:lang w:val="en-US" w:eastAsia="zh-CN"/>
-        </w:rPr>
-        <w:t>磁场下测量，分别测量对光阱功率，即light shift的依赖，以及对两同位素密度比的依赖，均未观察到明显的依赖关系。</w:t>
-      </w:r>
-      <w:r>
-        <w:rPr>
-          <w:rFonts w:hint="default" w:ascii="Times New Roman Regular" w:hAnsi="Times New Roman Regular" w:eastAsia="华文宋体" w:cs="Times New Roman Regular"/>
-          <w:i w:val="0"/>
-          <w:sz w:val="21"/>
-          <w:lang w:val="en-US" w:eastAsia="zh-CN"/>
+          <w:rFonts w:ascii="Times New Roman Regular" w:eastAsia="华文宋体" w:hAnsi="Times New Roman Regular" w:cs="Times New Roman Regular" w:hint="eastAsia"/>
+        </w:rPr>
+        <w:t>均选在</w:t>
+      </w:r>
+      <w:r>
+        <w:rPr>
+          <w:rFonts w:ascii="Times New Roman Regular" w:eastAsia="华文宋体" w:hAnsi="Times New Roman Regular" w:cs="Times New Roman Regular" w:hint="eastAsia"/>
+        </w:rPr>
+        <w:t>100</w:t>
+      </w:r>
+      <w:r>
+        <w:rPr>
+          <w:rFonts w:ascii="Times New Roman Regular" w:eastAsia="华文宋体" w:hAnsi="Times New Roman Regular" w:cs="Times New Roman Regular"/>
+        </w:rPr>
+        <w:t xml:space="preserve"> </w:t>
+      </w:r>
+      <w:proofErr w:type="spellStart"/>
+      <w:r>
+        <w:rPr>
+          <w:rFonts w:ascii="Times New Roman Regular" w:eastAsia="华文宋体" w:hAnsi="Times New Roman Regular" w:cs="Times New Roman Regular"/>
+        </w:rPr>
+        <w:t>mG</w:t>
+      </w:r>
+      <w:proofErr w:type="spellEnd"/>
+      <w:r>
+        <w:rPr>
+          <w:rFonts w:ascii="Times New Roman Regular" w:eastAsia="华文宋体" w:hAnsi="Times New Roman Regular" w:cs="Times New Roman Regular" w:hint="eastAsia"/>
+        </w:rPr>
+        <w:t>磁场下测量，分别测量对光阱功率，即</w:t>
+      </w:r>
+      <w:r>
+        <w:rPr>
+          <w:rFonts w:ascii="Times New Roman Regular" w:eastAsia="华文宋体" w:hAnsi="Times New Roman Regular" w:cs="Times New Roman Regular" w:hint="eastAsia"/>
+        </w:rPr>
+        <w:t xml:space="preserve">light </w:t>
+      </w:r>
+      <w:r>
+        <w:rPr>
+          <w:rFonts w:ascii="Times New Roman Regular" w:eastAsia="华文宋体" w:hAnsi="Times New Roman Regular" w:cs="Times New Roman Regular" w:hint="eastAsia"/>
+        </w:rPr>
+        <w:t>shift</w:t>
+      </w:r>
+      <w:r>
+        <w:rPr>
+          <w:rFonts w:ascii="Times New Roman Regular" w:eastAsia="华文宋体" w:hAnsi="Times New Roman Regular" w:cs="Times New Roman Regular" w:hint="eastAsia"/>
+        </w:rPr>
+        <w:t>的依赖，以及对两同位素密度比的依赖，均未观察到明显的依赖关系。</w:t>
+      </w:r>
+      <w:r>
+        <w:rPr>
+          <w:rFonts w:ascii="Times New Roman Regular" w:eastAsia="华文宋体" w:hAnsi="Times New Roman Regular" w:cs="Times New Roman Regular"/>
         </w:rPr>
         <w:t>Fig. 3</w:t>
       </w:r>
       <w:r>
         <w:rPr>
-          <w:rFonts w:hint="eastAsia" w:ascii="Times New Roman Regular" w:hAnsi="Times New Roman Regular" w:eastAsia="华文宋体" w:cs="Times New Roman Regular"/>
-          <w:i w:val="0"/>
-          <w:sz w:val="21"/>
-          <w:lang w:val="en-US" w:eastAsia="zh-CN"/>
-        </w:rPr>
-        <w:t>a和</w:t>
-      </w:r>
-      <w:r>
-        <w:rPr>
-          <w:rFonts w:hint="default" w:ascii="Times New Roman Regular" w:hAnsi="Times New Roman Regular" w:eastAsia="华文宋体" w:cs="Times New Roman Regular"/>
-          <w:i w:val="0"/>
-          <w:sz w:val="21"/>
-          <w:lang w:val="en-US" w:eastAsia="zh-CN"/>
+          <w:rFonts w:ascii="Times New Roman Regular" w:eastAsia="华文宋体" w:hAnsi="Times New Roman Regular" w:cs="Times New Roman Regular" w:hint="eastAsia"/>
+        </w:rPr>
+        <w:t>a</w:t>
+      </w:r>
+      <w:r>
+        <w:rPr>
+          <w:rFonts w:ascii="Times New Roman Regular" w:eastAsia="华文宋体" w:hAnsi="Times New Roman Regular" w:cs="Times New Roman Regular" w:hint="eastAsia"/>
+        </w:rPr>
+        <w:t>和</w:t>
+      </w:r>
+      <w:r>
+        <w:rPr>
+          <w:rFonts w:ascii="Times New Roman Regular" w:eastAsia="华文宋体" w:hAnsi="Times New Roman Regular" w:cs="Times New Roman Regular"/>
         </w:rPr>
         <w:t>Fig. 3b</w:t>
       </w:r>
       <w:r>
         <w:rPr>
-          <w:rFonts w:hint="eastAsia" w:ascii="Times New Roman Regular" w:hAnsi="Times New Roman Regular" w:eastAsia="华文宋体" w:cs="Times New Roman Regular"/>
-          <w:i w:val="0"/>
-          <w:sz w:val="21"/>
-          <w:lang w:val="en-US" w:eastAsia="zh-CN"/>
+          <w:rFonts w:ascii="Times New Roman Regular" w:eastAsia="华文宋体" w:hAnsi="Times New Roman Regular" w:cs="Times New Roman Regular" w:hint="eastAsia"/>
         </w:rPr>
         <w:t>各自独立测得一个加权平均值与误差棒，二者在误差允许范围内相符，我们将这两个值加权平均，得到了最终的核磁矩之比。</w:t>
       </w:r>
-      <w:bookmarkStart w:id="0" w:name="_GoBack"/>
-      <w:bookmarkEnd w:id="0"/>
     </w:p>
     <w:p>
       <w:pPr>
-        <w:spacing w:after="156" w:afterLines="50"/>
-        <w:rPr>
-          <w:rFonts w:hint="eastAsia" w:hAnsi="DejaVu Math TeX Gyre" w:eastAsia="华文宋体"/>
-          <w:i w:val="0"/>
-          <w:sz w:val="21"/>
-          <w:lang w:val="en-US" w:eastAsia="zh-CN"/>
+        <w:spacing w:afterLines="50" w:after="156"/>
+        <w:rPr>
+          <w:rFonts w:eastAsia="华文宋体" w:hAnsi="DejaVu Math TeX Gyre"/>
         </w:rPr>
       </w:pPr>
     </w:p>
     <w:p>
       <w:pPr>
-        <w:spacing w:after="156" w:afterLines="50"/>
-        <w:rPr>
-          <w:rFonts w:ascii="Times New Roman" w:hAnsi="Times New Roman" w:eastAsia="华文宋体" w:cs="Times New Roman"/>
+        <w:spacing w:afterLines="50" w:after="156"/>
+        <w:rPr>
+          <w:rFonts w:ascii="Times New Roman" w:eastAsia="华文宋体" w:hAnsi="Times New Roman" w:cs="Times New Roman"/>
         </w:rPr>
       </w:pPr>
       <w:r>
         <w:rPr>
-          <w:rFonts w:ascii="Times New Roman" w:hAnsi="Times New Roman" w:eastAsia="华文宋体" w:cs="Times New Roman"/>
-        </w:rPr>
-        <w:t>The perspective of the paper concerns the search the of EDM using their experimental apparatus. As we understand, the main point here is that using a comagnetometer (rather than a single specie) should help reduced magnetic field noises which are currently the limiting factor.</w:t>
+          <w:rFonts w:ascii="Times New Roman" w:eastAsia="华文宋体" w:hAnsi="Times New Roman" w:cs="Times New Roman"/>
+        </w:rPr>
+        <w:t xml:space="preserve">The perspective of the paper concerns the search the of EDM using their experimental apparatus. As we understand, the main point here is that using </w:t>
+      </w:r>
+      <w:r>
+        <w:rPr>
+          <w:rFonts w:ascii="Times New Roman" w:eastAsia="华文宋体" w:hAnsi="Times New Roman" w:cs="Times New Roman"/>
+        </w:rPr>
+        <w:t>a comagnetometer (rather than a single specie) should help reduced magnetic field noises which are currently the limiting factor.</w:t>
       </w:r>
     </w:p>
     <w:p>
       <w:pPr>
-        <w:spacing w:after="156" w:afterLines="50"/>
-        <w:rPr>
-          <w:rFonts w:ascii="Times New Roman" w:hAnsi="Times New Roman" w:eastAsia="华文宋体" w:cs="Times New Roman"/>
+        <w:spacing w:afterLines="50" w:after="156"/>
+        <w:rPr>
+          <w:rFonts w:ascii="Times New Roman" w:eastAsia="华文宋体" w:hAnsi="Times New Roman" w:cs="Times New Roman"/>
         </w:rPr>
       </w:pPr>
       <w:r>
         <w:rPr>
-          <w:rFonts w:hint="eastAsia" w:ascii="Times New Roman" w:hAnsi="Times New Roman" w:eastAsia="华文宋体" w:cs="Times New Roman"/>
+          <w:rFonts w:ascii="Times New Roman" w:eastAsia="华文宋体" w:hAnsi="Times New Roman" w:cs="Times New Roman" w:hint="eastAsia"/>
         </w:rPr>
         <w:t>Q</w:t>
       </w:r>
       <w:r>
         <w:rPr>
-          <w:rFonts w:ascii="Times New Roman" w:hAnsi="Times New Roman" w:eastAsia="华文宋体" w:cs="Times New Roman"/>
-        </w:rPr>
-        <w:t>2a: In the introduction, authors claim that the glass vapor cell comagnetometer are unsuitable to search for “short-range interactions below ~ 100 µm”. Could they elaborate? A citation would help here.</w:t>
+          <w:rFonts w:ascii="Times New Roman" w:eastAsia="华文宋体" w:hAnsi="Times New Roman" w:cs="Times New Roman"/>
+        </w:rPr>
+        <w:t>2a: In the introduction, authors claim that the glass vapor cell comagnetometer are unsuitable to search for “short-range int</w:t>
+      </w:r>
+      <w:r>
+        <w:rPr>
+          <w:rFonts w:ascii="Times New Roman" w:eastAsia="华文宋体" w:hAnsi="Times New Roman" w:cs="Times New Roman"/>
+        </w:rPr>
+        <w:t>eractions below ~ 100 µm”. Could they elaborate? A citation would help here.</w:t>
       </w:r>
     </w:p>
     <w:p>
       <w:pPr>
-        <w:spacing w:after="156" w:afterLines="50"/>
-        <w:rPr>
-          <w:rFonts w:hint="eastAsia" w:ascii="Times New Roman" w:hAnsi="Times New Roman" w:eastAsia="华文宋体" w:cs="Times New Roman"/>
-          <w:lang w:val="en-US" w:eastAsia="zh-CN"/>
+        <w:spacing w:afterLines="50" w:after="156"/>
+        <w:rPr>
+          <w:rFonts w:ascii="Times New Roman" w:eastAsia="华文宋体" w:hAnsi="Times New Roman" w:cs="Times New Roman"/>
         </w:rPr>
       </w:pPr>
       <w:r>
         <w:rPr>
-          <w:rFonts w:hint="eastAsia" w:ascii="Times New Roman" w:hAnsi="Times New Roman" w:eastAsia="华文宋体" w:cs="Times New Roman"/>
+          <w:rFonts w:ascii="Times New Roman" w:eastAsia="华文宋体" w:hAnsi="Times New Roman" w:cs="Times New Roman" w:hint="eastAsia"/>
         </w:rPr>
         <w:t>A</w:t>
       </w:r>
       <w:r>
         <w:rPr>
-          <w:rFonts w:ascii="Times New Roman" w:hAnsi="Times New Roman" w:eastAsia="华文宋体" w:cs="Times New Roman"/>
+          <w:rFonts w:ascii="Times New Roman" w:eastAsia="华文宋体" w:hAnsi="Times New Roman" w:cs="Times New Roman"/>
         </w:rPr>
         <w:t xml:space="preserve">2a: </w:t>
       </w:r>
       <w:r>
         <w:rPr>
-          <w:rFonts w:hint="eastAsia" w:ascii="Times New Roman" w:hAnsi="Times New Roman" w:eastAsia="华文宋体" w:cs="Times New Roman"/>
-          <w:lang w:val="en-US" w:eastAsia="zh-CN"/>
-        </w:rPr>
-        <w:t>原子器件Review</w:t>
+          <w:rFonts w:ascii="Times New Roman" w:eastAsia="华文宋体" w:hAnsi="Times New Roman" w:cs="Times New Roman" w:hint="eastAsia"/>
+        </w:rPr>
+        <w:t>原子器件</w:t>
+      </w:r>
+      <w:r>
+        <w:rPr>
+          <w:rFonts w:ascii="Times New Roman" w:eastAsia="华文宋体" w:hAnsi="Times New Roman" w:cs="Times New Roman" w:hint="eastAsia"/>
+        </w:rPr>
+        <w:t>Review</w:t>
       </w:r>
     </w:p>
     <w:p>
       <w:pPr>
-        <w:spacing w:after="156" w:afterLines="50"/>
-        <w:rPr>
-          <w:rFonts w:hint="eastAsia" w:ascii="Times New Roman" w:hAnsi="Times New Roman" w:eastAsia="华文宋体" w:cs="Times New Roman"/>
-          <w:lang w:val="en-US" w:eastAsia="zh-CN"/>
+        <w:spacing w:afterLines="50" w:after="156"/>
+        <w:rPr>
+          <w:rFonts w:ascii="Times New Roman" w:eastAsia="华文宋体" w:hAnsi="Times New Roman" w:cs="Times New Roman"/>
         </w:rPr>
       </w:pPr>
       <w:r>
         <w:rPr>
-          <w:rFonts w:ascii="Times New Roman" w:hAnsi="Times New Roman" w:eastAsia="宋体" w:cs="Times New Roman"/>
+          <w:rFonts w:ascii="Times New Roman" w:eastAsia="宋体" w:hAnsi="Times New Roman" w:cs="Times New Roman"/>
           <w:szCs w:val="21"/>
         </w:rPr>
-        <w:t>“Current results are mainly limited by the Rb magnetometer sensitivity, and by the minimum distance between the BGO mass and Xe atoms.</w:t>
-      </w:r>
-      <w:r>
-        <w:rPr>
-          <w:rFonts w:hint="eastAsia" w:ascii="Times New Roman" w:hAnsi="Times New Roman" w:eastAsia="宋体" w:cs="Times New Roman"/>
+        <w:t xml:space="preserve">“Current results are mainly limited by the </w:t>
+      </w:r>
+      <w:proofErr w:type="spellStart"/>
+      <w:r>
+        <w:rPr>
+          <w:rFonts w:ascii="Times New Roman" w:eastAsia="宋体" w:hAnsi="Times New Roman" w:cs="Times New Roman"/>
           <w:szCs w:val="21"/>
         </w:rPr>
+        <w:t>Rb</w:t>
+      </w:r>
+      <w:proofErr w:type="spellEnd"/>
+      <w:r>
+        <w:rPr>
+          <w:rFonts w:ascii="Times New Roman" w:eastAsia="宋体" w:hAnsi="Times New Roman" w:cs="Times New Roman"/>
+          <w:szCs w:val="21"/>
+        </w:rPr>
+        <w:t xml:space="preserve"> magnetometer sensitivity, and by the minimum distance between the BGO mass and </w:t>
+      </w:r>
+      <w:proofErr w:type="spellStart"/>
+      <w:r>
+        <w:rPr>
+          <w:rFonts w:ascii="Times New Roman" w:eastAsia="宋体" w:hAnsi="Times New Roman" w:cs="Times New Roman"/>
+          <w:szCs w:val="21"/>
+        </w:rPr>
+        <w:t>Xe</w:t>
+      </w:r>
+      <w:proofErr w:type="spellEnd"/>
+      <w:r>
+        <w:rPr>
+          <w:rFonts w:ascii="Times New Roman" w:eastAsia="宋体" w:hAnsi="Times New Roman" w:cs="Times New Roman"/>
+          <w:szCs w:val="21"/>
+        </w:rPr>
+        <w:t xml:space="preserve"> atoms.</w:t>
+      </w:r>
+      <w:r>
+        <w:rPr>
+          <w:rFonts w:ascii="Times New Roman" w:eastAsia="宋体" w:hAnsi="Times New Roman" w:cs="Times New Roman" w:hint="eastAsia"/>
+          <w:szCs w:val="21"/>
+        </w:rPr>
         <w:t xml:space="preserve"> [</w:t>
       </w:r>
       <w:r>
         <w:rPr>
-          <w:rFonts w:ascii="Times New Roman" w:hAnsi="Times New Roman" w:eastAsia="宋体" w:cs="Times New Roman"/>
+          <w:rFonts w:ascii="Times New Roman" w:eastAsia="宋体" w:hAnsi="Times New Roman" w:cs="Times New Roman"/>
           <w:szCs w:val="21"/>
         </w:rPr>
-        <w:t>13]”</w:t>
-      </w:r>
-      <w:r>
-        <w:rPr>
-          <w:rFonts w:hint="eastAsia" w:ascii="Times New Roman" w:hAnsi="Times New Roman" w:eastAsia="宋体" w:cs="Times New Roman"/>
+        <w:t>13]</w:t>
+      </w:r>
+      <w:proofErr w:type="gramStart"/>
+      <w:r>
+        <w:rPr>
+          <w:rFonts w:ascii="Times New Roman" w:eastAsia="宋体" w:hAnsi="Times New Roman" w:cs="Times New Roman"/>
           <w:szCs w:val="21"/>
         </w:rPr>
-        <w:t>对于vapor</w:t>
-      </w:r>
-      <w:r>
-        <w:rPr>
-          <w:rFonts w:ascii="Times New Roman" w:hAnsi="Times New Roman" w:eastAsia="宋体" w:cs="Times New Roman"/>
+        <w:t>”</w:t>
+      </w:r>
+      <w:proofErr w:type="gramEnd"/>
+      <w:r>
+        <w:rPr>
+          <w:rFonts w:ascii="Times New Roman" w:eastAsia="宋体" w:hAnsi="Times New Roman" w:cs="Times New Roman" w:hint="eastAsia"/>
           <w:szCs w:val="21"/>
         </w:rPr>
+        <w:t>对于</w:t>
+      </w:r>
+      <w:r>
+        <w:rPr>
+          <w:rFonts w:ascii="Times New Roman" w:eastAsia="宋体" w:hAnsi="Times New Roman" w:cs="Times New Roman" w:hint="eastAsia"/>
+          <w:szCs w:val="21"/>
+        </w:rPr>
+        <w:t>vapor</w:t>
+      </w:r>
+      <w:r>
+        <w:rPr>
+          <w:rFonts w:ascii="Times New Roman" w:eastAsia="宋体" w:hAnsi="Times New Roman" w:cs="Times New Roman"/>
+          <w:szCs w:val="21"/>
+        </w:rPr>
         <w:t xml:space="preserve"> cell</w:t>
       </w:r>
       <w:r>
         <w:rPr>
-          <w:rFonts w:hint="eastAsia" w:ascii="Times New Roman" w:hAnsi="Times New Roman" w:eastAsia="宋体" w:cs="Times New Roman"/>
+          <w:rFonts w:ascii="Times New Roman" w:eastAsia="宋体" w:hAnsi="Times New Roman" w:cs="Times New Roman" w:hint="eastAsia"/>
           <w:szCs w:val="21"/>
         </w:rPr>
-        <w:t>体系，不仅腔壁的厚度会限制原子和质量的间距，且由于原子会在cell内无规则运动，原子-质量间距无法始终保持最近距离，而是会不断变化，因此测得的是不同距离下的平均效应。若要通过减小cell尺寸以此减小平均间距，一方面会损失统计灵敏度，另一方面会带来</w:t>
-      </w:r>
-      <w:r>
-        <w:rPr>
-          <w:rFonts w:hint="eastAsia" w:ascii="Times New Roman" w:hAnsi="Times New Roman" w:eastAsia="宋体" w:cs="Times New Roman"/>
+        <w:t>体系，不仅腔壁的厚度会</w:t>
+      </w:r>
+      <w:r>
+        <w:rPr>
+          <w:rFonts w:ascii="Times New Roman" w:eastAsia="宋体" w:hAnsi="Times New Roman" w:cs="Times New Roman" w:hint="eastAsia"/>
           <w:szCs w:val="21"/>
-          <w:lang w:val="en-US" w:eastAsia="zh-CN"/>
+        </w:rPr>
+        <w:t>限制原子和质量的间距，且由于原子会在</w:t>
+      </w:r>
+      <w:r>
+        <w:rPr>
+          <w:rFonts w:ascii="Times New Roman" w:eastAsia="宋体" w:hAnsi="Times New Roman" w:cs="Times New Roman" w:hint="eastAsia"/>
+          <w:szCs w:val="21"/>
+        </w:rPr>
+        <w:t>cell</w:t>
+      </w:r>
+      <w:r>
+        <w:rPr>
+          <w:rFonts w:ascii="Times New Roman" w:eastAsia="宋体" w:hAnsi="Times New Roman" w:cs="Times New Roman" w:hint="eastAsia"/>
+          <w:szCs w:val="21"/>
+        </w:rPr>
+        <w:t>内无规则运动，原子</w:t>
+      </w:r>
+      <w:r>
+        <w:rPr>
+          <w:rFonts w:ascii="Times New Roman" w:eastAsia="宋体" w:hAnsi="Times New Roman" w:cs="Times New Roman" w:hint="eastAsia"/>
+          <w:szCs w:val="21"/>
+        </w:rPr>
+        <w:t>-</w:t>
+      </w:r>
+      <w:r>
+        <w:rPr>
+          <w:rFonts w:ascii="Times New Roman" w:eastAsia="宋体" w:hAnsi="Times New Roman" w:cs="Times New Roman" w:hint="eastAsia"/>
+          <w:szCs w:val="21"/>
+        </w:rPr>
+        <w:t>质量间距无法始终保持最近距离，而是会不断变化，因此测得的是不同距离下的平均效应。若要通过减小</w:t>
+      </w:r>
+      <w:r>
+        <w:rPr>
+          <w:rFonts w:ascii="Times New Roman" w:eastAsia="宋体" w:hAnsi="Times New Roman" w:cs="Times New Roman" w:hint="eastAsia"/>
+          <w:szCs w:val="21"/>
+        </w:rPr>
+        <w:t>cell</w:t>
+      </w:r>
+      <w:r>
+        <w:rPr>
+          <w:rFonts w:ascii="Times New Roman" w:eastAsia="宋体" w:hAnsi="Times New Roman" w:cs="Times New Roman" w:hint="eastAsia"/>
+          <w:szCs w:val="21"/>
+        </w:rPr>
+        <w:t>尺寸以此减小平均间距，一方面会损失统计灵敏度，另一方面会带来</w:t>
+      </w:r>
+      <w:r>
+        <w:rPr>
+          <w:rFonts w:ascii="Times New Roman" w:eastAsia="宋体" w:hAnsi="Times New Roman" w:cs="Times New Roman" w:hint="eastAsia"/>
+          <w:szCs w:val="21"/>
         </w:rPr>
         <w:t>工艺上和</w:t>
       </w:r>
       <w:r>
         <w:rPr>
-          <w:rFonts w:hint="eastAsia" w:ascii="Times New Roman" w:hAnsi="Times New Roman" w:eastAsia="宋体" w:cs="Times New Roman"/>
+          <w:rFonts w:ascii="Times New Roman" w:eastAsia="宋体" w:hAnsi="Times New Roman" w:cs="Times New Roman" w:hint="eastAsia"/>
           <w:szCs w:val="21"/>
         </w:rPr>
         <w:t>光学上的挑战。</w:t>
@@ -2897,219 +4003,280 @@
     </w:p>
     <w:p>
       <w:pPr>
-        <w:spacing w:after="156" w:afterLines="50"/>
-        <w:rPr>
-          <w:rFonts w:ascii="Times New Roman" w:hAnsi="Times New Roman" w:eastAsia="华文宋体" w:cs="Times New Roman"/>
+        <w:spacing w:afterLines="50" w:after="156"/>
+        <w:rPr>
+          <w:rFonts w:ascii="Times New Roman" w:eastAsia="华文宋体" w:hAnsi="Times New Roman" w:cs="Times New Roman"/>
         </w:rPr>
       </w:pPr>
       <w:r>
         <w:rPr>
-          <w:rFonts w:hint="eastAsia" w:ascii="Times New Roman" w:hAnsi="Times New Roman" w:eastAsia="华文宋体" w:cs="Times New Roman"/>
-        </w:rPr>
+          <w:rFonts w:ascii="Times New Roman" w:eastAsia="华文宋体" w:hAnsi="Times New Roman" w:cs="Times New Roman" w:hint="eastAsia"/>
+        </w:rPr>
+        <w:lastRenderedPageBreak/>
         <w:t>Q</w:t>
       </w:r>
       <w:r>
         <w:rPr>
-          <w:rFonts w:ascii="Times New Roman" w:hAnsi="Times New Roman" w:eastAsia="华文宋体" w:cs="Times New Roman"/>
-        </w:rPr>
-        <w:t>2b: Authors estimate an improvement of the sensitivity to spin-mass coupling by up to three orders of magnitude. Could they also elaborate on this? A plot showing current limits together with their projected sensitivity would, in my opinion, strengthen the paper.</w:t>
+          <w:rFonts w:ascii="Times New Roman" w:eastAsia="华文宋体" w:hAnsi="Times New Roman" w:cs="Times New Roman"/>
+        </w:rPr>
+        <w:t>2b: Authors estimate an improvement of the sensitivity to spin-mass coupling by up to three orders of magnitude. Could they also el</w:t>
+      </w:r>
+      <w:r>
+        <w:rPr>
+          <w:rFonts w:ascii="Times New Roman" w:eastAsia="华文宋体" w:hAnsi="Times New Roman" w:cs="Times New Roman"/>
+        </w:rPr>
+        <w:t>aborate on this? A plot showing current limits together with their projected sensitivity would, in my opinion, strengthen the paper.</w:t>
       </w:r>
     </w:p>
     <w:p>
       <w:pPr>
-        <w:spacing w:after="156" w:afterLines="50"/>
-        <w:rPr>
-          <w:rFonts w:hint="default" w:ascii="Times New Roman Regular" w:hAnsi="Times New Roman Regular" w:eastAsia="华文宋体" w:cs="Times New Roman Regular"/>
-          <w:lang w:val="en-US" w:eastAsia="zh-CN"/>
+        <w:spacing w:afterLines="50" w:after="156"/>
+        <w:rPr>
+          <w:rFonts w:ascii="Times New Roman Regular" w:eastAsia="华文宋体" w:hAnsi="Times New Roman Regular" w:cs="Times New Roman Regular"/>
         </w:rPr>
       </w:pPr>
       <w:r>
         <w:rPr>
-          <w:rFonts w:hint="eastAsia" w:ascii="Times New Roman" w:hAnsi="Times New Roman" w:eastAsia="华文宋体" w:cs="Times New Roman"/>
+          <w:rFonts w:ascii="Times New Roman" w:eastAsia="华文宋体" w:hAnsi="Times New Roman" w:cs="Times New Roman" w:hint="eastAsia"/>
         </w:rPr>
         <w:t>A</w:t>
       </w:r>
       <w:r>
         <w:rPr>
-          <w:rFonts w:ascii="Times New Roman" w:hAnsi="Times New Roman" w:eastAsia="华文宋体" w:cs="Times New Roman"/>
+          <w:rFonts w:ascii="Times New Roman" w:eastAsia="华文宋体" w:hAnsi="Times New Roman" w:cs="Times New Roman"/>
         </w:rPr>
         <w:t xml:space="preserve">2b: </w:t>
       </w:r>
       <w:r>
         <w:rPr>
-          <w:rFonts w:hint="eastAsia" w:ascii="Times New Roman" w:hAnsi="Times New Roman" w:eastAsia="华文宋体" w:cs="Times New Roman"/>
-          <w:lang w:val="en-US" w:eastAsia="zh-CN"/>
+          <w:rFonts w:ascii="Times New Roman" w:eastAsia="华文宋体" w:hAnsi="Times New Roman" w:cs="Times New Roman" w:hint="eastAsia"/>
         </w:rPr>
         <w:t>下图绿色曲线</w:t>
       </w:r>
       <w:r>
         <w:rPr>
-          <w:rFonts w:hint="default" w:ascii="Times New Roman" w:hAnsi="Times New Roman" w:eastAsia="华文宋体" w:cs="Times New Roman"/>
-          <w:lang w:val="en-US" w:eastAsia="zh-CN"/>
+          <w:rFonts w:ascii="Times New Roman" w:eastAsia="华文宋体" w:hAnsi="Times New Roman" w:cs="Times New Roman"/>
         </w:rPr>
         <w:t>(?)</w:t>
       </w:r>
       <w:r>
         <w:rPr>
-          <w:rFonts w:hint="eastAsia" w:ascii="Times New Roman" w:hAnsi="Times New Roman" w:eastAsia="华文宋体" w:cs="Times New Roman"/>
-          <w:lang w:val="en-US" w:eastAsia="zh-CN"/>
-        </w:rPr>
-        <w:t>是我们预估的灵敏度曲线。此处，考虑单次cycling time 30</w:t>
-      </w:r>
-      <w:r>
-        <w:rPr>
-          <w:rFonts w:hint="default" w:ascii="Times New Roman" w:hAnsi="Times New Roman" w:eastAsia="华文宋体" w:cs="Times New Roman"/>
-          <w:lang w:val="en-US" w:eastAsia="zh-CN"/>
+          <w:rFonts w:ascii="Times New Roman" w:eastAsia="华文宋体" w:hAnsi="Times New Roman" w:cs="Times New Roman" w:hint="eastAsia"/>
+        </w:rPr>
+        <w:t>是我们预估的灵敏度曲线。此处，考虑单次</w:t>
+      </w:r>
+      <w:r>
+        <w:rPr>
+          <w:rFonts w:ascii="Times New Roman" w:eastAsia="华文宋体" w:hAnsi="Times New Roman" w:cs="Times New Roman" w:hint="eastAsia"/>
+        </w:rPr>
+        <w:t>cycling time 30</w:t>
+      </w:r>
+      <w:r>
+        <w:rPr>
+          <w:rFonts w:ascii="Times New Roman" w:eastAsia="华文宋体" w:hAnsi="Times New Roman" w:cs="Times New Roman"/>
         </w:rPr>
         <w:t xml:space="preserve"> </w:t>
       </w:r>
       <w:r>
         <w:rPr>
-          <w:rFonts w:hint="eastAsia" w:ascii="Times New Roman" w:hAnsi="Times New Roman" w:eastAsia="华文宋体" w:cs="Times New Roman"/>
-          <w:lang w:val="en-US" w:eastAsia="zh-CN"/>
-        </w:rPr>
-        <w:t>s，其中interrogation time 10</w:t>
-      </w:r>
-      <w:r>
-        <w:rPr>
-          <w:rFonts w:hint="default" w:ascii="Times New Roman" w:hAnsi="Times New Roman" w:eastAsia="华文宋体" w:cs="Times New Roman"/>
-          <w:lang w:val="en-US" w:eastAsia="zh-CN"/>
+          <w:rFonts w:ascii="Times New Roman" w:eastAsia="华文宋体" w:hAnsi="Times New Roman" w:cs="Times New Roman" w:hint="eastAsia"/>
+        </w:rPr>
+        <w:t>s</w:t>
+      </w:r>
+      <w:r>
+        <w:rPr>
+          <w:rFonts w:ascii="Times New Roman" w:eastAsia="华文宋体" w:hAnsi="Times New Roman" w:cs="Times New Roman" w:hint="eastAsia"/>
+        </w:rPr>
+        <w:t>，其中</w:t>
+      </w:r>
+      <w:r>
+        <w:rPr>
+          <w:rFonts w:ascii="Times New Roman" w:eastAsia="华文宋体" w:hAnsi="Times New Roman" w:cs="Times New Roman" w:hint="eastAsia"/>
+        </w:rPr>
+        <w:t>interrogation time 10</w:t>
+      </w:r>
+      <w:r>
+        <w:rPr>
+          <w:rFonts w:ascii="Times New Roman" w:eastAsia="华文宋体" w:hAnsi="Times New Roman" w:cs="Times New Roman"/>
         </w:rPr>
         <w:t xml:space="preserve"> s</w:t>
       </w:r>
       <w:r>
         <w:rPr>
-          <w:rFonts w:hint="eastAsia" w:ascii="Times New Roman" w:hAnsi="Times New Roman" w:eastAsia="华文宋体" w:cs="Times New Roman"/>
-          <w:lang w:val="en-US" w:eastAsia="zh-CN"/>
-        </w:rPr>
-        <w:t>，每天测量1000组，单组灵敏度由单个原子的shot</w:t>
-      </w:r>
-      <w:r>
-        <w:rPr>
-          <w:rFonts w:hint="default" w:ascii="Times New Roman" w:hAnsi="Times New Roman" w:eastAsia="华文宋体" w:cs="Times New Roman"/>
-          <w:lang w:val="en-US" w:eastAsia="zh-CN"/>
+          <w:rFonts w:ascii="Times New Roman" w:eastAsia="华文宋体" w:hAnsi="Times New Roman" w:cs="Times New Roman" w:hint="eastAsia"/>
+        </w:rPr>
+        <w:t>，每天测量</w:t>
+      </w:r>
+      <w:r>
+        <w:rPr>
+          <w:rFonts w:ascii="Times New Roman" w:eastAsia="华文宋体" w:hAnsi="Times New Roman" w:cs="Times New Roman" w:hint="eastAsia"/>
+        </w:rPr>
+        <w:t>9</w:t>
+      </w:r>
+      <w:r>
+        <w:rPr>
+          <w:rFonts w:ascii="Times New Roman" w:eastAsia="华文宋体" w:hAnsi="Times New Roman" w:cs="Times New Roman" w:hint="eastAsia"/>
+        </w:rPr>
+        <w:t>00</w:t>
+      </w:r>
+      <w:r>
+        <w:rPr>
+          <w:rFonts w:ascii="Times New Roman" w:eastAsia="华文宋体" w:hAnsi="Times New Roman" w:cs="Times New Roman" w:hint="eastAsia"/>
+        </w:rPr>
+        <w:t>组，单组灵敏度由单个原子的</w:t>
+      </w:r>
+      <w:r>
+        <w:rPr>
+          <w:rFonts w:ascii="Times New Roman" w:eastAsia="华文宋体" w:hAnsi="Times New Roman" w:cs="Times New Roman" w:hint="eastAsia"/>
+        </w:rPr>
+        <w:t>shot</w:t>
+      </w:r>
+      <w:r>
+        <w:rPr>
+          <w:rFonts w:ascii="Times New Roman" w:eastAsia="华文宋体" w:hAnsi="Times New Roman" w:cs="Times New Roman"/>
         </w:rPr>
         <w:t xml:space="preserve"> noise</w:t>
       </w:r>
       <w:r>
         <w:rPr>
-          <w:rFonts w:hint="eastAsia" w:ascii="Times New Roman" w:hAnsi="Times New Roman" w:eastAsia="华文宋体" w:cs="Times New Roman"/>
-          <w:lang w:val="en-US" w:eastAsia="zh-CN"/>
-        </w:rPr>
-        <w:t>给出。另，质量块采用铂，体积为</w:t>
+          <w:rFonts w:ascii="Times New Roman" w:eastAsia="华文宋体" w:hAnsi="Times New Roman" w:cs="Times New Roman" w:hint="eastAsia"/>
+        </w:rPr>
+        <w:t>给出。另，质量</w:t>
+      </w:r>
+      <w:proofErr w:type="gramStart"/>
+      <w:r>
+        <w:rPr>
+          <w:rFonts w:ascii="Times New Roman" w:eastAsia="华文宋体" w:hAnsi="Times New Roman" w:cs="Times New Roman" w:hint="eastAsia"/>
+        </w:rPr>
+        <w:t>块采用铂</w:t>
+      </w:r>
+      <w:proofErr w:type="gramEnd"/>
+      <w:r>
+        <w:rPr>
+          <w:rFonts w:ascii="Times New Roman" w:eastAsia="华文宋体" w:hAnsi="Times New Roman" w:cs="Times New Roman" w:hint="eastAsia"/>
+        </w:rPr>
+        <w:t>，体积为</w:t>
       </w:r>
       <m:oMath>
         <m:r>
-          <m:rPr/>
+          <m:rPr>
+            <m:sty m:val="p"/>
+          </m:rPr>
           <w:rPr>
-            <w:rFonts w:hint="default" w:ascii="DejaVu Math TeX Gyre" w:hAnsi="DejaVu Math TeX Gyre" w:eastAsia="华文宋体"/>
-            <w:sz w:val="21"/>
+            <w:rFonts w:ascii="Cambria Math" w:eastAsia="华文宋体" w:hAnsi="Cambria Math"/>
           </w:rPr>
-          <m:t>?</m:t>
+          <m:t>50</m:t>
         </m:r>
         <m:r>
           <m:rPr>
             <m:sty m:val="p"/>
           </m:rPr>
           <w:rPr>
-            <w:rFonts w:hint="default" w:ascii="DejaVu Math TeX Gyre" w:hAnsi="DejaVu Math TeX Gyre" w:eastAsia="华文宋体"/>
-            <w:sz w:val="21"/>
+            <w:rFonts w:ascii="DejaVu Math TeX Gyre" w:eastAsia="华文宋体" w:hAnsi="DejaVu Math TeX Gyre"/>
           </w:rPr>
           <m:t>×</m:t>
-        </m:r>
-        <m:r>
-          <m:rPr/>
-          <w:rPr>
-            <w:rFonts w:hint="default" w:ascii="DejaVu Math TeX Gyre" w:hAnsi="DejaVu Math TeX Gyre" w:eastAsia="华文宋体"/>
-            <w:sz w:val="21"/>
-          </w:rPr>
-          <m:t>?</m:t>
         </m:r>
         <m:r>
           <m:rPr>
             <m:sty m:val="p"/>
           </m:rPr>
           <w:rPr>
-            <w:rFonts w:hint="default" w:ascii="DejaVu Math TeX Gyre" w:hAnsi="DejaVu Math TeX Gyre" w:eastAsia="华文宋体"/>
-            <w:sz w:val="21"/>
+            <w:rFonts w:ascii="Cambria Math" w:eastAsia="华文宋体" w:hAnsi="Cambria Math"/>
+          </w:rPr>
+          <m:t>50</m:t>
+        </m:r>
+        <m:r>
+          <m:rPr>
+            <m:sty m:val="p"/>
+          </m:rPr>
+          <w:rPr>
+            <w:rFonts w:ascii="DejaVu Math TeX Gyre" w:eastAsia="华文宋体" w:hAnsi="DejaVu Math TeX Gyre"/>
           </w:rPr>
           <m:t>×</m:t>
         </m:r>
         <m:r>
-          <m:rPr/>
+          <m:rPr>
+            <m:sty m:val="p"/>
+          </m:rPr>
           <w:rPr>
-            <w:rFonts w:hint="default" w:ascii="DejaVu Math TeX Gyre" w:hAnsi="DejaVu Math TeX Gyre" w:eastAsia="华文宋体"/>
-            <w:sz w:val="21"/>
+            <w:rFonts w:ascii="Cambria Math" w:eastAsia="华文宋体" w:hAnsi="Cambria Math"/>
           </w:rPr>
-          <m:t>?μm</m:t>
+          <m:t>10</m:t>
+        </m:r>
+        <m:r>
+          <w:rPr>
+            <w:rFonts w:ascii="DejaVu Math TeX Gyre" w:eastAsia="华文宋体" w:hAnsi="DejaVu Math TeX Gyre"/>
+          </w:rPr>
+          <m:t>μm</m:t>
         </m:r>
       </m:oMath>
       <w:r>
         <w:rPr>
-          <w:rFonts w:hint="eastAsia" w:ascii="Times New Roman" w:hAnsi="Times New Roman" w:eastAsia="华文宋体" w:cs="Times New Roman"/>
-          <w:lang w:val="en-US" w:eastAsia="zh-CN"/>
+          <w:rFonts w:ascii="Times New Roman" w:eastAsia="华文宋体" w:hAnsi="Times New Roman" w:cs="Times New Roman" w:hint="eastAsia"/>
         </w:rPr>
         <w:t>，质量与原子的最近距离为</w:t>
       </w:r>
       <m:oMath>
         <m:r>
-          <m:rPr/>
           <w:rPr>
-            <w:rFonts w:hint="default" w:ascii="DejaVu Math TeX Gyre" w:hAnsi="Times New Roman" w:eastAsia="华文宋体" w:cs="Times New Roman"/>
-            <w:lang w:val="en-US" w:eastAsia="zh-CN"/>
+            <w:rFonts w:ascii="DejaVu Math TeX Gyre" w:eastAsia="华文宋体" w:hAnsi="Times New Roman" w:cs="Times New Roman"/>
           </w:rPr>
           <m:t xml:space="preserve">5 </m:t>
         </m:r>
         <m:r>
-          <m:rPr/>
           <w:rPr>
-            <w:rFonts w:hint="default" w:ascii="DejaVu Math TeX Gyre" w:hAnsi="DejaVu Math TeX Gyre" w:eastAsia="华文宋体"/>
-            <w:sz w:val="21"/>
+            <w:rFonts w:ascii="DejaVu Math TeX Gyre" w:eastAsia="华文宋体" w:hAnsi="DejaVu Math TeX Gyre"/>
           </w:rPr>
           <m:t>μm</m:t>
         </m:r>
       </m:oMath>
       <w:r>
         <w:rPr>
-          <w:rFonts w:hint="eastAsia" w:ascii="Times New Roman" w:hAnsi="Times New Roman" w:eastAsia="华文宋体" w:cs="Times New Roman"/>
-          <w:lang w:val="en-US" w:eastAsia="zh-CN"/>
-        </w:rPr>
-        <w:t>。在此基础上，共计累积30天数据，由图中可见，在</w:t>
+          <w:rFonts w:ascii="Times New Roman" w:eastAsia="华文宋体" w:hAnsi="Times New Roman" w:cs="Times New Roman" w:hint="eastAsia"/>
+        </w:rPr>
+        <w:t>。在此基础上，共计累积</w:t>
+      </w:r>
+      <w:r>
+        <w:rPr>
+          <w:rFonts w:ascii="Times New Roman" w:eastAsia="华文宋体" w:hAnsi="Times New Roman" w:cs="Times New Roman" w:hint="eastAsia"/>
+        </w:rPr>
+        <w:t>30</w:t>
+      </w:r>
+      <w:r>
+        <w:rPr>
+          <w:rFonts w:ascii="Times New Roman" w:eastAsia="华文宋体" w:hAnsi="Times New Roman" w:cs="Times New Roman" w:hint="eastAsia"/>
+        </w:rPr>
+        <w:t>天数据，由图中可见，在</w:t>
       </w:r>
       <m:oMath>
         <m:r>
-          <m:rPr/>
           <w:rPr>
-            <w:rFonts w:hint="default" w:ascii="DejaVu Math TeX Gyre" w:hAnsi="DejaVu Math TeX Gyre" w:eastAsia="华文宋体"/>
-            <w:sz w:val="21"/>
+            <w:rFonts w:ascii="DejaVu Math TeX Gyre" w:eastAsia="华文宋体" w:hAnsi="DejaVu Math TeX Gyre"/>
           </w:rPr>
-          <m:t>λ=4</m:t>
+          <m:t>λ</m:t>
         </m:r>
         <m:r>
-          <m:rPr/>
           <w:rPr>
-            <w:rFonts w:hint="default" w:ascii="DejaVu Math TeX Gyre" w:hAnsi="DejaVu Math TeX Gyre" w:eastAsia="华文宋体"/>
-            <w:sz w:val="21"/>
-            <w:lang w:val="en-US"/>
+            <w:rFonts w:ascii="DejaVu Math TeX Gyre" w:eastAsia="华文宋体" w:hAnsi="DejaVu Math TeX Gyre"/>
+          </w:rPr>
+          <m:t>=4</m:t>
+        </m:r>
+        <m:r>
+          <w:rPr>
+            <w:rFonts w:ascii="DejaVu Math TeX Gyre" w:eastAsia="华文宋体" w:hAnsi="DejaVu Math TeX Gyre"/>
           </w:rPr>
           <m:t xml:space="preserve"> </m:t>
         </m:r>
         <m:r>
-          <m:rPr/>
           <w:rPr>
-            <w:rFonts w:hint="default" w:ascii="DejaVu Math TeX Gyre" w:hAnsi="DejaVu Math TeX Gyre" w:eastAsia="华文宋体"/>
-            <w:sz w:val="21"/>
+            <w:rFonts w:ascii="DejaVu Math TeX Gyre" w:eastAsia="华文宋体" w:hAnsi="DejaVu Math TeX Gyre"/>
           </w:rPr>
           <m:t>μm</m:t>
         </m:r>
       </m:oMath>
       <w:r>
-        <m:rPr/>
-        <w:rPr>
-          <w:rFonts w:hint="eastAsia" w:hAnsi="DejaVu Math TeX Gyre" w:eastAsia="华文宋体"/>
-          <w:i w:val="0"/>
-          <w:sz w:val="21"/>
-          <w:lang w:val="en-US" w:eastAsia="zh-CN"/>
+        <w:rPr>
+          <w:rFonts w:eastAsia="华文宋体" w:hAnsi="DejaVu Math TeX Gyre" w:hint="eastAsia"/>
         </w:rPr>
         <w:t>处，对</w:t>
       </w:r>
@@ -3118,140 +4285,100 @@
           <m:sSubPr>
             <m:ctrlPr>
               <w:rPr>
-                <w:rFonts w:hint="default" w:ascii="DejaVu Math TeX Gyre" w:hAnsi="DejaVu Math TeX Gyre" w:eastAsia="华文宋体"/>
-                <w:sz w:val="21"/>
+                <w:rFonts w:ascii="DejaVu Math TeX Gyre" w:eastAsia="华文宋体" w:hAnsi="DejaVu Math TeX Gyre"/>
               </w:rPr>
             </m:ctrlPr>
           </m:sSubPr>
           <m:e>
             <m:r>
-              <m:rPr/>
               <w:rPr>
-                <w:rFonts w:hint="default" w:ascii="DejaVu Math TeX Gyre" w:hAnsi="DejaVu Math TeX Gyre" w:eastAsia="华文宋体"/>
-                <w:sz w:val="21"/>
+                <w:rFonts w:ascii="DejaVu Math TeX Gyre" w:eastAsia="华文宋体" w:hAnsi="DejaVu Math TeX Gyre"/>
               </w:rPr>
               <m:t>g</m:t>
             </m:r>
-            <m:ctrlPr>
-              <w:rPr>
-                <w:rFonts w:ascii="DejaVu Math TeX Gyre" w:hAnsi="DejaVu Math TeX Gyre" w:eastAsia="华文宋体"/>
-                <w:sz w:val="21"/>
-              </w:rPr>
-            </m:ctrlPr>
           </m:e>
           <m:sub>
             <m:r>
-              <m:rPr/>
               <w:rPr>
-                <w:rFonts w:hint="default" w:ascii="DejaVu Math TeX Gyre" w:hAnsi="DejaVu Math TeX Gyre" w:eastAsia="华文宋体"/>
-                <w:sz w:val="21"/>
+                <w:rFonts w:ascii="DejaVu Math TeX Gyre" w:eastAsia="华文宋体" w:hAnsi="DejaVu Math TeX Gyre"/>
               </w:rPr>
               <m:t>s</m:t>
             </m:r>
-            <m:ctrlPr>
-              <w:rPr>
-                <w:rFonts w:ascii="DejaVu Math TeX Gyre" w:hAnsi="DejaVu Math TeX Gyre" w:eastAsia="华文宋体"/>
-                <w:sz w:val="21"/>
-              </w:rPr>
-            </m:ctrlPr>
           </m:sub>
         </m:sSub>
         <m:sSub>
           <m:sSubPr>
             <m:ctrlPr>
               <w:rPr>
-                <w:rFonts w:hint="default" w:ascii="DejaVu Math TeX Gyre" w:hAnsi="DejaVu Math TeX Gyre" w:eastAsia="华文宋体"/>
-                <w:sz w:val="21"/>
+                <w:rFonts w:ascii="DejaVu Math TeX Gyre" w:eastAsia="华文宋体" w:hAnsi="DejaVu Math TeX Gyre"/>
               </w:rPr>
             </m:ctrlPr>
           </m:sSubPr>
           <m:e>
             <m:r>
-              <m:rPr/>
               <w:rPr>
-                <w:rFonts w:hint="default" w:ascii="DejaVu Math TeX Gyre" w:hAnsi="DejaVu Math TeX Gyre" w:eastAsia="华文宋体"/>
-                <w:sz w:val="21"/>
+                <w:rFonts w:ascii="DejaVu Math TeX Gyre" w:eastAsia="华文宋体" w:hAnsi="DejaVu Math TeX Gyre"/>
               </w:rPr>
               <m:t>g</m:t>
             </m:r>
-            <m:ctrlPr>
-              <w:rPr>
-                <w:rFonts w:ascii="DejaVu Math TeX Gyre" w:hAnsi="DejaVu Math TeX Gyre" w:eastAsia="华文宋体"/>
-                <w:sz w:val="21"/>
-              </w:rPr>
-            </m:ctrlPr>
           </m:e>
           <m:sub>
             <m:r>
-              <m:rPr/>
               <w:rPr>
-                <w:rFonts w:hint="default" w:ascii="DejaVu Math TeX Gyre" w:hAnsi="DejaVu Math TeX Gyre" w:eastAsia="华文宋体"/>
-                <w:sz w:val="21"/>
+                <w:rFonts w:ascii="DejaVu Math TeX Gyre" w:eastAsia="华文宋体" w:hAnsi="DejaVu Math TeX Gyre"/>
               </w:rPr>
               <m:t>p</m:t>
             </m:r>
-            <m:ctrlPr>
-              <w:rPr>
-                <w:rFonts w:ascii="DejaVu Math TeX Gyre" w:hAnsi="DejaVu Math TeX Gyre" w:eastAsia="华文宋体"/>
-                <w:sz w:val="21"/>
-              </w:rPr>
-            </m:ctrlPr>
           </m:sub>
         </m:sSub>
       </m:oMath>
       <w:r>
         <w:rPr>
-          <w:rFonts w:hint="eastAsia" w:hAnsi="DejaVu Math TeX Gyre" w:eastAsia="华文宋体"/>
-          <w:i w:val="0"/>
-          <w:sz w:val="21"/>
-          <w:lang w:val="en-US" w:eastAsia="zh-CN"/>
-        </w:rPr>
-        <w:t>的灵敏度</w:t>
-      </w:r>
-      <w:r>
-        <m:rPr/>
-        <w:rPr>
-          <w:rFonts w:hint="eastAsia" w:hAnsi="DejaVu Math TeX Gyre" w:eastAsia="华文宋体"/>
-          <w:i w:val="0"/>
-          <w:sz w:val="21"/>
-          <w:lang w:val="en-US" w:eastAsia="zh-CN"/>
-        </w:rPr>
-        <w:t>能够比此前最好结果</w:t>
-      </w:r>
-      <w:r>
-        <m:rPr/>
-        <w:rPr>
-          <w:rFonts w:hint="default" w:ascii="Times New Roman Regular" w:hAnsi="Times New Roman Regular" w:eastAsia="华文宋体" w:cs="Times New Roman Regular"/>
-          <w:i w:val="0"/>
-          <w:sz w:val="21"/>
-          <w:lang w:val="en-US" w:eastAsia="zh-CN"/>
+          <w:rFonts w:eastAsia="华文宋体" w:hAnsi="DejaVu Math TeX Gyre" w:hint="eastAsia"/>
+        </w:rPr>
+        <w:t>的灵敏度能够比此前最好结果</w:t>
+      </w:r>
+      <w:r>
+        <w:rPr>
+          <w:rFonts w:ascii="Times New Roman Regular" w:eastAsia="华文宋体" w:hAnsi="Times New Roman Regular" w:cs="Times New Roman Regular"/>
         </w:rPr>
         <w:t>[He]</w:t>
       </w:r>
       <w:r>
-        <m:rPr/>
-        <w:rPr>
-          <w:rFonts w:hint="eastAsia" w:ascii="Times New Roman Regular" w:hAnsi="Times New Roman Regular" w:eastAsia="华文宋体" w:cs="Times New Roman Regular"/>
-          <w:i w:val="0"/>
-          <w:sz w:val="21"/>
-          <w:lang w:val="en-US" w:eastAsia="zh-CN"/>
-        </w:rPr>
-        <w:t>提升3个量级。</w:t>
+        <w:rPr>
+          <w:rFonts w:ascii="Times New Roman Regular" w:eastAsia="华文宋体" w:hAnsi="Times New Roman Regular" w:cs="Times New Roman Regular" w:hint="eastAsia"/>
+        </w:rPr>
+        <w:t>提升</w:t>
+      </w:r>
+      <w:r>
+        <w:rPr>
+          <w:rFonts w:ascii="Times New Roman Regular" w:eastAsia="华文宋体" w:hAnsi="Times New Roman Regular" w:cs="Times New Roman Regular" w:hint="eastAsia"/>
+        </w:rPr>
+        <w:t>3</w:t>
+      </w:r>
+      <w:r>
+        <w:rPr>
+          <w:rFonts w:ascii="Times New Roman Regular" w:eastAsia="华文宋体" w:hAnsi="Times New Roman Regular" w:cs="Times New Roman Regular" w:hint="eastAsia"/>
+        </w:rPr>
+        <w:t>个量级。</w:t>
       </w:r>
     </w:p>
     <w:p>
       <w:pPr>
-        <w:spacing w:after="156" w:afterLines="50"/>
-        <w:rPr>
-          <w:rFonts w:ascii="Times New Roman" w:hAnsi="Times New Roman" w:eastAsia="华文宋体" w:cs="Times New Roman"/>
+        <w:spacing w:afterLines="50" w:after="156"/>
+        <w:rPr>
+          <w:rFonts w:ascii="Times New Roman" w:eastAsia="华文宋体" w:hAnsi="Times New Roman" w:cs="Times New Roman"/>
         </w:rPr>
       </w:pPr>
       <w:r>
+        <w:rPr>
+          <w:noProof/>
+        </w:rPr>
         <w:drawing>
-          <wp:inline distT="0" distB="0" distL="114300" distR="114300">
-            <wp:extent cx="2215515" cy="1668780"/>
-            <wp:effectExtent l="0" t="0" r="19685" b="7620"/>
-            <wp:docPr id="1" name="图片 1"/>
+          <wp:inline distT="0" distB="0" distL="0" distR="0">
+            <wp:extent cx="2521378" cy="1890508"/>
+            <wp:effectExtent l="0" t="0" r="0" b="0"/>
+            <wp:docPr id="2" name="图片 2"/>
             <wp:cNvGraphicFramePr>
               <a:graphicFrameLocks xmlns:a="http://schemas.openxmlformats.org/drawingml/2006/main" noChangeAspect="1"/>
             </wp:cNvGraphicFramePr>
@@ -3259,22 +4386,28 @@
               <a:graphicData uri="http://schemas.openxmlformats.org/drawingml/2006/picture">
                 <pic:pic xmlns:pic="http://schemas.openxmlformats.org/drawingml/2006/picture">
                   <pic:nvPicPr>
-                    <pic:cNvPr id="1" name="图片 1"/>
+                    <pic:cNvPr id="0" name="Picture 1"/>
                     <pic:cNvPicPr>
-                      <a:picLocks noChangeAspect="1"/>
+                      <a:picLocks noChangeAspect="1" noChangeArrowheads="1"/>
                     </pic:cNvPicPr>
                   </pic:nvPicPr>
                   <pic:blipFill>
-                    <a:blip r:embed="rId4"/>
-                    <a:srcRect t="2995" b="1365"/>
+                    <a:blip r:embed="rId4" cstate="print">
+                      <a:extLst>
+                        <a:ext uri="{28A0092B-C50C-407E-A947-70E740481C1C}">
+                          <a14:useLocalDpi xmlns:a14="http://schemas.microsoft.com/office/drawing/2010/main" val="0"/>
+                        </a:ext>
+                      </a:extLst>
+                    </a:blip>
+                    <a:srcRect/>
                     <a:stretch>
                       <a:fillRect/>
                     </a:stretch>
                   </pic:blipFill>
-                  <pic:spPr>
+                  <pic:spPr bwMode="auto">
                     <a:xfrm>
                       <a:off x="0" y="0"/>
-                      <a:ext cx="2215515" cy="1668780"/>
+                      <a:ext cx="2550725" cy="1912512"/>
                     </a:xfrm>
                     <a:prstGeom prst="rect">
                       <a:avLst/>
@@ -3293,149 +4426,162 @@
     </w:p>
     <w:p>
       <w:pPr>
-        <w:spacing w:after="156" w:afterLines="50"/>
-        <w:rPr>
-          <w:rFonts w:ascii="Times New Roman" w:hAnsi="Times New Roman" w:eastAsia="华文宋体" w:cs="Times New Roman"/>
+        <w:spacing w:afterLines="50" w:after="156"/>
+        <w:rPr>
+          <w:rFonts w:ascii="Times New Roman" w:eastAsia="华文宋体" w:hAnsi="Times New Roman" w:cs="Times New Roman"/>
         </w:rPr>
       </w:pPr>
       <w:r>
         <w:rPr>
-          <w:rFonts w:hint="eastAsia" w:ascii="Times New Roman" w:hAnsi="Times New Roman" w:eastAsia="华文宋体" w:cs="Times New Roman"/>
+          <w:rFonts w:ascii="Times New Roman" w:eastAsia="华文宋体" w:hAnsi="Times New Roman" w:cs="Times New Roman" w:hint="eastAsia"/>
         </w:rPr>
         <w:t>Q</w:t>
       </w:r>
       <w:r>
         <w:rPr>
-          <w:rFonts w:ascii="Times New Roman" w:hAnsi="Times New Roman" w:eastAsia="华文宋体" w:cs="Times New Roman"/>
+          <w:rFonts w:ascii="Times New Roman" w:eastAsia="华文宋体" w:hAnsi="Times New Roman" w:cs="Times New Roman"/>
         </w:rPr>
         <w:t>3:</w:t>
       </w:r>
       <w:r>
         <w:rPr>
-          <w:rFonts w:hint="eastAsia" w:ascii="Times New Roman" w:hAnsi="Times New Roman" w:eastAsia="华文宋体" w:cs="Times New Roman"/>
+          <w:rFonts w:ascii="Times New Roman" w:eastAsia="华文宋体" w:hAnsi="Times New Roman" w:cs="Times New Roman" w:hint="eastAsia"/>
         </w:rPr>
         <w:t>“</w:t>
       </w:r>
       <w:r>
         <w:rPr>
-          <w:rFonts w:ascii="Times New Roman" w:hAnsi="Times New Roman" w:eastAsia="华文宋体" w:cs="Times New Roman"/>
+          <w:rFonts w:ascii="Times New Roman" w:eastAsia="华文宋体" w:hAnsi="Times New Roman" w:cs="Times New Roman"/>
         </w:rPr>
         <w:t>The ratio of their Larmor frequencies —termed the comagnetometer ratio—” We are not sure that this is a standard term.</w:t>
       </w:r>
     </w:p>
     <w:p>
       <w:pPr>
-        <w:spacing w:after="156" w:afterLines="50"/>
-        <w:rPr>
-          <w:rFonts w:hint="default" w:ascii="Times New Roman" w:hAnsi="Times New Roman" w:eastAsia="华文宋体" w:cs="Times New Roman"/>
-          <w:lang w:val="en-US" w:eastAsia="zh-CN"/>
+        <w:spacing w:afterLines="50" w:after="156"/>
+        <w:rPr>
+          <w:rFonts w:ascii="Times New Roman" w:eastAsia="华文宋体" w:hAnsi="Times New Roman" w:cs="Times New Roman"/>
         </w:rPr>
       </w:pPr>
       <w:r>
         <w:rPr>
-          <w:rFonts w:ascii="Times New Roman" w:hAnsi="Times New Roman" w:eastAsia="华文宋体" w:cs="Times New Roman"/>
+          <w:rFonts w:ascii="Times New Roman" w:eastAsia="华文宋体" w:hAnsi="Times New Roman" w:cs="Times New Roman"/>
         </w:rPr>
         <w:t xml:space="preserve">A3: </w:t>
       </w:r>
       <w:r>
         <w:rPr>
-          <w:rFonts w:hint="eastAsia" w:ascii="Times New Roman" w:hAnsi="Times New Roman" w:eastAsia="华文宋体" w:cs="Times New Roman"/>
-          <w:lang w:val="en-US" w:eastAsia="zh-CN"/>
+          <w:rFonts w:ascii="Times New Roman" w:eastAsia="华文宋体" w:hAnsi="Times New Roman" w:cs="Times New Roman" w:hint="eastAsia"/>
         </w:rPr>
         <w:t>C</w:t>
       </w:r>
       <w:r>
         <w:rPr>
-          <w:rFonts w:ascii="Times New Roman" w:hAnsi="Times New Roman" w:eastAsia="华文宋体" w:cs="Times New Roman"/>
+          <w:rFonts w:ascii="Times New Roman" w:eastAsia="华文宋体" w:hAnsi="Times New Roman" w:cs="Times New Roman"/>
         </w:rPr>
         <w:t>omagnetometer ratio</w:t>
       </w:r>
       <w:r>
         <w:rPr>
-          <w:rFonts w:hint="eastAsia" w:ascii="Times New Roman" w:hAnsi="Times New Roman" w:eastAsia="华文宋体" w:cs="Times New Roman"/>
-          <w:lang w:val="en-US" w:eastAsia="zh-CN"/>
+          <w:rFonts w:ascii="Times New Roman" w:eastAsia="华文宋体" w:hAnsi="Times New Roman" w:cs="Times New Roman" w:hint="eastAsia"/>
         </w:rPr>
         <w:t>是我们为了方便起见自行定义的名称，并非标准说法</w:t>
       </w:r>
       <w:r>
         <w:rPr>
-          <w:rFonts w:hint="eastAsia" w:ascii="Times New Roman" w:hAnsi="Times New Roman" w:eastAsia="华文宋体" w:cs="Times New Roman"/>
-          <w:lang w:eastAsia="zh-CN"/>
+          <w:rFonts w:ascii="Times New Roman" w:eastAsia="华文宋体" w:hAnsi="Times New Roman" w:cs="Times New Roman" w:hint="eastAsia"/>
         </w:rPr>
         <w:t>，</w:t>
       </w:r>
       <w:r>
         <w:rPr>
-          <w:rFonts w:hint="eastAsia" w:ascii="Times New Roman" w:hAnsi="Times New Roman" w:eastAsia="华文宋体" w:cs="Times New Roman"/>
-          <w:lang w:val="en-US" w:eastAsia="zh-CN"/>
+          <w:rFonts w:ascii="Times New Roman" w:eastAsia="华文宋体" w:hAnsi="Times New Roman" w:cs="Times New Roman" w:hint="eastAsia"/>
         </w:rPr>
         <w:t>我们可以修改为</w:t>
       </w:r>
       <w:r>
         <w:rPr>
-          <w:rFonts w:ascii="Times New Roman" w:hAnsi="Times New Roman" w:eastAsia="华文宋体" w:cs="Times New Roman"/>
+          <w:rFonts w:ascii="Times New Roman" w:eastAsia="华文宋体" w:hAnsi="Times New Roman" w:cs="Times New Roman"/>
         </w:rPr>
         <w:t>Larmor frequenc</w:t>
       </w:r>
       <w:r>
         <w:rPr>
-          <w:rFonts w:hint="default" w:ascii="Times New Roman" w:hAnsi="Times New Roman" w:eastAsia="华文宋体" w:cs="Times New Roman"/>
-          <w:lang w:val="en-US"/>
+          <w:rFonts w:ascii="Times New Roman" w:eastAsia="华文宋体" w:hAnsi="Times New Roman" w:cs="Times New Roman"/>
         </w:rPr>
         <w:t>y ratio.</w:t>
       </w:r>
     </w:p>
     <w:p>
       <w:pPr>
-        <w:spacing w:after="156" w:afterLines="50"/>
-        <w:rPr>
-          <w:rFonts w:ascii="Times New Roman" w:hAnsi="Times New Roman" w:eastAsia="华文宋体" w:cs="Times New Roman"/>
+        <w:spacing w:afterLines="50" w:after="156"/>
+        <w:rPr>
+          <w:rFonts w:ascii="Times New Roman" w:eastAsia="华文宋体" w:hAnsi="Times New Roman" w:cs="Times New Roman"/>
         </w:rPr>
       </w:pPr>
       <w:r>
         <w:rPr>
-          <w:rFonts w:hint="eastAsia" w:ascii="Times New Roman" w:hAnsi="Times New Roman" w:eastAsia="华文宋体" w:cs="Times New Roman"/>
+          <w:rFonts w:ascii="Times New Roman" w:eastAsia="华文宋体" w:hAnsi="Times New Roman" w:cs="Times New Roman" w:hint="eastAsia"/>
         </w:rPr>
         <w:t>Q</w:t>
       </w:r>
       <w:r>
         <w:rPr>
-          <w:rFonts w:ascii="Times New Roman" w:hAnsi="Times New Roman" w:eastAsia="华文宋体" w:cs="Times New Roman"/>
-        </w:rPr>
-        <w:t>4: In the introduction, the authors mention that they have identified a “novel systematic effect stemming from the interplay between Zeeman and tensor light shifts”. Does this refer to the discussion in section “Tensor shift”?</w:t>
+          <w:rFonts w:ascii="Times New Roman" w:eastAsia="华文宋体" w:hAnsi="Times New Roman" w:cs="Times New Roman"/>
+        </w:rPr>
+        <w:t xml:space="preserve">4: In the introduction, the authors mention that they have identified a “novel systematic effect stemming from the interplay between Zeeman and tensor light shifts”. Does this refer to the discussion </w:t>
+      </w:r>
+      <w:r>
+        <w:rPr>
+          <w:rFonts w:ascii="Times New Roman" w:eastAsia="华文宋体" w:hAnsi="Times New Roman" w:cs="Times New Roman"/>
+        </w:rPr>
+        <w:t>in section “Tensor shift”?</w:t>
       </w:r>
     </w:p>
     <w:p>
       <w:pPr>
-        <w:spacing w:after="156" w:afterLines="50"/>
-        <w:rPr>
-          <w:rFonts w:hint="eastAsia" w:ascii="Times New Roman" w:hAnsi="Times New Roman" w:eastAsia="华文宋体" w:cs="Times New Roman"/>
+        <w:spacing w:afterLines="50" w:after="156"/>
+        <w:rPr>
+          <w:rFonts w:ascii="Times New Roman" w:eastAsia="华文宋体" w:hAnsi="Times New Roman" w:cs="Times New Roman"/>
         </w:rPr>
       </w:pPr>
       <w:r>
         <w:rPr>
-          <w:rFonts w:ascii="Times New Roman" w:hAnsi="Times New Roman" w:eastAsia="华文宋体" w:cs="Times New Roman"/>
+          <w:rFonts w:ascii="Times New Roman" w:eastAsia="华文宋体" w:hAnsi="Times New Roman" w:cs="Times New Roman"/>
         </w:rPr>
         <w:t xml:space="preserve">A4: </w:t>
       </w:r>
       <w:r>
         <w:rPr>
-          <w:rFonts w:hint="eastAsia" w:ascii="Times New Roman" w:hAnsi="Times New Roman" w:eastAsia="宋体" w:cs="Times New Roman"/>
+          <w:rFonts w:ascii="Times New Roman" w:eastAsia="宋体" w:hAnsi="Times New Roman" w:cs="Times New Roman" w:hint="eastAsia"/>
           <w:szCs w:val="21"/>
         </w:rPr>
         <w:t>是的。</w:t>
       </w:r>
       <w:r>
         <w:rPr>
-          <w:rFonts w:hint="eastAsia" w:ascii="Times New Roman" w:hAnsi="Times New Roman" w:eastAsia="宋体" w:cs="Times New Roman"/>
+          <w:rFonts w:ascii="Times New Roman" w:eastAsia="宋体" w:hAnsi="Times New Roman" w:cs="Times New Roman" w:hint="eastAsia"/>
           <w:szCs w:val="21"/>
-          <w:lang w:val="en-US" w:eastAsia="zh-CN"/>
-        </w:rPr>
-        <w:t>当磁场和tensor场在不同比例下，对频率比也会体现出不同的影响</w:t>
-      </w:r>
-      <w:r>
-        <w:rPr>
-          <w:rFonts w:hint="eastAsia" w:ascii="Times New Roman" w:hAnsi="Times New Roman" w:eastAsia="宋体" w:cs="Times New Roman"/>
+        </w:rPr>
+        <w:t>当磁场和</w:t>
+      </w:r>
+      <w:r>
+        <w:rPr>
+          <w:rFonts w:ascii="Times New Roman" w:eastAsia="宋体" w:hAnsi="Times New Roman" w:cs="Times New Roman" w:hint="eastAsia"/>
+          <w:szCs w:val="21"/>
+        </w:rPr>
+        <w:t>tensor</w:t>
+      </w:r>
+      <w:r>
+        <w:rPr>
+          <w:rFonts w:ascii="Times New Roman" w:eastAsia="宋体" w:hAnsi="Times New Roman" w:cs="Times New Roman" w:hint="eastAsia"/>
+          <w:szCs w:val="21"/>
+        </w:rPr>
+        <w:t>场在不同比例下，对频率比也会体现出不同的影响</w:t>
+      </w:r>
+      <w:r>
+        <w:rPr>
+          <w:rFonts w:ascii="Times New Roman" w:eastAsia="宋体" w:hAnsi="Times New Roman" w:cs="Times New Roman" w:hint="eastAsia"/>
           <w:szCs w:val="21"/>
         </w:rPr>
         <w:t>。</w:t>
@@ -3444,302 +4590,424 @@
     <w:sectPr>
       <w:pgSz w:w="11906" w:h="16838"/>
       <w:pgMar w:top="1440" w:right="1800" w:bottom="1440" w:left="1800" w:header="851" w:footer="992" w:gutter="0"/>
-      <w:cols w:space="425" w:num="1"/>
-      <w:docGrid w:type="lines" w:linePitch="312" w:charSpace="0"/>
+      <w:cols w:space="425"/>
+      <w:docGrid w:type="lines" w:linePitch="312"/>
     </w:sectPr>
   </w:body>
 </w:document>
 </file>
 
 <file path=word/styles.xml><?xml version="1.0" encoding="utf-8"?>
-<w:styles xmlns:mc="http://schemas.openxmlformats.org/markup-compatibility/2006" xmlns:o="urn:schemas-microsoft-com:office:office" xmlns:r="http://schemas.openxmlformats.org/officeDocument/2006/relationships" xmlns:m="http://schemas.openxmlformats.org/officeDocument/2006/math" xmlns:v="urn:schemas-microsoft-com:vml" xmlns:w="http://schemas.openxmlformats.org/wordprocessingml/2006/main" xmlns:w14="http://schemas.microsoft.com/office/word/2010/wordml" xmlns:w10="urn:schemas-microsoft-com:office:word" xmlns:sl="http://schemas.openxmlformats.org/schemaLibrary/2006/main" xmlns:wpsCustomData="http://www.wps.cn/officeDocument/2013/wpsCustomData" mc:Ignorable="w14">
+<w:styles xmlns:mc="http://schemas.openxmlformats.org/markup-compatibility/2006" xmlns:r="http://schemas.openxmlformats.org/officeDocument/2006/relationships" xmlns:w="http://schemas.openxmlformats.org/wordprocessingml/2006/main" xmlns:w14="http://schemas.microsoft.com/office/word/2010/wordml" xmlns:w15="http://schemas.microsoft.com/office/word/2012/wordml" xmlns:w16cid="http://schemas.microsoft.com/office/word/2016/wordml/cid" xmlns:w16se="http://schemas.microsoft.com/office/word/2015/wordml/symex" mc:Ignorable="w14 w15 w16se w16cid">
   <w:docDefaults>
     <w:rPrDefault>
       <w:rPr>
-        <w:rFonts w:ascii="Times New Roman" w:hAnsi="Times New Roman" w:eastAsia="宋体" w:cs="Times New Roman"/>
+        <w:rFonts w:ascii="Times New Roman" w:eastAsia="宋体" w:hAnsi="Times New Roman" w:cs="Times New Roman"/>
+        <w:lang w:val="en-US" w:eastAsia="zh-CN" w:bidi="ar-SA"/>
       </w:rPr>
     </w:rPrDefault>
     <w:pPrDefault/>
   </w:docDefaults>
-  <w:latentStyles w:count="260" w:defQFormat="0" w:defUnhideWhenUsed="1" w:defSemiHidden="1" w:defUIPriority="99" w:defLockedState="0">
-    <w:lsdException w:qFormat="1" w:unhideWhenUsed="0" w:uiPriority="0" w:semiHidden="0" w:name="Normal"/>
-    <w:lsdException w:qFormat="1" w:unhideWhenUsed="0" w:uiPriority="9" w:semiHidden="0" w:name="heading 1"/>
-    <w:lsdException w:qFormat="1" w:uiPriority="9" w:name="heading 2"/>
-    <w:lsdException w:qFormat="1" w:uiPriority="9" w:name="heading 3"/>
-    <w:lsdException w:qFormat="1" w:uiPriority="9" w:name="heading 4"/>
-    <w:lsdException w:qFormat="1" w:uiPriority="9" w:name="heading 5"/>
-    <w:lsdException w:qFormat="1" w:uiPriority="9" w:name="heading 6"/>
-    <w:lsdException w:qFormat="1" w:uiPriority="9" w:name="heading 7"/>
-    <w:lsdException w:qFormat="1" w:uiPriority="9" w:name="heading 8"/>
-    <w:lsdException w:qFormat="1" w:uiPriority="9" w:name="heading 9"/>
-    <w:lsdException w:uiPriority="99" w:name="index 1"/>
-    <w:lsdException w:uiPriority="99" w:name="index 2"/>
-    <w:lsdException w:uiPriority="99" w:name="index 3"/>
-    <w:lsdException w:uiPriority="99" w:name="index 4"/>
-    <w:lsdException w:uiPriority="99" w:name="index 5"/>
-    <w:lsdException w:uiPriority="99" w:name="index 6"/>
-    <w:lsdException w:uiPriority="99" w:name="index 7"/>
-    <w:lsdException w:uiPriority="99" w:name="index 8"/>
-    <w:lsdException w:uiPriority="99" w:name="index 9"/>
-    <w:lsdException w:uiPriority="39" w:name="toc 1"/>
-    <w:lsdException w:uiPriority="39" w:name="toc 2"/>
-    <w:lsdException w:uiPriority="39" w:name="toc 3"/>
-    <w:lsdException w:uiPriority="39" w:name="toc 4"/>
-    <w:lsdException w:uiPriority="39" w:name="toc 5"/>
-    <w:lsdException w:uiPriority="39" w:name="toc 6"/>
-    <w:lsdException w:uiPriority="39" w:name="toc 7"/>
-    <w:lsdException w:uiPriority="39" w:name="toc 8"/>
-    <w:lsdException w:uiPriority="39" w:name="toc 9"/>
-    <w:lsdException w:uiPriority="99" w:name="Normal Indent"/>
-    <w:lsdException w:uiPriority="99" w:name="footnote text"/>
-    <w:lsdException w:uiPriority="99" w:name="annotation text"/>
-    <w:lsdException w:uiPriority="99" w:name="header"/>
-    <w:lsdException w:uiPriority="99" w:name="footer"/>
-    <w:lsdException w:uiPriority="99" w:name="index heading"/>
-    <w:lsdException w:qFormat="1" w:uiPriority="35" w:name="caption"/>
-    <w:lsdException w:uiPriority="99" w:name="table of figures"/>
-    <w:lsdException w:uiPriority="99" w:name="envelope address"/>
-    <w:lsdException w:uiPriority="99" w:name="envelope return"/>
-    <w:lsdException w:uiPriority="99" w:name="footnote reference"/>
-    <w:lsdException w:uiPriority="99" w:name="annotation reference"/>
-    <w:lsdException w:uiPriority="99" w:name="line number"/>
-    <w:lsdException w:uiPriority="99" w:name="page number"/>
-    <w:lsdException w:uiPriority="99" w:name="endnote reference"/>
-    <w:lsdException w:uiPriority="99" w:name="endnote text"/>
-    <w:lsdException w:uiPriority="99" w:name="table of authorities"/>
-    <w:lsdException w:uiPriority="99" w:name="macro"/>
-    <w:lsdException w:uiPriority="99" w:name="toa heading"/>
-    <w:lsdException w:uiPriority="99" w:name="List"/>
-    <w:lsdException w:uiPriority="99" w:name="List Bullet"/>
-    <w:lsdException w:uiPriority="99" w:name="List Number"/>
-    <w:lsdException w:uiPriority="99" w:name="List 2"/>
-    <w:lsdException w:uiPriority="99" w:name="List 3"/>
-    <w:lsdException w:uiPriority="99" w:name="List 4"/>
-    <w:lsdException w:uiPriority="99" w:name="List 5"/>
-    <w:lsdException w:uiPriority="99" w:name="List Bullet 2"/>
-    <w:lsdException w:uiPriority="99" w:name="List Bullet 3"/>
-    <w:lsdException w:uiPriority="99" w:name="List Bullet 4"/>
-    <w:lsdException w:uiPriority="99" w:name="List Bullet 5"/>
-    <w:lsdException w:uiPriority="99" w:name="List Number 2"/>
-    <w:lsdException w:uiPriority="99" w:name="List Number 3"/>
-    <w:lsdException w:uiPriority="99" w:name="List Number 4"/>
-    <w:lsdException w:uiPriority="99" w:name="List Number 5"/>
-    <w:lsdException w:qFormat="1" w:unhideWhenUsed="0" w:uiPriority="10" w:semiHidden="0" w:name="Title"/>
-    <w:lsdException w:uiPriority="99" w:name="Closing"/>
-    <w:lsdException w:uiPriority="99" w:name="Signature"/>
-    <w:lsdException w:uiPriority="1" w:name="Default Paragraph Font"/>
-    <w:lsdException w:uiPriority="99" w:name="Body Text"/>
-    <w:lsdException w:uiPriority="99" w:name="Body Text Indent"/>
-    <w:lsdException w:uiPriority="99" w:name="List Continue"/>
-    <w:lsdException w:uiPriority="99" w:name="List Continue 2"/>
-    <w:lsdException w:uiPriority="99" w:name="List Continue 3"/>
-    <w:lsdException w:uiPriority="99" w:name="List Continue 4"/>
-    <w:lsdException w:uiPriority="99" w:name="List Continue 5"/>
-    <w:lsdException w:uiPriority="99" w:name="Message Header"/>
-    <w:lsdException w:qFormat="1" w:unhideWhenUsed="0" w:uiPriority="11" w:semiHidden="0" w:name="Subtitle"/>
-    <w:lsdException w:uiPriority="99" w:name="Salutation"/>
-    <w:lsdException w:uiPriority="99" w:name="Date"/>
-    <w:lsdException w:uiPriority="99" w:name="Body Text First Indent"/>
-    <w:lsdException w:uiPriority="99" w:name="Body Text First Indent 2"/>
-    <w:lsdException w:uiPriority="99" w:name="Note Heading"/>
-    <w:lsdException w:uiPriority="99" w:name="Body Text 2"/>
-    <w:lsdException w:uiPriority="99" w:name="Body Text 3"/>
-    <w:lsdException w:uiPriority="99" w:name="Body Text Indent 2"/>
-    <w:lsdException w:uiPriority="99" w:name="Body Text Indent 3"/>
-    <w:lsdException w:uiPriority="99" w:name="Block Text"/>
-    <w:lsdException w:uiPriority="99" w:name="Hyperlink"/>
-    <w:lsdException w:uiPriority="99" w:name="FollowedHyperlink"/>
-    <w:lsdException w:qFormat="1" w:unhideWhenUsed="0" w:uiPriority="22" w:semiHidden="0" w:name="Strong"/>
-    <w:lsdException w:qFormat="1" w:unhideWhenUsed="0" w:uiPriority="20" w:semiHidden="0" w:name="Emphasis"/>
-    <w:lsdException w:uiPriority="99" w:name="Document Map"/>
-    <w:lsdException w:uiPriority="99" w:name="Plain Text"/>
-    <w:lsdException w:uiPriority="99" w:name="E-mail Signature"/>
-    <w:lsdException w:uiPriority="99" w:name="Normal (Web)"/>
-    <w:lsdException w:uiPriority="99" w:name="HTML Acronym"/>
-    <w:lsdException w:uiPriority="99" w:name="HTML Address"/>
-    <w:lsdException w:uiPriority="99" w:name="HTML Cite"/>
-    <w:lsdException w:uiPriority="99" w:name="HTML Code"/>
-    <w:lsdException w:uiPriority="99" w:name="HTML Definition"/>
-    <w:lsdException w:uiPriority="99" w:name="HTML Keyboard"/>
-    <w:lsdException w:uiPriority="99" w:name="HTML Preformatted"/>
-    <w:lsdException w:uiPriority="99" w:name="HTML Sample"/>
-    <w:lsdException w:uiPriority="99" w:name="HTML Typewriter"/>
-    <w:lsdException w:uiPriority="99" w:name="HTML Variable"/>
-    <w:lsdException w:uiPriority="99" w:name="Normal Table"/>
-    <w:lsdException w:uiPriority="99" w:name="annotation subject"/>
-    <w:lsdException w:uiPriority="99" w:name="Table Simple 1"/>
-    <w:lsdException w:uiPriority="99" w:name="Table Simple 2"/>
-    <w:lsdException w:uiPriority="99" w:name="Table Simple 3"/>
-    <w:lsdException w:uiPriority="99" w:name="Table Classic 1"/>
-    <w:lsdException w:uiPriority="99" w:name="Table Classic 2"/>
-    <w:lsdException w:uiPriority="99" w:name="Table Classic 3"/>
-    <w:lsdException w:uiPriority="99" w:name="Table Classic 4"/>
-    <w:lsdException w:uiPriority="99" w:name="Table Colorful 1"/>
-    <w:lsdException w:uiPriority="99" w:name="Table Colorful 2"/>
-    <w:lsdException w:uiPriority="99" w:name="Table Colorful 3"/>
-    <w:lsdException w:uiPriority="99" w:name="Table Columns 1"/>
-    <w:lsdException w:uiPriority="99" w:name="Table Columns 2"/>
-    <w:lsdException w:uiPriority="99" w:name="Table Columns 3"/>
-    <w:lsdException w:uiPriority="99" w:name="Table Columns 4"/>
-    <w:lsdException w:uiPriority="99" w:name="Table Columns 5"/>
-    <w:lsdException w:uiPriority="99" w:name="Table Grid 1"/>
-    <w:lsdException w:uiPriority="99" w:name="Table Grid 2"/>
-    <w:lsdException w:uiPriority="99" w:name="Table Grid 3"/>
-    <w:lsdException w:uiPriority="99" w:name="Table Grid 4"/>
-    <w:lsdException w:uiPriority="99" w:name="Table Grid 5"/>
-    <w:lsdException w:uiPriority="99" w:name="Table Grid 6"/>
-    <w:lsdException w:uiPriority="99" w:name="Table Grid 7"/>
-    <w:lsdException w:uiPriority="99" w:name="Table Grid 8"/>
-    <w:lsdException w:uiPriority="99" w:name="Table List 1"/>
-    <w:lsdException w:uiPriority="99" w:name="Table List 2"/>
-    <w:lsdException w:uiPriority="99" w:name="Table List 3"/>
-    <w:lsdException w:uiPriority="99" w:name="Table List 4"/>
-    <w:lsdException w:uiPriority="99" w:name="Table List 5"/>
-    <w:lsdException w:uiPriority="99" w:name="Table List 6"/>
-    <w:lsdException w:uiPriority="99" w:name="Table List 7"/>
-    <w:lsdException w:uiPriority="99" w:name="Table List 8"/>
-    <w:lsdException w:uiPriority="99" w:name="Table 3D effects 1"/>
-    <w:lsdException w:uiPriority="99" w:name="Table 3D effects 2"/>
-    <w:lsdException w:uiPriority="99" w:name="Table 3D effects 3"/>
-    <w:lsdException w:uiPriority="99" w:name="Table Contemporary"/>
-    <w:lsdException w:uiPriority="99" w:name="Table Elegant"/>
-    <w:lsdException w:uiPriority="99" w:name="Table Professional"/>
-    <w:lsdException w:uiPriority="99" w:name="Table Subtle 1"/>
-    <w:lsdException w:uiPriority="99" w:name="Table Subtle 2"/>
-    <w:lsdException w:uiPriority="99" w:name="Table Web 1"/>
-    <w:lsdException w:uiPriority="99" w:name="Table Web 2"/>
-    <w:lsdException w:uiPriority="99" w:name="Table Web 3"/>
-    <w:lsdException w:uiPriority="99" w:name="Balloon Text"/>
-    <w:lsdException w:unhideWhenUsed="0" w:uiPriority="39" w:semiHidden="0" w:name="Table Grid"/>
-    <w:lsdException w:uiPriority="99" w:name="Table Theme"/>
-    <w:lsdException w:unhideWhenUsed="0" w:uiPriority="99" w:name="Placeholder Text"/>
-    <w:lsdException w:unhideWhenUsed="0" w:uiPriority="60" w:semiHidden="0" w:name="Light Shading"/>
-    <w:lsdException w:unhideWhenUsed="0" w:uiPriority="61" w:semiHidden="0" w:name="Light List"/>
-    <w:lsdException w:unhideWhenUsed="0" w:uiPriority="62" w:semiHidden="0" w:name="Light Grid"/>
-    <w:lsdException w:unhideWhenUsed="0" w:uiPriority="63" w:semiHidden="0" w:name="Medium Shading 1"/>
-    <w:lsdException w:unhideWhenUsed="0" w:uiPriority="64" w:semiHidden="0" w:name="Medium Shading 2"/>
-    <w:lsdException w:unhideWhenUsed="0" w:uiPriority="65" w:semiHidden="0" w:name="Medium List 1"/>
-    <w:lsdException w:unhideWhenUsed="0" w:uiPriority="66" w:semiHidden="0" w:name="Medium List 2"/>
-    <w:lsdException w:unhideWhenUsed="0" w:uiPriority="67" w:semiHidden="0" w:name="Medium Grid 1"/>
-    <w:lsdException w:unhideWhenUsed="0" w:uiPriority="68" w:semiHidden="0" w:name="Medium Grid 2"/>
-    <w:lsdException w:unhideWhenUsed="0" w:uiPriority="69" w:semiHidden="0" w:name="Medium Grid 3"/>
-    <w:lsdException w:unhideWhenUsed="0" w:uiPriority="70" w:semiHidden="0" w:name="Dark List"/>
-    <w:lsdException w:unhideWhenUsed="0" w:uiPriority="71" w:semiHidden="0" w:name="Colorful Shading"/>
-    <w:lsdException w:unhideWhenUsed="0" w:uiPriority="72" w:semiHidden="0" w:name="Colorful List"/>
-    <w:lsdException w:unhideWhenUsed="0" w:uiPriority="73" w:semiHidden="0" w:name="Colorful Grid"/>
-    <w:lsdException w:unhideWhenUsed="0" w:uiPriority="60" w:semiHidden="0" w:name="Light Shading Accent 1"/>
-    <w:lsdException w:unhideWhenUsed="0" w:uiPriority="61" w:semiHidden="0" w:name="Light List Accent 1"/>
-    <w:lsdException w:unhideWhenUsed="0" w:uiPriority="62" w:semiHidden="0" w:name="Light Grid Accent 1"/>
-    <w:lsdException w:unhideWhenUsed="0" w:uiPriority="63" w:semiHidden="0" w:name="Medium Shading 1 Accent 1"/>
-    <w:lsdException w:unhideWhenUsed="0" w:uiPriority="64" w:semiHidden="0" w:name="Medium Shading 2 Accent 1"/>
-    <w:lsdException w:unhideWhenUsed="0" w:uiPriority="65" w:semiHidden="0" w:name="Medium List 1 Accent 1"/>
-    <w:lsdException w:unhideWhenUsed="0" w:uiPriority="66" w:semiHidden="0" w:name="Medium List 2 Accent 1"/>
-    <w:lsdException w:unhideWhenUsed="0" w:uiPriority="67" w:semiHidden="0" w:name="Medium Grid 1 Accent 1"/>
-    <w:lsdException w:unhideWhenUsed="0" w:uiPriority="68" w:semiHidden="0" w:name="Medium Grid 2 Accent 1"/>
-    <w:lsdException w:unhideWhenUsed="0" w:uiPriority="69" w:semiHidden="0" w:name="Medium Grid 3 Accent 1"/>
-    <w:lsdException w:unhideWhenUsed="0" w:uiPriority="70" w:semiHidden="0" w:name="Dark List Accent 1"/>
-    <w:lsdException w:unhideWhenUsed="0" w:uiPriority="71" w:semiHidden="0" w:name="Colorful Shading Accent 1"/>
-    <w:lsdException w:unhideWhenUsed="0" w:uiPriority="72" w:semiHidden="0" w:name="Colorful List Accent 1"/>
-    <w:lsdException w:unhideWhenUsed="0" w:uiPriority="73" w:semiHidden="0" w:name="Colorful Grid Accent 1"/>
-    <w:lsdException w:unhideWhenUsed="0" w:uiPriority="60" w:semiHidden="0" w:name="Light Shading Accent 2"/>
-    <w:lsdException w:unhideWhenUsed="0" w:uiPriority="61" w:semiHidden="0" w:name="Light List Accent 2"/>
-    <w:lsdException w:unhideWhenUsed="0" w:uiPriority="62" w:semiHidden="0" w:name="Light Grid Accent 2"/>
-    <w:lsdException w:unhideWhenUsed="0" w:uiPriority="63" w:semiHidden="0" w:name="Medium Shading 1 Accent 2"/>
-    <w:lsdException w:unhideWhenUsed="0" w:uiPriority="64" w:semiHidden="0" w:name="Medium Shading 2 Accent 2"/>
-    <w:lsdException w:unhideWhenUsed="0" w:uiPriority="65" w:semiHidden="0" w:name="Medium List 1 Accent 2"/>
-    <w:lsdException w:unhideWhenUsed="0" w:uiPriority="66" w:semiHidden="0" w:name="Medium List 2 Accent 2"/>
-    <w:lsdException w:unhideWhenUsed="0" w:uiPriority="67" w:semiHidden="0" w:name="Medium Grid 1 Accent 2"/>
-    <w:lsdException w:unhideWhenUsed="0" w:uiPriority="68" w:semiHidden="0" w:name="Medium Grid 2 Accent 2"/>
-    <w:lsdException w:unhideWhenUsed="0" w:uiPriority="69" w:semiHidden="0" w:name="Medium Grid 3 Accent 2"/>
-    <w:lsdException w:unhideWhenUsed="0" w:uiPriority="70" w:semiHidden="0" w:name="Dark List Accent 2"/>
-    <w:lsdException w:unhideWhenUsed="0" w:uiPriority="71" w:semiHidden="0" w:name="Colorful Shading Accent 2"/>
-    <w:lsdException w:unhideWhenUsed="0" w:uiPriority="72" w:semiHidden="0" w:name="Colorful List Accent 2"/>
-    <w:lsdException w:unhideWhenUsed="0" w:uiPriority="73" w:semiHidden="0" w:name="Colorful Grid Accent 2"/>
-    <w:lsdException w:unhideWhenUsed="0" w:uiPriority="60" w:semiHidden="0" w:name="Light Shading Accent 3"/>
-    <w:lsdException w:unhideWhenUsed="0" w:uiPriority="61" w:semiHidden="0" w:name="Light List Accent 3"/>
-    <w:lsdException w:unhideWhenUsed="0" w:uiPriority="62" w:semiHidden="0" w:name="Light Grid Accent 3"/>
-    <w:lsdException w:unhideWhenUsed="0" w:uiPriority="63" w:semiHidden="0" w:name="Medium Shading 1 Accent 3"/>
-    <w:lsdException w:unhideWhenUsed="0" w:uiPriority="64" w:semiHidden="0" w:name="Medium Shading 2 Accent 3"/>
-    <w:lsdException w:unhideWhenUsed="0" w:uiPriority="65" w:semiHidden="0" w:name="Medium List 1 Accent 3"/>
-    <w:lsdException w:unhideWhenUsed="0" w:uiPriority="66" w:semiHidden="0" w:name="Medium List 2 Accent 3"/>
-    <w:lsdException w:unhideWhenUsed="0" w:uiPriority="67" w:semiHidden="0" w:name="Medium Grid 1 Accent 3"/>
-    <w:lsdException w:unhideWhenUsed="0" w:uiPriority="68" w:semiHidden="0" w:name="Medium Grid 2 Accent 3"/>
-    <w:lsdException w:unhideWhenUsed="0" w:uiPriority="69" w:semiHidden="0" w:name="Medium Grid 3 Accent 3"/>
-    <w:lsdException w:unhideWhenUsed="0" w:uiPriority="70" w:semiHidden="0" w:name="Dark List Accent 3"/>
-    <w:lsdException w:unhideWhenUsed="0" w:uiPriority="71" w:semiHidden="0" w:name="Colorful Shading Accent 3"/>
-    <w:lsdException w:unhideWhenUsed="0" w:uiPriority="72" w:semiHidden="0" w:name="Colorful List Accent 3"/>
-    <w:lsdException w:unhideWhenUsed="0" w:uiPriority="73" w:semiHidden="0" w:name="Colorful Grid Accent 3"/>
-    <w:lsdException w:unhideWhenUsed="0" w:uiPriority="60" w:semiHidden="0" w:name="Light Shading Accent 4"/>
-    <w:lsdException w:unhideWhenUsed="0" w:uiPriority="61" w:semiHidden="0" w:name="Light List Accent 4"/>
-    <w:lsdException w:unhideWhenUsed="0" w:uiPriority="62" w:semiHidden="0" w:name="Light Grid Accent 4"/>
-    <w:lsdException w:unhideWhenUsed="0" w:uiPriority="63" w:semiHidden="0" w:name="Medium Shading 1 Accent 4"/>
-    <w:lsdException w:unhideWhenUsed="0" w:uiPriority="64" w:semiHidden="0" w:name="Medium Shading 2 Accent 4"/>
-    <w:lsdException w:unhideWhenUsed="0" w:uiPriority="65" w:semiHidden="0" w:name="Medium List 1 Accent 4"/>
-    <w:lsdException w:unhideWhenUsed="0" w:uiPriority="66" w:semiHidden="0" w:name="Medium List 2 Accent 4"/>
-    <w:lsdException w:unhideWhenUsed="0" w:uiPriority="67" w:semiHidden="0" w:name="Medium Grid 1 Accent 4"/>
-    <w:lsdException w:unhideWhenUsed="0" w:uiPriority="68" w:semiHidden="0" w:name="Medium Grid 2 Accent 4"/>
-    <w:lsdException w:unhideWhenUsed="0" w:uiPriority="69" w:semiHidden="0" w:name="Medium Grid 3 Accent 4"/>
-    <w:lsdException w:unhideWhenUsed="0" w:uiPriority="70" w:semiHidden="0" w:name="Dark List Accent 4"/>
-    <w:lsdException w:unhideWhenUsed="0" w:uiPriority="71" w:semiHidden="0" w:name="Colorful Shading Accent 4"/>
-    <w:lsdException w:unhideWhenUsed="0" w:uiPriority="72" w:semiHidden="0" w:name="Colorful List Accent 4"/>
-    <w:lsdException w:unhideWhenUsed="0" w:uiPriority="73" w:semiHidden="0" w:name="Colorful Grid Accent 4"/>
-    <w:lsdException w:unhideWhenUsed="0" w:uiPriority="60" w:semiHidden="0" w:name="Light Shading Accent 5"/>
-    <w:lsdException w:unhideWhenUsed="0" w:uiPriority="61" w:semiHidden="0" w:name="Light List Accent 5"/>
-    <w:lsdException w:unhideWhenUsed="0" w:uiPriority="62" w:semiHidden="0" w:name="Light Grid Accent 5"/>
-    <w:lsdException w:unhideWhenUsed="0" w:uiPriority="63" w:semiHidden="0" w:name="Medium Shading 1 Accent 5"/>
-    <w:lsdException w:unhideWhenUsed="0" w:uiPriority="64" w:semiHidden="0" w:name="Medium Shading 2 Accent 5"/>
-    <w:lsdException w:unhideWhenUsed="0" w:uiPriority="65" w:semiHidden="0" w:name="Medium List 1 Accent 5"/>
-    <w:lsdException w:unhideWhenUsed="0" w:uiPriority="66" w:semiHidden="0" w:name="Medium List 2 Accent 5"/>
-    <w:lsdException w:unhideWhenUsed="0" w:uiPriority="67" w:semiHidden="0" w:name="Medium Grid 1 Accent 5"/>
-    <w:lsdException w:unhideWhenUsed="0" w:uiPriority="68" w:semiHidden="0" w:name="Medium Grid 2 Accent 5"/>
-    <w:lsdException w:unhideWhenUsed="0" w:uiPriority="69" w:semiHidden="0" w:name="Medium Grid 3 Accent 5"/>
-    <w:lsdException w:unhideWhenUsed="0" w:uiPriority="70" w:semiHidden="0" w:name="Dark List Accent 5"/>
-    <w:lsdException w:unhideWhenUsed="0" w:uiPriority="71" w:semiHidden="0" w:name="Colorful Shading Accent 5"/>
-    <w:lsdException w:unhideWhenUsed="0" w:uiPriority="72" w:semiHidden="0" w:name="Colorful List Accent 5"/>
-    <w:lsdException w:unhideWhenUsed="0" w:uiPriority="73" w:semiHidden="0" w:name="Colorful Grid Accent 5"/>
-    <w:lsdException w:unhideWhenUsed="0" w:uiPriority="60" w:semiHidden="0" w:name="Light Shading Accent 6"/>
-    <w:lsdException w:unhideWhenUsed="0" w:uiPriority="61" w:semiHidden="0" w:name="Light List Accent 6"/>
-    <w:lsdException w:unhideWhenUsed="0" w:uiPriority="62" w:semiHidden="0" w:name="Light Grid Accent 6"/>
-    <w:lsdException w:unhideWhenUsed="0" w:uiPriority="63" w:semiHidden="0" w:name="Medium Shading 1 Accent 6"/>
-    <w:lsdException w:unhideWhenUsed="0" w:uiPriority="64" w:semiHidden="0" w:name="Medium Shading 2 Accent 6"/>
-    <w:lsdException w:unhideWhenUsed="0" w:uiPriority="65" w:semiHidden="0" w:name="Medium List 1 Accent 6"/>
-    <w:lsdException w:unhideWhenUsed="0" w:uiPriority="66" w:semiHidden="0" w:name="Medium List 2 Accent 6"/>
-    <w:lsdException w:unhideWhenUsed="0" w:uiPriority="67" w:semiHidden="0" w:name="Medium Grid 1 Accent 6"/>
-    <w:lsdException w:unhideWhenUsed="0" w:uiPriority="68" w:semiHidden="0" w:name="Medium Grid 2 Accent 6"/>
-    <w:lsdException w:unhideWhenUsed="0" w:uiPriority="69" w:semiHidden="0" w:name="Medium Grid 3 Accent 6"/>
-    <w:lsdException w:unhideWhenUsed="0" w:uiPriority="70" w:semiHidden="0" w:name="Dark List Accent 6"/>
-    <w:lsdException w:unhideWhenUsed="0" w:uiPriority="71" w:semiHidden="0" w:name="Colorful Shading Accent 6"/>
-    <w:lsdException w:unhideWhenUsed="0" w:uiPriority="72" w:semiHidden="0" w:name="Colorful List Accent 6"/>
-    <w:lsdException w:unhideWhenUsed="0" w:uiPriority="73" w:semiHidden="0" w:name="Colorful Grid Accent 6"/>
+  <w:latentStyles w:defLockedState="0" w:defUIPriority="99" w:defSemiHidden="0" w:defUnhideWhenUsed="0" w:defQFormat="0" w:count="375">
+    <w:lsdException w:name="Normal" w:uiPriority="0" w:qFormat="1"/>
+    <w:lsdException w:name="heading 1" w:uiPriority="9" w:qFormat="1"/>
+    <w:lsdException w:name="heading 2" w:semiHidden="1" w:uiPriority="9" w:unhideWhenUsed="1" w:qFormat="1"/>
+    <w:lsdException w:name="heading 3" w:semiHidden="1" w:uiPriority="9" w:unhideWhenUsed="1" w:qFormat="1"/>
+    <w:lsdException w:name="heading 4" w:semiHidden="1" w:uiPriority="9" w:unhideWhenUsed="1" w:qFormat="1"/>
+    <w:lsdException w:name="heading 5" w:semiHidden="1" w:uiPriority="9" w:unhideWhenUsed="1" w:qFormat="1"/>
+    <w:lsdException w:name="heading 6" w:semiHidden="1" w:uiPriority="9" w:unhideWhenUsed="1" w:qFormat="1"/>
+    <w:lsdException w:name="heading 7" w:semiHidden="1" w:uiPriority="9" w:unhideWhenUsed="1" w:qFormat="1"/>
+    <w:lsdException w:name="heading 8" w:semiHidden="1" w:uiPriority="9" w:unhideWhenUsed="1" w:qFormat="1"/>
+    <w:lsdException w:name="heading 9" w:semiHidden="1" w:uiPriority="9" w:unhideWhenUsed="1" w:qFormat="1"/>
+    <w:lsdException w:name="index 1" w:semiHidden="1" w:unhideWhenUsed="1"/>
+    <w:lsdException w:name="index 2" w:semiHidden="1" w:unhideWhenUsed="1"/>
+    <w:lsdException w:name="index 3" w:semiHidden="1" w:unhideWhenUsed="1"/>
+    <w:lsdException w:name="index 4" w:semiHidden="1" w:unhideWhenUsed="1"/>
+    <w:lsdException w:name="index 5" w:semiHidden="1" w:unhideWhenUsed="1"/>
+    <w:lsdException w:name="index 6" w:semiHidden="1" w:unhideWhenUsed="1"/>
+    <w:lsdException w:name="index 7" w:semiHidden="1" w:unhideWhenUsed="1"/>
+    <w:lsdException w:name="index 8" w:semiHidden="1" w:unhideWhenUsed="1"/>
+    <w:lsdException w:name="index 9" w:semiHidden="1" w:unhideWhenUsed="1"/>
+    <w:lsdException w:name="toc 1" w:semiHidden="1" w:uiPriority="39" w:unhideWhenUsed="1"/>
+    <w:lsdException w:name="toc 2" w:semiHidden="1" w:uiPriority="39" w:unhideWhenUsed="1"/>
+    <w:lsdException w:name="toc 3" w:semiHidden="1" w:uiPriority="39" w:unhideWhenUsed="1"/>
+    <w:lsdException w:name="toc 4" w:semiHidden="1" w:uiPriority="39" w:unhideWhenUsed="1"/>
+    <w:lsdException w:name="toc 5" w:semiHidden="1" w:uiPriority="39" w:unhideWhenUsed="1"/>
+    <w:lsdException w:name="toc 6" w:semiHidden="1" w:uiPriority="39" w:unhideWhenUsed="1"/>
+    <w:lsdException w:name="toc 7" w:semiHidden="1" w:uiPriority="39" w:unhideWhenUsed="1"/>
+    <w:lsdException w:name="toc 8" w:semiHidden="1" w:uiPriority="39" w:unhideWhenUsed="1"/>
+    <w:lsdException w:name="toc 9" w:semiHidden="1" w:uiPriority="39" w:unhideWhenUsed="1"/>
+    <w:lsdException w:name="Normal Indent" w:semiHidden="1" w:unhideWhenUsed="1"/>
+    <w:lsdException w:name="footnote text" w:semiHidden="1" w:unhideWhenUsed="1"/>
+    <w:lsdException w:name="annotation text" w:semiHidden="1" w:unhideWhenUsed="1"/>
+    <w:lsdException w:name="header" w:semiHidden="1" w:unhideWhenUsed="1"/>
+    <w:lsdException w:name="footer" w:semiHidden="1" w:unhideWhenUsed="1"/>
+    <w:lsdException w:name="index heading" w:semiHidden="1" w:unhideWhenUsed="1"/>
+    <w:lsdException w:name="caption" w:semiHidden="1" w:uiPriority="35" w:unhideWhenUsed="1" w:qFormat="1"/>
+    <w:lsdException w:name="table of figures" w:semiHidden="1" w:unhideWhenUsed="1"/>
+    <w:lsdException w:name="envelope address" w:semiHidden="1" w:unhideWhenUsed="1"/>
+    <w:lsdException w:name="envelope return" w:semiHidden="1" w:unhideWhenUsed="1"/>
+    <w:lsdException w:name="footnote reference" w:semiHidden="1" w:unhideWhenUsed="1"/>
+    <w:lsdException w:name="annotation reference" w:semiHidden="1" w:unhideWhenUsed="1"/>
+    <w:lsdException w:name="line number" w:semiHidden="1" w:unhideWhenUsed="1"/>
+    <w:lsdException w:name="page number" w:semiHidden="1" w:unhideWhenUsed="1"/>
+    <w:lsdException w:name="endnote reference" w:semiHidden="1" w:unhideWhenUsed="1"/>
+    <w:lsdException w:name="endnote text" w:semiHidden="1" w:unhideWhenUsed="1"/>
+    <w:lsdException w:name="table of authorities" w:semiHidden="1" w:unhideWhenUsed="1"/>
+    <w:lsdException w:name="macro" w:semiHidden="1" w:unhideWhenUsed="1"/>
+    <w:lsdException w:name="toa heading" w:semiHidden="1" w:unhideWhenUsed="1"/>
+    <w:lsdException w:name="List" w:semiHidden="1" w:unhideWhenUsed="1"/>
+    <w:lsdException w:name="List Bullet" w:semiHidden="1" w:unhideWhenUsed="1"/>
+    <w:lsdException w:name="List Number" w:semiHidden="1" w:unhideWhenUsed="1"/>
+    <w:lsdException w:name="List 2" w:semiHidden="1" w:unhideWhenUsed="1"/>
+    <w:lsdException w:name="List 3" w:semiHidden="1" w:unhideWhenUsed="1"/>
+    <w:lsdException w:name="List 4" w:semiHidden="1" w:unhideWhenUsed="1"/>
+    <w:lsdException w:name="List 5" w:semiHidden="1" w:unhideWhenUsed="1"/>
+    <w:lsdException w:name="List Bullet 2" w:semiHidden="1" w:unhideWhenUsed="1"/>
+    <w:lsdException w:name="List Bullet 3" w:semiHidden="1" w:unhideWhenUsed="1"/>
+    <w:lsdException w:name="List Bullet 4" w:semiHidden="1" w:unhideWhenUsed="1"/>
+    <w:lsdException w:name="List Bullet 5" w:semiHidden="1" w:unhideWhenUsed="1"/>
+    <w:lsdException w:name="List Number 2" w:semiHidden="1" w:unhideWhenUsed="1"/>
+    <w:lsdException w:name="List Number 3" w:semiHidden="1" w:unhideWhenUsed="1"/>
+    <w:lsdException w:name="List Number 4" w:semiHidden="1" w:unhideWhenUsed="1"/>
+    <w:lsdException w:name="List Number 5" w:semiHidden="1" w:unhideWhenUsed="1"/>
+    <w:lsdException w:name="Title" w:uiPriority="10" w:qFormat="1"/>
+    <w:lsdException w:name="Closing" w:semiHidden="1" w:unhideWhenUsed="1"/>
+    <w:lsdException w:name="Signature" w:semiHidden="1" w:unhideWhenUsed="1"/>
+    <w:lsdException w:name="Default Paragraph Font" w:semiHidden="1" w:uiPriority="1" w:unhideWhenUsed="1"/>
+    <w:lsdException w:name="Body Text" w:semiHidden="1" w:unhideWhenUsed="1"/>
+    <w:lsdException w:name="Body Text Indent" w:semiHidden="1" w:unhideWhenUsed="1"/>
+    <w:lsdException w:name="List Continue" w:semiHidden="1" w:unhideWhenUsed="1"/>
+    <w:lsdException w:name="List Continue 2" w:semiHidden="1" w:unhideWhenUsed="1"/>
+    <w:lsdException w:name="List Continue 3" w:semiHidden="1" w:unhideWhenUsed="1"/>
+    <w:lsdException w:name="List Continue 4" w:semiHidden="1" w:unhideWhenUsed="1"/>
+    <w:lsdException w:name="List Continue 5" w:semiHidden="1" w:unhideWhenUsed="1"/>
+    <w:lsdException w:name="Message Header" w:semiHidden="1" w:unhideWhenUsed="1"/>
+    <w:lsdException w:name="Subtitle" w:uiPriority="11" w:qFormat="1"/>
+    <w:lsdException w:name="Salutation" w:semiHidden="1" w:unhideWhenUsed="1"/>
+    <w:lsdException w:name="Date" w:semiHidden="1" w:unhideWhenUsed="1"/>
+    <w:lsdException w:name="Body Text First Indent" w:semiHidden="1" w:unhideWhenUsed="1"/>
+    <w:lsdException w:name="Body Text First Indent 2" w:semiHidden="1" w:unhideWhenUsed="1"/>
+    <w:lsdException w:name="Note Heading" w:semiHidden="1" w:unhideWhenUsed="1"/>
+    <w:lsdException w:name="Body Text 2" w:semiHidden="1" w:unhideWhenUsed="1"/>
+    <w:lsdException w:name="Body Text 3" w:semiHidden="1" w:unhideWhenUsed="1"/>
+    <w:lsdException w:name="Body Text Indent 2" w:semiHidden="1" w:unhideWhenUsed="1"/>
+    <w:lsdException w:name="Body Text Indent 3" w:semiHidden="1" w:unhideWhenUsed="1"/>
+    <w:lsdException w:name="Block Text" w:semiHidden="1" w:unhideWhenUsed="1"/>
+    <w:lsdException w:name="Hyperlink" w:semiHidden="1" w:unhideWhenUsed="1"/>
+    <w:lsdException w:name="FollowedHyperlink" w:semiHidden="1" w:unhideWhenUsed="1"/>
+    <w:lsdException w:name="Strong" w:uiPriority="22" w:qFormat="1"/>
+    <w:lsdException w:name="Emphasis" w:uiPriority="20" w:qFormat="1"/>
+    <w:lsdException w:name="Document Map" w:semiHidden="1" w:unhideWhenUsed="1"/>
+    <w:lsdException w:name="Plain Text" w:semiHidden="1" w:unhideWhenUsed="1"/>
+    <w:lsdException w:name="E-mail Signature" w:semiHidden="1" w:unhideWhenUsed="1"/>
+    <w:lsdException w:name="HTML Top of Form" w:semiHidden="1" w:unhideWhenUsed="1"/>
+    <w:lsdException w:name="HTML Bottom of Form" w:semiHidden="1" w:unhideWhenUsed="1"/>
+    <w:lsdException w:name="Normal (Web)" w:semiHidden="1" w:unhideWhenUsed="1"/>
+    <w:lsdException w:name="HTML Acronym" w:semiHidden="1" w:unhideWhenUsed="1"/>
+    <w:lsdException w:name="HTML Address" w:semiHidden="1" w:unhideWhenUsed="1"/>
+    <w:lsdException w:name="HTML Cite" w:semiHidden="1" w:unhideWhenUsed="1"/>
+    <w:lsdException w:name="HTML Code" w:semiHidden="1" w:unhideWhenUsed="1"/>
+    <w:lsdException w:name="HTML Definition" w:semiHidden="1" w:unhideWhenUsed="1"/>
+    <w:lsdException w:name="HTML Keyboard" w:semiHidden="1" w:unhideWhenUsed="1"/>
+    <w:lsdException w:name="HTML Preformatted" w:semiHidden="1" w:unhideWhenUsed="1"/>
+    <w:lsdException w:name="HTML Sample" w:semiHidden="1" w:unhideWhenUsed="1"/>
+    <w:lsdException w:name="HTML Typewriter" w:semiHidden="1" w:unhideWhenUsed="1"/>
+    <w:lsdException w:name="HTML Variable" w:semiHidden="1" w:unhideWhenUsed="1"/>
+    <w:lsdException w:name="Normal Table" w:semiHidden="1" w:unhideWhenUsed="1"/>
+    <w:lsdException w:name="annotation subject" w:semiHidden="1" w:unhideWhenUsed="1"/>
+    <w:lsdException w:name="No List" w:semiHidden="1" w:unhideWhenUsed="1"/>
+    <w:lsdException w:name="Outline List 1" w:semiHidden="1" w:unhideWhenUsed="1"/>
+    <w:lsdException w:name="Outline List 2" w:semiHidden="1" w:unhideWhenUsed="1"/>
+    <w:lsdException w:name="Outline List 3" w:semiHidden="1" w:unhideWhenUsed="1"/>
+    <w:lsdException w:name="Table Simple 1" w:semiHidden="1" w:unhideWhenUsed="1"/>
+    <w:lsdException w:name="Table Simple 2" w:semiHidden="1" w:unhideWhenUsed="1"/>
+    <w:lsdException w:name="Table Simple 3" w:semiHidden="1" w:unhideWhenUsed="1"/>
+    <w:lsdException w:name="Table Classic 1" w:semiHidden="1" w:unhideWhenUsed="1"/>
+    <w:lsdException w:name="Table Classic 2" w:semiHidden="1" w:unhideWhenUsed="1"/>
+    <w:lsdException w:name="Table Classic 3" w:semiHidden="1" w:unhideWhenUsed="1"/>
+    <w:lsdException w:name="Table Classic 4" w:semiHidden="1" w:unhideWhenUsed="1"/>
+    <w:lsdException w:name="Table Colorful 1" w:semiHidden="1" w:unhideWhenUsed="1"/>
+    <w:lsdException w:name="Table Colorful 2" w:semiHidden="1" w:unhideWhenUsed="1"/>
+    <w:lsdException w:name="Table Colorful 3" w:semiHidden="1" w:unhideWhenUsed="1"/>
+    <w:lsdException w:name="Table Columns 1" w:semiHidden="1" w:unhideWhenUsed="1"/>
+    <w:lsdException w:name="Table Columns 2" w:semiHidden="1" w:unhideWhenUsed="1"/>
+    <w:lsdException w:name="Table Columns 3" w:semiHidden="1" w:unhideWhenUsed="1"/>
+    <w:lsdException w:name="Table Columns 4" w:semiHidden="1" w:unhideWhenUsed="1"/>
+    <w:lsdException w:name="Table Columns 5" w:semiHidden="1" w:unhideWhenUsed="1"/>
+    <w:lsdException w:name="Table Grid 1" w:semiHidden="1" w:unhideWhenUsed="1"/>
+    <w:lsdException w:name="Table Grid 2" w:semiHidden="1" w:unhideWhenUsed="1"/>
+    <w:lsdException w:name="Table Grid 3" w:semiHidden="1" w:unhideWhenUsed="1"/>
+    <w:lsdException w:name="Table Grid 4" w:semiHidden="1" w:unhideWhenUsed="1"/>
+    <w:lsdException w:name="Table Grid 5" w:semiHidden="1" w:unhideWhenUsed="1"/>
+    <w:lsdException w:name="Table Grid 6" w:semiHidden="1" w:unhideWhenUsed="1"/>
+    <w:lsdException w:name="Table Grid 7" w:semiHidden="1" w:unhideWhenUsed="1"/>
+    <w:lsdException w:name="Table Grid 8" w:semiHidden="1" w:unhideWhenUsed="1"/>
+    <w:lsdException w:name="Table List 1" w:semiHidden="1" w:unhideWhenUsed="1"/>
+    <w:lsdException w:name="Table List 2" w:semiHidden="1" w:unhideWhenUsed="1"/>
+    <w:lsdException w:name="Table List 3" w:semiHidden="1" w:unhideWhenUsed="1"/>
+    <w:lsdException w:name="Table List 4" w:semiHidden="1" w:unhideWhenUsed="1"/>
+    <w:lsdException w:name="Table List 5" w:semiHidden="1" w:unhideWhenUsed="1"/>
+    <w:lsdException w:name="Table List 6" w:semiHidden="1" w:unhideWhenUsed="1"/>
+    <w:lsdException w:name="Table List 7" w:semiHidden="1" w:unhideWhenUsed="1"/>
+    <w:lsdException w:name="Table List 8" w:semiHidden="1" w:unhideWhenUsed="1"/>
+    <w:lsdException w:name="Table 3D effects 1" w:semiHidden="1" w:unhideWhenUsed="1"/>
+    <w:lsdException w:name="Table 3D effects 2" w:semiHidden="1" w:unhideWhenUsed="1"/>
+    <w:lsdException w:name="Table 3D effects 3" w:semiHidden="1" w:unhideWhenUsed="1"/>
+    <w:lsdException w:name="Table Contemporary" w:semiHidden="1" w:unhideWhenUsed="1"/>
+    <w:lsdException w:name="Table Elegant" w:semiHidden="1" w:unhideWhenUsed="1"/>
+    <w:lsdException w:name="Table Professional" w:semiHidden="1" w:unhideWhenUsed="1"/>
+    <w:lsdException w:name="Table Subtle 1" w:semiHidden="1" w:unhideWhenUsed="1"/>
+    <w:lsdException w:name="Table Subtle 2" w:semiHidden="1" w:unhideWhenUsed="1"/>
+    <w:lsdException w:name="Table Web 1" w:semiHidden="1" w:unhideWhenUsed="1"/>
+    <w:lsdException w:name="Table Web 2" w:semiHidden="1" w:unhideWhenUsed="1"/>
+    <w:lsdException w:name="Table Web 3" w:semiHidden="1" w:unhideWhenUsed="1"/>
+    <w:lsdException w:name="Balloon Text" w:semiHidden="1" w:unhideWhenUsed="1"/>
+    <w:lsdException w:name="Table Grid" w:uiPriority="39"/>
+    <w:lsdException w:name="Table Theme" w:semiHidden="1" w:unhideWhenUsed="1"/>
+    <w:lsdException w:name="Placeholder Text" w:semiHidden="1"/>
+    <w:lsdException w:name="Light Shading" w:uiPriority="60"/>
+    <w:lsdException w:name="Light List" w:uiPriority="61"/>
+    <w:lsdException w:name="Light Grid" w:uiPriority="62"/>
+    <w:lsdException w:name="Medium Shading 1" w:uiPriority="63"/>
+    <w:lsdException w:name="Medium Shading 2" w:uiPriority="64"/>
+    <w:lsdException w:name="Medium List 1" w:uiPriority="65"/>
+    <w:lsdException w:name="Medium List 2" w:uiPriority="66"/>
+    <w:lsdException w:name="Medium Grid 1" w:uiPriority="67"/>
+    <w:lsdException w:name="Medium Grid 2" w:uiPriority="68"/>
+    <w:lsdException w:name="Medium Grid 3" w:uiPriority="69"/>
+    <w:lsdException w:name="Dark List" w:uiPriority="70"/>
+    <w:lsdException w:name="Colorful Shading" w:uiPriority="71"/>
+    <w:lsdException w:name="Colorful List" w:uiPriority="72"/>
+    <w:lsdException w:name="Colorful Grid" w:uiPriority="73"/>
+    <w:lsdException w:name="Light Shading Accent 1" w:uiPriority="60"/>
+    <w:lsdException w:name="Light List Accent 1" w:uiPriority="61"/>
+    <w:lsdException w:name="Light Grid Accent 1" w:uiPriority="62"/>
+    <w:lsdException w:name="Medium Shading 1 Accent 1" w:uiPriority="63"/>
+    <w:lsdException w:name="Medium Shading 2 Accent 1" w:uiPriority="64"/>
+    <w:lsdException w:name="Medium List 1 Accent 1" w:uiPriority="65"/>
+    <w:lsdException w:name="Revision" w:semiHidden="1"/>
+    <w:lsdException w:name="Medium List 2 Accent 1" w:uiPriority="66"/>
+    <w:lsdException w:name="Medium Grid 1 Accent 1" w:uiPriority="67"/>
+    <w:lsdException w:name="Medium Grid 2 Accent 1" w:uiPriority="68"/>
+    <w:lsdException w:name="Medium Grid 3 Accent 1" w:uiPriority="69"/>
+    <w:lsdException w:name="Dark List Accent 1" w:uiPriority="70"/>
+    <w:lsdException w:name="Colorful Shading Accent 1" w:uiPriority="71"/>
+    <w:lsdException w:name="Colorful List Accent 1" w:uiPriority="72"/>
+    <w:lsdException w:name="Colorful Grid Accent 1" w:uiPriority="73"/>
+    <w:lsdException w:name="Light Shading Accent 2" w:uiPriority="60"/>
+    <w:lsdException w:name="Light List Accent 2" w:uiPriority="61"/>
+    <w:lsdException w:name="Light Grid Accent 2" w:uiPriority="62"/>
+    <w:lsdException w:name="Medium Shading 1 Accent 2" w:uiPriority="63"/>
+    <w:lsdException w:name="Medium Shading 2 Accent 2" w:uiPriority="64"/>
+    <w:lsdException w:name="Medium List 1 Accent 2" w:uiPriority="65"/>
+    <w:lsdException w:name="Medium List 2 Accent 2" w:uiPriority="66"/>
+    <w:lsdException w:name="Medium Grid 1 Accent 2" w:uiPriority="67"/>
+    <w:lsdException w:name="Medium Grid 2 Accent 2" w:uiPriority="68"/>
+    <w:lsdException w:name="Medium Grid 3 Accent 2" w:uiPriority="69"/>
+    <w:lsdException w:name="Dark List Accent 2" w:uiPriority="70"/>
+    <w:lsdException w:name="Colorful Shading Accent 2" w:uiPriority="71"/>
+    <w:lsdException w:name="Colorful List Accent 2" w:uiPriority="72"/>
+    <w:lsdException w:name="Colorful Grid Accent 2" w:uiPriority="73"/>
+    <w:lsdException w:name="Light Shading Accent 3" w:uiPriority="60"/>
+    <w:lsdException w:name="Light List Accent 3" w:uiPriority="61"/>
+    <w:lsdException w:name="Light Grid Accent 3" w:uiPriority="62"/>
+    <w:lsdException w:name="Medium Shading 1 Accent 3" w:uiPriority="63"/>
+    <w:lsdException w:name="Medium Shading 2 Accent 3" w:uiPriority="64"/>
+    <w:lsdException w:name="Medium List 1 Accent 3" w:uiPriority="65"/>
+    <w:lsdException w:name="Medium List 2 Accent 3" w:uiPriority="66"/>
+    <w:lsdException w:name="Medium Grid 1 Accent 3" w:uiPriority="67"/>
+    <w:lsdException w:name="Medium Grid 2 Accent 3" w:uiPriority="68"/>
+    <w:lsdException w:name="Medium Grid 3 Accent 3" w:uiPriority="69"/>
+    <w:lsdException w:name="Dark List Accent 3" w:uiPriority="70"/>
+    <w:lsdException w:name="Colorful Shading Accent 3" w:uiPriority="71"/>
+    <w:lsdException w:name="Colorful List Accent 3" w:uiPriority="72"/>
+    <w:lsdException w:name="Colorful Grid Accent 3" w:uiPriority="73"/>
+    <w:lsdException w:name="Light Shading Accent 4" w:uiPriority="60"/>
+    <w:lsdException w:name="Light List Accent 4" w:uiPriority="61"/>
+    <w:lsdException w:name="Light Grid Accent 4" w:uiPriority="62"/>
+    <w:lsdException w:name="Medium Shading 1 Accent 4" w:uiPriority="63"/>
+    <w:lsdException w:name="Medium Shading 2 Accent 4" w:uiPriority="64"/>
+    <w:lsdException w:name="Medium List 1 Accent 4" w:uiPriority="65"/>
+    <w:lsdException w:name="Medium List 2 Accent 4" w:uiPriority="66"/>
+    <w:lsdException w:name="Medium Grid 1 Accent 4" w:uiPriority="67"/>
+    <w:lsdException w:name="Medium Grid 2 Accent 4" w:uiPriority="68"/>
+    <w:lsdException w:name="Medium Grid 3 Accent 4" w:uiPriority="69"/>
+    <w:lsdException w:name="Dark List Accent 4" w:uiPriority="70"/>
+    <w:lsdException w:name="Colorful Shading Accent 4" w:uiPriority="71"/>
+    <w:lsdException w:name="Colorful List Accent 4" w:uiPriority="72"/>
+    <w:lsdException w:name="Colorful Grid Accent 4" w:uiPriority="73"/>
+    <w:lsdException w:name="Light Shading Accent 5" w:uiPriority="60"/>
+    <w:lsdException w:name="Light List Accent 5" w:uiPriority="61"/>
+    <w:lsdException w:name="Light Grid Accent 5" w:uiPriority="62"/>
+    <w:lsdException w:name="Medium Shading 1 Accent 5" w:uiPriority="63"/>
+    <w:lsdException w:name="Medium Shading 2 Accent 5" w:uiPriority="64"/>
+    <w:lsdException w:name="Medium List 1 Accent 5" w:uiPriority="65"/>
+    <w:lsdException w:name="Medium List 2 Accent 5" w:uiPriority="66"/>
+    <w:lsdException w:name="Medium Grid 1 Accent 5" w:uiPriority="67"/>
+    <w:lsdException w:name="Medium Grid 2 Accent 5" w:uiPriority="68"/>
+    <w:lsdException w:name="Medium Grid 3 Accent 5" w:uiPriority="69"/>
+    <w:lsdException w:name="Dark List Accent 5" w:uiPriority="70"/>
+    <w:lsdException w:name="Colorful Shading Accent 5" w:uiPriority="71"/>
+    <w:lsdException w:name="Colorful List Accent 5" w:uiPriority="72"/>
+    <w:lsdException w:name="Colorful Grid Accent 5" w:uiPriority="73"/>
+    <w:lsdException w:name="Light Shading Accent 6" w:uiPriority="60"/>
+    <w:lsdException w:name="Light List Accent 6" w:uiPriority="61"/>
+    <w:lsdException w:name="Light Grid Accent 6" w:uiPriority="62"/>
+    <w:lsdException w:name="Medium Shading 1 Accent 6" w:uiPriority="63"/>
+    <w:lsdException w:name="Medium Shading 2 Accent 6" w:uiPriority="64"/>
+    <w:lsdException w:name="Medium List 1 Accent 6" w:uiPriority="65"/>
+    <w:lsdException w:name="Medium List 2 Accent 6" w:uiPriority="66"/>
+    <w:lsdException w:name="Medium Grid 1 Accent 6" w:uiPriority="67"/>
+    <w:lsdException w:name="Medium Grid 2 Accent 6" w:uiPriority="68"/>
+    <w:lsdException w:name="Medium Grid 3 Accent 6" w:uiPriority="69"/>
+    <w:lsdException w:name="Dark List Accent 6" w:uiPriority="70"/>
+    <w:lsdException w:name="Colorful Shading Accent 6" w:uiPriority="71"/>
+    <w:lsdException w:name="Colorful List Accent 6" w:uiPriority="72"/>
+    <w:lsdException w:name="Colorful Grid Accent 6" w:uiPriority="73"/>
+    <w:lsdException w:name="Subtle Emphasis" w:uiPriority="19" w:qFormat="1"/>
+    <w:lsdException w:name="Intense Emphasis" w:uiPriority="21" w:qFormat="1"/>
+    <w:lsdException w:name="Subtle Reference" w:uiPriority="31" w:qFormat="1"/>
+    <w:lsdException w:name="Intense Reference" w:uiPriority="32" w:qFormat="1"/>
+    <w:lsdException w:name="Book Title" w:uiPriority="33" w:qFormat="1"/>
+    <w:lsdException w:name="Bibliography" w:semiHidden="1" w:uiPriority="37" w:unhideWhenUsed="1"/>
+    <w:lsdException w:name="TOC Heading" w:semiHidden="1" w:uiPriority="39" w:unhideWhenUsed="1" w:qFormat="1"/>
+    <w:lsdException w:name="Plain Table 1" w:uiPriority="41"/>
+    <w:lsdException w:name="Plain Table 2" w:uiPriority="42"/>
+    <w:lsdException w:name="Plain Table 3" w:uiPriority="43"/>
+    <w:lsdException w:name="Plain Table 4" w:uiPriority="44"/>
+    <w:lsdException w:name="Plain Table 5" w:uiPriority="45"/>
+    <w:lsdException w:name="Grid Table Light" w:uiPriority="40"/>
+    <w:lsdException w:name="Grid Table 1 Light" w:uiPriority="46"/>
+    <w:lsdException w:name="Grid Table 2" w:uiPriority="47"/>
+    <w:lsdException w:name="Grid Table 3" w:uiPriority="48"/>
+    <w:lsdException w:name="Grid Table 4" w:uiPriority="49"/>
+    <w:lsdException w:name="Grid Table 5 Dark" w:uiPriority="50"/>
+    <w:lsdException w:name="Grid Table 6 Colorful" w:uiPriority="51"/>
+    <w:lsdException w:name="Grid Table 7 Colorful" w:uiPriority="52"/>
+    <w:lsdException w:name="Grid Table 1 Light Accent 1" w:uiPriority="46"/>
+    <w:lsdException w:name="Grid Table 2 Accent 1" w:uiPriority="47"/>
+    <w:lsdException w:name="Grid Table 3 Accent 1" w:uiPriority="48"/>
+    <w:lsdException w:name="Grid Table 4 Accent 1" w:uiPriority="49"/>
+    <w:lsdException w:name="Grid Table 5 Dark Accent 1" w:uiPriority="50"/>
+    <w:lsdException w:name="Grid Table 6 Colorful Accent 1" w:uiPriority="51"/>
+    <w:lsdException w:name="Grid Table 7 Colorful Accent 1" w:uiPriority="52"/>
+    <w:lsdException w:name="Grid Table 1 Light Accent 2" w:uiPriority="46"/>
+    <w:lsdException w:name="Grid Table 2 Accent 2" w:uiPriority="47"/>
+    <w:lsdException w:name="Grid Table 3 Accent 2" w:uiPriority="48"/>
+    <w:lsdException w:name="Grid Table 4 Accent 2" w:uiPriority="49"/>
+    <w:lsdException w:name="Grid Table 5 Dark Accent 2" w:uiPriority="50"/>
+    <w:lsdException w:name="Grid Table 6 Colorful Accent 2" w:uiPriority="51"/>
+    <w:lsdException w:name="Grid Table 7 Colorful Accent 2" w:uiPriority="52"/>
+    <w:lsdException w:name="Grid Table 1 Light Accent 3" w:uiPriority="46"/>
+    <w:lsdException w:name="Grid Table 2 Accent 3" w:uiPriority="47"/>
+    <w:lsdException w:name="Grid Table 3 Accent 3" w:uiPriority="48"/>
+    <w:lsdException w:name="Grid Table 4 Accent 3" w:uiPriority="49"/>
+    <w:lsdException w:name="Grid Table 5 Dark Accent 3" w:uiPriority="50"/>
+    <w:lsdException w:name="Grid Table 6 Colorful Accent 3" w:uiPriority="51"/>
+    <w:lsdException w:name="Grid Table 7 Colorful Accent 3" w:uiPriority="52"/>
+    <w:lsdException w:name="Grid Table 1 Light Accent 4" w:uiPriority="46"/>
+    <w:lsdException w:name="Grid Table 2 Accent 4" w:uiPriority="47"/>
+    <w:lsdException w:name="Grid Table 3 Accent 4" w:uiPriority="48"/>
+    <w:lsdException w:name="Grid Table 4 Accent 4" w:uiPriority="49"/>
+    <w:lsdException w:name="Grid Table 5 Dark Accent 4" w:uiPriority="50"/>
+    <w:lsdException w:name="Grid Table 6 Colorful Accent 4" w:uiPriority="51"/>
+    <w:lsdException w:name="Grid Table 7 Colorful Accent 4" w:uiPriority="52"/>
+    <w:lsdException w:name="Grid Table 1 Light Accent 5" w:uiPriority="46"/>
+    <w:lsdException w:name="Grid Table 2 Accent 5" w:uiPriority="47"/>
+    <w:lsdException w:name="Grid Table 3 Accent 5" w:uiPriority="48"/>
+    <w:lsdException w:name="Grid Table 4 Accent 5" w:uiPriority="49"/>
+    <w:lsdException w:name="Grid Table 5 Dark Accent 5" w:uiPriority="50"/>
+    <w:lsdException w:name="Grid Table 6 Colorful Accent 5" w:uiPriority="51"/>
+    <w:lsdException w:name="Grid Table 7 Colorful Accent 5" w:uiPriority="52"/>
+    <w:lsdException w:name="Grid Table 1 Light Accent 6" w:uiPriority="46"/>
+    <w:lsdException w:name="Grid Table 2 Accent 6" w:uiPriority="47"/>
+    <w:lsdException w:name="Grid Table 3 Accent 6" w:uiPriority="48"/>
+    <w:lsdException w:name="Grid Table 4 Accent 6" w:uiPriority="49"/>
+    <w:lsdException w:name="Grid Table 5 Dark Accent 6" w:uiPriority="50"/>
+    <w:lsdException w:name="Grid Table 6 Colorful Accent 6" w:uiPriority="51"/>
+    <w:lsdException w:name="Grid Table 7 Colorful Accent 6" w:uiPriority="52"/>
+    <w:lsdException w:name="List Table 1 Light" w:uiPriority="46"/>
+    <w:lsdException w:name="List Table 2" w:uiPriority="47"/>
+    <w:lsdException w:name="List Table 3" w:uiPriority="48"/>
+    <w:lsdException w:name="List Table 4" w:uiPriority="49"/>
+    <w:lsdException w:name="List Table 5 Dark" w:uiPriority="50"/>
+    <w:lsdException w:name="List Table 6 Colorful" w:uiPriority="51"/>
+    <w:lsdException w:name="List Table 7 Colorful" w:uiPriority="52"/>
+    <w:lsdException w:name="List Table 1 Light Accent 1" w:uiPriority="46"/>
+    <w:lsdException w:name="List Table 2 Accent 1" w:uiPriority="47"/>
+    <w:lsdException w:name="List Table 3 Accent 1" w:uiPriority="48"/>
+    <w:lsdException w:name="List Table 4 Accent 1" w:uiPriority="49"/>
+    <w:lsdException w:name="List Table 5 Dark Accent 1" w:uiPriority="50"/>
+    <w:lsdException w:name="List Table 6 Colorful Accent 1" w:uiPriority="51"/>
+    <w:lsdException w:name="List Table 7 Colorful Accent 1" w:uiPriority="52"/>
+    <w:lsdException w:name="List Table 1 Light Accent 2" w:uiPriority="46"/>
+    <w:lsdException w:name="List Table 2 Accent 2" w:uiPriority="47"/>
+    <w:lsdException w:name="List Table 3 Accent 2" w:uiPriority="48"/>
+    <w:lsdException w:name="List Table 4 Accent 2" w:uiPriority="49"/>
+    <w:lsdException w:name="List Table 5 Dark Accent 2" w:uiPriority="50"/>
+    <w:lsdException w:name="List Table 6 Colorful Accent 2" w:uiPriority="51"/>
+    <w:lsdException w:name="List Table 7 Colorful Accent 2" w:uiPriority="52"/>
+    <w:lsdException w:name="List Table 1 Light Accent 3" w:uiPriority="46"/>
+    <w:lsdException w:name="List Table 2 Accent 3" w:uiPriority="47"/>
+    <w:lsdException w:name="List Table 3 Accent 3" w:uiPriority="48"/>
+    <w:lsdException w:name="List Table 4 Accent 3" w:uiPriority="49"/>
+    <w:lsdException w:name="List Table 5 Dark Accent 3" w:uiPriority="50"/>
+    <w:lsdException w:name="List Table 6 Colorful Accent 3" w:uiPriority="51"/>
+    <w:lsdException w:name="List Table 7 Colorful Accent 3" w:uiPriority="52"/>
+    <w:lsdException w:name="List Table 1 Light Accent 4" w:uiPriority="46"/>
+    <w:lsdException w:name="List Table 2 Accent 4" w:uiPriority="47"/>
+    <w:lsdException w:name="List Table 3 Accent 4" w:uiPriority="48"/>
+    <w:lsdException w:name="List Table 4 Accent 4" w:uiPriority="49"/>
+    <w:lsdException w:name="List Table 5 Dark Accent 4" w:uiPriority="50"/>
+    <w:lsdException w:name="List Table 6 Colorful Accent 4" w:uiPriority="51"/>
+    <w:lsdException w:name="List Table 7 Colorful Accent 4" w:uiPriority="52"/>
+    <w:lsdException w:name="List Table 1 Light Accent 5" w:uiPriority="46"/>
+    <w:lsdException w:name="List Table 2 Accent 5" w:uiPriority="47"/>
+    <w:lsdException w:name="List Table 3 Accent 5" w:uiPriority="48"/>
+    <w:lsdException w:name="List Table 4 Accent 5" w:uiPriority="49"/>
+    <w:lsdException w:name="List Table 5 Dark Accent 5" w:uiPriority="50"/>
+    <w:lsdException w:name="List Table 6 Colorful Accent 5" w:uiPriority="51"/>
+    <w:lsdException w:name="List Table 7 Colorful Accent 5" w:uiPriority="52"/>
+    <w:lsdException w:name="List Table 1 Light Accent 6" w:uiPriority="46"/>
+    <w:lsdException w:name="List Table 2 Accent 6" w:uiPriority="47"/>
+    <w:lsdException w:name="List Table 3 Accent 6" w:uiPriority="48"/>
+    <w:lsdException w:name="List Table 4 Accent 6" w:uiPriority="49"/>
+    <w:lsdException w:name="List Table 5 Dark Accent 6" w:uiPriority="50"/>
+    <w:lsdException w:name="List Table 6 Colorful Accent 6" w:uiPriority="51"/>
+    <w:lsdException w:name="List Table 7 Colorful Accent 6" w:uiPriority="52"/>
+    <w:lsdException w:name="Mention" w:semiHidden="1" w:unhideWhenUsed="1"/>
+    <w:lsdException w:name="Smart Hyperlink" w:semiHidden="1" w:unhideWhenUsed="1"/>
+    <w:lsdException w:name="Hashtag" w:semiHidden="1" w:unhideWhenUsed="1"/>
+    <w:lsdException w:name="Unresolved Mention" w:semiHidden="1" w:unhideWhenUsed="1"/>
   </w:latentStyles>
-  <w:style w:type="paragraph" w:default="1" w:styleId="1">
+  <w:style w:type="paragraph" w:default="1" w:styleId="a">
     <w:name w:val="Normal"/>
     <w:qFormat/>
-    <w:uiPriority w:val="0"/>
     <w:pPr>
       <w:widowControl w:val="0"/>
       <w:jc w:val="both"/>
     </w:pPr>
     <w:rPr>
-      <w:rFonts w:asciiTheme="minorHAnsi" w:hAnsiTheme="minorHAnsi" w:eastAsiaTheme="minorEastAsia" w:cstheme="minorBidi"/>
+      <w:rFonts w:asciiTheme="minorHAnsi" w:eastAsiaTheme="minorEastAsia" w:hAnsiTheme="minorHAnsi" w:cstheme="minorBidi"/>
       <w:kern w:val="2"/>
       <w:sz w:val="21"/>
       <w:szCs w:val="22"/>
-      <w:lang w:val="en-US" w:eastAsia="zh-CN" w:bidi="ar-SA"/>
     </w:rPr>
   </w:style>
-  <w:style w:type="character" w:default="1" w:styleId="3">
+  <w:style w:type="character" w:default="1" w:styleId="a0">
     <w:name w:val="Default Paragraph Font"/>
+    <w:uiPriority w:val="1"/>
     <w:semiHidden/>
     <w:unhideWhenUsed/>
-    <w:uiPriority w:val="1"/>
   </w:style>
-  <w:style w:type="table" w:default="1" w:styleId="2">
+  <w:style w:type="table" w:default="1" w:styleId="a1">
     <w:name w:val="Normal Table"/>
+    <w:uiPriority w:val="99"/>
     <w:semiHidden/>
     <w:unhideWhenUsed/>
-    <w:uiPriority w:val="99"/>
     <w:tblPr>
+      <w:tblInd w:w="0" w:type="dxa"/>
       <w:tblCellMar>
         <w:top w:w="0" w:type="dxa"/>
         <w:left w:w="108" w:type="dxa"/>
@@ -3748,11 +5016,17 @@
       </w:tblCellMar>
     </w:tblPr>
   </w:style>
-  <w:style w:type="character" w:styleId="4">
+  <w:style w:type="numbering" w:default="1" w:styleId="a2">
+    <w:name w:val="No List"/>
+    <w:uiPriority w:val="99"/>
+    <w:semiHidden/>
+    <w:unhideWhenUsed/>
+  </w:style>
+  <w:style w:type="character" w:styleId="a3">
     <w:name w:val="Placeholder Text"/>
-    <w:basedOn w:val="3"/>
+    <w:basedOn w:val="a0"/>
+    <w:uiPriority w:val="99"/>
     <w:semiHidden/>
-    <w:uiPriority w:val="99"/>
     <w:rPr>
       <w:color w:val="808080"/>
     </w:rPr>
@@ -4012,5 +5286,6 @@
     </a:fmtScheme>
   </a:themeElements>
   <a:objectDefaults/>
+  <a:extraClrSchemeLst/>
 </a:theme>
 </file>
--- a/Comag_Pub/Q&A.docx
+++ b/Comag_Pub/Q&A.docx
@@ -859,16 +859,7 @@
           <w:rFonts w:hint="eastAsia" w:ascii="Times New Roman" w:hAnsi="Times New Roman" w:eastAsia="华文宋体" w:cs="Times New Roman"/>
           <w:lang w:val="en-US" w:eastAsia="zh-CN"/>
         </w:rPr>
-        <w:t>频率比测量</w:t>
-      </w:r>
-      <w:bookmarkStart w:id="0" w:name="_GoBack"/>
-      <w:bookmarkEnd w:id="0"/>
-      <w:r>
-        <w:rPr>
-          <w:rFonts w:hint="eastAsia" w:ascii="Times New Roman" w:hAnsi="Times New Roman" w:eastAsia="华文宋体" w:cs="Times New Roman"/>
-          <w:lang w:val="en-US" w:eastAsia="zh-CN"/>
-        </w:rPr>
-        <w:t>精度可达1.4 ppm</w:t>
+        <w:t>频率比测量精度可达1.4 ppm</w:t>
       </w:r>
       <w:r>
         <w:rPr>
@@ -1264,6 +1255,7 @@
     <w:p>
       <w:pPr>
         <w:spacing w:after="156" w:afterLines="50"/>
+        <w:ind w:left="105" w:hanging="105" w:hangingChars="50"/>
         <w:rPr>
           <w:rFonts w:hint="default" w:ascii="Times New Roman" w:hAnsi="Times New Roman" w:eastAsia="华文宋体" w:cs="Times New Roman"/>
           <w:lang w:val="en-US" w:eastAsia="zh-CN"/>
@@ -1297,7 +1289,41 @@
         <w:rPr>
           <w:rFonts w:hint="eastAsia" w:ascii="Times New Roman" w:hAnsi="Times New Roman" w:eastAsia="华文宋体" w:cs="Times New Roman"/>
         </w:rPr>
-        <w:t>测量这条曲线时，为避免光阱tensor shift导致的退相干过于剧烈，此时阱功率约为正式实验时的1</w:t>
+        <w:t>测量这条曲线时，为避免光阱tensor shift导致的退相干过于剧烈，此时阱功率约为</w:t>
+      </w:r>
+      <w:r>
+        <w:rPr>
+          <w:rFonts w:hint="default" w:ascii="Times New Roman" w:hAnsi="Times New Roman" w:eastAsia="华文宋体" w:cs="Times New Roman"/>
+          <w:lang w:val="en-US"/>
+        </w:rPr>
+        <w:t>Fig.</w:t>
+      </w:r>
+      <w:r>
+        <w:rPr>
+          <w:rFonts w:hint="eastAsia" w:ascii="Times New Roman" w:hAnsi="Times New Roman" w:eastAsia="华文宋体" w:cs="Times New Roman"/>
+          <w:lang w:val="en-US" w:eastAsia="zh-CN"/>
+        </w:rPr>
+        <w:t xml:space="preserve"> </w:t>
+      </w:r>
+      <w:r>
+        <w:rPr>
+          <w:rFonts w:hint="default" w:ascii="Times New Roman" w:hAnsi="Times New Roman" w:eastAsia="华文宋体" w:cs="Times New Roman"/>
+          <w:lang w:val="en-US"/>
+        </w:rPr>
+        <w:t>2</w:t>
+      </w:r>
+      <w:r>
+        <w:rPr>
+          <w:rFonts w:hint="eastAsia" w:ascii="Times New Roman" w:hAnsi="Times New Roman" w:eastAsia="华文宋体" w:cs="Times New Roman"/>
+          <w:lang w:val="en-US" w:eastAsia="zh-CN"/>
+        </w:rPr>
+        <w:t>实验条件</w:t>
+      </w:r>
+      <w:r>
+        <w:rPr>
+          <w:rFonts w:hint="eastAsia" w:ascii="Times New Roman" w:hAnsi="Times New Roman" w:eastAsia="华文宋体" w:cs="Times New Roman"/>
+        </w:rPr>
+        <w:t>的1</w:t>
       </w:r>
       <w:r>
         <w:rPr>
@@ -1308,29 +1334,23 @@
       <w:r>
         <w:rPr>
           <w:rFonts w:hint="eastAsia" w:ascii="Times New Roman" w:hAnsi="Times New Roman" w:eastAsia="华文宋体" w:cs="Times New Roman"/>
-          <w:lang w:eastAsia="zh-CN"/>
-        </w:rPr>
-        <w:t>（</w:t>
-      </w:r>
-      <w:r>
-        <w:rPr>
-          <w:rFonts w:hint="eastAsia" w:ascii="Times New Roman" w:hAnsi="Times New Roman" w:eastAsia="华文宋体" w:cs="Times New Roman"/>
-          <w:lang w:val="en-US" w:eastAsia="zh-CN"/>
-        </w:rPr>
-        <w:t>与哪一张相比</w:t>
-      </w:r>
-      <w:r>
-        <w:rPr>
-          <w:rFonts w:hint="eastAsia" w:ascii="Times New Roman" w:hAnsi="Times New Roman" w:eastAsia="华文宋体" w:cs="Times New Roman"/>
-          <w:lang w:eastAsia="zh-CN"/>
-        </w:rPr>
-        <w:t>）</w:t>
-      </w:r>
-      <w:r>
-        <w:rPr>
-          <w:rFonts w:hint="eastAsia" w:ascii="Times New Roman" w:hAnsi="Times New Roman" w:eastAsia="华文宋体" w:cs="Times New Roman"/>
-        </w:rPr>
-        <w:t>，tensor shift对探测跃迁上态的劈裂也相应减小，且由于探测方向与tensor shift方向垂直，因此，探测时并不能对</w:t>
+        </w:rPr>
+        <w:t>，tensor shift对探测跃迁上态的劈裂也相应减小，</w:t>
+      </w:r>
+      <w:r>
+        <w:rPr>
+          <w:rFonts w:hint="eastAsia" w:ascii="Times New Roman" w:hAnsi="Times New Roman" w:eastAsia="华文宋体" w:cs="Times New Roman"/>
+          <w:lang w:val="en-US" w:eastAsia="zh-CN"/>
+        </w:rPr>
+        <w:t>因</w:t>
+      </w:r>
+      <w:bookmarkStart w:id="0" w:name="_GoBack"/>
+      <w:bookmarkEnd w:id="0"/>
+      <w:r>
+        <w:rPr>
+          <w:rFonts w:hint="eastAsia" w:ascii="Times New Roman" w:hAnsi="Times New Roman" w:eastAsia="华文宋体" w:cs="Times New Roman"/>
+        </w:rPr>
+        <w:t>此，探测时并不能对</w:t>
       </w:r>
       <m:oMath>
         <m:sSub>
@@ -1375,7 +1395,46 @@
         <w:rPr>
           <w:rFonts w:hint="eastAsia" w:ascii="Times New Roman" w:hAnsi="Times New Roman" w:eastAsia="华文宋体" w:cs="Times New Roman"/>
         </w:rPr>
-        <w:t>态做出较好分辨。另外，原子在光阱中并非静止不动，而是会来回运动，在光阱不同位置感受到不同的tensor shift，整体展现为平均效应。此前simulation，我们仅考虑了探测到</w:t>
+        <w:t>态做出较好分辨。另外，</w:t>
+      </w:r>
+      <w:r>
+        <w:rPr>
+          <w:rFonts w:hint="eastAsia" w:ascii="Times New Roman" w:hAnsi="Times New Roman" w:eastAsia="华文宋体" w:cs="Times New Roman"/>
+          <w:lang w:val="en-US" w:eastAsia="zh-CN"/>
+        </w:rPr>
+        <w:t>不同</w:t>
+      </w:r>
+      <w:r>
+        <w:rPr>
+          <w:rFonts w:hint="eastAsia" w:ascii="Times New Roman" w:hAnsi="Times New Roman" w:eastAsia="华文宋体" w:cs="Times New Roman"/>
+        </w:rPr>
+        <w:t>原子在光阱不同位置感受</w:t>
+      </w:r>
+      <w:r>
+        <w:rPr>
+          <w:rFonts w:hint="eastAsia" w:ascii="Times New Roman" w:hAnsi="Times New Roman" w:eastAsia="华文宋体" w:cs="Times New Roman"/>
+          <w:lang w:val="en-US" w:eastAsia="zh-CN"/>
+        </w:rPr>
+        <w:t>到</w:t>
+      </w:r>
+      <w:r>
+        <w:rPr>
+          <w:rFonts w:hint="eastAsia" w:ascii="Times New Roman" w:hAnsi="Times New Roman" w:eastAsia="华文宋体" w:cs="Times New Roman"/>
+        </w:rPr>
+        <w:t>的tensor shift</w:t>
+      </w:r>
+      <w:r>
+        <w:rPr>
+          <w:rFonts w:hint="eastAsia" w:ascii="Times New Roman" w:hAnsi="Times New Roman" w:eastAsia="华文宋体" w:cs="Times New Roman"/>
+          <w:lang w:val="en-US" w:eastAsia="zh-CN"/>
+        </w:rPr>
+        <w:t>也不尽相同</w:t>
+      </w:r>
+      <w:r>
+        <w:rPr>
+          <w:rFonts w:hint="eastAsia" w:ascii="Times New Roman" w:hAnsi="Times New Roman" w:eastAsia="华文宋体" w:cs="Times New Roman"/>
+        </w:rPr>
+        <w:t>，整体展现为平均效应。此前simulation，我们仅考虑了探测到</w:t>
       </w:r>
       <m:oMath>
         <m:sSub>
@@ -1459,7 +1518,27 @@
         <w:rPr>
           <w:rFonts w:hint="eastAsia" w:ascii="Times New Roman" w:hAnsi="Times New Roman" w:eastAsia="华文宋体" w:cs="Times New Roman"/>
         </w:rPr>
-        <w:t>，以及无分布的tensor shift，因此理论曲线出现了与实际测量值无法贴合的尖峰。现在我们依据探测跃迁上态的劈裂和不同跃迁的C-G系数，考虑了探测到所有</w:t>
+        <w:t>，以及无分布的tensor shift，因此理论曲线出现了与实际测量值无法贴合的尖峰。现在我们依据探测</w:t>
+      </w:r>
+      <w:r>
+        <w:rPr>
+          <w:rFonts w:hint="eastAsia" w:ascii="Times New Roman" w:hAnsi="Times New Roman" w:eastAsia="华文宋体" w:cs="Times New Roman"/>
+          <w:lang w:val="en-US" w:eastAsia="zh-CN"/>
+        </w:rPr>
+        <w:t>光对</w:t>
+      </w:r>
+      <w:r>
+        <w:rPr>
+          <w:rFonts w:hint="eastAsia" w:ascii="Times New Roman" w:hAnsi="Times New Roman" w:eastAsia="华文宋体" w:cs="Times New Roman"/>
+        </w:rPr>
+        <w:t>跃迁上态的</w:t>
+      </w:r>
+      <w:r>
+        <w:rPr>
+          <w:rFonts w:hint="eastAsia" w:ascii="Times New Roman" w:hAnsi="Times New Roman" w:eastAsia="华文宋体" w:cs="Times New Roman"/>
+          <w:lang w:val="en-US" w:eastAsia="zh-CN"/>
+        </w:rPr>
+        <w:t>所有</w:t>
       </w:r>
       <m:oMath>
         <m:sSub>
@@ -1504,6 +1583,77 @@
         <w:rPr>
           <w:rFonts w:hint="eastAsia" w:hAnsi="DejaVu Math TeX Gyre" w:eastAsia="华文宋体"/>
         </w:rPr>
+        <w:t>态</w:t>
+      </w:r>
+      <w:r>
+        <w:rPr>
+          <w:rFonts w:hint="eastAsia" w:hAnsi="DejaVu Math TeX Gyre" w:eastAsia="华文宋体"/>
+          <w:lang w:val="en-US" w:eastAsia="zh-CN"/>
+        </w:rPr>
+        <w:t>的失谐</w:t>
+      </w:r>
+      <w:r>
+        <w:rPr>
+          <w:rFonts w:hint="eastAsia" w:ascii="Times New Roman" w:hAnsi="Times New Roman" w:eastAsia="华文宋体" w:cs="Times New Roman"/>
+        </w:rPr>
+        <w:t>和不同跃迁的C-G系数，</w:t>
+      </w:r>
+      <w:r>
+        <w:rPr>
+          <w:rFonts w:hint="eastAsia" w:ascii="Times New Roman" w:hAnsi="Times New Roman" w:eastAsia="华文宋体" w:cs="Times New Roman"/>
+          <w:lang w:val="en-US" w:eastAsia="zh-CN"/>
+        </w:rPr>
+        <w:t>计算</w:t>
+      </w:r>
+      <w:r>
+        <w:rPr>
+          <w:rFonts w:hint="eastAsia" w:ascii="Times New Roman" w:hAnsi="Times New Roman" w:eastAsia="华文宋体" w:cs="Times New Roman"/>
+        </w:rPr>
+        <w:t>了探测到所有</w:t>
+      </w:r>
+      <m:oMath>
+        <m:sSub>
+          <m:sSubPr>
+            <m:ctrlPr>
+              <w:rPr>
+                <w:rFonts w:ascii="DejaVu Math TeX Gyre" w:hAnsi="DejaVu Math TeX Gyre" w:eastAsia="华文宋体"/>
+              </w:rPr>
+            </m:ctrlPr>
+          </m:sSubPr>
+          <m:e>
+            <m:r>
+              <m:rPr/>
+              <w:rPr>
+                <w:rFonts w:ascii="DejaVu Math TeX Gyre" w:hAnsi="DejaVu Math TeX Gyre" w:eastAsia="华文宋体"/>
+              </w:rPr>
+              <m:t>m</m:t>
+            </m:r>
+            <m:ctrlPr>
+              <w:rPr>
+                <w:rFonts w:ascii="DejaVu Math TeX Gyre" w:hAnsi="DejaVu Math TeX Gyre" w:eastAsia="华文宋体"/>
+              </w:rPr>
+            </m:ctrlPr>
+          </m:e>
+          <m:sub>
+            <m:r>
+              <m:rPr/>
+              <w:rPr>
+                <w:rFonts w:ascii="DejaVu Math TeX Gyre" w:hAnsi="DejaVu Math TeX Gyre" w:eastAsia="华文宋体"/>
+              </w:rPr>
+              <m:t>F</m:t>
+            </m:r>
+            <m:ctrlPr>
+              <w:rPr>
+                <w:rFonts w:ascii="DejaVu Math TeX Gyre" w:hAnsi="DejaVu Math TeX Gyre" w:eastAsia="华文宋体"/>
+              </w:rPr>
+            </m:ctrlPr>
+          </m:sub>
+        </m:sSub>
+      </m:oMath>
+      <w:r>
+        <w:rPr>
+          <w:rFonts w:hint="eastAsia" w:hAnsi="DejaVu Math TeX Gyre" w:eastAsia="华文宋体"/>
+        </w:rPr>
         <w:t>态的可能性</w:t>
       </w:r>
       <w:r>
@@ -1718,13 +1868,39 @@
         <w:rPr>
           <w:rFonts w:hint="eastAsia" w:ascii="Times New Roman" w:hAnsi="Times New Roman" w:eastAsia="华文宋体" w:cs="Times New Roman"/>
         </w:rPr>
-        <w:t>。在我们的实验中，当激光偏振完美平行于外磁场方向时，alignment state同时也是tensor light shift的本征态，因此不会带来额外的效应；但当两者存在角度时，也会使得alignment state发生twist，正是AOC所描述的效应。因此我们在文章中增加了引用</w:t>
-      </w:r>
-      <w:r>
-        <w:rPr>
-          <w:rFonts w:ascii="Times New Roman" w:hAnsi="Times New Roman" w:eastAsia="华文宋体" w:cs="Times New Roman"/>
-        </w:rPr>
-        <w:t>[?]</w:t>
+        <w:t>。在我们的实验中，当激光偏振完美平行于外磁场方向时，alignment state同时也是tensor light shift的本征态，因此不会带来额外的效应；但当两者存在角度时，也会使得alignment state发生twist，正是AOC所描述的效应。因此我们在</w:t>
+      </w:r>
+      <w:r>
+        <w:rPr>
+          <w:rFonts w:hint="eastAsia" w:ascii="Times New Roman" w:hAnsi="Times New Roman" w:eastAsia="华文宋体" w:cs="Times New Roman"/>
+          <w:lang w:val="en-US" w:eastAsia="zh-CN"/>
+        </w:rPr>
+        <w:t>section Tensor shift中</w:t>
+      </w:r>
+      <w:r>
+        <w:rPr>
+          <w:rFonts w:hint="eastAsia" w:ascii="Times New Roman" w:hAnsi="Times New Roman" w:eastAsia="华文宋体" w:cs="Times New Roman"/>
+        </w:rPr>
+        <w:t>增加了引用</w:t>
+      </w:r>
+      <w:r>
+        <w:rPr>
+          <w:rFonts w:ascii="Times New Roman" w:hAnsi="Times New Roman" w:eastAsia="华文宋体" w:cs="Times New Roman"/>
+        </w:rPr>
+        <w:t>[</w:t>
+      </w:r>
+      <w:r>
+        <w:rPr>
+          <w:rFonts w:hint="eastAsia" w:ascii="Times New Roman" w:hAnsi="Times New Roman" w:eastAsia="华文宋体" w:cs="Times New Roman"/>
+          <w:lang w:val="en-US" w:eastAsia="zh-CN"/>
+        </w:rPr>
+        <w:t>29, Budker 2000</w:t>
+      </w:r>
+      <w:r>
+        <w:rPr>
+          <w:rFonts w:ascii="Times New Roman" w:hAnsi="Times New Roman" w:eastAsia="华文宋体" w:cs="Times New Roman"/>
+        </w:rPr>
+        <w:t>]</w:t>
       </w:r>
       <w:r>
         <w:rPr>

--- a/Comag_Pub/Q&A.docx
+++ b/Comag_Pub/Q&A.docx
@@ -842,6 +842,8 @@
           </m:rPr>
           <w:rPr>
             <w:rFonts w:ascii="DejaVu Math TeX Gyre" w:hAnsi="DejaVu Math TeX Gyre" w:eastAsia="华文宋体" w:cs="Times New Roman Regular"/>
+            <w:b w:val="0"/>
+            <w:i w:val="0"/>
           </w:rPr>
           <m:t>2π×0.1 Hz</m:t>
         </m:r>
@@ -2326,20 +2328,16 @@
         </w:rPr>
         <w:t xml:space="preserve">2a: </w:t>
       </w:r>
-      <w:r>
-        <w:rPr>
-          <w:rFonts w:hint="eastAsia" w:ascii="Times New Roman" w:hAnsi="Times New Roman" w:eastAsia="华文宋体" w:cs="Times New Roman"/>
-        </w:rPr>
-        <w:t>原子器件Review</w:t>
-      </w:r>
-    </w:p>
-    <w:p>
-      <w:pPr>
-        <w:spacing w:after="156" w:afterLines="50"/>
-        <w:rPr>
-          <w:rFonts w:hint="eastAsia" w:ascii="Times New Roman" w:hAnsi="Times New Roman" w:eastAsia="华文宋体" w:cs="Times New Roman"/>
-        </w:rPr>
-      </w:pPr>
+    </w:p>
+    <w:p>
+      <w:pPr>
+        <w:spacing w:after="156" w:afterLines="50"/>
+        <w:rPr>
+          <w:rFonts w:hint="eastAsia" w:ascii="Times New Roman" w:hAnsi="Times New Roman" w:eastAsia="华文宋体" w:cs="Times New Roman"/>
+        </w:rPr>
+      </w:pPr>
+      <w:bookmarkStart w:id="0" w:name="_GoBack"/>
+      <w:bookmarkEnd w:id="0"/>
       <w:r>
         <w:rPr>
           <w:rFonts w:hint="eastAsia" w:ascii="Times New Roman" w:hAnsi="Times New Roman" w:eastAsia="华文宋体" w:cs="Times New Roman"/>
@@ -2625,16 +2623,7 @@
           <w:rFonts w:hint="eastAsia" w:ascii="Times New Roman Regular" w:hAnsi="Times New Roman Regular" w:eastAsia="华文宋体" w:cs="Times New Roman Regular"/>
           <w:lang w:val="en-US" w:eastAsia="zh-CN"/>
         </w:rPr>
-        <w:t>然而实验当前处于装置搭建阶段，在正式数据采集之前，引入具体的灵敏度预测曲线可能不够严谨，而且本文的核心在于展示冷原子共磁力仪的原理与可行性。因此我们暂不将灵敏度分析</w:t>
-      </w:r>
-      <w:bookmarkStart w:id="0" w:name="_GoBack"/>
-      <w:bookmarkEnd w:id="0"/>
-      <w:r>
-        <w:rPr>
-          <w:rFonts w:hint="eastAsia" w:ascii="Times New Roman Regular" w:hAnsi="Times New Roman Regular" w:eastAsia="华文宋体" w:cs="Times New Roman Regular"/>
-          <w:lang w:val="en-US" w:eastAsia="zh-CN"/>
-        </w:rPr>
-        <w:t>放入正文。</w:t>
+        <w:t>然而实验当前处于装置搭建阶段，在正式数据采集之前，引入具体的灵敏度预测曲线可能不够严谨，而且本文的核心在于展示冷原子共磁力仪的原理与可行性。因此我们暂不将灵敏度分析放入正文。</w:t>
       </w:r>
     </w:p>
     <w:p>
